--- a/paper/ieee_conference_paper.docx
+++ b/paper/ieee_conference_paper.docx
@@ -231,7 +231,7 @@
         <w:t xml:space="preserve">—</w:t>
       </w:r>
       <w:r>
-        <w:t xml:space="preserve">Urban traffic management needs forecasts that are accurate at several horizons, honest about their uncertainty and explainable enough to justify an intervention. This paper presents a research prototype for Manhattan that couples a context-gated graph attention and Transformer forecaster for 15-, 30- and 60-minute link-speed prediction with a retrieval-augmented, constraint-checked agentic workflow that drafts simulation-only signal-timing advisories. The forecaster runs on a directed road-link graph built from New York City real-time speed data, fuses weather, 311 and calendar context through an availability-aware gate, is calibrated with split conformal prediction and is explained with grouped Shapley values computed on the trained model. On nearly ten months of public data (1 January to 20 October 2026, 16 usable links) and a 44-day chronological test partition, the proposed model reaches a mean absolute error of 4.77, 5.33 and 6.15 mph at the three horizons, 7 to 16 percent below persistence and below both gradient-boosted baselines, but within 0.06 mph of a GRU and a temporal-only Transformer in a single-seed run. The availability gate helps, while operational weather features worsen accuracy. Conformal intervals reach 0.90 to 0.91 coverage overall but only 0.76 to 0.80 under congestion; a deterministic reliability gate defers 26 percent of forecasts and raises coverage on the rest to 0.93 to 0.95. Retrieval removed fabricated citations (three of three without it, none of nine with it). The SUMO controller comparison was not run because the simulation testbed failed its own baseline test, so no simulated gain is claimed.</w:t>
+        <w:t xml:space="preserve">Urban traffic management needs forecasts that are accurate at several horizons, honest about their uncertainty and explainable. We present a Manhattan prototype that couples a context-gated graph attention and Transformer forecaster for 15-, 30- and 60-minute link-speed prediction with a retrieval-augmented, constraint-checked agentic workflow that drafts simulation-only signal-timing advisories. The forecaster runs on a directed road-link graph of New York City real-time speeds, fuses weather, 311 and calendar context through an availability-aware gate, is calibrated with split conformal prediction and is explained with grouped Shapley values computed on the trained model. On nearly ten months of public data (1 January to 20 October 2026, 16 usable links) and a 44-day chronological test partition, the proposed model reaches a mean absolute error of 4.77, 5.33 and 6.15 mph at the three horizons, 7 to 16 percent below persistence and below both gradient-boosted baselines; over three seeds it is 0.03 to 0.08 mph below a temporal-only Transformer at every horizon and below a GRU at 30 and 60 minutes, while the GRU is better at 15 minutes. The availability gate helps, while operational weather features worsen accuracy. Conformal intervals reach 0.90 to 0.91 coverage overall but only 0.76 to 0.80 under congestion; a deterministic reliability gate defers 26 percent of forecasts and raises coverage on the rest to 0.93 to 0.95. Retrieval removed fabricated citations. The SUMO controller comparison was not run because the simulation testbed failed its own baseline test, so no simulated gain is claimed.</w:t>
       </w:r>
     </w:p>
     <w:p>
@@ -2886,13 +2886,13 @@
         <w:pStyle w:val="BodyText"/>
       </w:pPr>
       <w:r>
-        <w:t xml:space="preserve">To finish inside a fixed compute deadline, every deep model was trained with a recorded budget of 4,096 training windows per epoch, sampled afresh each epoch without replacement from the 50,415 training origins (about 8% of them), with early stopping on the mean validation MAE of a fixed validation subset (patience 5, at most 30 epochs) and one seed (42). The budget is identical for the GRU, the temporal Transformer, the proposed model and its ablations, and is stated here because it bounds how far each model was trained, not because it is a tuned hyper-parameter. Under it the proposed model stopped after 14 epochs (best epoch 8, 2.3 minutes on the GPU, 158,403 parameters), the temporal Transformer after 14 (best 8, 1.8 minutes), the GRU after 17 (best 11, 6.0 minutes, 41,667 parameters) and the no-weather ablation ran the full 30 epochs (best 24). A multi-seed study (seeds 42, 1 and 2 for the proposed model, the GRU and the temporal Transformer) is prepared but had not been run when this version was written (</w:t>
-      </w:r>
-      <w:r>
-        <w:t xml:space="preserve">Table IV</w:t>
-      </w:r>
-      <w:r>
-        <w:t xml:space="preserve">); every forecasting figure reported here is from seed 42 alone.</w:t>
+        <w:t xml:space="preserve">To finish inside a fixed compute deadline, every deep model was trained with a recorded budget of 4,096 training windows per epoch, sampled afresh each epoch without replacement from the 50,415 training origins (about 8% of them), with early stopping on the mean validation MAE of a fixed validation subset (patience 5, at most 30 epochs) and one seed (42). The budget is identical for the GRU, the temporal Transformer, the proposed model and its ablations, and is stated here because it bounds how far each model was trained, not because it is a tuned hyper-parameter. Under it the proposed model stopped after 14 epochs (best epoch 8, 2.3 minutes on the GPU, 158,403 parameters), the temporal Transformer after 14 (best 8, 1.8 minutes), the GRU after 17 (best 11, 6.0 minutes, 41,667 parameters) and the no-weather ablation ran the full 30 epochs (best 24). Figures in this subsection are from the seed-42 runs; the three-seed comparison of the deep models is in </w:t>
+      </w:r>
+      <w:r>
+        <w:t xml:space="preserve">Table III</w:t>
+      </w:r>
+      <w:r>
+        <w:t xml:space="preserve">.</w:t>
       </w:r>
     </w:p>
     <w:p>
@@ -4387,7 +4387,848 @@
         <w:pStyle w:val="BodyText"/>
       </w:pPr>
       <w:r>
-        <w:t xml:space="preserve">The margins between the three deep models are 0.01 to 0.06 mph, which a single seed cannot separate, so this paper does not claim that the proposed architecture forecasts better than a well-trained GRU or temporal Transformer on this sparse 16-link graph; it claims that it is comparably accurate (within 0.06 mph MAE of both at every horizon) while carrying the availability gate and the graph layer that the rest of the workflow uses. On the retrospective track (reanalysis weather plus collisions and permitted events, contextual analysis only) the proposed model reaches 4.67, 5.35 and 6.13 mph (</w:t>
+        <w:t xml:space="preserve">The margins between the three deep models are 0.01 to 0.06 mph, which a single seed cannot separate.</w:t>
+      </w:r>
+    </w:p>
+    <w:p>
+      <w:pPr>
+        <w:pStyle w:val="BodyText"/>
+      </w:pPr>
+      <w:r>
+        <w:rPr>
+          <w:i/>
+          <w:iCs/>
+        </w:rPr>
+        <w:t xml:space="preserve">Seeds:</w:t>
+      </w:r>
+      <w:r>
+        <w:t xml:space="preserve"> The three deep models were therefore retrained with seeds 42, 1 and 2 on the same GPU, data, budget and code (</w:t>
+      </w:r>
+      <w:r>
+        <w:t xml:space="preserve">Table III</w:t>
+      </w:r>
+      <w:r>
+        <w:t xml:space="preserve">; nine runs, each evaluated on one shared valid-target mask). Two checks came first. Re-running seed 42 reproduced the GRU and the temporal Transformer exactly (same stopping epoch and validation MAE to four decimals) but not the proposed model (25 epochs and validation MAE 5.358 against 14 and 5.388): the only difference between the proposed model and the temporal Transformer is the GATv2 layer, whose scatter operations on the GPU are not bit-reproducible, so on this hardware a fixed seed does not fix the proposed model. The same seed trained on a CPU in the development container stopped at a different epoch again (21 epochs, validation MAE 5.356; its predictions are not stored, so it is not part of the comparison). Over three seeds the proposed model has a seed-mean MAE of 4.69, 5.34 and 6.15 mph (standard deviation 0.06, 0.03 and 0.02 across seeds), the GRU 4.67, 5.37 and 6.18 and the temporal Transformer 4.72, 5.38 and 6.23.</w:t>
+      </w:r>
+    </w:p>
+    <w:p>
+      <w:pPr>
+        <w:pStyle w:val="tablehead"/>
+        <w:keepNext/>
+      </w:pPr>
+      <w:r>
+        <w:t xml:space="preserve">Deep Forecasters Over Three Seeds (Test MAE, mph)</w:t>
+      </w:r>
+    </w:p>
+    <w:tbl>
+      <w:tblPr>
+        <w:tblW w:w="243.30pt" w:type="dxa"/>
+        <w:jc w:val="center"/>
+        <w:tblBorders>
+          <w:top w:val="single" w:sz="2" w:space="0" w:color="auto"/>
+          <w:start w:val="single" w:sz="2" w:space="0" w:color="auto"/>
+          <w:bottom w:val="single" w:sz="2" w:space="0" w:color="auto"/>
+          <w:end w:val="single" w:sz="2" w:space="0" w:color="auto"/>
+          <w:insideH w:val="single" w:sz="2" w:space="0" w:color="auto"/>
+          <w:insideV w:val="single" w:sz="2" w:space="0" w:color="auto"/>
+        </w:tblBorders>
+        <w:tblLayout w:type="fixed"/>
+        <w:tblCellMar>
+          <w:start w:w="2pt" w:type="dxa"/>
+          <w:end w:w="2pt" w:type="dxa"/>
+        </w:tblCellMar>
+        <w:tblLook w:firstRow="1" w:lastRow="0" w:firstColumn="0" w:lastColumn="0" w:noHBand="1" w:noVBand="1"/>
+      </w:tblPr>
+      <w:tblGrid>
+        <w:gridCol w:w="1266"/>
+        <w:gridCol w:w="1200"/>
+        <w:gridCol w:w="1200"/>
+        <w:gridCol w:w="1200"/>
+      </w:tblGrid>
+      <w:tr>
+        <w:trPr>
+          <w:cantSplit/>
+          <w:tblHeader/>
+          <w:jc w:val="center"/>
+        </w:trPr>
+        <w:tc>
+          <w:tcPr>
+            <w:tcW w:w="63.30pt" w:type="dxa"/>
+            <w:vAlign w:val="center"/>
+          </w:tcPr>
+          <w:p>
+            <w:pPr>
+              <w:pStyle w:val="tablecolhead"/>
+              <w:keepNext/>
+              <w:jc w:val="center"/>
+            </w:pPr>
+            <w:r>
+              <w:rPr>
+                <w:b/>
+                <w:bCs/>
+                <w:sz w:val="13"/>
+                <w:szCs w:val="13"/>
+              </w:rPr>
+              <w:t xml:space="preserve">Model</w:t>
+            </w:r>
+          </w:p>
+        </w:tc>
+        <w:tc>
+          <w:tcPr>
+            <w:tcW w:w="60.00pt" w:type="dxa"/>
+            <w:vAlign w:val="center"/>
+          </w:tcPr>
+          <w:p>
+            <w:pPr>
+              <w:pStyle w:val="tablecolhead"/>
+              <w:keepNext/>
+              <w:jc w:val="center"/>
+            </w:pPr>
+            <w:r>
+              <w:rPr>
+                <w:b/>
+                <w:bCs/>
+                <w:sz w:val="13"/>
+                <w:szCs w:val="13"/>
+              </w:rPr>
+              <w:t xml:space="preserve">15 min</w:t>
+            </w:r>
+          </w:p>
+        </w:tc>
+        <w:tc>
+          <w:tcPr>
+            <w:tcW w:w="60.00pt" w:type="dxa"/>
+            <w:vAlign w:val="center"/>
+          </w:tcPr>
+          <w:p>
+            <w:pPr>
+              <w:pStyle w:val="tablecolhead"/>
+              <w:keepNext/>
+              <w:jc w:val="center"/>
+            </w:pPr>
+            <w:r>
+              <w:rPr>
+                <w:b/>
+                <w:bCs/>
+                <w:sz w:val="13"/>
+                <w:szCs w:val="13"/>
+              </w:rPr>
+              <w:t xml:space="preserve">30 min</w:t>
+            </w:r>
+          </w:p>
+        </w:tc>
+        <w:tc>
+          <w:tcPr>
+            <w:tcW w:w="60.00pt" w:type="dxa"/>
+            <w:vAlign w:val="center"/>
+          </w:tcPr>
+          <w:p>
+            <w:pPr>
+              <w:pStyle w:val="tablecolhead"/>
+              <w:keepNext/>
+              <w:jc w:val="center"/>
+            </w:pPr>
+            <w:r>
+              <w:rPr>
+                <w:b/>
+                <w:bCs/>
+                <w:sz w:val="13"/>
+                <w:szCs w:val="13"/>
+              </w:rPr>
+              <w:t xml:space="preserve">60 min</w:t>
+            </w:r>
+          </w:p>
+        </w:tc>
+      </w:tr>
+      <w:tr>
+        <w:trPr>
+          <w:cantSplit/>
+          <w:jc w:val="center"/>
+        </w:trPr>
+        <w:tc>
+          <w:tcPr>
+            <w:tcW w:w="63.30pt" w:type="dxa"/>
+            <w:vAlign w:val="center"/>
+          </w:tcPr>
+          <w:p>
+            <w:pPr>
+              <w:pStyle w:val="tablecopy"/>
+              <w:keepNext/>
+              <w:jc w:val="start"/>
+            </w:pPr>
+            <w:r>
+              <w:rPr>
+                <w:sz w:val="13"/>
+                <w:szCs w:val="13"/>
+              </w:rPr>
+              <w:t xml:space="preserve">Proposed (3 seeds)</w:t>
+            </w:r>
+          </w:p>
+        </w:tc>
+        <w:tc>
+          <w:tcPr>
+            <w:tcW w:w="60.00pt" w:type="dxa"/>
+            <w:vAlign w:val="center"/>
+          </w:tcPr>
+          <w:p>
+            <w:pPr>
+              <w:pStyle w:val="tablecopy"/>
+              <w:keepNext/>
+              <w:jc w:val="center"/>
+            </w:pPr>
+            <w:r>
+              <w:rPr>
+                <w:sz w:val="13"/>
+                <w:szCs w:val="13"/>
+              </w:rPr>
+              <w:t xml:space="preserve">4.688 ± 0.063</w:t>
+            </w:r>
+            <w:r>
+              <w:rPr>
+                <w:sz w:val="13"/>
+                <w:szCs w:val="13"/>
+              </w:rPr>
+              <w:br/>
+            </w:r>
+            <w:r>
+              <w:rPr>
+                <w:sz w:val="13"/>
+                <w:szCs w:val="13"/>
+              </w:rPr>
+              <w:t xml:space="preserve">[4.650, 4.760]</w:t>
+            </w:r>
+          </w:p>
+        </w:tc>
+        <w:tc>
+          <w:tcPr>
+            <w:tcW w:w="60.00pt" w:type="dxa"/>
+            <w:vAlign w:val="center"/>
+          </w:tcPr>
+          <w:p>
+            <w:pPr>
+              <w:pStyle w:val="tablecopy"/>
+              <w:keepNext/>
+              <w:jc w:val="center"/>
+            </w:pPr>
+            <w:r>
+              <w:rPr>
+                <w:sz w:val="13"/>
+                <w:szCs w:val="13"/>
+              </w:rPr>
+              <w:t xml:space="preserve">5.339 ± 0.032</w:t>
+            </w:r>
+            <w:r>
+              <w:rPr>
+                <w:sz w:val="13"/>
+                <w:szCs w:val="13"/>
+              </w:rPr>
+              <w:br/>
+            </w:r>
+            <w:r>
+              <w:rPr>
+                <w:sz w:val="13"/>
+                <w:szCs w:val="13"/>
+              </w:rPr>
+              <w:t xml:space="preserve">[5.302, 5.364]</w:t>
+            </w:r>
+          </w:p>
+        </w:tc>
+        <w:tc>
+          <w:tcPr>
+            <w:tcW w:w="60.00pt" w:type="dxa"/>
+            <w:vAlign w:val="center"/>
+          </w:tcPr>
+          <w:p>
+            <w:pPr>
+              <w:pStyle w:val="tablecopy"/>
+              <w:keepNext/>
+              <w:jc w:val="center"/>
+            </w:pPr>
+            <w:r>
+              <w:rPr>
+                <w:sz w:val="13"/>
+                <w:szCs w:val="13"/>
+              </w:rPr>
+              <w:t xml:space="preserve">6.153 ± 0.015</w:t>
+            </w:r>
+            <w:r>
+              <w:rPr>
+                <w:sz w:val="13"/>
+                <w:szCs w:val="13"/>
+              </w:rPr>
+              <w:br/>
+            </w:r>
+            <w:r>
+              <w:rPr>
+                <w:sz w:val="13"/>
+                <w:szCs w:val="13"/>
+              </w:rPr>
+              <w:t xml:space="preserve">[6.139, 6.170]</w:t>
+            </w:r>
+          </w:p>
+        </w:tc>
+      </w:tr>
+      <w:tr>
+        <w:trPr>
+          <w:cantSplit/>
+          <w:jc w:val="center"/>
+        </w:trPr>
+        <w:tc>
+          <w:tcPr>
+            <w:tcW w:w="63.30pt" w:type="dxa"/>
+            <w:vAlign w:val="center"/>
+          </w:tcPr>
+          <w:p>
+            <w:pPr>
+              <w:pStyle w:val="tablecopy"/>
+              <w:keepNext/>
+              <w:jc w:val="start"/>
+            </w:pPr>
+            <w:r>
+              <w:rPr>
+                <w:sz w:val="13"/>
+                <w:szCs w:val="13"/>
+              </w:rPr>
+              <w:t xml:space="preserve">GRU (3 seeds)</w:t>
+            </w:r>
+          </w:p>
+        </w:tc>
+        <w:tc>
+          <w:tcPr>
+            <w:tcW w:w="60.00pt" w:type="dxa"/>
+            <w:vAlign w:val="center"/>
+          </w:tcPr>
+          <w:p>
+            <w:pPr>
+              <w:pStyle w:val="tablecopy"/>
+              <w:keepNext/>
+              <w:jc w:val="center"/>
+            </w:pPr>
+            <w:r>
+              <w:rPr>
+                <w:sz w:val="13"/>
+                <w:szCs w:val="13"/>
+              </w:rPr>
+              <w:t xml:space="preserve">4.666 ± 0.057</w:t>
+            </w:r>
+            <w:r>
+              <w:rPr>
+                <w:sz w:val="13"/>
+                <w:szCs w:val="13"/>
+              </w:rPr>
+              <w:br/>
+            </w:r>
+            <w:r>
+              <w:rPr>
+                <w:sz w:val="13"/>
+                <w:szCs w:val="13"/>
+              </w:rPr>
+              <w:t xml:space="preserve">[4.604, 4.715]</w:t>
+            </w:r>
+          </w:p>
+        </w:tc>
+        <w:tc>
+          <w:tcPr>
+            <w:tcW w:w="60.00pt" w:type="dxa"/>
+            <w:vAlign w:val="center"/>
+          </w:tcPr>
+          <w:p>
+            <w:pPr>
+              <w:pStyle w:val="tablecopy"/>
+              <w:keepNext/>
+              <w:jc w:val="center"/>
+            </w:pPr>
+            <w:r>
+              <w:rPr>
+                <w:sz w:val="13"/>
+                <w:szCs w:val="13"/>
+              </w:rPr>
+              <w:t xml:space="preserve">5.370 ± 0.020</w:t>
+            </w:r>
+            <w:r>
+              <w:rPr>
+                <w:sz w:val="13"/>
+                <w:szCs w:val="13"/>
+              </w:rPr>
+              <w:br/>
+            </w:r>
+            <w:r>
+              <w:rPr>
+                <w:sz w:val="13"/>
+                <w:szCs w:val="13"/>
+              </w:rPr>
+              <w:t xml:space="preserve">[5.349, 5.389]</w:t>
+            </w:r>
+          </w:p>
+        </w:tc>
+        <w:tc>
+          <w:tcPr>
+            <w:tcW w:w="60.00pt" w:type="dxa"/>
+            <w:vAlign w:val="center"/>
+          </w:tcPr>
+          <w:p>
+            <w:pPr>
+              <w:pStyle w:val="tablecopy"/>
+              <w:keepNext/>
+              <w:jc w:val="center"/>
+            </w:pPr>
+            <w:r>
+              <w:rPr>
+                <w:sz w:val="13"/>
+                <w:szCs w:val="13"/>
+              </w:rPr>
+              <w:t xml:space="preserve">6.184 ± 0.010</w:t>
+            </w:r>
+            <w:r>
+              <w:rPr>
+                <w:sz w:val="13"/>
+                <w:szCs w:val="13"/>
+              </w:rPr>
+              <w:br/>
+            </w:r>
+            <w:r>
+              <w:rPr>
+                <w:sz w:val="13"/>
+                <w:szCs w:val="13"/>
+              </w:rPr>
+              <w:t xml:space="preserve">[6.174, 6.194]</w:t>
+            </w:r>
+          </w:p>
+        </w:tc>
+      </w:tr>
+      <w:tr>
+        <w:trPr>
+          <w:cantSplit/>
+          <w:jc w:val="center"/>
+        </w:trPr>
+        <w:tc>
+          <w:tcPr>
+            <w:tcW w:w="63.30pt" w:type="dxa"/>
+            <w:vAlign w:val="center"/>
+          </w:tcPr>
+          <w:p>
+            <w:pPr>
+              <w:pStyle w:val="tablecopy"/>
+              <w:keepNext/>
+              <w:jc w:val="start"/>
+            </w:pPr>
+            <w:r>
+              <w:rPr>
+                <w:sz w:val="13"/>
+                <w:szCs w:val="13"/>
+              </w:rPr>
+              <w:t xml:space="preserve">minus proposed (Δ)</w:t>
+            </w:r>
+          </w:p>
+        </w:tc>
+        <w:tc>
+          <w:tcPr>
+            <w:tcW w:w="60.00pt" w:type="dxa"/>
+            <w:vAlign w:val="center"/>
+          </w:tcPr>
+          <w:p>
+            <w:pPr>
+              <w:pStyle w:val="tablecopy"/>
+              <w:keepNext/>
+              <w:jc w:val="center"/>
+            </w:pPr>
+            <w:r>
+              <w:rPr>
+                <w:sz w:val="13"/>
+                <w:szCs w:val="13"/>
+              </w:rPr>
+              <w:t xml:space="preserve">Δ −0.021</w:t>
+            </w:r>
+            <w:r>
+              <w:rPr>
+                <w:sz w:val="13"/>
+                <w:szCs w:val="13"/>
+              </w:rPr>
+              <w:br/>
+            </w:r>
+            <w:r>
+              <w:rPr>
+                <w:sz w:val="13"/>
+                <w:szCs w:val="13"/>
+              </w:rPr>
+              <w:t xml:space="preserve">[−0.040, −0.004]</w:t>
+            </w:r>
+          </w:p>
+        </w:tc>
+        <w:tc>
+          <w:tcPr>
+            <w:tcW w:w="60.00pt" w:type="dxa"/>
+            <w:vAlign w:val="center"/>
+          </w:tcPr>
+          <w:p>
+            <w:pPr>
+              <w:pStyle w:val="tablecopy"/>
+              <w:keepNext/>
+              <w:jc w:val="center"/>
+            </w:pPr>
+            <w:r>
+              <w:rPr>
+                <w:sz w:val="13"/>
+                <w:szCs w:val="13"/>
+              </w:rPr>
+              <w:t xml:space="preserve">Δ +0.032</w:t>
+            </w:r>
+            <w:r>
+              <w:rPr>
+                <w:sz w:val="13"/>
+                <w:szCs w:val="13"/>
+              </w:rPr>
+              <w:br/>
+            </w:r>
+            <w:r>
+              <w:rPr>
+                <w:sz w:val="13"/>
+                <w:szCs w:val="13"/>
+              </w:rPr>
+              <w:t xml:space="preserve">[+0.010, +0.052]</w:t>
+            </w:r>
+          </w:p>
+        </w:tc>
+        <w:tc>
+          <w:tcPr>
+            <w:tcW w:w="60.00pt" w:type="dxa"/>
+            <w:vAlign w:val="center"/>
+          </w:tcPr>
+          <w:p>
+            <w:pPr>
+              <w:pStyle w:val="tablecopy"/>
+              <w:keepNext/>
+              <w:jc w:val="center"/>
+            </w:pPr>
+            <w:r>
+              <w:rPr>
+                <w:sz w:val="13"/>
+                <w:szCs w:val="13"/>
+              </w:rPr>
+              <w:t xml:space="preserve">Δ +0.031</w:t>
+            </w:r>
+            <w:r>
+              <w:rPr>
+                <w:sz w:val="13"/>
+                <w:szCs w:val="13"/>
+              </w:rPr>
+              <w:br/>
+            </w:r>
+            <w:r>
+              <w:rPr>
+                <w:sz w:val="13"/>
+                <w:szCs w:val="13"/>
+              </w:rPr>
+              <w:t xml:space="preserve">[+0.007, +0.056]</w:t>
+            </w:r>
+          </w:p>
+        </w:tc>
+      </w:tr>
+      <w:tr>
+        <w:trPr>
+          <w:cantSplit/>
+          <w:jc w:val="center"/>
+        </w:trPr>
+        <w:tc>
+          <w:tcPr>
+            <w:tcW w:w="63.30pt" w:type="dxa"/>
+            <w:vAlign w:val="center"/>
+          </w:tcPr>
+          <w:p>
+            <w:pPr>
+              <w:pStyle w:val="tablecopy"/>
+              <w:keepNext/>
+              <w:jc w:val="start"/>
+            </w:pPr>
+            <w:r>
+              <w:rPr>
+                <w:sz w:val="13"/>
+                <w:szCs w:val="13"/>
+              </w:rPr>
+              <w:t xml:space="preserve">Temporal Transf. (3 seeds)</w:t>
+            </w:r>
+          </w:p>
+        </w:tc>
+        <w:tc>
+          <w:tcPr>
+            <w:tcW w:w="60.00pt" w:type="dxa"/>
+            <w:vAlign w:val="center"/>
+          </w:tcPr>
+          <w:p>
+            <w:pPr>
+              <w:pStyle w:val="tablecopy"/>
+              <w:keepNext/>
+              <w:jc w:val="center"/>
+            </w:pPr>
+            <w:r>
+              <w:rPr>
+                <w:sz w:val="13"/>
+                <w:szCs w:val="13"/>
+              </w:rPr>
+              <w:t xml:space="preserve">4.723 ± 0.032</w:t>
+            </w:r>
+            <w:r>
+              <w:rPr>
+                <w:sz w:val="13"/>
+                <w:szCs w:val="13"/>
+              </w:rPr>
+              <w:br/>
+            </w:r>
+            <w:r>
+              <w:rPr>
+                <w:sz w:val="13"/>
+                <w:szCs w:val="13"/>
+              </w:rPr>
+              <w:t xml:space="preserve">[4.687, 4.749]</w:t>
+            </w:r>
+          </w:p>
+        </w:tc>
+        <w:tc>
+          <w:tcPr>
+            <w:tcW w:w="60.00pt" w:type="dxa"/>
+            <w:vAlign w:val="center"/>
+          </w:tcPr>
+          <w:p>
+            <w:pPr>
+              <w:pStyle w:val="tablecopy"/>
+              <w:keepNext/>
+              <w:jc w:val="center"/>
+            </w:pPr>
+            <w:r>
+              <w:rPr>
+                <w:sz w:val="13"/>
+                <w:szCs w:val="13"/>
+              </w:rPr>
+              <w:t xml:space="preserve">5.375 ± 0.033</w:t>
+            </w:r>
+            <w:r>
+              <w:rPr>
+                <w:sz w:val="13"/>
+                <w:szCs w:val="13"/>
+              </w:rPr>
+              <w:br/>
+            </w:r>
+            <w:r>
+              <w:rPr>
+                <w:sz w:val="13"/>
+                <w:szCs w:val="13"/>
+              </w:rPr>
+              <w:t xml:space="preserve">[5.338, 5.398]</w:t>
+            </w:r>
+          </w:p>
+        </w:tc>
+        <w:tc>
+          <w:tcPr>
+            <w:tcW w:w="60.00pt" w:type="dxa"/>
+            <w:vAlign w:val="center"/>
+          </w:tcPr>
+          <w:p>
+            <w:pPr>
+              <w:pStyle w:val="tablecopy"/>
+              <w:keepNext/>
+              <w:jc w:val="center"/>
+            </w:pPr>
+            <w:r>
+              <w:rPr>
+                <w:sz w:val="13"/>
+                <w:szCs w:val="13"/>
+              </w:rPr>
+              <w:t xml:space="preserve">6.233 ± 0.075</w:t>
+            </w:r>
+            <w:r>
+              <w:rPr>
+                <w:sz w:val="13"/>
+                <w:szCs w:val="13"/>
+              </w:rPr>
+              <w:br/>
+            </w:r>
+            <w:r>
+              <w:rPr>
+                <w:sz w:val="13"/>
+                <w:szCs w:val="13"/>
+              </w:rPr>
+              <w:t xml:space="preserve">[6.184, 6.320]</w:t>
+            </w:r>
+          </w:p>
+        </w:tc>
+      </w:tr>
+      <w:tr>
+        <w:trPr>
+          <w:cantSplit/>
+          <w:jc w:val="center"/>
+        </w:trPr>
+        <w:tc>
+          <w:tcPr>
+            <w:tcW w:w="63.30pt" w:type="dxa"/>
+            <w:vAlign w:val="center"/>
+          </w:tcPr>
+          <w:p>
+            <w:pPr>
+              <w:pStyle w:val="tablecopy"/>
+              <w:jc w:val="start"/>
+            </w:pPr>
+            <w:r>
+              <w:rPr>
+                <w:sz w:val="13"/>
+                <w:szCs w:val="13"/>
+              </w:rPr>
+              <w:t xml:space="preserve">minus proposed (Δ)</w:t>
+            </w:r>
+          </w:p>
+        </w:tc>
+        <w:tc>
+          <w:tcPr>
+            <w:tcW w:w="60.00pt" w:type="dxa"/>
+            <w:vAlign w:val="center"/>
+          </w:tcPr>
+          <w:p>
+            <w:pPr>
+              <w:pStyle w:val="tablecopy"/>
+              <w:jc w:val="center"/>
+            </w:pPr>
+            <w:r>
+              <w:rPr>
+                <w:sz w:val="13"/>
+                <w:szCs w:val="13"/>
+              </w:rPr>
+              <w:t xml:space="preserve">Δ +0.035</w:t>
+            </w:r>
+            <w:r>
+              <w:rPr>
+                <w:sz w:val="13"/>
+                <w:szCs w:val="13"/>
+              </w:rPr>
+              <w:br/>
+            </w:r>
+            <w:r>
+              <w:rPr>
+                <w:sz w:val="13"/>
+                <w:szCs w:val="13"/>
+              </w:rPr>
+              <w:t xml:space="preserve">[+0.019, +0.051]</w:t>
+            </w:r>
+          </w:p>
+        </w:tc>
+        <w:tc>
+          <w:tcPr>
+            <w:tcW w:w="60.00pt" w:type="dxa"/>
+            <w:vAlign w:val="center"/>
+          </w:tcPr>
+          <w:p>
+            <w:pPr>
+              <w:pStyle w:val="tablecopy"/>
+              <w:jc w:val="center"/>
+            </w:pPr>
+            <w:r>
+              <w:rPr>
+                <w:sz w:val="13"/>
+                <w:szCs w:val="13"/>
+              </w:rPr>
+              <w:t xml:space="preserve">Δ +0.037</w:t>
+            </w:r>
+            <w:r>
+              <w:rPr>
+                <w:sz w:val="13"/>
+                <w:szCs w:val="13"/>
+              </w:rPr>
+              <w:br/>
+            </w:r>
+            <w:r>
+              <w:rPr>
+                <w:sz w:val="13"/>
+                <w:szCs w:val="13"/>
+              </w:rPr>
+              <w:t xml:space="preserve">[+0.018, +0.054]</w:t>
+            </w:r>
+          </w:p>
+        </w:tc>
+        <w:tc>
+          <w:tcPr>
+            <w:tcW w:w="60.00pt" w:type="dxa"/>
+            <w:vAlign w:val="center"/>
+          </w:tcPr>
+          <w:p>
+            <w:pPr>
+              <w:pStyle w:val="tablecopy"/>
+              <w:jc w:val="center"/>
+            </w:pPr>
+            <w:r>
+              <w:rPr>
+                <w:sz w:val="13"/>
+                <w:szCs w:val="13"/>
+              </w:rPr>
+              <w:t xml:space="preserve">Δ +0.080</w:t>
+            </w:r>
+            <w:r>
+              <w:rPr>
+                <w:sz w:val="13"/>
+                <w:szCs w:val="13"/>
+              </w:rPr>
+              <w:br/>
+            </w:r>
+            <w:r>
+              <w:rPr>
+                <w:sz w:val="13"/>
+                <w:szCs w:val="13"/>
+              </w:rPr>
+              <w:t xml:space="preserve">[+0.054, +0.104]</w:t>
+            </w:r>
+          </w:p>
+        </w:tc>
+      </w:tr>
+    </w:tbl>
+    <w:p>
+      <w:pPr>
+        <w:pStyle w:val="tablecopy"/>
+        <w:spacing w:before="3pt" w:after="8pt"/>
+      </w:pPr>
+      <w:r>
+        <w:rPr>
+          <w:i/>
+          <w:iCs/>
+          <w:sz w:val="14"/>
+          <w:szCs w:val="14"/>
+        </w:rPr>
+        <w:t xml:space="preserve">Note:</w:t>
+      </w:r>
+      <w:r>
+        <w:rPr>
+          <w:sz w:val="14"/>
+          <w:szCs w:val="14"/>
+        </w:rPr>
+        <w:t xml:space="preserve"> Mean ± s.d. [min, max] over seeds 1, 2 and 42 (same GPU, data, budget and code). Δ rows: paired day-block bootstrap of the seed-averaged MAE difference to the proposed model, 95% interval; positive means the proposed model is lower. Test period 2026-09-06 09:00:00 .. 2026-10-20 04:00:00 UTC; </w:t>
+      </w:r>
+      <w:r>
+        <w:rPr>
+          <w:i/>
+          <w:iCs/>
+          <w:sz w:val="14"/>
+          <w:szCs w:val="14"/>
+        </w:rPr>
+        <w:t xml:space="preserve">n</w:t>
+      </w:r>
+      <w:r>
+        <w:rPr>
+          <w:sz w:val="14"/>
+          <w:szCs w:val="14"/>
+        </w:rPr>
+        <w:t xml:space="preserve"> = 144,205 valid 60-min targets.</w:t>
+      </w:r>
+    </w:p>
+    <w:p>
+      <w:pPr>
+        <w:pStyle w:val="BodyText"/>
+      </w:pPr>
+      <w:r>
+        <w:t xml:space="preserve">A paired day-block bootstrap (44 test days) of the seed-averaged MAE difference puts the proposed model below the temporal Transformer at every horizon (by 0.035, 0.037 and 0.080 mph, intervals excluding zero) and below the GRU at 30 and 60 minutes (0.032 and 0.031 mph, intervals [0.010, 0.052] and [0.007, 0.056]), while the GRU is lower at 15 minutes (by 0.021 mph, [0.004, 0.040]). These intervals describe day-to-day variation of the test errors for the seed-averaged models; with three seeds they do not estimate between-seed variance, the per-seed ranges overlap, and one temporal-Transformer seed stopped at epoch 2, which raises that model’s 60-minute mean. The supported reading is therefore narrow: the proposed model is at least as accurate as both deep baselines and has a small, consistent advantage of 0.03–0.08 mph at 30 and 60 minutes, while the GRU is the better 15-minute forecaster; it is not a demonstration that graph attention is decisive on this sparse 16-link network.</w:t>
+      </w:r>
+    </w:p>
+    <w:p>
+      <w:pPr>
+        <w:pStyle w:val="BodyText"/>
+      </w:pPr>
+      <w:r>
+        <w:t xml:space="preserve">On the retrospective track (reanalysis weather plus collisions and permitted events, contextual analysis only) the proposed model reaches 4.67, 5.35 and 6.13 mph (</w:t>
       </w:r>
       <w:r>
         <w:t xml:space="preserve">Table II</w:t>
@@ -4422,7 +5263,7 @@
         <w:t xml:space="preserve"> </w:t>
       </w:r>
       <w:r>
-        <w:t xml:space="preserve">Table III</w:t>
+        <w:t xml:space="preserve">Table IV</w:t>
       </w:r>
       <w:r>
         <w:t xml:space="preserve"> reports the mean MAE over the three horizons and a paired day-block bootstrap (1,000 resamples, the code default, of the 44 test days that contain a valid paired target; 95% percentile interval) of the difference to the proposed model (5.419 mph). Removing the availability gate (plain concatenation) raises MAE by 0.067 mph ([0.048, 0.086]); removing the 311 infrastructure group raises it by 0.014 mph ([0.002, 0.026]); removing the operational weather forecasts </w:t>
@@ -5104,115 +5945,6 @@
     </w:p>
     <w:p>
       <w:pPr>
-        <w:pStyle w:val="tablehead"/>
-        <w:keepNext/>
-      </w:pPr>
-      <w:r>
-        <w:t xml:space="preserve">Multi-Seed Study of the Deep Forecasters (Test MAE, mph)</w:t>
-      </w:r>
-    </w:p>
-    <w:tbl>
-      <w:tblPr>
-        <w:tblW w:w="180.00pt" w:type="dxa"/>
-        <w:jc w:val="center"/>
-        <w:tblBorders>
-          <w:top w:val="single" w:sz="2" w:space="0" w:color="auto"/>
-          <w:start w:val="single" w:sz="2" w:space="0" w:color="auto"/>
-          <w:bottom w:val="single" w:sz="2" w:space="0" w:color="auto"/>
-          <w:end w:val="single" w:sz="2" w:space="0" w:color="auto"/>
-          <w:insideH w:val="single" w:sz="2" w:space="0" w:color="auto"/>
-          <w:insideV w:val="single" w:sz="2" w:space="0" w:color="auto"/>
-        </w:tblBorders>
-        <w:tblLayout w:type="fixed"/>
-        <w:tblCellMar>
-          <w:start w:w="2pt" w:type="dxa"/>
-          <w:end w:w="2pt" w:type="dxa"/>
-        </w:tblCellMar>
-        <w:tblLook w:firstRow="1" w:lastRow="0" w:firstColumn="0" w:lastColumn="0" w:noHBand="1" w:noVBand="1"/>
-      </w:tblPr>
-      <w:tblGrid>
-        <w:gridCol w:w="3600"/>
-      </w:tblGrid>
-      <w:tr>
-        <w:trPr>
-          <w:cantSplit/>
-          <w:tblHeader/>
-          <w:jc w:val="center"/>
-        </w:trPr>
-        <w:tc>
-          <w:tcPr>
-            <w:tcW w:w="180.00pt" w:type="dxa"/>
-            <w:vAlign w:val="center"/>
-          </w:tcPr>
-          <w:p>
-            <w:pPr>
-              <w:pStyle w:val="tablecolhead"/>
-              <w:keepNext/>
-              <w:jc w:val="center"/>
-            </w:pPr>
-            <w:r>
-              <w:rPr>
-                <w:b/>
-                <w:bCs/>
-                <w:sz w:val="16"/>
-                <w:szCs w:val="16"/>
-              </w:rPr>
-              <w:t xml:space="preserve">Status</w:t>
-            </w:r>
-          </w:p>
-        </w:tc>
-      </w:tr>
-      <w:tr>
-        <w:trPr>
-          <w:cantSplit/>
-          <w:jc w:val="center"/>
-        </w:trPr>
-        <w:tc>
-          <w:tcPr>
-            <w:tcW w:w="180.00pt" w:type="dxa"/>
-            <w:vAlign w:val="center"/>
-          </w:tcPr>
-          <w:p>
-            <w:pPr>
-              <w:pStyle w:val="tablecopy"/>
-              <w:keepNext/>
-              <w:jc w:val="start"/>
-            </w:pPr>
-            <w:r>
-              <w:rPr>
-                <w:sz w:val="16"/>
-                <w:szCs w:val="16"/>
-              </w:rPr>
-              <w:t xml:space="preserve">NOT RUN</w:t>
-            </w:r>
-          </w:p>
-        </w:tc>
-      </w:tr>
-    </w:tbl>
-    <w:p>
-      <w:pPr>
-        <w:pStyle w:val="tablecopy"/>
-        <w:spacing w:before="3pt" w:after="8pt"/>
-      </w:pPr>
-      <w:r>
-        <w:rPr>
-          <w:i/>
-          <w:iCs/>
-          <w:sz w:val="14"/>
-          <w:szCs w:val="14"/>
-        </w:rPr>
-        <w:t xml:space="preserve">Note:</w:t>
-      </w:r>
-      <w:r>
-        <w:rPr>
-          <w:sz w:val="14"/>
-          <w:szCs w:val="14"/>
-        </w:rPr>
-        <w:t xml:space="preserve"> Seeds 42, 1 and 2 for the proposed model, the GRU and the temporal Transformer; mean ± sd over seeds and a paired day-block bootstrap of the seed-averaged difference to the proposed model will be reported here once the study has run.</w:t>
-      </w:r>
-    </w:p>
-    <w:p>
-      <w:pPr>
         <w:pStyle w:val="Heading2"/>
       </w:pPr>
       <w:r>
@@ -6071,7 +6803,7 @@
         <w:t xml:space="preserve">Table VII</w:t>
       </w:r>
       <w:r>
-        <w:t xml:space="preserve"> lists all 19 policy-by-case runs (REPLAY mode on test-partition forecast origins). The deterministic gates fired as designed (the three stress cases were run under the full system only, the rainy period under every policy): the stale-data stress case (inputs aged six steps) ended in DEFER_​DATA, the wide-interval stress case (forced 99 mph width) and the observed rainy period, whose intervals of 44–46 mph exceed the 38.1 mph cap, in DEFER_​UNCERTAINTY, and the out-of-scope query in DEFER_​EVIDENCE, each without an LLM call. The model was called 12 times (one attempt each, 892 to 3,604 prompt tokens, 157 to 278 completion tokens, 15 to 126 s per call with the first, cold call slowest) and returned schema-valid JSON every time (</w:t>
+        <w:t xml:space="preserve"> lists all 19 policy-by-case runs (REPLAY mode on test-partition forecast origins). The deterministic gates fired as designed (the three stress cases were run under the full system only, the rainy period under every policy): the stale-data stress case (inputs aged six steps) ended in DEFER_​DATA, the wide-interval stress case (forced 99 mph width) and the observed rainy period, whose intervals of 44–46 mph exceed the 38.1 mph cap, in DEFER_​UNCERTAINTY, and the out-of-scope query in DEFER_​EVIDENCE, each without an LLM call. The model was called 12 times per pass, and the stage was run twice (2026-10-20 and, after the simulation-gate correction, 2026-10-21): 24 calls, one attempt each, 892 to 3,619 prompt tokens, 157 to 321 completion tokens and 15 to 126 s per call (the first, cold call slowest; 18 to 52 s in the second pass), all returning schema-valid JSON and all recommending monitoring only (</w:t>
       </w:r>
       <w:r>
         <w:rPr>
@@ -6082,7 +6814,7 @@
         <w:t xml:space="preserve">reports/​experiments/​llm_​calls.csv</w:t>
       </w:r>
       <w:r>
-        <w:t xml:space="preserve">).</w:t>
+        <w:t xml:space="preserve">). Both passes reached the same 19 decisions.</w:t>
       </w:r>
     </w:p>
     <w:p>
@@ -8568,7 +9300,7 @@
         <w:pStyle w:val="BodyText"/>
       </w:pPr>
       <w:r>
-        <w:t xml:space="preserve">Without retrieval the model cited an evidence id that does not exist in all three cases (for example </w:t>
+        <w:t xml:space="preserve">Without retrieval the model cited an evidence id that does not exist in all three cases of each pass (for example </w:t>
       </w:r>
       <w:r>
         <w:rPr>
@@ -8579,7 +9311,7 @@
         <w:t xml:space="preserve">EVIDENCE_​123456</w:t>
       </w:r>
       <w:r>
-        <w:t xml:space="preserve">), and the citation check rejected all three; with retrieval, no invalid citation occurred in nine calls. On the routine rush-hour case (FDR S Catherine Slip–Brooklyn Bridge, a link without a reviewed DOT-to-SUMO mapping) the constraint layer rejected the candidate under every policy that keeps it, while the RAG-without-constraints policy passed the same candidate to human review. On the two cases on the mapped West Street link the model recommended monitoring only, which passes all 13 checks (pedestrian protection NOT_​EVALUATED) and ends in PENDING_​HUMAN_​REVIEW; because no signal change was proposed, the simulation gate was never invoked by a real advisory and the SIMULATION_​PASSED path remains exercised only by the software tests. End-to-end latency is 19 to 30 s per advisory after the first call.</w:t>
+        <w:t xml:space="preserve">), and the citation check rejected every one; with retrieval, no invalid citation occurred in nine calls per pass. On the routine rush-hour case (FDR S Catherine Slip–Brooklyn Bridge, a link without a reviewed DOT-to-SUMO mapping) the constraint layer rejected the candidate under every policy that keeps it, while the RAG-without-constraints policy passed the same candidate to human review. On the two cases on the mapped West Street link the model recommended monitoring only, which passes all 13 checks (pedestrian protection NOT_​EVALUATED) and ends in PENDING_​HUMAN_​REVIEW; because no signal change was proposed, the simulation gate was never invoked by a real advisory and the SIMULATION_​PASSED path remains exercised only by the software tests. End-to-end latency is 19 to 30 s per advisory after the first call.</w:t>
       </w:r>
     </w:p>
     <w:p>
@@ -12318,7 +13050,7 @@
         <w:t xml:space="preserve">Forecasting:</w:t>
       </w:r>
       <w:r>
-        <w:t xml:space="preserve"> The accuracy gain of the proposed model over persistence (7–16% MAE) is real and consistent across horizons, its margin over the tree baselines is consistent in sign (0.05–0.25 mph) though at 15 min no larger than the GRU margin, and its margin over the GRU and the temporal-only Transformer is within what a single seed can resolve. Two measured facts explain why the spatial layer adds little here: the graph is sparse (16 nodes with usable data, most of them limited-access highway segments whose monitored neighbours are kilometres away) and the explanations attribute 0.52 mph of mean absolute effect to neighbour traffic against 8.22 mph to the link’s own last half hour. The neighbour-removal analysis shows the layer is not inert (prediction changes of 0.7–1.3 mph on four of the five connected links, none on the fifth) but also that removing edges sometimes lowers the error, so on this network message passing is a modest and mixed contribution. The availability gate is the component the ablations do support: removing it costs 0.067 mph with an interval that excludes zero.</w:t>
+        <w:t xml:space="preserve"> The accuracy gain of the proposed model over persistence (7–16% MAE) is real and consistent across horizons, and its margin over the tree baselines is consistent in sign (0.05–0.25 mph) though at 15 min no larger than the GRU margin. Over three seeds its margin over the temporal-only Transformer (0.04–0.08 mph) and over the GRU at 30 and 60 minutes (0.03 mph) is consistent across test days, while the GRU is better at 15 minutes; these are small effects from three seeds, not a decisive architectural advantage. Two measured facts explain why the spatial layer adds little here: the graph is sparse (16 nodes with usable data, most of them limited-access highway segments whose monitored neighbours are kilometres away) and the explanations attribute 0.52 mph of mean absolute effect to neighbour traffic against 8.22 mph to the link’s own last half hour. The neighbour-removal analysis shows the layer is not inert (prediction changes of 0.7–1.3 mph on four of the five connected links, none on the fifth) but also that removing edges sometimes lowers the error, so on this network message passing is a modest and mixed contribution. The availability gate is the component the ablations do support: removing it costs 0.067 mph with an interval that excludes zero.</w:t>
       </w:r>
     </w:p>
     <w:p>
@@ -12431,7 +13163,13 @@
         <w:t xml:space="preserve">Modelling and evaluation:</w:t>
       </w:r>
       <w:r>
-        <w:t xml:space="preserve"> All deep models were trained under a recorded budget of 4,096 windows per epoch with early stopping, one seed and one chronological split; the only variance estimate is a day-block bootstrap on paired differences, and the proposed model’s margin over the GRU and temporal Transformer is inside what seeds could change. The multi-seed study that would measure this is not yet run. Split conformal intervals carry a marginal guarantee under exchangeability, which traffic series violate; the measured coverage under congestion is 0.76–0.80. Explanations describe the trained model, with a background drawn from the training partition; neighbour sensitivity perturbs the graph in ways the model never saw during training, and only incoming edges can change a link’s own prediction.</w:t>
+        <w:t xml:space="preserve"> All deep models were trained under a recorded budget of 4,096 windows per epoch with early stopping and one chronological split. The three deep models were compared over only three seeds (</w:t>
+      </w:r>
+      <w:r>
+        <w:t xml:space="preserve">Table III</w:t>
+      </w:r>
+      <w:r>
+        <w:t xml:space="preserve">); the day-block bootstrap describes test-day variation of the seed-averaged errors and does not estimate between-seed variance, and the per-seed ranges overlap. On the GPU the proposed model is not bit-reproducible at a fixed seed (GATv2 scatter operations), whereas the GRU and temporal Transformer are; a reported proposed-model run can therefore be re-trained but not re-created exactly. Split conformal intervals carry a marginal guarantee under exchangeability, which traffic series violate; the measured coverage under congestion is 0.76–0.80. Explanations describe the trained model, with a background drawn from the training partition; neighbour sensitivity perturbs the graph in ways the model never saw during training, and only incoming edges can change a link’s own prediction.</w:t>
       </w:r>
     </w:p>
     <w:p>
@@ -12514,7 +13252,7 @@
         <w:pStyle w:val="BodyText"/>
       </w:pPr>
       <w:r>
-        <w:t xml:space="preserve">We presented a complete, reproducible prototype that joins multi-horizon graph-Transformer forecasting, conformal calibration, model-faithful explanations, allow-listed retrieval, a locally hosted language model constrained by deterministic checks, and matched-seed simulation into one auditable advisory workflow on public New York City data, and we ran it end to end on nearly ten months of real DOT speeds. The measured outcome is mixed and reported as such: the proposed forecaster beats persistence by 7–16% MAE and the tree baselines at every horizon, but not the GRU or temporal Transformer by a margin a single seed can establish; the availability gate helps and the operational weather features hurt; conformal intervals hold their marginal coverage but under-cover congestion; retrieval removes fabricated citations and the constraint layer, not the model, decides admissibility; no advisory reached the simulation gate because the model chose monitoring on the mapped corridor; and no controller comparison is established, because an audit of the simulation testbed found that the first comparison let SUMO divert half of the corridor traffic and that, once corrected, the modelled corridor cannot serve the observed West Street volume within its baseline test, with generated or Webster re-timed signal programs.</w:t>
+        <w:t xml:space="preserve">We presented a complete, reproducible prototype that joins multi-horizon graph-Transformer forecasting, conformal calibration, model-faithful explanations, allow-listed retrieval, a locally hosted language model constrained by deterministic checks, and matched-seed simulation into one auditable advisory workflow on public New York City data, and we ran it end to end on nearly ten months of real DOT speeds. The measured outcome is mixed and reported as such: the proposed forecaster beats persistence by 7–16% MAE and the tree baselines at every horizon, and over three seeds it is 0.03–0.08 mph below the temporal Transformer at every horizon and the GRU at 30 and 60 minutes, with the GRU better at 15 minutes, a small advantage rather than a decisive one; the availability gate helps and the operational weather features hurt; conformal intervals hold their marginal coverage but under-cover congestion; retrieval removes fabricated citations and the constraint layer, not the model, decides admissibility; no advisory reached the simulation gate because the model chose monitoring on the mapped corridor; and no controller comparison is established, because an audit of the simulation testbed found that the first comparison let SUMO divert half of the corridor traffic and that, once corrected, the modelled corridor cannot serve the observed West Street volume within its baseline test, with generated or Webster re-timed signal programs.</w:t>
       </w:r>
     </w:p>
     <w:p>
@@ -12522,7 +13260,7 @@
         <w:pStyle w:val="BodyText"/>
       </w:pPr>
       <w:r>
-        <w:t xml:space="preserve">Future work, in the order the evidence suggests, is multi-seed training without the compute budget, congestion-conditional calibration, a denser sensor network on which the spatial layer can matter, calibrating the simulation testbed’s signal splits and progression to the observed 10.95 mph PM-peak speed (or obtaining NYC DOT timing plans), pedestrian modelling, and an externally reviewed retrieval benchmark.</w:t>
+        <w:t xml:space="preserve">Future work, in the order the evidence suggests, is training with more seeds and without the compute budget, congestion-conditional calibration, a denser sensor network on which the spatial layer can matter, calibrating the simulation testbed’s signal splits and progression to the observed 10.95 mph PM-peak speed (or obtaining NYC DOT timing plans), pedestrian modelling, and an externally reviewed retrieval benchmark.</w:t>
       </w:r>
     </w:p>
     <w:p>

--- a/paper/ieee_conference_paper.docx
+++ b/paper/ieee_conference_paper.docx
@@ -12987,6 +12987,1112 @@
       </w:r>
       <w:r>
         <w:t xml:space="preserve"> also show West Street from Battery Place to West 57th Street re-timed for 25 mph signal progression in 2014 and 2019, whereas the testbed’s programs are uncoordinated. The controller comparison therefore remains NOT RUN; the observed speed is now an explicit calibration target for signal splits and progression, or for NYC DOT timing plans if they can be obtained.</w:t>
+      </w:r>
+    </w:p>
+    <w:p>
+      <w:pPr>
+        <w:pStyle w:val="BodyText"/>
+      </w:pPr>
+      <w:r>
+        <w:rPr>
+          <w:i/>
+          <w:iCs/>
+        </w:rPr>
+        <w:t xml:space="preserve">Signal-split calibration (protocol v5).</w:t>
+      </w:r>
+      <w:r>
+        <w:t xml:space="preserve"> We therefore fixed, before running anything, a calibration protocol for the one testbed input that is a declared assumption rather than an observation: the signal programs. Starting from the Webster plan for the 2025 counts without side-street demand, the corridor green of every corridor signal is scaled by a factor from a fixed grid (1.0 to 2.5), other greens are shortened down to 7 s, cycles are kept at or below 120 s and corridor greens at or below 90 s, and phase states are unchanged; each factor is run under the fixed-time baseline on the three development seeds, and among the factors that pass the unchanged admissibility rule on every seed the one whose seed-mean space-mean speed on the mapped link is closest to the observed 10.95 mph is selected if it lies within 1.5 mph. The workstation ran this protocol on 23 October 2026 (</w:t>
+      </w:r>
+      <w:r>
+        <w:t xml:space="preserve">Table X</w:t>
+      </w:r>
+      <w:r>
+        <w:t xml:space="preserve">; </w:t>
+      </w:r>
+      <w:r>
+        <w:rPr>
+          <w:rFonts w:ascii="Courier New" w:hAnsi="Courier New" w:cs="Courier New"/>
+          <w:sz w:val="18"/>
+          <w:szCs w:val="18"/>
+        </w:rPr>
+        <w:t xml:space="preserve">split_​calibration_​v5_​counts2025_​calibrated_​splits.json</w:t>
+      </w:r>
+      <w:r>
+        <w:t xml:space="preserve">). Widening the corridor green raises the simulated speed monotonically, from 5.82 mph at factor 1.0 (which reproduces the earlier 5.79–5.85 mph audit) to 8.10 mph at 2.5, and clears the unfinished trips: factors 2.0 and 2.5 are admissible (1/0/28 and 0/0/0 unfinished of 5,368, no teleports), the smaller ones are not. The closest admissible factor is still 2.85 mph below the target, beyond the tolerance, so no program is selected and the controller comparison, the agent re-run on a calibrated testbed and the dependent exports were not run. Speed was still rising at the largest factor in the grid, and one signal had reached the green and cycle caps from factor 1.4 on, so the preregistered range ends below the target; extending it would be a new protocol, decided before running, not a relaxation of this one. One provenance deviation is recorded: the workstation’s OpenStreetMap extract had been fetched with a different bounding box, so the configured area was re-fetched from the OSM API on 23 October; the rebuilt corridor is structurally identical to the audited one (82 edges, the same edge lists, entries, exits and 22 signals) but its content hash differs, and all v5 runs use the re-fetched network.</w:t>
+      </w:r>
+    </w:p>
+    <w:p>
+      <w:pPr>
+        <w:pStyle w:val="tablehead"/>
+        <w:keepNext/>
+      </w:pPr>
+      <w:r>
+        <w:t xml:space="preserve">Signal-Split Calibration, Protocol v5 (SIMULATION)</w:t>
+      </w:r>
+    </w:p>
+    <w:tbl>
+      <w:tblPr>
+        <w:tblW w:w="243.30pt" w:type="dxa"/>
+        <w:jc w:val="center"/>
+        <w:tblBorders>
+          <w:top w:val="single" w:sz="2" w:space="0" w:color="auto"/>
+          <w:start w:val="single" w:sz="2" w:space="0" w:color="auto"/>
+          <w:bottom w:val="single" w:sz="2" w:space="0" w:color="auto"/>
+          <w:end w:val="single" w:sz="2" w:space="0" w:color="auto"/>
+          <w:insideH w:val="single" w:sz="2" w:space="0" w:color="auto"/>
+          <w:insideV w:val="single" w:sz="2" w:space="0" w:color="auto"/>
+        </w:tblBorders>
+        <w:tblLayout w:type="fixed"/>
+        <w:tblCellMar>
+          <w:start w:w="2pt" w:type="dxa"/>
+          <w:end w:w="2pt" w:type="dxa"/>
+        </w:tblCellMar>
+        <w:tblLook w:firstRow="1" w:lastRow="0" w:firstColumn="0" w:lastColumn="0" w:noHBand="1" w:noVBand="1"/>
+      </w:tblPr>
+      <w:tblGrid>
+        <w:gridCol w:w="680"/>
+        <w:gridCol w:w="720"/>
+        <w:gridCol w:w="720"/>
+        <w:gridCol w:w="1200"/>
+        <w:gridCol w:w="760"/>
+        <w:gridCol w:w="786"/>
+      </w:tblGrid>
+      <w:tr>
+        <w:trPr>
+          <w:cantSplit/>
+          <w:tblHeader/>
+          <w:jc w:val="center"/>
+        </w:trPr>
+        <w:tc>
+          <w:tcPr>
+            <w:tcW w:w="34.00pt" w:type="dxa"/>
+            <w:vAlign w:val="center"/>
+          </w:tcPr>
+          <w:p>
+            <w:pPr>
+              <w:pStyle w:val="tablecolhead"/>
+              <w:keepNext/>
+              <w:jc w:val="center"/>
+            </w:pPr>
+            <w:r>
+              <w:rPr>
+                <w:b/>
+                <w:bCs/>
+                <w:sz w:val="13"/>
+                <w:szCs w:val="13"/>
+              </w:rPr>
+              <w:t xml:space="preserve">Green factor</w:t>
+            </w:r>
+          </w:p>
+        </w:tc>
+        <w:tc>
+          <w:tcPr>
+            <w:tcW w:w="36.00pt" w:type="dxa"/>
+            <w:vAlign w:val="center"/>
+          </w:tcPr>
+          <w:p>
+            <w:pPr>
+              <w:pStyle w:val="tablecolhead"/>
+              <w:keepNext/>
+              <w:jc w:val="center"/>
+            </w:pPr>
+            <w:r>
+              <w:rPr>
+                <w:b/>
+                <w:bCs/>
+                <w:sz w:val="13"/>
+                <w:szCs w:val="13"/>
+              </w:rPr>
+              <w:t xml:space="preserve">Speed (mph)</w:t>
+            </w:r>
+          </w:p>
+        </w:tc>
+        <w:tc>
+          <w:tcPr>
+            <w:tcW w:w="36.00pt" w:type="dxa"/>
+            <w:vAlign w:val="center"/>
+          </w:tcPr>
+          <w:p>
+            <w:pPr>
+              <w:pStyle w:val="tablecolhead"/>
+              <w:keepNext/>
+              <w:jc w:val="center"/>
+            </w:pPr>
+            <w:r>
+              <w:rPr>
+                <w:b/>
+                <w:bCs/>
+                <w:sz w:val="13"/>
+                <w:szCs w:val="13"/>
+              </w:rPr>
+              <w:t xml:space="preserve">Gap (mph)</w:t>
+            </w:r>
+          </w:p>
+        </w:tc>
+        <w:tc>
+          <w:tcPr>
+            <w:tcW w:w="60.00pt" w:type="dxa"/>
+            <w:vAlign w:val="center"/>
+          </w:tcPr>
+          <w:p>
+            <w:pPr>
+              <w:pStyle w:val="tablecolhead"/>
+              <w:keepNext/>
+              <w:jc w:val="center"/>
+            </w:pPr>
+            <w:r>
+              <w:rPr>
+                <w:b/>
+                <w:bCs/>
+                <w:sz w:val="13"/>
+                <w:szCs w:val="13"/>
+              </w:rPr>
+              <w:t xml:space="preserve">Unfinished per seed</w:t>
+            </w:r>
+          </w:p>
+        </w:tc>
+        <w:tc>
+          <w:tcPr>
+            <w:tcW w:w="38.00pt" w:type="dxa"/>
+            <w:vAlign w:val="center"/>
+          </w:tcPr>
+          <w:p>
+            <w:pPr>
+              <w:pStyle w:val="tablecolhead"/>
+              <w:keepNext/>
+              <w:jc w:val="center"/>
+            </w:pPr>
+            <w:r>
+              <w:rPr>
+                <w:b/>
+                <w:bCs/>
+                <w:sz w:val="13"/>
+                <w:szCs w:val="13"/>
+              </w:rPr>
+              <w:t xml:space="preserve">Max cycle (s)</w:t>
+            </w:r>
+          </w:p>
+        </w:tc>
+        <w:tc>
+          <w:tcPr>
+            <w:tcW w:w="39.30pt" w:type="dxa"/>
+            <w:vAlign w:val="center"/>
+          </w:tcPr>
+          <w:p>
+            <w:pPr>
+              <w:pStyle w:val="tablecolhead"/>
+              <w:keepNext/>
+              <w:jc w:val="center"/>
+            </w:pPr>
+            <w:r>
+              <w:rPr>
+                <w:b/>
+                <w:bCs/>
+                <w:sz w:val="13"/>
+                <w:szCs w:val="13"/>
+              </w:rPr>
+              <w:t xml:space="preserve">Admissible</w:t>
+            </w:r>
+          </w:p>
+        </w:tc>
+      </w:tr>
+      <w:tr>
+        <w:trPr>
+          <w:cantSplit/>
+          <w:jc w:val="center"/>
+        </w:trPr>
+        <w:tc>
+          <w:tcPr>
+            <w:tcW w:w="34.00pt" w:type="dxa"/>
+            <w:vAlign w:val="center"/>
+          </w:tcPr>
+          <w:p>
+            <w:pPr>
+              <w:pStyle w:val="tablecopy"/>
+              <w:keepNext/>
+              <w:jc w:val="center"/>
+            </w:pPr>
+            <w:r>
+              <w:rPr>
+                <w:sz w:val="13"/>
+                <w:szCs w:val="13"/>
+              </w:rPr>
+              <w:t xml:space="preserve">1.0</w:t>
+            </w:r>
+          </w:p>
+        </w:tc>
+        <w:tc>
+          <w:tcPr>
+            <w:tcW w:w="36.00pt" w:type="dxa"/>
+            <w:vAlign w:val="center"/>
+          </w:tcPr>
+          <w:p>
+            <w:pPr>
+              <w:pStyle w:val="tablecopy"/>
+              <w:keepNext/>
+              <w:jc w:val="end"/>
+            </w:pPr>
+            <w:r>
+              <w:rPr>
+                <w:sz w:val="13"/>
+                <w:szCs w:val="13"/>
+              </w:rPr>
+              <w:t xml:space="preserve">5.82</w:t>
+            </w:r>
+          </w:p>
+        </w:tc>
+        <w:tc>
+          <w:tcPr>
+            <w:tcW w:w="36.00pt" w:type="dxa"/>
+            <w:vAlign w:val="center"/>
+          </w:tcPr>
+          <w:p>
+            <w:pPr>
+              <w:pStyle w:val="tablecopy"/>
+              <w:keepNext/>
+              <w:jc w:val="end"/>
+            </w:pPr>
+            <w:r>
+              <w:rPr>
+                <w:sz w:val="13"/>
+                <w:szCs w:val="13"/>
+              </w:rPr>
+              <w:t xml:space="preserve">−5.13</w:t>
+            </w:r>
+          </w:p>
+        </w:tc>
+        <w:tc>
+          <w:tcPr>
+            <w:tcW w:w="60.00pt" w:type="dxa"/>
+            <w:vAlign w:val="center"/>
+          </w:tcPr>
+          <w:p>
+            <w:pPr>
+              <w:pStyle w:val="tablecopy"/>
+              <w:keepNext/>
+              <w:jc w:val="center"/>
+            </w:pPr>
+            <w:r>
+              <w:rPr>
+                <w:sz w:val="13"/>
+                <w:szCs w:val="13"/>
+              </w:rPr>
+              <w:t xml:space="preserve">568 / 531 / 523</w:t>
+            </w:r>
+          </w:p>
+        </w:tc>
+        <w:tc>
+          <w:tcPr>
+            <w:tcW w:w="38.00pt" w:type="dxa"/>
+            <w:vAlign w:val="center"/>
+          </w:tcPr>
+          <w:p>
+            <w:pPr>
+              <w:pStyle w:val="tablecopy"/>
+              <w:keepNext/>
+              <w:jc w:val="end"/>
+            </w:pPr>
+            <w:r>
+              <w:rPr>
+                <w:sz w:val="13"/>
+                <w:szCs w:val="13"/>
+              </w:rPr>
+              <w:t xml:space="preserve">102</w:t>
+            </w:r>
+          </w:p>
+        </w:tc>
+        <w:tc>
+          <w:tcPr>
+            <w:tcW w:w="39.30pt" w:type="dxa"/>
+            <w:vAlign w:val="center"/>
+          </w:tcPr>
+          <w:p>
+            <w:pPr>
+              <w:pStyle w:val="tablecopy"/>
+              <w:keepNext/>
+              <w:jc w:val="center"/>
+            </w:pPr>
+            <w:r>
+              <w:rPr>
+                <w:sz w:val="13"/>
+                <w:szCs w:val="13"/>
+              </w:rPr>
+              <w:t xml:space="preserve">no</w:t>
+            </w:r>
+          </w:p>
+        </w:tc>
+      </w:tr>
+      <w:tr>
+        <w:trPr>
+          <w:cantSplit/>
+          <w:jc w:val="center"/>
+        </w:trPr>
+        <w:tc>
+          <w:tcPr>
+            <w:tcW w:w="34.00pt" w:type="dxa"/>
+            <w:vAlign w:val="center"/>
+          </w:tcPr>
+          <w:p>
+            <w:pPr>
+              <w:pStyle w:val="tablecopy"/>
+              <w:keepNext/>
+              <w:jc w:val="center"/>
+            </w:pPr>
+            <w:r>
+              <w:rPr>
+                <w:sz w:val="13"/>
+                <w:szCs w:val="13"/>
+              </w:rPr>
+              <w:t xml:space="preserve">1.2</w:t>
+            </w:r>
+          </w:p>
+        </w:tc>
+        <w:tc>
+          <w:tcPr>
+            <w:tcW w:w="36.00pt" w:type="dxa"/>
+            <w:vAlign w:val="center"/>
+          </w:tcPr>
+          <w:p>
+            <w:pPr>
+              <w:pStyle w:val="tablecopy"/>
+              <w:keepNext/>
+              <w:jc w:val="end"/>
+            </w:pPr>
+            <w:r>
+              <w:rPr>
+                <w:sz w:val="13"/>
+                <w:szCs w:val="13"/>
+              </w:rPr>
+              <w:t xml:space="preserve">6.16</w:t>
+            </w:r>
+          </w:p>
+        </w:tc>
+        <w:tc>
+          <w:tcPr>
+            <w:tcW w:w="36.00pt" w:type="dxa"/>
+            <w:vAlign w:val="center"/>
+          </w:tcPr>
+          <w:p>
+            <w:pPr>
+              <w:pStyle w:val="tablecopy"/>
+              <w:keepNext/>
+              <w:jc w:val="end"/>
+            </w:pPr>
+            <w:r>
+              <w:rPr>
+                <w:sz w:val="13"/>
+                <w:szCs w:val="13"/>
+              </w:rPr>
+              <w:t xml:space="preserve">−4.79</w:t>
+            </w:r>
+          </w:p>
+        </w:tc>
+        <w:tc>
+          <w:tcPr>
+            <w:tcW w:w="60.00pt" w:type="dxa"/>
+            <w:vAlign w:val="center"/>
+          </w:tcPr>
+          <w:p>
+            <w:pPr>
+              <w:pStyle w:val="tablecopy"/>
+              <w:keepNext/>
+              <w:jc w:val="center"/>
+            </w:pPr>
+            <w:r>
+              <w:rPr>
+                <w:sz w:val="13"/>
+                <w:szCs w:val="13"/>
+              </w:rPr>
+              <w:t xml:space="preserve">383 / 382 / 406</w:t>
+            </w:r>
+          </w:p>
+        </w:tc>
+        <w:tc>
+          <w:tcPr>
+            <w:tcW w:w="38.00pt" w:type="dxa"/>
+            <w:vAlign w:val="center"/>
+          </w:tcPr>
+          <w:p>
+            <w:pPr>
+              <w:pStyle w:val="tablecopy"/>
+              <w:keepNext/>
+              <w:jc w:val="end"/>
+            </w:pPr>
+            <w:r>
+              <w:rPr>
+                <w:sz w:val="13"/>
+                <w:szCs w:val="13"/>
+              </w:rPr>
+              <w:t xml:space="preserve">117</w:t>
+            </w:r>
+          </w:p>
+        </w:tc>
+        <w:tc>
+          <w:tcPr>
+            <w:tcW w:w="39.30pt" w:type="dxa"/>
+            <w:vAlign w:val="center"/>
+          </w:tcPr>
+          <w:p>
+            <w:pPr>
+              <w:pStyle w:val="tablecopy"/>
+              <w:keepNext/>
+              <w:jc w:val="center"/>
+            </w:pPr>
+            <w:r>
+              <w:rPr>
+                <w:sz w:val="13"/>
+                <w:szCs w:val="13"/>
+              </w:rPr>
+              <w:t xml:space="preserve">no</w:t>
+            </w:r>
+          </w:p>
+        </w:tc>
+      </w:tr>
+      <w:tr>
+        <w:trPr>
+          <w:cantSplit/>
+          <w:jc w:val="center"/>
+        </w:trPr>
+        <w:tc>
+          <w:tcPr>
+            <w:tcW w:w="34.00pt" w:type="dxa"/>
+            <w:vAlign w:val="center"/>
+          </w:tcPr>
+          <w:p>
+            <w:pPr>
+              <w:pStyle w:val="tablecopy"/>
+              <w:keepNext/>
+              <w:jc w:val="center"/>
+            </w:pPr>
+            <w:r>
+              <w:rPr>
+                <w:sz w:val="13"/>
+                <w:szCs w:val="13"/>
+              </w:rPr>
+              <w:t xml:space="preserve">1.4</w:t>
+            </w:r>
+          </w:p>
+        </w:tc>
+        <w:tc>
+          <w:tcPr>
+            <w:tcW w:w="36.00pt" w:type="dxa"/>
+            <w:vAlign w:val="center"/>
+          </w:tcPr>
+          <w:p>
+            <w:pPr>
+              <w:pStyle w:val="tablecopy"/>
+              <w:keepNext/>
+              <w:jc w:val="end"/>
+            </w:pPr>
+            <w:r>
+              <w:rPr>
+                <w:sz w:val="13"/>
+                <w:szCs w:val="13"/>
+              </w:rPr>
+              <w:t xml:space="preserve">6.52</w:t>
+            </w:r>
+          </w:p>
+        </w:tc>
+        <w:tc>
+          <w:tcPr>
+            <w:tcW w:w="36.00pt" w:type="dxa"/>
+            <w:vAlign w:val="center"/>
+          </w:tcPr>
+          <w:p>
+            <w:pPr>
+              <w:pStyle w:val="tablecopy"/>
+              <w:keepNext/>
+              <w:jc w:val="end"/>
+            </w:pPr>
+            <w:r>
+              <w:rPr>
+                <w:sz w:val="13"/>
+                <w:szCs w:val="13"/>
+              </w:rPr>
+              <w:t xml:space="preserve">−4.43</w:t>
+            </w:r>
+          </w:p>
+        </w:tc>
+        <w:tc>
+          <w:tcPr>
+            <w:tcW w:w="60.00pt" w:type="dxa"/>
+            <w:vAlign w:val="center"/>
+          </w:tcPr>
+          <w:p>
+            <w:pPr>
+              <w:pStyle w:val="tablecopy"/>
+              <w:keepNext/>
+              <w:jc w:val="center"/>
+            </w:pPr>
+            <w:r>
+              <w:rPr>
+                <w:sz w:val="13"/>
+                <w:szCs w:val="13"/>
+              </w:rPr>
+              <w:t xml:space="preserve">276 / 274 / 302</w:t>
+            </w:r>
+          </w:p>
+        </w:tc>
+        <w:tc>
+          <w:tcPr>
+            <w:tcW w:w="38.00pt" w:type="dxa"/>
+            <w:vAlign w:val="center"/>
+          </w:tcPr>
+          <w:p>
+            <w:pPr>
+              <w:pStyle w:val="tablecopy"/>
+              <w:keepNext/>
+              <w:jc w:val="end"/>
+            </w:pPr>
+            <w:r>
+              <w:rPr>
+                <w:sz w:val="13"/>
+                <w:szCs w:val="13"/>
+              </w:rPr>
+              <w:t xml:space="preserve">119</w:t>
+            </w:r>
+          </w:p>
+        </w:tc>
+        <w:tc>
+          <w:tcPr>
+            <w:tcW w:w="39.30pt" w:type="dxa"/>
+            <w:vAlign w:val="center"/>
+          </w:tcPr>
+          <w:p>
+            <w:pPr>
+              <w:pStyle w:val="tablecopy"/>
+              <w:keepNext/>
+              <w:jc w:val="center"/>
+            </w:pPr>
+            <w:r>
+              <w:rPr>
+                <w:sz w:val="13"/>
+                <w:szCs w:val="13"/>
+              </w:rPr>
+              <w:t xml:space="preserve">no</w:t>
+            </w:r>
+          </w:p>
+        </w:tc>
+      </w:tr>
+      <w:tr>
+        <w:trPr>
+          <w:cantSplit/>
+          <w:jc w:val="center"/>
+        </w:trPr>
+        <w:tc>
+          <w:tcPr>
+            <w:tcW w:w="34.00pt" w:type="dxa"/>
+            <w:vAlign w:val="center"/>
+          </w:tcPr>
+          <w:p>
+            <w:pPr>
+              <w:pStyle w:val="tablecopy"/>
+              <w:keepNext/>
+              <w:jc w:val="center"/>
+            </w:pPr>
+            <w:r>
+              <w:rPr>
+                <w:sz w:val="13"/>
+                <w:szCs w:val="13"/>
+              </w:rPr>
+              <w:t xml:space="preserve">1.6</w:t>
+            </w:r>
+          </w:p>
+        </w:tc>
+        <w:tc>
+          <w:tcPr>
+            <w:tcW w:w="36.00pt" w:type="dxa"/>
+            <w:vAlign w:val="center"/>
+          </w:tcPr>
+          <w:p>
+            <w:pPr>
+              <w:pStyle w:val="tablecopy"/>
+              <w:keepNext/>
+              <w:jc w:val="end"/>
+            </w:pPr>
+            <w:r>
+              <w:rPr>
+                <w:sz w:val="13"/>
+                <w:szCs w:val="13"/>
+              </w:rPr>
+              <w:t xml:space="preserve">6.85</w:t>
+            </w:r>
+          </w:p>
+        </w:tc>
+        <w:tc>
+          <w:tcPr>
+            <w:tcW w:w="36.00pt" w:type="dxa"/>
+            <w:vAlign w:val="center"/>
+          </w:tcPr>
+          <w:p>
+            <w:pPr>
+              <w:pStyle w:val="tablecopy"/>
+              <w:keepNext/>
+              <w:jc w:val="end"/>
+            </w:pPr>
+            <w:r>
+              <w:rPr>
+                <w:sz w:val="13"/>
+                <w:szCs w:val="13"/>
+              </w:rPr>
+              <w:t xml:space="preserve">−4.10</w:t>
+            </w:r>
+          </w:p>
+        </w:tc>
+        <w:tc>
+          <w:tcPr>
+            <w:tcW w:w="60.00pt" w:type="dxa"/>
+            <w:vAlign w:val="center"/>
+          </w:tcPr>
+          <w:p>
+            <w:pPr>
+              <w:pStyle w:val="tablecopy"/>
+              <w:keepNext/>
+              <w:jc w:val="center"/>
+            </w:pPr>
+            <w:r>
+              <w:rPr>
+                <w:sz w:val="13"/>
+                <w:szCs w:val="13"/>
+              </w:rPr>
+              <w:t xml:space="preserve">194 / 206 / 165</w:t>
+            </w:r>
+          </w:p>
+        </w:tc>
+        <w:tc>
+          <w:tcPr>
+            <w:tcW w:w="38.00pt" w:type="dxa"/>
+            <w:vAlign w:val="center"/>
+          </w:tcPr>
+          <w:p>
+            <w:pPr>
+              <w:pStyle w:val="tablecopy"/>
+              <w:keepNext/>
+              <w:jc w:val="end"/>
+            </w:pPr>
+            <w:r>
+              <w:rPr>
+                <w:sz w:val="13"/>
+                <w:szCs w:val="13"/>
+              </w:rPr>
+              <w:t xml:space="preserve">119</w:t>
+            </w:r>
+          </w:p>
+        </w:tc>
+        <w:tc>
+          <w:tcPr>
+            <w:tcW w:w="39.30pt" w:type="dxa"/>
+            <w:vAlign w:val="center"/>
+          </w:tcPr>
+          <w:p>
+            <w:pPr>
+              <w:pStyle w:val="tablecopy"/>
+              <w:keepNext/>
+              <w:jc w:val="center"/>
+            </w:pPr>
+            <w:r>
+              <w:rPr>
+                <w:sz w:val="13"/>
+                <w:szCs w:val="13"/>
+              </w:rPr>
+              <w:t xml:space="preserve">no</w:t>
+            </w:r>
+          </w:p>
+        </w:tc>
+      </w:tr>
+      <w:tr>
+        <w:trPr>
+          <w:cantSplit/>
+          <w:jc w:val="center"/>
+        </w:trPr>
+        <w:tc>
+          <w:tcPr>
+            <w:tcW w:w="34.00pt" w:type="dxa"/>
+            <w:vAlign w:val="center"/>
+          </w:tcPr>
+          <w:p>
+            <w:pPr>
+              <w:pStyle w:val="tablecopy"/>
+              <w:keepNext/>
+              <w:jc w:val="center"/>
+            </w:pPr>
+            <w:r>
+              <w:rPr>
+                <w:sz w:val="13"/>
+                <w:szCs w:val="13"/>
+              </w:rPr>
+              <w:t xml:space="preserve">1.8</w:t>
+            </w:r>
+          </w:p>
+        </w:tc>
+        <w:tc>
+          <w:tcPr>
+            <w:tcW w:w="36.00pt" w:type="dxa"/>
+            <w:vAlign w:val="center"/>
+          </w:tcPr>
+          <w:p>
+            <w:pPr>
+              <w:pStyle w:val="tablecopy"/>
+              <w:keepNext/>
+              <w:jc w:val="end"/>
+            </w:pPr>
+            <w:r>
+              <w:rPr>
+                <w:sz w:val="13"/>
+                <w:szCs w:val="13"/>
+              </w:rPr>
+              <w:t xml:space="preserve">7.13</w:t>
+            </w:r>
+          </w:p>
+        </w:tc>
+        <w:tc>
+          <w:tcPr>
+            <w:tcW w:w="36.00pt" w:type="dxa"/>
+            <w:vAlign w:val="center"/>
+          </w:tcPr>
+          <w:p>
+            <w:pPr>
+              <w:pStyle w:val="tablecopy"/>
+              <w:keepNext/>
+              <w:jc w:val="end"/>
+            </w:pPr>
+            <w:r>
+              <w:rPr>
+                <w:sz w:val="13"/>
+                <w:szCs w:val="13"/>
+              </w:rPr>
+              <w:t xml:space="preserve">−3.82</w:t>
+            </w:r>
+          </w:p>
+        </w:tc>
+        <w:tc>
+          <w:tcPr>
+            <w:tcW w:w="60.00pt" w:type="dxa"/>
+            <w:vAlign w:val="center"/>
+          </w:tcPr>
+          <w:p>
+            <w:pPr>
+              <w:pStyle w:val="tablecopy"/>
+              <w:keepNext/>
+              <w:jc w:val="center"/>
+            </w:pPr>
+            <w:r>
+              <w:rPr>
+                <w:sz w:val="13"/>
+                <w:szCs w:val="13"/>
+              </w:rPr>
+              <w:t xml:space="preserve">98 / 110 / 124</w:t>
+            </w:r>
+          </w:p>
+        </w:tc>
+        <w:tc>
+          <w:tcPr>
+            <w:tcW w:w="38.00pt" w:type="dxa"/>
+            <w:vAlign w:val="center"/>
+          </w:tcPr>
+          <w:p>
+            <w:pPr>
+              <w:pStyle w:val="tablecopy"/>
+              <w:keepNext/>
+              <w:jc w:val="end"/>
+            </w:pPr>
+            <w:r>
+              <w:rPr>
+                <w:sz w:val="13"/>
+                <w:szCs w:val="13"/>
+              </w:rPr>
+              <w:t xml:space="preserve">119</w:t>
+            </w:r>
+          </w:p>
+        </w:tc>
+        <w:tc>
+          <w:tcPr>
+            <w:tcW w:w="39.30pt" w:type="dxa"/>
+            <w:vAlign w:val="center"/>
+          </w:tcPr>
+          <w:p>
+            <w:pPr>
+              <w:pStyle w:val="tablecopy"/>
+              <w:keepNext/>
+              <w:jc w:val="center"/>
+            </w:pPr>
+            <w:r>
+              <w:rPr>
+                <w:sz w:val="13"/>
+                <w:szCs w:val="13"/>
+              </w:rPr>
+              <w:t xml:space="preserve">no</w:t>
+            </w:r>
+          </w:p>
+        </w:tc>
+      </w:tr>
+      <w:tr>
+        <w:trPr>
+          <w:cantSplit/>
+          <w:jc w:val="center"/>
+        </w:trPr>
+        <w:tc>
+          <w:tcPr>
+            <w:tcW w:w="34.00pt" w:type="dxa"/>
+            <w:vAlign w:val="center"/>
+          </w:tcPr>
+          <w:p>
+            <w:pPr>
+              <w:pStyle w:val="tablecopy"/>
+              <w:keepNext/>
+              <w:jc w:val="center"/>
+            </w:pPr>
+            <w:r>
+              <w:rPr>
+                <w:sz w:val="13"/>
+                <w:szCs w:val="13"/>
+              </w:rPr>
+              <w:t xml:space="preserve">2.0</w:t>
+            </w:r>
+          </w:p>
+        </w:tc>
+        <w:tc>
+          <w:tcPr>
+            <w:tcW w:w="36.00pt" w:type="dxa"/>
+            <w:vAlign w:val="center"/>
+          </w:tcPr>
+          <w:p>
+            <w:pPr>
+              <w:pStyle w:val="tablecopy"/>
+              <w:keepNext/>
+              <w:jc w:val="end"/>
+            </w:pPr>
+            <w:r>
+              <w:rPr>
+                <w:sz w:val="13"/>
+                <w:szCs w:val="13"/>
+              </w:rPr>
+              <w:t xml:space="preserve">7.49</w:t>
+            </w:r>
+          </w:p>
+        </w:tc>
+        <w:tc>
+          <w:tcPr>
+            <w:tcW w:w="36.00pt" w:type="dxa"/>
+            <w:vAlign w:val="center"/>
+          </w:tcPr>
+          <w:p>
+            <w:pPr>
+              <w:pStyle w:val="tablecopy"/>
+              <w:keepNext/>
+              <w:jc w:val="end"/>
+            </w:pPr>
+            <w:r>
+              <w:rPr>
+                <w:sz w:val="13"/>
+                <w:szCs w:val="13"/>
+              </w:rPr>
+              <w:t xml:space="preserve">−3.46</w:t>
+            </w:r>
+          </w:p>
+        </w:tc>
+        <w:tc>
+          <w:tcPr>
+            <w:tcW w:w="60.00pt" w:type="dxa"/>
+            <w:vAlign w:val="center"/>
+          </w:tcPr>
+          <w:p>
+            <w:pPr>
+              <w:pStyle w:val="tablecopy"/>
+              <w:keepNext/>
+              <w:jc w:val="center"/>
+            </w:pPr>
+            <w:r>
+              <w:rPr>
+                <w:sz w:val="13"/>
+                <w:szCs w:val="13"/>
+              </w:rPr>
+              <w:t xml:space="preserve">1 / 0 / 28</w:t>
+            </w:r>
+          </w:p>
+        </w:tc>
+        <w:tc>
+          <w:tcPr>
+            <w:tcW w:w="38.00pt" w:type="dxa"/>
+            <w:vAlign w:val="center"/>
+          </w:tcPr>
+          <w:p>
+            <w:pPr>
+              <w:pStyle w:val="tablecopy"/>
+              <w:keepNext/>
+              <w:jc w:val="end"/>
+            </w:pPr>
+            <w:r>
+              <w:rPr>
+                <w:sz w:val="13"/>
+                <w:szCs w:val="13"/>
+              </w:rPr>
+              <w:t xml:space="preserve">119</w:t>
+            </w:r>
+          </w:p>
+        </w:tc>
+        <w:tc>
+          <w:tcPr>
+            <w:tcW w:w="39.30pt" w:type="dxa"/>
+            <w:vAlign w:val="center"/>
+          </w:tcPr>
+          <w:p>
+            <w:pPr>
+              <w:pStyle w:val="tablecopy"/>
+              <w:keepNext/>
+              <w:jc w:val="center"/>
+            </w:pPr>
+            <w:r>
+              <w:rPr>
+                <w:sz w:val="13"/>
+                <w:szCs w:val="13"/>
+              </w:rPr>
+              <w:t xml:space="preserve">yes</w:t>
+            </w:r>
+          </w:p>
+        </w:tc>
+      </w:tr>
+      <w:tr>
+        <w:trPr>
+          <w:cantSplit/>
+          <w:jc w:val="center"/>
+        </w:trPr>
+        <w:tc>
+          <w:tcPr>
+            <w:tcW w:w="34.00pt" w:type="dxa"/>
+            <w:vAlign w:val="center"/>
+          </w:tcPr>
+          <w:p>
+            <w:pPr>
+              <w:pStyle w:val="tablecopy"/>
+              <w:jc w:val="center"/>
+            </w:pPr>
+            <w:r>
+              <w:rPr>
+                <w:sz w:val="13"/>
+                <w:szCs w:val="13"/>
+              </w:rPr>
+              <w:t xml:space="preserve">2.5</w:t>
+            </w:r>
+          </w:p>
+        </w:tc>
+        <w:tc>
+          <w:tcPr>
+            <w:tcW w:w="36.00pt" w:type="dxa"/>
+            <w:vAlign w:val="center"/>
+          </w:tcPr>
+          <w:p>
+            <w:pPr>
+              <w:pStyle w:val="tablecopy"/>
+              <w:jc w:val="end"/>
+            </w:pPr>
+            <w:r>
+              <w:rPr>
+                <w:sz w:val="13"/>
+                <w:szCs w:val="13"/>
+              </w:rPr>
+              <w:t xml:space="preserve">8.10</w:t>
+            </w:r>
+          </w:p>
+        </w:tc>
+        <w:tc>
+          <w:tcPr>
+            <w:tcW w:w="36.00pt" w:type="dxa"/>
+            <w:vAlign w:val="center"/>
+          </w:tcPr>
+          <w:p>
+            <w:pPr>
+              <w:pStyle w:val="tablecopy"/>
+              <w:jc w:val="end"/>
+            </w:pPr>
+            <w:r>
+              <w:rPr>
+                <w:sz w:val="13"/>
+                <w:szCs w:val="13"/>
+              </w:rPr>
+              <w:t xml:space="preserve">−2.85</w:t>
+            </w:r>
+          </w:p>
+        </w:tc>
+        <w:tc>
+          <w:tcPr>
+            <w:tcW w:w="60.00pt" w:type="dxa"/>
+            <w:vAlign w:val="center"/>
+          </w:tcPr>
+          <w:p>
+            <w:pPr>
+              <w:pStyle w:val="tablecopy"/>
+              <w:jc w:val="center"/>
+            </w:pPr>
+            <w:r>
+              <w:rPr>
+                <w:sz w:val="13"/>
+                <w:szCs w:val="13"/>
+              </w:rPr>
+              <w:t xml:space="preserve">0 / 0 / 0</w:t>
+            </w:r>
+          </w:p>
+        </w:tc>
+        <w:tc>
+          <w:tcPr>
+            <w:tcW w:w="38.00pt" w:type="dxa"/>
+            <w:vAlign w:val="center"/>
+          </w:tcPr>
+          <w:p>
+            <w:pPr>
+              <w:pStyle w:val="tablecopy"/>
+              <w:jc w:val="end"/>
+            </w:pPr>
+            <w:r>
+              <w:rPr>
+                <w:sz w:val="13"/>
+                <w:szCs w:val="13"/>
+              </w:rPr>
+              <w:t xml:space="preserve">119</w:t>
+            </w:r>
+          </w:p>
+        </w:tc>
+        <w:tc>
+          <w:tcPr>
+            <w:tcW w:w="39.30pt" w:type="dxa"/>
+            <w:vAlign w:val="center"/>
+          </w:tcPr>
+          <w:p>
+            <w:pPr>
+              <w:pStyle w:val="tablecopy"/>
+              <w:jc w:val="center"/>
+            </w:pPr>
+            <w:r>
+              <w:rPr>
+                <w:sz w:val="13"/>
+                <w:szCs w:val="13"/>
+              </w:rPr>
+              <w:t xml:space="preserve">yes</w:t>
+            </w:r>
+          </w:p>
+        </w:tc>
+      </w:tr>
+    </w:tbl>
+    <w:p>
+      <w:pPr>
+        <w:pStyle w:val="tablecopy"/>
+        <w:spacing w:before="3pt" w:after="8pt"/>
+      </w:pPr>
+      <w:r>
+        <w:rPr>
+          <w:i/>
+          <w:iCs/>
+          <w:sz w:val="14"/>
+          <w:szCs w:val="14"/>
+        </w:rPr>
+        <w:t xml:space="preserve">Note:</w:t>
+      </w:r>
+      <w:r>
+        <w:rPr>
+          <w:sz w:val="14"/>
+          <w:szCs w:val="14"/>
+        </w:rPr>
+        <w:t xml:space="preserve"> Corridor green share of the Webster plan scaled by a factor from a grid fixed before the run (cycle at most 120 s, phase states unchanged), fixed-time baseline, seeds 101, 102 and 103, no side-street demand, 2025 counts, 5,368 vehicles loaded per run. Speed is the seed-mean space-mean speed on the SUMO edges mapped to DOT link 4456494; gap is to the observed weekday PM-peak 10.95 mph, tolerance ±1.5 mph. A factor is admissible with no teleport and at most 1% unfinished trips in every seed. No factor is selected: the closest admissible one (2.5) is 2.85 mph short of the target.</w:t>
       </w:r>
     </w:p>
     <w:p>

--- a/paper/ieee_conference_paper.docx
+++ b/paper/ieee_conference_paper.docx
@@ -14316,7 +14316,7 @@
         <w:t xml:space="preserve">Simulation:</w:t>
       </w:r>
       <w:r>
-        <w:t xml:space="preserve"> The SUMO testbed is a scenario built from OSM geometry with declared demand and default signal programs, not a calibrated digital twin, and contains no pedestrian demand; only one of the two mapped DOT links is a forecastable one and the scenarios’ demand and congestion flags are declared rather than derived from its observations, so the testbed is a transfer demonstration. The first 45-run comparison used SUMO’s insertion routing and a stub entry edge and is superseded. Its corrected protocols use the only weekday automated count on the corridor (2014, one direction) and then two-direction classification counts from two weekdays in April 2025; side-street demand has no count. Signal programs are generated by netconvert or re-timed by Webster’s method, not NYC timing plans, and are uncoordinated although West Street is timed for 25 mph progression; lane restrictions from OpenStreetMap are dropped, which can overstate capacity. Under every protocol the testbed fails its baseline test, and with the 2025 counts it runs at 5.8 mph where the mapped link is observed at 10.95 mph, so the controller comparison is not run. No simulated gain is claimed.</w:t>
+        <w:t xml:space="preserve"> The SUMO testbed is a scenario built from OSM geometry with declared demand and default signal programs, not a calibrated digital twin, and contains no pedestrian demand; only one of the two mapped DOT links is a forecastable one and the scenarios’ demand and congestion flags are declared rather than derived from its observations, so the testbed is a transfer demonstration. The first 45-run comparison used SUMO’s insertion routing and a stub entry edge and is superseded. Its corrected protocols use the only weekday automated count on the corridor (2014, one direction) and then two-direction classification counts from two weekdays in April 2025; side-street demand has no count. Signal programs are generated by netconvert or re-timed by Webster’s method, not NYC timing plans, and are uncoordinated although West Street is timed for 25 mph progression; lane restrictions from OpenStreetMap are dropped, which can overstate capacity. Under every protocol the testbed fails its baseline test, and with the 2025 counts it runs at 5.8 mph where the mapped link is observed at 10.95 mph. The preregistered split calibration (protocol v5) raised the simulated speed to at most 8.1 mph within its green-factor grid, 2.85 mph short of the target, so no program was selected and the controller comparison is not run; the rule was not relaxed. No simulated gain is claimed.</w:t>
       </w:r>
     </w:p>
     <w:p>
@@ -14366,7 +14366,7 @@
         <w:pStyle w:val="BodyText"/>
       </w:pPr>
       <w:r>
-        <w:t xml:space="preserve">Future work, in the order the evidence suggests, is training with more seeds and without the compute budget, congestion-conditional calibration, a denser sensor network on which the spatial layer can matter, calibrating the simulation testbed’s signal splits and progression to the observed 10.95 mph PM-peak speed (or obtaining NYC DOT timing plans), pedestrian modelling, and an externally reviewed retrieval benchmark.</w:t>
+        <w:t xml:space="preserve">Future work, in the order the evidence suggests, is training with more seeds and without the compute budget, congestion-conditional calibration, a denser sensor network on which the spatial layer can matter, a second preregistered testbed calibration that adds 25 mph progression offsets to the split grid, since widening splits alone reached 8.1 of the observed 10.95 mph (or obtaining NYC DOT timing plans), pedestrian modelling, and an externally reviewed retrieval benchmark.</w:t>
       </w:r>
     </w:p>
     <w:p>

--- a/paper/ieee_conference_paper.docx
+++ b/paper/ieee_conference_paper.docx
@@ -14097,6 +14097,113 @@
     </w:p>
     <w:p>
       <w:pPr>
+        <w:pStyle w:val="BodyText"/>
+      </w:pPr>
+      <w:r>
+        <w:rPr>
+          <w:i/>
+          <w:iCs/>
+        </w:rPr>
+        <w:t xml:space="preserve">Protocol v6 (prepared, NOT RUN).</w:t>
+      </w:r>
+      <w:r>
+        <w:t xml:space="preserve"> The authors chose a second preregistered calibration over closing the comparison or waiting for NYC DOT timing plans. Protocol v6, fixed in the configuration on 25 October 2026 before any run, keeps the v5 construction and adds what an arterial timed for progression has and the Webster plan lacks: a common cycle at every corridor signal (90 or 120 s, or the per-signal Webster cycles, which range from 21 to 102 s and so admit no progression), green factors 1.0 to 3.0, and corridor-green offsets for a 25 mph platoon along the southbound chain, the mapped link’s direction; 25 cells, three development seeds, fixed-time baseline, the same admissibility rule and the same 10.95 ± 1.5 mph target, ties going to the least intervention (</w:t>
+      </w:r>
+      <w:r>
+        <w:t xml:space="preserve">Table XI</w:t>
+      </w:r>
+      <w:r>
+        <w:t xml:space="preserve">). At the time of writing it has not been run; any selected program will be reported as a calibrated scenario testbed, not as NYC DOT timing.</w:t>
+      </w:r>
+    </w:p>
+    <w:p>
+      <w:pPr>
+        <w:pStyle w:val="tablehead"/>
+        <w:keepNext/>
+      </w:pPr>
+      <w:r>
+        <w:t xml:space="preserve">Signal-Timing Calibration, Protocol v6 (SIMULATION)</w:t>
+      </w:r>
+    </w:p>
+    <w:tbl>
+      <w:tblPr>
+        <w:tblW w:w="180.00pt" w:type="dxa"/>
+        <w:jc w:val="center"/>
+        <w:tblBorders>
+          <w:top w:val="single" w:sz="2" w:space="0" w:color="auto"/>
+          <w:start w:val="single" w:sz="2" w:space="0" w:color="auto"/>
+          <w:bottom w:val="single" w:sz="2" w:space="0" w:color="auto"/>
+          <w:end w:val="single" w:sz="2" w:space="0" w:color="auto"/>
+          <w:insideH w:val="single" w:sz="2" w:space="0" w:color="auto"/>
+          <w:insideV w:val="single" w:sz="2" w:space="0" w:color="auto"/>
+        </w:tblBorders>
+        <w:tblLayout w:type="fixed"/>
+        <w:tblCellMar>
+          <w:start w:w="2pt" w:type="dxa"/>
+          <w:end w:w="2pt" w:type="dxa"/>
+        </w:tblCellMar>
+        <w:tblLook w:firstRow="1" w:lastRow="0" w:firstColumn="0" w:lastColumn="0" w:noHBand="1" w:noVBand="1"/>
+      </w:tblPr>
+      <w:tblGrid>
+        <w:gridCol w:w="3600"/>
+      </w:tblGrid>
+      <w:tr>
+        <w:trPr>
+          <w:cantSplit/>
+          <w:tblHeader/>
+          <w:jc w:val="center"/>
+        </w:trPr>
+        <w:tc>
+          <w:tcPr>
+            <w:tcW w:w="180.00pt" w:type="dxa"/>
+            <w:vAlign w:val="center"/>
+          </w:tcPr>
+          <w:p>
+            <w:pPr>
+              <w:pStyle w:val="tablecolhead"/>
+              <w:keepNext/>
+              <w:jc w:val="center"/>
+            </w:pPr>
+            <w:r>
+              <w:rPr>
+                <w:b/>
+                <w:bCs/>
+                <w:sz w:val="16"/>
+                <w:szCs w:val="16"/>
+              </w:rPr>
+              <w:t xml:space="preserve">Status</w:t>
+            </w:r>
+          </w:p>
+        </w:tc>
+      </w:tr>
+      <w:tr>
+        <w:trPr>
+          <w:cantSplit/>
+          <w:jc w:val="center"/>
+        </w:trPr>
+        <w:tc>
+          <w:tcPr>
+            <w:tcW w:w="180.00pt" w:type="dxa"/>
+            <w:vAlign w:val="center"/>
+          </w:tcPr>
+          <w:p>
+            <w:pPr>
+              <w:pStyle w:val="tablecopy"/>
+              <w:jc w:val="center"/>
+            </w:pPr>
+            <w:r>
+              <w:rPr>
+                <w:sz w:val="16"/>
+                <w:szCs w:val="16"/>
+              </w:rPr>
+              <w:t xml:space="preserve">NOT RUN</w:t>
+            </w:r>
+          </w:p>
+        </w:tc>
+      </w:tr>
+    </w:tbl>
+    <w:p>
+      <w:pPr>
         <w:pStyle w:val="Heading2"/>
       </w:pPr>
       <w:r>
@@ -14366,7 +14473,7 @@
         <w:pStyle w:val="BodyText"/>
       </w:pPr>
       <w:r>
-        <w:t xml:space="preserve">Future work, in the order the evidence suggests, is training with more seeds and without the compute budget, congestion-conditional calibration, a denser sensor network on which the spatial layer can matter, a second preregistered testbed calibration that adds 25 mph progression offsets to the split grid, since widening splits alone reached 8.1 of the observed 10.95 mph (or obtaining NYC DOT timing plans), pedestrian modelling, and an externally reviewed retrieval benchmark.</w:t>
+        <w:t xml:space="preserve">Future work, in the order the evidence suggests, is training with more seeds and without the compute budget, congestion-conditional calibration, a denser sensor network on which the spatial layer can matter, running the second preregistered testbed calibration (protocol v6: common cycle, wider green grid and 25 mph progression offsets, prepared but not run), since widening splits alone reached 8.1 of the observed 10.95 mph (or obtaining NYC DOT timing plans), pedestrian modelling, and an externally reviewed retrieval benchmark.</w:t>
       </w:r>
     </w:p>
     <w:p>

--- a/paper/ieee_conference_paper.docx
+++ b/paper/ieee_conference_paper.docx
@@ -14123,6 +14123,125 @@
       </w:pPr>
       <w:r>
         <w:t xml:space="preserve">Signal-Timing Calibration, Protocol v6 (SIMULATION)</w:t>
+      </w:r>
+    </w:p>
+    <w:tbl>
+      <w:tblPr>
+        <w:tblW w:w="180.00pt" w:type="dxa"/>
+        <w:jc w:val="center"/>
+        <w:tblBorders>
+          <w:top w:val="single" w:sz="2" w:space="0" w:color="auto"/>
+          <w:start w:val="single" w:sz="2" w:space="0" w:color="auto"/>
+          <w:bottom w:val="single" w:sz="2" w:space="0" w:color="auto"/>
+          <w:end w:val="single" w:sz="2" w:space="0" w:color="auto"/>
+          <w:insideH w:val="single" w:sz="2" w:space="0" w:color="auto"/>
+          <w:insideV w:val="single" w:sz="2" w:space="0" w:color="auto"/>
+        </w:tblBorders>
+        <w:tblLayout w:type="fixed"/>
+        <w:tblCellMar>
+          <w:start w:w="2pt" w:type="dxa"/>
+          <w:end w:w="2pt" w:type="dxa"/>
+        </w:tblCellMar>
+        <w:tblLook w:firstRow="1" w:lastRow="0" w:firstColumn="0" w:lastColumn="0" w:noHBand="1" w:noVBand="1"/>
+      </w:tblPr>
+      <w:tblGrid>
+        <w:gridCol w:w="3600"/>
+      </w:tblGrid>
+      <w:tr>
+        <w:trPr>
+          <w:cantSplit/>
+          <w:tblHeader/>
+          <w:jc w:val="center"/>
+        </w:trPr>
+        <w:tc>
+          <w:tcPr>
+            <w:tcW w:w="180.00pt" w:type="dxa"/>
+            <w:vAlign w:val="center"/>
+          </w:tcPr>
+          <w:p>
+            <w:pPr>
+              <w:pStyle w:val="tablecolhead"/>
+              <w:keepNext/>
+              <w:jc w:val="center"/>
+            </w:pPr>
+            <w:r>
+              <w:rPr>
+                <w:b/>
+                <w:bCs/>
+                <w:sz w:val="16"/>
+                <w:szCs w:val="16"/>
+              </w:rPr>
+              <w:t xml:space="preserve">Status</w:t>
+            </w:r>
+          </w:p>
+        </w:tc>
+      </w:tr>
+      <w:tr>
+        <w:trPr>
+          <w:cantSplit/>
+          <w:jc w:val="center"/>
+        </w:trPr>
+        <w:tc>
+          <w:tcPr>
+            <w:tcW w:w="180.00pt" w:type="dxa"/>
+            <w:vAlign w:val="center"/>
+          </w:tcPr>
+          <w:p>
+            <w:pPr>
+              <w:pStyle w:val="tablecopy"/>
+              <w:jc w:val="center"/>
+            </w:pPr>
+            <w:r>
+              <w:rPr>
+                <w:sz w:val="16"/>
+                <w:szCs w:val="16"/>
+              </w:rPr>
+              <w:t xml:space="preserve">NOT RUN</w:t>
+            </w:r>
+          </w:p>
+        </w:tc>
+      </w:tr>
+    </w:tbl>
+    <w:p>
+      <w:pPr>
+        <w:pStyle w:val="Heading2"/>
+      </w:pPr>
+      <w:r>
+        <w:t xml:space="preserve">Live observational run</w:t>
+      </w:r>
+    </w:p>
+    <w:p>
+      <w:pPr>
+        <w:pStyle w:val="BodyText"/>
+      </w:pPr>
+      <w:r>
+        <w:t xml:space="preserve">Every forecast number above is REPLAY: the frozen model scored on the held-out partition of the archived feed. A live mode (</w:t>
+      </w:r>
+      <w:r>
+        <w:rPr>
+          <w:rFonts w:ascii="Courier New" w:hAnsi="Courier New" w:cs="Courier New"/>
+          <w:sz w:val="18"/>
+          <w:szCs w:val="18"/>
+        </w:rPr>
+        <w:t xml:space="preserve">smartcity.cli live</w:t>
+      </w:r>
+      <w:r>
+        <w:t xml:space="preserve">) was added on 28 October 2026: it pulls the newest records of the modelled links from the public feed together with the current Open-Meteo forecast and the last two days of road-related 311 requests, stores them verbatim with their retrieval time, rebuilds the 24-step window with the training-fitted transforms, runs the frozen model once per five-minute bin, writes the forecast before its earliest target time, and scores it only after the target bin is observed; links with fewer than 12 observed bins in the window are withheld and repeated or revised feed records are counted. </w:t>
+      </w:r>
+      <w:r>
+        <w:t xml:space="preserve">Table XII</w:t>
+      </w:r>
+      <w:r>
+        <w:t xml:space="preserve"> reports the outcome of the collection window. At the time of writing it has NOT been run; whatever it yields is a short window on one day, a check that the pipeline works on data that did not exist at training time, not a second test set.</w:t>
+      </w:r>
+    </w:p>
+    <w:p>
+      <w:pPr>
+        <w:pStyle w:val="tablehead"/>
+        <w:keepNext/>
+      </w:pPr>
+      <w:r>
+        <w:t xml:space="preserve">Live Observational Run (LIVE)</w:t>
       </w:r>
     </w:p>
     <w:tbl>

--- a/paper/ieee_conference_paper.docx
+++ b/paper/ieee_conference_paper.docx
@@ -231,7 +231,7 @@
         <w:t xml:space="preserve">—</w:t>
       </w:r>
       <w:r>
-        <w:t xml:space="preserve">Urban traffic management needs forecasts that are accurate at several horizons, honest about their uncertainty and explainable. We present a Manhattan prototype that couples a context-gated graph attention and Transformer forecaster for 15-, 30- and 60-minute link-speed prediction with a retrieval-augmented, constraint-checked agentic workflow that drafts simulation-only signal-timing advisories. The forecaster runs on a directed road-link graph of New York City real-time speeds, fuses weather, 311 and calendar context through an availability-aware gate, is calibrated with split conformal prediction and is explained with grouped Shapley values computed on the trained model. On nearly ten months of public data (1 January to 20 October 2026, 16 usable links) and a 44-day chronological test partition, the proposed model reaches a mean absolute error of 4.77, 5.33 and 6.15 mph at the three horizons, 7 to 16 percent below persistence and below both gradient-boosted baselines; over three seeds it is 0.03 to 0.08 mph below a temporal-only Transformer at every horizon and below a GRU at 30 and 60 minutes, while the GRU is better at 15 minutes. The availability gate helps, while operational weather features worsen accuracy. Conformal intervals reach 0.90 to 0.91 coverage overall but only 0.76 to 0.80 under congestion; a deterministic reliability gate defers 26 percent of forecasts and raises coverage on the rest to 0.93 to 0.95. Retrieval removed fabricated citations. The SUMO controller comparison was not run because the simulation testbed failed its own baseline test, so no simulated gain is claimed.</w:t>
+        <w:t xml:space="preserve">Traffic management needs accurate, calibrated and explainable multi-horizon forecasts. We present a Manhattan prototype that couples a context-gated graph attention and Transformer forecaster for 15-, 30- and 60-minute link-speed prediction with a retrieval-augmented, constraint-checked agentic workflow that drafts simulation-only signal-timing advisories. It runs on a road-link graph of New York City real-time speeds, fuses weather, 311 and calendar context through an availability-aware gate, is calibrated with split conformal prediction and explained with grouped Shapley values. On nearly ten months of public data (1 January to 20 October 2026, 16 usable links) and a 44-day chronological test partition, the proposed model reaches a mean absolute error of 4.77, 5.33 and 6.15 mph at the three horizons, 7 to 16 percent below persistence and below both gradient-boosted baselines; over three seeds it is 0.03 to 0.08 mph below a temporal-only Transformer at every horizon and below a GRU at 30 and 60 minutes, while the GRU is better at 15 minutes. The availability gate helps; operational weather features hurt. Conformal intervals reach 0.90 to 0.91 coverage overall but only 0.76 to 0.80 under congestion; a deterministic reliability gate defers 26 percent of forecasts and raises coverage on the rest to 0.93 to 0.95. Retrieval removed fabricated citations. After a second preregistered calibration brought the SUMO testbed to 10.1 of the observed 10.95 mph, a forecast-informed signal rule lowered simulated time loss by about 5 percent under configured stress while completing more trips, a simulated result and not a real-world gain.</w:t>
       </w:r>
     </w:p>
     <w:p>
@@ -6803,7 +6803,7 @@
         <w:t xml:space="preserve">Table VII</w:t>
       </w:r>
       <w:r>
-        <w:t xml:space="preserve"> lists all 19 policy-by-case runs (REPLAY mode on test-partition forecast origins). The deterministic gates fired as designed (the three stress cases were run under the full system only, the rainy period under every policy): the stale-data stress case (inputs aged six steps) ended in DEFER_​DATA, the wide-interval stress case (forced 99 mph width) and the observed rainy period, whose intervals of 44–46 mph exceed the 38.1 mph cap, in DEFER_​UNCERTAINTY, and the out-of-scope query in DEFER_​EVIDENCE, each without an LLM call. The model was called 12 times per pass, and the stage was run twice (2026-10-20 and, after the simulation-gate correction, 2026-10-21): 24 calls, one attempt each, 892 to 3,619 prompt tokens, 157 to 321 completion tokens and 15 to 126 s per call (the first, cold call slowest; 18 to 52 s in the second pass), all returning schema-valid JSON and all recommending monitoring only (</w:t>
+        <w:t xml:space="preserve"> lists all 19 policy-by-case runs (REPLAY mode on test-partition forecast origins). The deterministic gates fired as designed (the three stress cases were run under the full system only, the rainy period under every policy): the stale-data stress case (inputs aged six steps) ended in DEFER_​DATA, the wide-interval stress case (forced 99 mph width) and the observed rainy period, whose intervals of 44–46 mph exceed the 38.1 mph cap, in DEFER_​UNCERTAINTY, and the out-of-scope query in DEFER_​EVIDENCE, each without an LLM call. The model was called 12 times per pass, and the stage was run three times (2026-10-20; 2026-10-21 after the simulation-gate correction; 2026-10-28 on the calibrated testbed, described below): 36 calls, one attempt each, 892 to 3,619 prompt tokens, 157 to 321 completion tokens and 15 to 126 s per call (the first, cold call slowest; 18 to 54 s in the later passes), all returning schema-valid JSON and all recommending monitoring only (</w:t>
       </w:r>
       <w:r>
         <w:rPr>
@@ -6814,7 +6814,7 @@
         <w:t xml:space="preserve">reports/​experiments/​llm_​calls.csv</w:t>
       </w:r>
       <w:r>
-        <w:t xml:space="preserve">). Both passes reached the same 19 decisions.</w:t>
+        <w:t xml:space="preserve">). All three passes reached the same 19 decisions.</w:t>
       </w:r>
     </w:p>
     <w:p>
@@ -9342,1414 +9342,31 @@
         <w:t xml:space="preserve">First comparison (2026-10-20, superseded):</w:t>
       </w:r>
       <w:r>
-        <w:t xml:space="preserve"> With 1,200 vehicles per hour and direction on the corridor and 150 per side approach, both declared, and three scenarios (routine peak; event surge, demand × 1.25; an incident that at the same surge caps one corridor edge at 2.5 m/s for 20 minutes), all 45 matched-seed runs (fixed-time, actuated and forecast-informed-rule controllers, five seeds, 300 s warm-up and 3,600 s evaluation, SUMO 1.28.0, 9,645 s of wall time) completed (</w:t>
-      </w:r>
-      <w:r>
-        <w:t xml:space="preserve">Table VIII</w:t>
-      </w:r>
-      <w:r>
-        <w:t xml:space="preserve">). The corridor was oversaturated under every controller: of 6,675 (routine) or 8,350 (surge and incident) loaded vehicles per run only 1,003 to 3,441 completed their trip, 3,257 to 6,979 remained unfinished and 1,091 to 2,386 were teleported after waiting 300 s. The forecast rule’s lower time loss per completed trip in the two stress scenarios (739.0 and 806.0 s against 780.5 and 898.4 for fixed-time) came with fewer completed trips (2,014 against 2,087; 1,236 against 1,384), i.e., survivorship, and we claimed no controller ranking.</w:t>
+        <w:t xml:space="preserve"> With 1,200 vehicles per hour and direction on the corridor and 150 per side approach, both declared, and three scenarios (routine peak; event surge, demand × 1.25; an incident that at the same surge caps one corridor edge at 2.5 m/s for 20 minutes), all 45 matched-seed runs (fixed-time, actuated and forecast-informed-rule controllers, five seeds, 300 s warm-up and 3,600 s evaluation, SUMO 1.28.0, 9,645 s of wall time) completed. The corridor was oversaturated under every controller: of 6,675 (routine) or 8,350 (surge and incident) loaded vehicles per run only 1,003 to 3,441 completed their trip, 3,257 to 6,979 remained unfinished and 1,091 to 2,386 were teleported after waiting 300 s. The forecast rule’s lower time loss per completed trip in the two stress scenarios (739.0 and 806.0 s against 780.5 and 898.4 for fixed-time) came with fewer completed trips (2,014 against 2,087; 1,236 against 1,384), i.e., survivorship, and we claimed no controller ranking.</w:t>
       </w:r>
     </w:p>
     <w:p>
       <w:pPr>
-        <w:pStyle w:val="tablehead"/>
-        <w:keepNext/>
-      </w:pPr>
-      <w:r>
-        <w:t xml:space="preserve">SUPERSEDED Controller Comparison of 2026-10-20 (SIMULATION)</w:t>
-      </w:r>
-    </w:p>
-    <w:tbl>
-      <w:tblPr>
-        <w:tblW w:w="243.30pt" w:type="dxa"/>
-        <w:jc w:val="center"/>
-        <w:tblBorders>
-          <w:top w:val="single" w:sz="2" w:space="0" w:color="auto"/>
-          <w:start w:val="single" w:sz="2" w:space="0" w:color="auto"/>
-          <w:bottom w:val="single" w:sz="2" w:space="0" w:color="auto"/>
-          <w:end w:val="single" w:sz="2" w:space="0" w:color="auto"/>
-          <w:insideH w:val="single" w:sz="2" w:space="0" w:color="auto"/>
-          <w:insideV w:val="single" w:sz="2" w:space="0" w:color="auto"/>
-        </w:tblBorders>
-        <w:tblLayout w:type="fixed"/>
-        <w:tblCellMar>
-          <w:start w:w="2pt" w:type="dxa"/>
-          <w:end w:w="2pt" w:type="dxa"/>
-        </w:tblCellMar>
-        <w:tblLook w:firstRow="1" w:lastRow="0" w:firstColumn="0" w:lastColumn="0" w:noHBand="1" w:noVBand="1"/>
-      </w:tblPr>
-      <w:tblGrid>
-        <w:gridCol w:w="960"/>
-        <w:gridCol w:w="960"/>
-        <w:gridCol w:w="740"/>
-        <w:gridCol w:w="740"/>
-        <w:gridCol w:w="720"/>
-        <w:gridCol w:w="746"/>
-      </w:tblGrid>
-      <w:tr>
-        <w:trPr>
-          <w:cantSplit/>
-          <w:tblHeader/>
-          <w:jc w:val="center"/>
-        </w:trPr>
-        <w:tc>
-          <w:tcPr>
-            <w:tcW w:w="48.00pt" w:type="dxa"/>
-            <w:vAlign w:val="center"/>
-          </w:tcPr>
-          <w:p>
-            <w:pPr>
-              <w:pStyle w:val="tablecolhead"/>
-              <w:keepNext/>
-              <w:jc w:val="center"/>
-            </w:pPr>
-            <w:r>
-              <w:rPr>
-                <w:b/>
-                <w:bCs/>
-                <w:sz w:val="13"/>
-                <w:szCs w:val="13"/>
-              </w:rPr>
-              <w:t xml:space="preserve">Scenario</w:t>
-            </w:r>
-          </w:p>
-        </w:tc>
-        <w:tc>
-          <w:tcPr>
-            <w:tcW w:w="48.00pt" w:type="dxa"/>
-            <w:vAlign w:val="center"/>
-          </w:tcPr>
-          <w:p>
-            <w:pPr>
-              <w:pStyle w:val="tablecolhead"/>
-              <w:keepNext/>
-              <w:jc w:val="center"/>
-            </w:pPr>
-            <w:r>
-              <w:rPr>
-                <w:b/>
-                <w:bCs/>
-                <w:sz w:val="13"/>
-                <w:szCs w:val="13"/>
-              </w:rPr>
-              <w:t xml:space="preserve">Controller</w:t>
-            </w:r>
-          </w:p>
-        </w:tc>
-        <w:tc>
-          <w:tcPr>
-            <w:tcW w:w="37.00pt" w:type="dxa"/>
-            <w:vAlign w:val="center"/>
-          </w:tcPr>
-          <w:p>
-            <w:pPr>
-              <w:pStyle w:val="tablecolhead"/>
-              <w:keepNext/>
-              <w:jc w:val="center"/>
-            </w:pPr>
-            <w:r>
-              <w:rPr>
-                <w:b/>
-                <w:bCs/>
-                <w:sz w:val="13"/>
-                <w:szCs w:val="13"/>
-              </w:rPr>
-              <w:t xml:space="preserve">Completed</w:t>
-            </w:r>
-          </w:p>
-        </w:tc>
-        <w:tc>
-          <w:tcPr>
-            <w:tcW w:w="37.00pt" w:type="dxa"/>
-            <w:vAlign w:val="center"/>
-          </w:tcPr>
-          <w:p>
-            <w:pPr>
-              <w:pStyle w:val="tablecolhead"/>
-              <w:keepNext/>
-              <w:jc w:val="center"/>
-            </w:pPr>
-            <w:r>
-              <w:rPr>
-                <w:b/>
-                <w:bCs/>
-                <w:sz w:val="13"/>
-                <w:szCs w:val="13"/>
-              </w:rPr>
-              <w:t xml:space="preserve">Unfinished</w:t>
-            </w:r>
-          </w:p>
-        </w:tc>
-        <w:tc>
-          <w:tcPr>
-            <w:tcW w:w="36.00pt" w:type="dxa"/>
-            <w:vAlign w:val="center"/>
-          </w:tcPr>
-          <w:p>
-            <w:pPr>
-              <w:pStyle w:val="tablecolhead"/>
-              <w:keepNext/>
-              <w:jc w:val="center"/>
-            </w:pPr>
-            <w:r>
-              <w:rPr>
-                <w:b/>
-                <w:bCs/>
-                <w:sz w:val="13"/>
-                <w:szCs w:val="13"/>
-              </w:rPr>
-              <w:t xml:space="preserve">Teleports</w:t>
-            </w:r>
-          </w:p>
-        </w:tc>
-        <w:tc>
-          <w:tcPr>
-            <w:tcW w:w="37.30pt" w:type="dxa"/>
-            <w:vAlign w:val="center"/>
-          </w:tcPr>
-          <w:p>
-            <w:pPr>
-              <w:pStyle w:val="tablecolhead"/>
-              <w:keepNext/>
-              <w:jc w:val="center"/>
-            </w:pPr>
-            <w:r>
-              <w:rPr>
-                <w:b/>
-                <w:bCs/>
-                <w:sz w:val="13"/>
-                <w:szCs w:val="13"/>
-              </w:rPr>
-              <w:t xml:space="preserve">Time loss (s)</w:t>
-            </w:r>
-          </w:p>
-        </w:tc>
-      </w:tr>
-      <w:tr>
-        <w:trPr>
-          <w:cantSplit/>
-          <w:jc w:val="center"/>
-        </w:trPr>
-        <w:tc>
-          <w:tcPr>
-            <w:tcW w:w="48.00pt" w:type="dxa"/>
-            <w:vAlign w:val="center"/>
-          </w:tcPr>
-          <w:p>
-            <w:pPr>
-              <w:pStyle w:val="tablecopy"/>
-              <w:keepNext/>
-              <w:jc w:val="start"/>
-            </w:pPr>
-            <w:r>
-              <w:rPr>
-                <w:sz w:val="13"/>
-                <w:szCs w:val="13"/>
-              </w:rPr>
-              <w:t xml:space="preserve">Event surge</w:t>
-            </w:r>
-          </w:p>
-        </w:tc>
-        <w:tc>
-          <w:tcPr>
-            <w:tcW w:w="48.00pt" w:type="dxa"/>
-            <w:vAlign w:val="center"/>
-          </w:tcPr>
-          <w:p>
-            <w:pPr>
-              <w:pStyle w:val="tablecopy"/>
-              <w:keepNext/>
-              <w:jc w:val="start"/>
-            </w:pPr>
-            <w:r>
-              <w:rPr>
-                <w:sz w:val="13"/>
-                <w:szCs w:val="13"/>
-              </w:rPr>
-              <w:t xml:space="preserve">Actuated</w:t>
-            </w:r>
-          </w:p>
-        </w:tc>
-        <w:tc>
-          <w:tcPr>
-            <w:tcW w:w="37.00pt" w:type="dxa"/>
-            <w:vAlign w:val="center"/>
-          </w:tcPr>
-          <w:p>
-            <w:pPr>
-              <w:pStyle w:val="tablecopy"/>
-              <w:keepNext/>
-              <w:jc w:val="end"/>
-            </w:pPr>
-            <w:r>
-              <w:rPr>
-                <w:sz w:val="13"/>
-                <w:szCs w:val="13"/>
-              </w:rPr>
-              <w:t xml:space="preserve">2,877</w:t>
-            </w:r>
-          </w:p>
-        </w:tc>
-        <w:tc>
-          <w:tcPr>
-            <w:tcW w:w="37.00pt" w:type="dxa"/>
-            <w:vAlign w:val="center"/>
-          </w:tcPr>
-          <w:p>
-            <w:pPr>
-              <w:pStyle w:val="tablecopy"/>
-              <w:keepNext/>
-              <w:jc w:val="end"/>
-            </w:pPr>
-            <w:r>
-              <w:rPr>
-                <w:sz w:val="13"/>
-                <w:szCs w:val="13"/>
-              </w:rPr>
-              <w:t xml:space="preserve">4,957</w:t>
-            </w:r>
-          </w:p>
-        </w:tc>
-        <w:tc>
-          <w:tcPr>
-            <w:tcW w:w="36.00pt" w:type="dxa"/>
-            <w:vAlign w:val="center"/>
-          </w:tcPr>
-          <w:p>
-            <w:pPr>
-              <w:pStyle w:val="tablecopy"/>
-              <w:keepNext/>
-              <w:jc w:val="end"/>
-            </w:pPr>
-            <w:r>
-              <w:rPr>
-                <w:sz w:val="13"/>
-                <w:szCs w:val="13"/>
-              </w:rPr>
-              <w:t xml:space="preserve">1,667</w:t>
-            </w:r>
-          </w:p>
-        </w:tc>
-        <w:tc>
-          <w:tcPr>
-            <w:tcW w:w="37.30pt" w:type="dxa"/>
-            <w:vAlign w:val="center"/>
-          </w:tcPr>
-          <w:p>
-            <w:pPr>
-              <w:pStyle w:val="tablecopy"/>
-              <w:keepNext/>
-              <w:jc w:val="end"/>
-            </w:pPr>
-            <w:r>
-              <w:rPr>
-                <w:sz w:val="13"/>
-                <w:szCs w:val="13"/>
-              </w:rPr>
-              <w:t xml:space="preserve">1118.4</w:t>
-            </w:r>
-          </w:p>
-        </w:tc>
-      </w:tr>
-      <w:tr>
-        <w:trPr>
-          <w:cantSplit/>
-          <w:jc w:val="center"/>
-        </w:trPr>
-        <w:tc>
-          <w:tcPr>
-            <w:tcW w:w="48.00pt" w:type="dxa"/>
-            <w:vAlign w:val="center"/>
-          </w:tcPr>
-          <w:p>
-            <w:pPr>
-              <w:pStyle w:val="tablecopy"/>
-              <w:keepNext/>
-              <w:jc w:val="start"/>
-            </w:pPr>
-            <w:r>
-              <w:rPr>
-                <w:sz w:val="13"/>
-                <w:szCs w:val="13"/>
-              </w:rPr>
-              <w:t xml:space="preserve">Event surge</w:t>
-            </w:r>
-          </w:p>
-        </w:tc>
-        <w:tc>
-          <w:tcPr>
-            <w:tcW w:w="48.00pt" w:type="dxa"/>
-            <w:vAlign w:val="center"/>
-          </w:tcPr>
-          <w:p>
-            <w:pPr>
-              <w:pStyle w:val="tablecopy"/>
-              <w:keepNext/>
-              <w:jc w:val="start"/>
-            </w:pPr>
-            <w:r>
-              <w:rPr>
-                <w:sz w:val="13"/>
-                <w:szCs w:val="13"/>
-              </w:rPr>
-              <w:t xml:space="preserve">Fixed-time</w:t>
-            </w:r>
-          </w:p>
-        </w:tc>
-        <w:tc>
-          <w:tcPr>
-            <w:tcW w:w="37.00pt" w:type="dxa"/>
-            <w:vAlign w:val="center"/>
-          </w:tcPr>
-          <w:p>
-            <w:pPr>
-              <w:pStyle w:val="tablecopy"/>
-              <w:keepNext/>
-              <w:jc w:val="end"/>
-            </w:pPr>
-            <w:r>
-              <w:rPr>
-                <w:sz w:val="13"/>
-                <w:szCs w:val="13"/>
-              </w:rPr>
-              <w:t xml:space="preserve">2,087</w:t>
-            </w:r>
-          </w:p>
-        </w:tc>
-        <w:tc>
-          <w:tcPr>
-            <w:tcW w:w="37.00pt" w:type="dxa"/>
-            <w:vAlign w:val="center"/>
-          </w:tcPr>
-          <w:p>
-            <w:pPr>
-              <w:pStyle w:val="tablecopy"/>
-              <w:keepNext/>
-              <w:jc w:val="end"/>
-            </w:pPr>
-            <w:r>
-              <w:rPr>
-                <w:sz w:val="13"/>
-                <w:szCs w:val="13"/>
-              </w:rPr>
-              <w:t xml:space="preserve">5,856</w:t>
-            </w:r>
-          </w:p>
-        </w:tc>
-        <w:tc>
-          <w:tcPr>
-            <w:tcW w:w="36.00pt" w:type="dxa"/>
-            <w:vAlign w:val="center"/>
-          </w:tcPr>
-          <w:p>
-            <w:pPr>
-              <w:pStyle w:val="tablecopy"/>
-              <w:keepNext/>
-              <w:jc w:val="end"/>
-            </w:pPr>
-            <w:r>
-              <w:rPr>
-                <w:sz w:val="13"/>
-                <w:szCs w:val="13"/>
-              </w:rPr>
-              <w:t xml:space="preserve">1,799</w:t>
-            </w:r>
-          </w:p>
-        </w:tc>
-        <w:tc>
-          <w:tcPr>
-            <w:tcW w:w="37.30pt" w:type="dxa"/>
-            <w:vAlign w:val="center"/>
-          </w:tcPr>
-          <w:p>
-            <w:pPr>
-              <w:pStyle w:val="tablecopy"/>
-              <w:keepNext/>
-              <w:jc w:val="end"/>
-            </w:pPr>
-            <w:r>
-              <w:rPr>
-                <w:sz w:val="13"/>
-                <w:szCs w:val="13"/>
-              </w:rPr>
-              <w:t xml:space="preserve">780.5</w:t>
-            </w:r>
-          </w:p>
-        </w:tc>
-      </w:tr>
-      <w:tr>
-        <w:trPr>
-          <w:cantSplit/>
-          <w:jc w:val="center"/>
-        </w:trPr>
-        <w:tc>
-          <w:tcPr>
-            <w:tcW w:w="48.00pt" w:type="dxa"/>
-            <w:vAlign w:val="center"/>
-          </w:tcPr>
-          <w:p>
-            <w:pPr>
-              <w:pStyle w:val="tablecopy"/>
-              <w:keepNext/>
-              <w:jc w:val="start"/>
-            </w:pPr>
-            <w:r>
-              <w:rPr>
-                <w:sz w:val="13"/>
-                <w:szCs w:val="13"/>
-              </w:rPr>
-              <w:t xml:space="preserve">Event surge</w:t>
-            </w:r>
-          </w:p>
-        </w:tc>
-        <w:tc>
-          <w:tcPr>
-            <w:tcW w:w="48.00pt" w:type="dxa"/>
-            <w:vAlign w:val="center"/>
-          </w:tcPr>
-          <w:p>
-            <w:pPr>
-              <w:pStyle w:val="tablecopy"/>
-              <w:keepNext/>
-              <w:jc w:val="start"/>
-            </w:pPr>
-            <w:r>
-              <w:rPr>
-                <w:sz w:val="13"/>
-                <w:szCs w:val="13"/>
-              </w:rPr>
-              <w:t xml:space="preserve">Forecast rule</w:t>
-            </w:r>
-          </w:p>
-        </w:tc>
-        <w:tc>
-          <w:tcPr>
-            <w:tcW w:w="37.00pt" w:type="dxa"/>
-            <w:vAlign w:val="center"/>
-          </w:tcPr>
-          <w:p>
-            <w:pPr>
-              <w:pStyle w:val="tablecopy"/>
-              <w:keepNext/>
-              <w:jc w:val="end"/>
-            </w:pPr>
-            <w:r>
-              <w:rPr>
-                <w:sz w:val="13"/>
-                <w:szCs w:val="13"/>
-              </w:rPr>
-              <w:t xml:space="preserve">2,014</w:t>
-            </w:r>
-          </w:p>
-        </w:tc>
-        <w:tc>
-          <w:tcPr>
-            <w:tcW w:w="37.00pt" w:type="dxa"/>
-            <w:vAlign w:val="center"/>
-          </w:tcPr>
-          <w:p>
-            <w:pPr>
-              <w:pStyle w:val="tablecopy"/>
-              <w:keepNext/>
-              <w:jc w:val="end"/>
-            </w:pPr>
-            <w:r>
-              <w:rPr>
-                <w:sz w:val="13"/>
-                <w:szCs w:val="13"/>
-              </w:rPr>
-              <w:t xml:space="preserve">5,955</w:t>
-            </w:r>
-          </w:p>
-        </w:tc>
-        <w:tc>
-          <w:tcPr>
-            <w:tcW w:w="36.00pt" w:type="dxa"/>
-            <w:vAlign w:val="center"/>
-          </w:tcPr>
-          <w:p>
-            <w:pPr>
-              <w:pStyle w:val="tablecopy"/>
-              <w:keepNext/>
-              <w:jc w:val="end"/>
-            </w:pPr>
-            <w:r>
-              <w:rPr>
-                <w:sz w:val="13"/>
-                <w:szCs w:val="13"/>
-              </w:rPr>
-              <w:t xml:space="preserve">1,834</w:t>
-            </w:r>
-          </w:p>
-        </w:tc>
-        <w:tc>
-          <w:tcPr>
-            <w:tcW w:w="37.30pt" w:type="dxa"/>
-            <w:vAlign w:val="center"/>
-          </w:tcPr>
-          <w:p>
-            <w:pPr>
-              <w:pStyle w:val="tablecopy"/>
-              <w:keepNext/>
-              <w:jc w:val="end"/>
-            </w:pPr>
-            <w:r>
-              <w:rPr>
-                <w:sz w:val="13"/>
-                <w:szCs w:val="13"/>
-              </w:rPr>
-              <w:t xml:space="preserve">739.0</w:t>
-            </w:r>
-          </w:p>
-        </w:tc>
-      </w:tr>
-      <w:tr>
-        <w:trPr>
-          <w:cantSplit/>
-          <w:jc w:val="center"/>
-        </w:trPr>
-        <w:tc>
-          <w:tcPr>
-            <w:tcW w:w="48.00pt" w:type="dxa"/>
-            <w:vAlign w:val="center"/>
-          </w:tcPr>
-          <w:p>
-            <w:pPr>
-              <w:pStyle w:val="tablecopy"/>
-              <w:keepNext/>
-              <w:jc w:val="start"/>
-            </w:pPr>
-            <w:r>
-              <w:rPr>
-                <w:sz w:val="13"/>
-                <w:szCs w:val="13"/>
-              </w:rPr>
-              <w:t xml:space="preserve">Incident</w:t>
-            </w:r>
-          </w:p>
-        </w:tc>
-        <w:tc>
-          <w:tcPr>
-            <w:tcW w:w="48.00pt" w:type="dxa"/>
-            <w:vAlign w:val="center"/>
-          </w:tcPr>
-          <w:p>
-            <w:pPr>
-              <w:pStyle w:val="tablecopy"/>
-              <w:keepNext/>
-              <w:jc w:val="start"/>
-            </w:pPr>
-            <w:r>
-              <w:rPr>
-                <w:sz w:val="13"/>
-                <w:szCs w:val="13"/>
-              </w:rPr>
-              <w:t xml:space="preserve">Actuated</w:t>
-            </w:r>
-          </w:p>
-        </w:tc>
-        <w:tc>
-          <w:tcPr>
-            <w:tcW w:w="37.00pt" w:type="dxa"/>
-            <w:vAlign w:val="center"/>
-          </w:tcPr>
-          <w:p>
-            <w:pPr>
-              <w:pStyle w:val="tablecopy"/>
-              <w:keepNext/>
-              <w:jc w:val="end"/>
-            </w:pPr>
-            <w:r>
-              <w:rPr>
-                <w:sz w:val="13"/>
-                <w:szCs w:val="13"/>
-              </w:rPr>
-              <w:t xml:space="preserve">2,240</w:t>
-            </w:r>
-          </w:p>
-        </w:tc>
-        <w:tc>
-          <w:tcPr>
-            <w:tcW w:w="37.00pt" w:type="dxa"/>
-            <w:vAlign w:val="center"/>
-          </w:tcPr>
-          <w:p>
-            <w:pPr>
-              <w:pStyle w:val="tablecopy"/>
-              <w:keepNext/>
-              <w:jc w:val="end"/>
-            </w:pPr>
-            <w:r>
-              <w:rPr>
-                <w:sz w:val="13"/>
-                <w:szCs w:val="13"/>
-              </w:rPr>
-              <w:t xml:space="preserve">5,604</w:t>
-            </w:r>
-          </w:p>
-        </w:tc>
-        <w:tc>
-          <w:tcPr>
-            <w:tcW w:w="36.00pt" w:type="dxa"/>
-            <w:vAlign w:val="center"/>
-          </w:tcPr>
-          <w:p>
-            <w:pPr>
-              <w:pStyle w:val="tablecopy"/>
-              <w:keepNext/>
-              <w:jc w:val="end"/>
-            </w:pPr>
-            <w:r>
-              <w:rPr>
-                <w:sz w:val="13"/>
-                <w:szCs w:val="13"/>
-              </w:rPr>
-              <w:t xml:space="preserve">1,971</w:t>
-            </w:r>
-          </w:p>
-        </w:tc>
-        <w:tc>
-          <w:tcPr>
-            <w:tcW w:w="37.30pt" w:type="dxa"/>
-            <w:vAlign w:val="center"/>
-          </w:tcPr>
-          <w:p>
-            <w:pPr>
-              <w:pStyle w:val="tablecopy"/>
-              <w:keepNext/>
-              <w:jc w:val="end"/>
-            </w:pPr>
-            <w:r>
-              <w:rPr>
-                <w:sz w:val="13"/>
-                <w:szCs w:val="13"/>
-              </w:rPr>
-              <w:t xml:space="preserve">1070.1</w:t>
-            </w:r>
-          </w:p>
-        </w:tc>
-      </w:tr>
-      <w:tr>
-        <w:trPr>
-          <w:cantSplit/>
-          <w:jc w:val="center"/>
-        </w:trPr>
-        <w:tc>
-          <w:tcPr>
-            <w:tcW w:w="48.00pt" w:type="dxa"/>
-            <w:vAlign w:val="center"/>
-          </w:tcPr>
-          <w:p>
-            <w:pPr>
-              <w:pStyle w:val="tablecopy"/>
-              <w:keepNext/>
-              <w:jc w:val="start"/>
-            </w:pPr>
-            <w:r>
-              <w:rPr>
-                <w:sz w:val="13"/>
-                <w:szCs w:val="13"/>
-              </w:rPr>
-              <w:t xml:space="preserve">Incident</w:t>
-            </w:r>
-          </w:p>
-        </w:tc>
-        <w:tc>
-          <w:tcPr>
-            <w:tcW w:w="48.00pt" w:type="dxa"/>
-            <w:vAlign w:val="center"/>
-          </w:tcPr>
-          <w:p>
-            <w:pPr>
-              <w:pStyle w:val="tablecopy"/>
-              <w:keepNext/>
-              <w:jc w:val="start"/>
-            </w:pPr>
-            <w:r>
-              <w:rPr>
-                <w:sz w:val="13"/>
-                <w:szCs w:val="13"/>
-              </w:rPr>
-              <w:t xml:space="preserve">Fixed-time</w:t>
-            </w:r>
-          </w:p>
-        </w:tc>
-        <w:tc>
-          <w:tcPr>
-            <w:tcW w:w="37.00pt" w:type="dxa"/>
-            <w:vAlign w:val="center"/>
-          </w:tcPr>
-          <w:p>
-            <w:pPr>
-              <w:pStyle w:val="tablecopy"/>
-              <w:keepNext/>
-              <w:jc w:val="end"/>
-            </w:pPr>
-            <w:r>
-              <w:rPr>
-                <w:sz w:val="13"/>
-                <w:szCs w:val="13"/>
-              </w:rPr>
-              <w:t xml:space="preserve">1,384</w:t>
-            </w:r>
-          </w:p>
-        </w:tc>
-        <w:tc>
-          <w:tcPr>
-            <w:tcW w:w="37.00pt" w:type="dxa"/>
-            <w:vAlign w:val="center"/>
-          </w:tcPr>
-          <w:p>
-            <w:pPr>
-              <w:pStyle w:val="tablecopy"/>
-              <w:keepNext/>
-              <w:jc w:val="end"/>
-            </w:pPr>
-            <w:r>
-              <w:rPr>
-                <w:sz w:val="13"/>
-                <w:szCs w:val="13"/>
-              </w:rPr>
-              <w:t xml:space="preserve">6,566</w:t>
-            </w:r>
-          </w:p>
-        </w:tc>
-        <w:tc>
-          <w:tcPr>
-            <w:tcW w:w="36.00pt" w:type="dxa"/>
-            <w:vAlign w:val="center"/>
-          </w:tcPr>
-          <w:p>
-            <w:pPr>
-              <w:pStyle w:val="tablecopy"/>
-              <w:keepNext/>
-              <w:jc w:val="end"/>
-            </w:pPr>
-            <w:r>
-              <w:rPr>
-                <w:sz w:val="13"/>
-                <w:szCs w:val="13"/>
-              </w:rPr>
-              <w:t xml:space="preserve">2,268</w:t>
-            </w:r>
-          </w:p>
-        </w:tc>
-        <w:tc>
-          <w:tcPr>
-            <w:tcW w:w="37.30pt" w:type="dxa"/>
-            <w:vAlign w:val="center"/>
-          </w:tcPr>
-          <w:p>
-            <w:pPr>
-              <w:pStyle w:val="tablecopy"/>
-              <w:keepNext/>
-              <w:jc w:val="end"/>
-            </w:pPr>
-            <w:r>
-              <w:rPr>
-                <w:sz w:val="13"/>
-                <w:szCs w:val="13"/>
-              </w:rPr>
-              <w:t xml:space="preserve">898.4</w:t>
-            </w:r>
-          </w:p>
-        </w:tc>
-      </w:tr>
-      <w:tr>
-        <w:trPr>
-          <w:cantSplit/>
-          <w:jc w:val="center"/>
-        </w:trPr>
-        <w:tc>
-          <w:tcPr>
-            <w:tcW w:w="48.00pt" w:type="dxa"/>
-            <w:vAlign w:val="center"/>
-          </w:tcPr>
-          <w:p>
-            <w:pPr>
-              <w:pStyle w:val="tablecopy"/>
-              <w:keepNext/>
-              <w:jc w:val="start"/>
-            </w:pPr>
-            <w:r>
-              <w:rPr>
-                <w:sz w:val="13"/>
-                <w:szCs w:val="13"/>
-              </w:rPr>
-              <w:t xml:space="preserve">Incident</w:t>
-            </w:r>
-          </w:p>
-        </w:tc>
-        <w:tc>
-          <w:tcPr>
-            <w:tcW w:w="48.00pt" w:type="dxa"/>
-            <w:vAlign w:val="center"/>
-          </w:tcPr>
-          <w:p>
-            <w:pPr>
-              <w:pStyle w:val="tablecopy"/>
-              <w:keepNext/>
-              <w:jc w:val="start"/>
-            </w:pPr>
-            <w:r>
-              <w:rPr>
-                <w:sz w:val="13"/>
-                <w:szCs w:val="13"/>
-              </w:rPr>
-              <w:t xml:space="preserve">Forecast rule</w:t>
-            </w:r>
-          </w:p>
-        </w:tc>
-        <w:tc>
-          <w:tcPr>
-            <w:tcW w:w="37.00pt" w:type="dxa"/>
-            <w:vAlign w:val="center"/>
-          </w:tcPr>
-          <w:p>
-            <w:pPr>
-              <w:pStyle w:val="tablecopy"/>
-              <w:keepNext/>
-              <w:jc w:val="end"/>
-            </w:pPr>
-            <w:r>
-              <w:rPr>
-                <w:sz w:val="13"/>
-                <w:szCs w:val="13"/>
-              </w:rPr>
-              <w:t xml:space="preserve">1,236</w:t>
-            </w:r>
-          </w:p>
-        </w:tc>
-        <w:tc>
-          <w:tcPr>
-            <w:tcW w:w="37.00pt" w:type="dxa"/>
-            <w:vAlign w:val="center"/>
-          </w:tcPr>
-          <w:p>
-            <w:pPr>
-              <w:pStyle w:val="tablecopy"/>
-              <w:keepNext/>
-              <w:jc w:val="end"/>
-            </w:pPr>
-            <w:r>
-              <w:rPr>
-                <w:sz w:val="13"/>
-                <w:szCs w:val="13"/>
-              </w:rPr>
-              <w:t xml:space="preserve">6,725</w:t>
-            </w:r>
-          </w:p>
-        </w:tc>
-        <w:tc>
-          <w:tcPr>
-            <w:tcW w:w="36.00pt" w:type="dxa"/>
-            <w:vAlign w:val="center"/>
-          </w:tcPr>
-          <w:p>
-            <w:pPr>
-              <w:pStyle w:val="tablecopy"/>
-              <w:keepNext/>
-              <w:jc w:val="end"/>
-            </w:pPr>
-            <w:r>
-              <w:rPr>
-                <w:sz w:val="13"/>
-                <w:szCs w:val="13"/>
-              </w:rPr>
-              <w:t xml:space="preserve">2,174</w:t>
-            </w:r>
-          </w:p>
-        </w:tc>
-        <w:tc>
-          <w:tcPr>
-            <w:tcW w:w="37.30pt" w:type="dxa"/>
-            <w:vAlign w:val="center"/>
-          </w:tcPr>
-          <w:p>
-            <w:pPr>
-              <w:pStyle w:val="tablecopy"/>
-              <w:keepNext/>
-              <w:jc w:val="end"/>
-            </w:pPr>
-            <w:r>
-              <w:rPr>
-                <w:sz w:val="13"/>
-                <w:szCs w:val="13"/>
-              </w:rPr>
-              <w:t xml:space="preserve">806.0</w:t>
-            </w:r>
-          </w:p>
-        </w:tc>
-      </w:tr>
-      <w:tr>
-        <w:trPr>
-          <w:cantSplit/>
-          <w:jc w:val="center"/>
-        </w:trPr>
-        <w:tc>
-          <w:tcPr>
-            <w:tcW w:w="48.00pt" w:type="dxa"/>
-            <w:vAlign w:val="center"/>
-          </w:tcPr>
-          <w:p>
-            <w:pPr>
-              <w:pStyle w:val="tablecopy"/>
-              <w:keepNext/>
-              <w:jc w:val="start"/>
-            </w:pPr>
-            <w:r>
-              <w:rPr>
-                <w:sz w:val="13"/>
-                <w:szCs w:val="13"/>
-              </w:rPr>
-              <w:t xml:space="preserve">Routine peak</w:t>
-            </w:r>
-          </w:p>
-        </w:tc>
-        <w:tc>
-          <w:tcPr>
-            <w:tcW w:w="48.00pt" w:type="dxa"/>
-            <w:vAlign w:val="center"/>
-          </w:tcPr>
-          <w:p>
-            <w:pPr>
-              <w:pStyle w:val="tablecopy"/>
-              <w:keepNext/>
-              <w:jc w:val="start"/>
-            </w:pPr>
-            <w:r>
-              <w:rPr>
-                <w:sz w:val="13"/>
-                <w:szCs w:val="13"/>
-              </w:rPr>
-              <w:t xml:space="preserve">Actuated</w:t>
-            </w:r>
-          </w:p>
-        </w:tc>
-        <w:tc>
-          <w:tcPr>
-            <w:tcW w:w="37.00pt" w:type="dxa"/>
-            <w:vAlign w:val="center"/>
-          </w:tcPr>
-          <w:p>
-            <w:pPr>
-              <w:pStyle w:val="tablecopy"/>
-              <w:keepNext/>
-              <w:jc w:val="end"/>
-            </w:pPr>
-            <w:r>
-              <w:rPr>
-                <w:sz w:val="13"/>
-                <w:szCs w:val="13"/>
-              </w:rPr>
-              <w:t xml:space="preserve">2,563</w:t>
-            </w:r>
-          </w:p>
-        </w:tc>
-        <w:tc>
-          <w:tcPr>
-            <w:tcW w:w="37.00pt" w:type="dxa"/>
-            <w:vAlign w:val="center"/>
-          </w:tcPr>
-          <w:p>
-            <w:pPr>
-              <w:pStyle w:val="tablecopy"/>
-              <w:keepNext/>
-              <w:jc w:val="end"/>
-            </w:pPr>
-            <w:r>
-              <w:rPr>
-                <w:sz w:val="13"/>
-                <w:szCs w:val="13"/>
-              </w:rPr>
-              <w:t xml:space="preserve">3,682</w:t>
-            </w:r>
-          </w:p>
-        </w:tc>
-        <w:tc>
-          <w:tcPr>
-            <w:tcW w:w="36.00pt" w:type="dxa"/>
-            <w:vAlign w:val="center"/>
-          </w:tcPr>
-          <w:p>
-            <w:pPr>
-              <w:pStyle w:val="tablecopy"/>
-              <w:keepNext/>
-              <w:jc w:val="end"/>
-            </w:pPr>
-            <w:r>
-              <w:rPr>
-                <w:sz w:val="13"/>
-                <w:szCs w:val="13"/>
-              </w:rPr>
-              <w:t xml:space="preserve">1,399</w:t>
-            </w:r>
-          </w:p>
-        </w:tc>
-        <w:tc>
-          <w:tcPr>
-            <w:tcW w:w="37.30pt" w:type="dxa"/>
-            <w:vAlign w:val="center"/>
-          </w:tcPr>
-          <w:p>
-            <w:pPr>
-              <w:pStyle w:val="tablecopy"/>
-              <w:keepNext/>
-              <w:jc w:val="end"/>
-            </w:pPr>
-            <w:r>
-              <w:rPr>
-                <w:sz w:val="13"/>
-                <w:szCs w:val="13"/>
-              </w:rPr>
-              <w:t xml:space="preserve">987.5</w:t>
-            </w:r>
-          </w:p>
-        </w:tc>
-      </w:tr>
-      <w:tr>
-        <w:trPr>
-          <w:cantSplit/>
-          <w:jc w:val="center"/>
-        </w:trPr>
-        <w:tc>
-          <w:tcPr>
-            <w:tcW w:w="48.00pt" w:type="dxa"/>
-            <w:vAlign w:val="center"/>
-          </w:tcPr>
-          <w:p>
-            <w:pPr>
-              <w:pStyle w:val="tablecopy"/>
-              <w:keepNext/>
-              <w:jc w:val="start"/>
-            </w:pPr>
-            <w:r>
-              <w:rPr>
-                <w:sz w:val="13"/>
-                <w:szCs w:val="13"/>
-              </w:rPr>
-              <w:t xml:space="preserve">Routine peak</w:t>
-            </w:r>
-          </w:p>
-        </w:tc>
-        <w:tc>
-          <w:tcPr>
-            <w:tcW w:w="48.00pt" w:type="dxa"/>
-            <w:vAlign w:val="center"/>
-          </w:tcPr>
-          <w:p>
-            <w:pPr>
-              <w:pStyle w:val="tablecopy"/>
-              <w:keepNext/>
-              <w:jc w:val="start"/>
-            </w:pPr>
-            <w:r>
-              <w:rPr>
-                <w:sz w:val="13"/>
-                <w:szCs w:val="13"/>
-              </w:rPr>
-              <w:t xml:space="preserve">Fixed-time</w:t>
-            </w:r>
-          </w:p>
-        </w:tc>
-        <w:tc>
-          <w:tcPr>
-            <w:tcW w:w="37.00pt" w:type="dxa"/>
-            <w:vAlign w:val="center"/>
-          </w:tcPr>
-          <w:p>
-            <w:pPr>
-              <w:pStyle w:val="tablecopy"/>
-              <w:keepNext/>
-              <w:jc w:val="end"/>
-            </w:pPr>
-            <w:r>
-              <w:rPr>
-                <w:sz w:val="13"/>
-                <w:szCs w:val="13"/>
-              </w:rPr>
-              <w:t xml:space="preserve">2,358</w:t>
-            </w:r>
-          </w:p>
-        </w:tc>
-        <w:tc>
-          <w:tcPr>
-            <w:tcW w:w="37.00pt" w:type="dxa"/>
-            <w:vAlign w:val="center"/>
-          </w:tcPr>
-          <w:p>
-            <w:pPr>
-              <w:pStyle w:val="tablecopy"/>
-              <w:keepNext/>
-              <w:jc w:val="end"/>
-            </w:pPr>
-            <w:r>
-              <w:rPr>
-                <w:sz w:val="13"/>
-                <w:szCs w:val="13"/>
-              </w:rPr>
-              <w:t xml:space="preserve">3,924</w:t>
-            </w:r>
-          </w:p>
-        </w:tc>
-        <w:tc>
-          <w:tcPr>
-            <w:tcW w:w="36.00pt" w:type="dxa"/>
-            <w:vAlign w:val="center"/>
-          </w:tcPr>
-          <w:p>
-            <w:pPr>
-              <w:pStyle w:val="tablecopy"/>
-              <w:keepNext/>
-              <w:jc w:val="end"/>
-            </w:pPr>
-            <w:r>
-              <w:rPr>
-                <w:sz w:val="13"/>
-                <w:szCs w:val="13"/>
-              </w:rPr>
-              <w:t xml:space="preserve">1,330</w:t>
-            </w:r>
-          </w:p>
-        </w:tc>
-        <w:tc>
-          <w:tcPr>
-            <w:tcW w:w="37.30pt" w:type="dxa"/>
-            <w:vAlign w:val="center"/>
-          </w:tcPr>
-          <w:p>
-            <w:pPr>
-              <w:pStyle w:val="tablecopy"/>
-              <w:keepNext/>
-              <w:jc w:val="end"/>
-            </w:pPr>
-            <w:r>
-              <w:rPr>
-                <w:sz w:val="13"/>
-                <w:szCs w:val="13"/>
-              </w:rPr>
-              <w:t xml:space="preserve">971.6</w:t>
-            </w:r>
-          </w:p>
-        </w:tc>
-      </w:tr>
-      <w:tr>
-        <w:trPr>
-          <w:cantSplit/>
-          <w:jc w:val="center"/>
-        </w:trPr>
-        <w:tc>
-          <w:tcPr>
-            <w:tcW w:w="48.00pt" w:type="dxa"/>
-            <w:vAlign w:val="center"/>
-          </w:tcPr>
-          <w:p>
-            <w:pPr>
-              <w:pStyle w:val="tablecopy"/>
-              <w:jc w:val="start"/>
-            </w:pPr>
-            <w:r>
-              <w:rPr>
-                <w:sz w:val="13"/>
-                <w:szCs w:val="13"/>
-              </w:rPr>
-              <w:t xml:space="preserve">Routine peak</w:t>
-            </w:r>
-          </w:p>
-        </w:tc>
-        <w:tc>
-          <w:tcPr>
-            <w:tcW w:w="48.00pt" w:type="dxa"/>
-            <w:vAlign w:val="center"/>
-          </w:tcPr>
-          <w:p>
-            <w:pPr>
-              <w:pStyle w:val="tablecopy"/>
-              <w:jc w:val="start"/>
-            </w:pPr>
-            <w:r>
-              <w:rPr>
-                <w:sz w:val="13"/>
-                <w:szCs w:val="13"/>
-              </w:rPr>
-              <w:t xml:space="preserve">Forecast rule</w:t>
-            </w:r>
-          </w:p>
-        </w:tc>
-        <w:tc>
-          <w:tcPr>
-            <w:tcW w:w="37.00pt" w:type="dxa"/>
-            <w:vAlign w:val="center"/>
-          </w:tcPr>
-          <w:p>
-            <w:pPr>
-              <w:pStyle w:val="tablecopy"/>
-              <w:jc w:val="end"/>
-            </w:pPr>
-            <w:r>
-              <w:rPr>
-                <w:sz w:val="13"/>
-                <w:szCs w:val="13"/>
-              </w:rPr>
-              <w:t xml:space="preserve">2,358</w:t>
-            </w:r>
-          </w:p>
-        </w:tc>
-        <w:tc>
-          <w:tcPr>
-            <w:tcW w:w="37.00pt" w:type="dxa"/>
-            <w:vAlign w:val="center"/>
-          </w:tcPr>
-          <w:p>
-            <w:pPr>
-              <w:pStyle w:val="tablecopy"/>
-              <w:jc w:val="end"/>
-            </w:pPr>
-            <w:r>
-              <w:rPr>
-                <w:sz w:val="13"/>
-                <w:szCs w:val="13"/>
-              </w:rPr>
-              <w:t xml:space="preserve">3,924</w:t>
-            </w:r>
-          </w:p>
-        </w:tc>
-        <w:tc>
-          <w:tcPr>
-            <w:tcW w:w="36.00pt" w:type="dxa"/>
-            <w:vAlign w:val="center"/>
-          </w:tcPr>
-          <w:p>
-            <w:pPr>
-              <w:pStyle w:val="tablecopy"/>
-              <w:jc w:val="end"/>
-            </w:pPr>
-            <w:r>
-              <w:rPr>
-                <w:sz w:val="13"/>
-                <w:szCs w:val="13"/>
-              </w:rPr>
-              <w:t xml:space="preserve">1,330</w:t>
-            </w:r>
-          </w:p>
-        </w:tc>
-        <w:tc>
-          <w:tcPr>
-            <w:tcW w:w="37.30pt" w:type="dxa"/>
-            <w:vAlign w:val="center"/>
-          </w:tcPr>
-          <w:p>
-            <w:pPr>
-              <w:pStyle w:val="tablecopy"/>
-              <w:jc w:val="end"/>
-            </w:pPr>
-            <w:r>
-              <w:rPr>
-                <w:sz w:val="13"/>
-                <w:szCs w:val="13"/>
-              </w:rPr>
-              <w:t xml:space="preserve">971.6</w:t>
-            </w:r>
-          </w:p>
-        </w:tc>
-      </w:tr>
-    </w:tbl>
-    <w:p>
-      <w:pPr>
-        <w:pStyle w:val="tablecopy"/>
-        <w:spacing w:before="3pt" w:after="8pt"/>
+        <w:pStyle w:val="BodyText"/>
       </w:pPr>
       <w:r>
         <w:rPr>
           <w:i/>
           <w:iCs/>
-          <w:sz w:val="14"/>
-          <w:szCs w:val="14"/>
-        </w:rPr>
-        <w:t xml:space="preserve">Note:</w:t>
-      </w:r>
-      <w:r>
-        <w:rPr>
-          <w:sz w:val="14"/>
-          <w:szCs w:val="14"/>
-        </w:rPr>
-        <w:t xml:space="preserve"> Kept as recorded, not a corridor controller comparison: bare from/to flows let SUMO re-route at insertion and about half of the mainline left West Street (</w:t>
-      </w:r>
-      <w:r>
-        <w:rPr>
-          <w:sz w:val="14"/>
-          <w:szCs w:val="14"/>
-        </w:rPr>
-        <w:t xml:space="preserve">Table IX</w:t>
-      </w:r>
-      <w:r>
-        <w:rPr>
-          <w:sz w:val="14"/>
-          <w:szCs w:val="14"/>
-        </w:rPr>
-        <w:t xml:space="preserve">). Mean over five matched seeds; 6,675 (routine) or 8,350 vehicles loaded per run. Time loss is per </w:t>
-      </w:r>
-      <w:r>
-        <w:rPr>
-          <w:i/>
-          <w:iCs/>
-          <w:sz w:val="14"/>
-          <w:szCs w:val="14"/>
-        </w:rPr>
-        <w:t xml:space="preserve">completed</w:t>
-      </w:r>
-      <w:r>
-        <w:rPr>
-          <w:sz w:val="14"/>
-          <w:szCs w:val="14"/>
-        </w:rPr>
-        <w:t xml:space="preserve"> trip, so a lower value with fewer completed trips is survivorship, not improvement. Scenario-based testbed with OSM geometry and declared demand, not a calibrated digital twin; full columns in </w:t>
-      </w:r>
-      <w:r>
-        <w:rPr>
-          <w:rFonts w:ascii="Courier New" w:hAnsi="Courier New" w:cs="Courier New"/>
-          <w:sz w:val="14"/>
-          <w:szCs w:val="14"/>
-        </w:rPr>
-        <w:t xml:space="preserve">reports/​experiments/​simulation_​metrics.csv</w:t>
-      </w:r>
-      <w:r>
-        <w:rPr>
-          <w:sz w:val="14"/>
-          <w:szCs w:val="14"/>
-        </w:rPr>
-        <w:t xml:space="preserve">.</w:t>
-      </w:r>
-    </w:p>
-    <w:p>
-      <w:pPr>
-        <w:pStyle w:val="BodyText"/>
-      </w:pPr>
-      <w:r>
-        <w:rPr>
-          <w:i/>
-          <w:iCs/>
         </w:rPr>
         <w:t xml:space="preserve">Testbed audit (2026-10-21):</w:t>
       </w:r>
       <w:r>
-        <w:t xml:space="preserve"> To find out why, the corridor was rebuilt in the development container from the OSM editing API (Overpass is blocked there) for the box 40.700–40.737 N, 74.000–74.020 W with the same highway filter. It reproduces the workstation corridor exactly (the same 82 corridor edges, 22 signals, corridor phases, entry and exit edges and both DOT mappings; 24 of 25 side entries keep their edge id, the 25th is the same FDR Drive approach under another OSM way id), and the original design run on it reproduces the oversaturated regime (routine peak, fixed-time, seed 1: 2,981 completed, 3,294 unfinished and 928 teleports, against 2,746, 3,527 and 1,157 on the workstation). The audit found two defects behind </w:t>
+        <w:t xml:space="preserve"> To find out why, the corridor was rebuilt in the development container from the OSM editing API (Overpass is blocked there) for the box 40.700–40.737 N, 74.000–74.020 W with the same highway filter. It reproduces the workstation corridor exactly (the same 82 corridor edges, 22 signals, corridor phases, entry and exit edges and both DOT mappings; 24 of 25 side entries keep their edge id, the 25th is the same FDR Drive approach under another OSM way id), and the original design run on it reproduces the oversaturated regime (routine peak, fixed-time, seed 1: 2,981 completed, 3,294 unfinished and 928 teleports, against 2,746, 3,527 and 1,157 on the workstation). The audit found two defects behind that comparison. First, demand was written as bare from/to flows, which SUMO routes at insertion on the current travel times </w:t>
+      </w:r>
+      <w:r>
+        <w:t xml:space="preserve">[24]</w:t>
+      </w:r>
+      <w:r>
+        <w:t xml:space="preserve">: at the declared demand the rerouting device replaced 1,853 routes and sent 1,120 of 2,189 mainline vehicles off West Street into the Lower Manhattan grid (</w:t>
       </w:r>
       <w:r>
         <w:t xml:space="preserve">Table VIII</w:t>
-      </w:r>
-      <w:r>
-        <w:t xml:space="preserve">. First, demand was written as bare from/to flows, which SUMO routes at insertion on the current travel times </w:t>
-      </w:r>
-      <w:r>
-        <w:t xml:space="preserve">[24]</w:t>
-      </w:r>
-      <w:r>
-        <w:t xml:space="preserve">: at the declared demand the rerouting device replaced 1,853 routes and sent 1,120 of 2,189 mainline vehicles off West Street into the Lower Manhattan grid (</w:t>
-      </w:r>
-      <w:r>
-        <w:t xml:space="preserve">Table IX</w:t>
       </w:r>
       <w:r>
         <w:t xml:space="preserve">), so the 45 runs did not compare controllers on the corridor. Second, the northbound chain began on a 0.2 m stub left by junction joining, which throttled northbound insertion. Both are corrected (one fixed free-flow route per flow; the entry moves to the first corridor edge of at least 20 m), and the mainline demand now comes from the only weekday NYC automated traffic count on the corridor, northbound at Gansevoort Street on 6–10 October 2014 (15 complete PM-peak hours, median 1,389 veh/h), applied to both directions; the only southbound count (Bloomfield Street, 7–8 March 2015, median 2,074 veh/h) fell on a weekend and is excluded by the weekday rule. Fixed routes make the corridor more congested, not less (1,044 teleports against 680 at the declared demand), because traffic can no longer leave it.</w:t>
@@ -10781,7 +9398,7 @@
         <w:t xml:space="preserve"> before any comparison: on the routine peak, under the fixed-time baseline only and on three development seeds that the comparison does not use, the largest fraction of the declared 150 veh/h at which every seed has no teleport and at most 1% of loaded vehicles unfinished. With the programs netconvert generates, no level qualifies (</w:t>
       </w:r>
       <w:r>
-        <w:t xml:space="preserve">Table IX</w:t>
+        <w:t xml:space="preserve">Table VIII</w:t>
       </w:r>
       <w:r>
         <w:t xml:space="preserve">): even with no side-street demand at all, 533 of 3,010 loaded vehicles per run remain unfinished and the mean time loss is 804 s. Counting only the movements each mainline route makes, the guessed programs give the northbound mainline 25 s of a 90 s cycle on two lanes at one signal, about 1,000 veh/h at a nominal saturation flow of 1,800 veh/h per lane and below the observed 1,389 veh/h (</w:t>
@@ -12977,7 +11594,7 @@
         <w:t xml:space="preserve">With both changes and the 2025 counts, no level passes the baseline test either (</w:t>
       </w:r>
       <w:r>
-        <w:t xml:space="preserve">Table IX</w:t>
+        <w:t xml:space="preserve">Table VIII</w:t>
       </w:r>
       <w:r>
         <w:t xml:space="preserve">): with no side-street demand 523 to 568 of 5,368 vehicles per run remain unfinished; the northbound mainline completes 2,520–2,524 trips at 247–248 s of time loss, the southbound only 1,877–1,922 at 1,199–1,226 s, and the re-timed plan gives one southbound signal an estimated 2,278 veh/h for the observed 2,444. Measured against reality, the testbed is too slow: on the eight SUMO edges mapped to the forecast link West St S Spring St–BBT portal, the simulated space-mean speed is 5.8 mph (5.79 to 5.85 over three seeds, without side-street demand), against an observed weekday PM-peak mean of 10.95 mph (16–19 h, April–October 2026, 3,692 DOT records). NYC’s Vision Zero records </w:t>
@@ -13004,7 +11621,7 @@
         <w:t xml:space="preserve"> We therefore fixed, before running anything, a calibration protocol for the one testbed input that is a declared assumption rather than an observation: the signal programs. Starting from the Webster plan for the 2025 counts without side-street demand, the corridor green of every corridor signal is scaled by a factor from a fixed grid (1.0 to 2.5), other greens are shortened down to 7 s, cycles are kept at or below 120 s and corridor greens at or below 90 s, and phase states are unchanged; each factor is run under the fixed-time baseline on the three development seeds, and among the factors that pass the unchanged admissibility rule on every seed the one whose seed-mean space-mean speed on the mapped link is closest to the observed 10.95 mph is selected if it lies within 1.5 mph. The workstation ran this protocol on 23 October 2026 (</w:t>
       </w:r>
       <w:r>
-        <w:t xml:space="preserve">Table X</w:t>
+        <w:t xml:space="preserve">Table IX</w:t>
       </w:r>
       <w:r>
         <w:t xml:space="preserve">; </w:t>
@@ -14104,16 +12721,38 @@
           <w:i/>
           <w:iCs/>
         </w:rPr>
-        <w:t xml:space="preserve">Protocol v6 (prepared, NOT RUN).</w:t>
+        <w:t xml:space="preserve">Protocol v6 (run 2026-10-26): a plan within tolerance.</w:t>
       </w:r>
       <w:r>
         <w:t xml:space="preserve"> The authors chose a second preregistered calibration over closing the comparison or waiting for NYC DOT timing plans. Protocol v6, fixed in the configuration on 25 October 2026 before any run, keeps the v5 construction and adds what an arterial timed for progression has and the Webster plan lacks: a common cycle at every corridor signal (90 or 120 s, or the per-signal Webster cycles, which range from 21 to 102 s and so admit no progression), green factors 1.0 to 3.0, and corridor-green offsets for a 25 mph platoon along the southbound chain, the mapped link’s direction; 25 cells, three development seeds, fixed-time baseline, the same admissibility rule and the same 10.95 ± 1.5 mph target, ties going to the least intervention (</w:t>
       </w:r>
       <w:r>
-        <w:t xml:space="preserve">Table XI</w:t>
-      </w:r>
-      <w:r>
-        <w:t xml:space="preserve">). At the time of writing it has not been run; any selected program will be reported as a calibrated scenario testbed, not as NYC DOT timing.</w:t>
+        <w:t xml:space="preserve">Table X</w:t>
+      </w:r>
+      <w:r>
+        <w:t xml:space="preserve">). The workstation ran the 75 runs on 26 October 2026 (</w:t>
+      </w:r>
+      <w:r>
+        <w:rPr>
+          <w:rFonts w:ascii="Courier New" w:hAnsi="Courier New" w:cs="Courier New"/>
+          <w:sz w:val="18"/>
+          <w:szCs w:val="18"/>
+        </w:rPr>
+        <w:t xml:space="preserve">split_​calibration_​v6_​counts2025_​cycle_​splits_​offsets.json</w:t>
+      </w:r>
+      <w:r>
+        <w:t xml:space="preserve">). Splits alone never reach the target: the Webster-cycle cells reproduce v5 and top out at 8.22 mph, and a 90 s common cycle without offsets gives 8.88 mph at every factor from 1.5 upward (the green bounds bind, so the factors coincide). Offsets close the gap: the 90 s cells with a 25 mph progression reach 10.08 mph, 0.87 mph below the observed speed and within tolerance, with no unfinished trip and no teleport in any seed; the 120 s cells with offsets overshoot (13.1 to 21.7 mph). The tie-break selects the least intervention, factor 1.5, and the selected program is recorded as a calibrated scenario testbed: a cycle, green share and offsets tuned to one observed speed on one link, not NYC DOT timing. Under that plan the preregistered side-street rule admits only the zero level, as before (</w:t>
+      </w:r>
+      <w:r>
+        <w:rPr>
+          <w:rFonts w:ascii="Courier New" w:hAnsi="Courier New" w:cs="Courier New"/>
+          <w:sz w:val="18"/>
+          <w:szCs w:val="18"/>
+        </w:rPr>
+        <w:t xml:space="preserve">demand_​selection.json</w:t>
+      </w:r>
+      <w:r>
+        <w:t xml:space="preserve">).</w:t>
       </w:r>
     </w:p>
     <w:p>
@@ -14123,6 +12762,5355 @@
       </w:pPr>
       <w:r>
         <w:t xml:space="preserve">Signal-Timing Calibration, Protocol v6 (SIMULATION)</w:t>
+      </w:r>
+    </w:p>
+    <w:tbl>
+      <w:tblPr>
+        <w:tblW w:w="243.30pt" w:type="dxa"/>
+        <w:jc w:val="center"/>
+        <w:tblBorders>
+          <w:top w:val="single" w:sz="2" w:space="0" w:color="auto"/>
+          <w:start w:val="single" w:sz="2" w:space="0" w:color="auto"/>
+          <w:bottom w:val="single" w:sz="2" w:space="0" w:color="auto"/>
+          <w:end w:val="single" w:sz="2" w:space="0" w:color="auto"/>
+          <w:insideH w:val="single" w:sz="2" w:space="0" w:color="auto"/>
+          <w:insideV w:val="single" w:sz="2" w:space="0" w:color="auto"/>
+        </w:tblBorders>
+        <w:tblLayout w:type="fixed"/>
+        <w:tblCellMar>
+          <w:start w:w="2pt" w:type="dxa"/>
+          <w:end w:w="2pt" w:type="dxa"/>
+        </w:tblCellMar>
+        <w:tblLook w:firstRow="1" w:lastRow="0" w:firstColumn="0" w:lastColumn="0" w:noHBand="1" w:noVBand="1"/>
+      </w:tblPr>
+      <w:tblGrid>
+        <w:gridCol w:w="560"/>
+        <w:gridCol w:w="560"/>
+        <w:gridCol w:w="620"/>
+        <w:gridCol w:w="600"/>
+        <w:gridCol w:w="600"/>
+        <w:gridCol w:w="1100"/>
+        <w:gridCol w:w="826"/>
+      </w:tblGrid>
+      <w:tr>
+        <w:trPr>
+          <w:cantSplit/>
+          <w:tblHeader/>
+          <w:jc w:val="center"/>
+        </w:trPr>
+        <w:tc>
+          <w:tcPr>
+            <w:tcW w:w="28.00pt" w:type="dxa"/>
+            <w:vAlign w:val="center"/>
+          </w:tcPr>
+          <w:p>
+            <w:pPr>
+              <w:pStyle w:val="tablecolhead"/>
+              <w:keepNext/>
+              <w:jc w:val="center"/>
+            </w:pPr>
+            <w:r>
+              <w:rPr>
+                <w:b/>
+                <w:bCs/>
+                <w:sz w:val="13"/>
+                <w:szCs w:val="13"/>
+              </w:rPr>
+              <w:t xml:space="preserve">Cycle (s)</w:t>
+            </w:r>
+          </w:p>
+        </w:tc>
+        <w:tc>
+          <w:tcPr>
+            <w:tcW w:w="28.00pt" w:type="dxa"/>
+            <w:vAlign w:val="center"/>
+          </w:tcPr>
+          <w:p>
+            <w:pPr>
+              <w:pStyle w:val="tablecolhead"/>
+              <w:keepNext/>
+              <w:jc w:val="center"/>
+            </w:pPr>
+            <w:r>
+              <w:rPr>
+                <w:b/>
+                <w:bCs/>
+                <w:sz w:val="13"/>
+                <w:szCs w:val="13"/>
+              </w:rPr>
+              <w:t xml:space="preserve">Green factor</w:t>
+            </w:r>
+          </w:p>
+        </w:tc>
+        <w:tc>
+          <w:tcPr>
+            <w:tcW w:w="31.00pt" w:type="dxa"/>
+            <w:vAlign w:val="center"/>
+          </w:tcPr>
+          <w:p>
+            <w:pPr>
+              <w:pStyle w:val="tablecolhead"/>
+              <w:keepNext/>
+              <w:jc w:val="center"/>
+            </w:pPr>
+            <w:r>
+              <w:rPr>
+                <w:b/>
+                <w:bCs/>
+                <w:sz w:val="13"/>
+                <w:szCs w:val="13"/>
+              </w:rPr>
+              <w:t xml:space="preserve">Offsets</w:t>
+            </w:r>
+          </w:p>
+        </w:tc>
+        <w:tc>
+          <w:tcPr>
+            <w:tcW w:w="30.00pt" w:type="dxa"/>
+            <w:vAlign w:val="center"/>
+          </w:tcPr>
+          <w:p>
+            <w:pPr>
+              <w:pStyle w:val="tablecolhead"/>
+              <w:keepNext/>
+              <w:jc w:val="center"/>
+            </w:pPr>
+            <w:r>
+              <w:rPr>
+                <w:b/>
+                <w:bCs/>
+                <w:sz w:val="13"/>
+                <w:szCs w:val="13"/>
+              </w:rPr>
+              <w:t xml:space="preserve">Speed (mph)</w:t>
+            </w:r>
+          </w:p>
+        </w:tc>
+        <w:tc>
+          <w:tcPr>
+            <w:tcW w:w="30.00pt" w:type="dxa"/>
+            <w:vAlign w:val="center"/>
+          </w:tcPr>
+          <w:p>
+            <w:pPr>
+              <w:pStyle w:val="tablecolhead"/>
+              <w:keepNext/>
+              <w:jc w:val="center"/>
+            </w:pPr>
+            <w:r>
+              <w:rPr>
+                <w:b/>
+                <w:bCs/>
+                <w:sz w:val="13"/>
+                <w:szCs w:val="13"/>
+              </w:rPr>
+              <w:t xml:space="preserve">Gap (mph)</w:t>
+            </w:r>
+          </w:p>
+        </w:tc>
+        <w:tc>
+          <w:tcPr>
+            <w:tcW w:w="55.00pt" w:type="dxa"/>
+            <w:vAlign w:val="center"/>
+          </w:tcPr>
+          <w:p>
+            <w:pPr>
+              <w:pStyle w:val="tablecolhead"/>
+              <w:keepNext/>
+              <w:jc w:val="center"/>
+            </w:pPr>
+            <w:r>
+              <w:rPr>
+                <w:b/>
+                <w:bCs/>
+                <w:sz w:val="13"/>
+                <w:szCs w:val="13"/>
+              </w:rPr>
+              <w:t xml:space="preserve">Unfinished per seed</w:t>
+            </w:r>
+          </w:p>
+        </w:tc>
+        <w:tc>
+          <w:tcPr>
+            <w:tcW w:w="41.30pt" w:type="dxa"/>
+            <w:vAlign w:val="center"/>
+          </w:tcPr>
+          <w:p>
+            <w:pPr>
+              <w:pStyle w:val="tablecolhead"/>
+              <w:keepNext/>
+              <w:jc w:val="center"/>
+            </w:pPr>
+            <w:r>
+              <w:rPr>
+                <w:b/>
+                <w:bCs/>
+                <w:sz w:val="13"/>
+                <w:szCs w:val="13"/>
+              </w:rPr>
+              <w:t xml:space="preserve">Admissible</w:t>
+            </w:r>
+          </w:p>
+        </w:tc>
+      </w:tr>
+      <w:tr>
+        <w:trPr>
+          <w:cantSplit/>
+          <w:jc w:val="center"/>
+        </w:trPr>
+        <w:tc>
+          <w:tcPr>
+            <w:tcW w:w="28.00pt" w:type="dxa"/>
+            <w:vAlign w:val="center"/>
+          </w:tcPr>
+          <w:p>
+            <w:pPr>
+              <w:pStyle w:val="tablecopy"/>
+              <w:jc w:val="start"/>
+            </w:pPr>
+            <w:r>
+              <w:rPr>
+                <w:sz w:val="13"/>
+                <w:szCs w:val="13"/>
+              </w:rPr>
+              <w:t xml:space="preserve">Webster</w:t>
+            </w:r>
+          </w:p>
+        </w:tc>
+        <w:tc>
+          <w:tcPr>
+            <w:tcW w:w="28.00pt" w:type="dxa"/>
+            <w:vAlign w:val="center"/>
+          </w:tcPr>
+          <w:p>
+            <w:pPr>
+              <w:pStyle w:val="tablecopy"/>
+              <w:jc w:val="center"/>
+            </w:pPr>
+            <w:r>
+              <w:rPr>
+                <w:sz w:val="13"/>
+                <w:szCs w:val="13"/>
+              </w:rPr>
+              <w:t xml:space="preserve">1.0</w:t>
+            </w:r>
+          </w:p>
+        </w:tc>
+        <w:tc>
+          <w:tcPr>
+            <w:tcW w:w="31.00pt" w:type="dxa"/>
+            <w:vAlign w:val="center"/>
+          </w:tcPr>
+          <w:p>
+            <w:pPr>
+              <w:pStyle w:val="tablecopy"/>
+              <w:jc w:val="center"/>
+            </w:pPr>
+            <w:r>
+              <w:rPr>
+                <w:sz w:val="13"/>
+                <w:szCs w:val="13"/>
+              </w:rPr>
+              <w:t xml:space="preserve">none</w:t>
+            </w:r>
+          </w:p>
+        </w:tc>
+        <w:tc>
+          <w:tcPr>
+            <w:tcW w:w="30.00pt" w:type="dxa"/>
+            <w:vAlign w:val="center"/>
+          </w:tcPr>
+          <w:p>
+            <w:pPr>
+              <w:pStyle w:val="tablecopy"/>
+              <w:jc w:val="end"/>
+            </w:pPr>
+            <w:r>
+              <w:rPr>
+                <w:sz w:val="13"/>
+                <w:szCs w:val="13"/>
+              </w:rPr>
+              <w:t xml:space="preserve">5.82</w:t>
+            </w:r>
+          </w:p>
+        </w:tc>
+        <w:tc>
+          <w:tcPr>
+            <w:tcW w:w="30.00pt" w:type="dxa"/>
+            <w:vAlign w:val="center"/>
+          </w:tcPr>
+          <w:p>
+            <w:pPr>
+              <w:pStyle w:val="tablecopy"/>
+              <w:jc w:val="end"/>
+            </w:pPr>
+            <w:r>
+              <w:rPr>
+                <w:sz w:val="13"/>
+                <w:szCs w:val="13"/>
+              </w:rPr>
+              <w:t xml:space="preserve">−5.13</w:t>
+            </w:r>
+          </w:p>
+        </w:tc>
+        <w:tc>
+          <w:tcPr>
+            <w:tcW w:w="55.00pt" w:type="dxa"/>
+            <w:vAlign w:val="center"/>
+          </w:tcPr>
+          <w:p>
+            <w:pPr>
+              <w:pStyle w:val="tablecopy"/>
+              <w:jc w:val="center"/>
+            </w:pPr>
+            <w:r>
+              <w:rPr>
+                <w:sz w:val="13"/>
+                <w:szCs w:val="13"/>
+              </w:rPr>
+              <w:t xml:space="preserve">568 / 531 / 523</w:t>
+            </w:r>
+          </w:p>
+        </w:tc>
+        <w:tc>
+          <w:tcPr>
+            <w:tcW w:w="41.30pt" w:type="dxa"/>
+            <w:vAlign w:val="center"/>
+          </w:tcPr>
+          <w:p>
+            <w:pPr>
+              <w:pStyle w:val="tablecopy"/>
+              <w:jc w:val="center"/>
+            </w:pPr>
+            <w:r>
+              <w:rPr>
+                <w:sz w:val="13"/>
+                <w:szCs w:val="13"/>
+              </w:rPr>
+              <w:t xml:space="preserve">no</w:t>
+            </w:r>
+          </w:p>
+        </w:tc>
+      </w:tr>
+      <w:tr>
+        <w:trPr>
+          <w:cantSplit/>
+          <w:jc w:val="center"/>
+        </w:trPr>
+        <w:tc>
+          <w:tcPr>
+            <w:tcW w:w="28.00pt" w:type="dxa"/>
+            <w:vAlign w:val="center"/>
+          </w:tcPr>
+          <w:p>
+            <w:pPr>
+              <w:pStyle w:val="tablecopy"/>
+              <w:jc w:val="start"/>
+            </w:pPr>
+            <w:r>
+              <w:rPr>
+                <w:sz w:val="13"/>
+                <w:szCs w:val="13"/>
+              </w:rPr>
+              <w:t xml:space="preserve">Webster</w:t>
+            </w:r>
+          </w:p>
+        </w:tc>
+        <w:tc>
+          <w:tcPr>
+            <w:tcW w:w="28.00pt" w:type="dxa"/>
+            <w:vAlign w:val="center"/>
+          </w:tcPr>
+          <w:p>
+            <w:pPr>
+              <w:pStyle w:val="tablecopy"/>
+              <w:jc w:val="center"/>
+            </w:pPr>
+            <w:r>
+              <w:rPr>
+                <w:sz w:val="13"/>
+                <w:szCs w:val="13"/>
+              </w:rPr>
+              <w:t xml:space="preserve">1.5</w:t>
+            </w:r>
+          </w:p>
+        </w:tc>
+        <w:tc>
+          <w:tcPr>
+            <w:tcW w:w="31.00pt" w:type="dxa"/>
+            <w:vAlign w:val="center"/>
+          </w:tcPr>
+          <w:p>
+            <w:pPr>
+              <w:pStyle w:val="tablecopy"/>
+              <w:jc w:val="center"/>
+            </w:pPr>
+            <w:r>
+              <w:rPr>
+                <w:sz w:val="13"/>
+                <w:szCs w:val="13"/>
+              </w:rPr>
+              <w:t xml:space="preserve">none</w:t>
+            </w:r>
+          </w:p>
+        </w:tc>
+        <w:tc>
+          <w:tcPr>
+            <w:tcW w:w="30.00pt" w:type="dxa"/>
+            <w:vAlign w:val="center"/>
+          </w:tcPr>
+          <w:p>
+            <w:pPr>
+              <w:pStyle w:val="tablecopy"/>
+              <w:jc w:val="end"/>
+            </w:pPr>
+            <w:r>
+              <w:rPr>
+                <w:sz w:val="13"/>
+                <w:szCs w:val="13"/>
+              </w:rPr>
+              <w:t xml:space="preserve">6.78</w:t>
+            </w:r>
+          </w:p>
+        </w:tc>
+        <w:tc>
+          <w:tcPr>
+            <w:tcW w:w="30.00pt" w:type="dxa"/>
+            <w:vAlign w:val="center"/>
+          </w:tcPr>
+          <w:p>
+            <w:pPr>
+              <w:pStyle w:val="tablecopy"/>
+              <w:jc w:val="end"/>
+            </w:pPr>
+            <w:r>
+              <w:rPr>
+                <w:sz w:val="13"/>
+                <w:szCs w:val="13"/>
+              </w:rPr>
+              <w:t xml:space="preserve">−4.17</w:t>
+            </w:r>
+          </w:p>
+        </w:tc>
+        <w:tc>
+          <w:tcPr>
+            <w:tcW w:w="55.00pt" w:type="dxa"/>
+            <w:vAlign w:val="center"/>
+          </w:tcPr>
+          <w:p>
+            <w:pPr>
+              <w:pStyle w:val="tablecopy"/>
+              <w:jc w:val="center"/>
+            </w:pPr>
+            <w:r>
+              <w:rPr>
+                <w:sz w:val="13"/>
+                <w:szCs w:val="13"/>
+              </w:rPr>
+              <w:t xml:space="preserve">237 / 194 / 214</w:t>
+            </w:r>
+          </w:p>
+        </w:tc>
+        <w:tc>
+          <w:tcPr>
+            <w:tcW w:w="41.30pt" w:type="dxa"/>
+            <w:vAlign w:val="center"/>
+          </w:tcPr>
+          <w:p>
+            <w:pPr>
+              <w:pStyle w:val="tablecopy"/>
+              <w:jc w:val="center"/>
+            </w:pPr>
+            <w:r>
+              <w:rPr>
+                <w:sz w:val="13"/>
+                <w:szCs w:val="13"/>
+              </w:rPr>
+              <w:t xml:space="preserve">no</w:t>
+            </w:r>
+          </w:p>
+        </w:tc>
+      </w:tr>
+      <w:tr>
+        <w:trPr>
+          <w:cantSplit/>
+          <w:jc w:val="center"/>
+        </w:trPr>
+        <w:tc>
+          <w:tcPr>
+            <w:tcW w:w="28.00pt" w:type="dxa"/>
+            <w:vAlign w:val="center"/>
+          </w:tcPr>
+          <w:p>
+            <w:pPr>
+              <w:pStyle w:val="tablecopy"/>
+              <w:jc w:val="start"/>
+            </w:pPr>
+            <w:r>
+              <w:rPr>
+                <w:sz w:val="13"/>
+                <w:szCs w:val="13"/>
+              </w:rPr>
+              <w:t xml:space="preserve">Webster</w:t>
+            </w:r>
+          </w:p>
+        </w:tc>
+        <w:tc>
+          <w:tcPr>
+            <w:tcW w:w="28.00pt" w:type="dxa"/>
+            <w:vAlign w:val="center"/>
+          </w:tcPr>
+          <w:p>
+            <w:pPr>
+              <w:pStyle w:val="tablecopy"/>
+              <w:jc w:val="center"/>
+            </w:pPr>
+            <w:r>
+              <w:rPr>
+                <w:sz w:val="13"/>
+                <w:szCs w:val="13"/>
+              </w:rPr>
+              <w:t xml:space="preserve">2.0</w:t>
+            </w:r>
+          </w:p>
+        </w:tc>
+        <w:tc>
+          <w:tcPr>
+            <w:tcW w:w="31.00pt" w:type="dxa"/>
+            <w:vAlign w:val="center"/>
+          </w:tcPr>
+          <w:p>
+            <w:pPr>
+              <w:pStyle w:val="tablecopy"/>
+              <w:jc w:val="center"/>
+            </w:pPr>
+            <w:r>
+              <w:rPr>
+                <w:sz w:val="13"/>
+                <w:szCs w:val="13"/>
+              </w:rPr>
+              <w:t xml:space="preserve">none</w:t>
+            </w:r>
+          </w:p>
+        </w:tc>
+        <w:tc>
+          <w:tcPr>
+            <w:tcW w:w="30.00pt" w:type="dxa"/>
+            <w:vAlign w:val="center"/>
+          </w:tcPr>
+          <w:p>
+            <w:pPr>
+              <w:pStyle w:val="tablecopy"/>
+              <w:jc w:val="end"/>
+            </w:pPr>
+            <w:r>
+              <w:rPr>
+                <w:sz w:val="13"/>
+                <w:szCs w:val="13"/>
+              </w:rPr>
+              <w:t xml:space="preserve">7.49</w:t>
+            </w:r>
+          </w:p>
+        </w:tc>
+        <w:tc>
+          <w:tcPr>
+            <w:tcW w:w="30.00pt" w:type="dxa"/>
+            <w:vAlign w:val="center"/>
+          </w:tcPr>
+          <w:p>
+            <w:pPr>
+              <w:pStyle w:val="tablecopy"/>
+              <w:jc w:val="end"/>
+            </w:pPr>
+            <w:r>
+              <w:rPr>
+                <w:sz w:val="13"/>
+                <w:szCs w:val="13"/>
+              </w:rPr>
+              <w:t xml:space="preserve">−3.46</w:t>
+            </w:r>
+          </w:p>
+        </w:tc>
+        <w:tc>
+          <w:tcPr>
+            <w:tcW w:w="55.00pt" w:type="dxa"/>
+            <w:vAlign w:val="center"/>
+          </w:tcPr>
+          <w:p>
+            <w:pPr>
+              <w:pStyle w:val="tablecopy"/>
+              <w:jc w:val="center"/>
+            </w:pPr>
+            <w:r>
+              <w:rPr>
+                <w:sz w:val="13"/>
+                <w:szCs w:val="13"/>
+              </w:rPr>
+              <w:t xml:space="preserve">1 / 0 / 28</w:t>
+            </w:r>
+          </w:p>
+        </w:tc>
+        <w:tc>
+          <w:tcPr>
+            <w:tcW w:w="41.30pt" w:type="dxa"/>
+            <w:vAlign w:val="center"/>
+          </w:tcPr>
+          <w:p>
+            <w:pPr>
+              <w:pStyle w:val="tablecopy"/>
+              <w:jc w:val="center"/>
+            </w:pPr>
+            <w:r>
+              <w:rPr>
+                <w:sz w:val="13"/>
+                <w:szCs w:val="13"/>
+              </w:rPr>
+              <w:t xml:space="preserve">yes</w:t>
+            </w:r>
+          </w:p>
+        </w:tc>
+      </w:tr>
+      <w:tr>
+        <w:trPr>
+          <w:cantSplit/>
+          <w:jc w:val="center"/>
+        </w:trPr>
+        <w:tc>
+          <w:tcPr>
+            <w:tcW w:w="28.00pt" w:type="dxa"/>
+            <w:vAlign w:val="center"/>
+          </w:tcPr>
+          <w:p>
+            <w:pPr>
+              <w:pStyle w:val="tablecopy"/>
+              <w:jc w:val="start"/>
+            </w:pPr>
+            <w:r>
+              <w:rPr>
+                <w:sz w:val="13"/>
+                <w:szCs w:val="13"/>
+              </w:rPr>
+              <w:t xml:space="preserve">Webster</w:t>
+            </w:r>
+          </w:p>
+        </w:tc>
+        <w:tc>
+          <w:tcPr>
+            <w:tcW w:w="28.00pt" w:type="dxa"/>
+            <w:vAlign w:val="center"/>
+          </w:tcPr>
+          <w:p>
+            <w:pPr>
+              <w:pStyle w:val="tablecopy"/>
+              <w:jc w:val="center"/>
+            </w:pPr>
+            <w:r>
+              <w:rPr>
+                <w:sz w:val="13"/>
+                <w:szCs w:val="13"/>
+              </w:rPr>
+              <w:t xml:space="preserve">2.5</w:t>
+            </w:r>
+          </w:p>
+        </w:tc>
+        <w:tc>
+          <w:tcPr>
+            <w:tcW w:w="31.00pt" w:type="dxa"/>
+            <w:vAlign w:val="center"/>
+          </w:tcPr>
+          <w:p>
+            <w:pPr>
+              <w:pStyle w:val="tablecopy"/>
+              <w:jc w:val="center"/>
+            </w:pPr>
+            <w:r>
+              <w:rPr>
+                <w:sz w:val="13"/>
+                <w:szCs w:val="13"/>
+              </w:rPr>
+              <w:t xml:space="preserve">none</w:t>
+            </w:r>
+          </w:p>
+        </w:tc>
+        <w:tc>
+          <w:tcPr>
+            <w:tcW w:w="30.00pt" w:type="dxa"/>
+            <w:vAlign w:val="center"/>
+          </w:tcPr>
+          <w:p>
+            <w:pPr>
+              <w:pStyle w:val="tablecopy"/>
+              <w:jc w:val="end"/>
+            </w:pPr>
+            <w:r>
+              <w:rPr>
+                <w:sz w:val="13"/>
+                <w:szCs w:val="13"/>
+              </w:rPr>
+              <w:t xml:space="preserve">8.10</w:t>
+            </w:r>
+          </w:p>
+        </w:tc>
+        <w:tc>
+          <w:tcPr>
+            <w:tcW w:w="30.00pt" w:type="dxa"/>
+            <w:vAlign w:val="center"/>
+          </w:tcPr>
+          <w:p>
+            <w:pPr>
+              <w:pStyle w:val="tablecopy"/>
+              <w:jc w:val="end"/>
+            </w:pPr>
+            <w:r>
+              <w:rPr>
+                <w:sz w:val="13"/>
+                <w:szCs w:val="13"/>
+              </w:rPr>
+              <w:t xml:space="preserve">−2.85</w:t>
+            </w:r>
+          </w:p>
+        </w:tc>
+        <w:tc>
+          <w:tcPr>
+            <w:tcW w:w="55.00pt" w:type="dxa"/>
+            <w:vAlign w:val="center"/>
+          </w:tcPr>
+          <w:p>
+            <w:pPr>
+              <w:pStyle w:val="tablecopy"/>
+              <w:jc w:val="center"/>
+            </w:pPr>
+            <w:r>
+              <w:rPr>
+                <w:sz w:val="13"/>
+                <w:szCs w:val="13"/>
+              </w:rPr>
+              <w:t xml:space="preserve">0 / 0 / 0</w:t>
+            </w:r>
+          </w:p>
+        </w:tc>
+        <w:tc>
+          <w:tcPr>
+            <w:tcW w:w="41.30pt" w:type="dxa"/>
+            <w:vAlign w:val="center"/>
+          </w:tcPr>
+          <w:p>
+            <w:pPr>
+              <w:pStyle w:val="tablecopy"/>
+              <w:jc w:val="center"/>
+            </w:pPr>
+            <w:r>
+              <w:rPr>
+                <w:sz w:val="13"/>
+                <w:szCs w:val="13"/>
+              </w:rPr>
+              <w:t xml:space="preserve">yes</w:t>
+            </w:r>
+          </w:p>
+        </w:tc>
+      </w:tr>
+      <w:tr>
+        <w:trPr>
+          <w:cantSplit/>
+          <w:jc w:val="center"/>
+        </w:trPr>
+        <w:tc>
+          <w:tcPr>
+            <w:tcW w:w="28.00pt" w:type="dxa"/>
+            <w:vAlign w:val="center"/>
+          </w:tcPr>
+          <w:p>
+            <w:pPr>
+              <w:pStyle w:val="tablecopy"/>
+              <w:jc w:val="start"/>
+            </w:pPr>
+            <w:r>
+              <w:rPr>
+                <w:sz w:val="13"/>
+                <w:szCs w:val="13"/>
+              </w:rPr>
+              <w:t xml:space="preserve">Webster</w:t>
+            </w:r>
+          </w:p>
+        </w:tc>
+        <w:tc>
+          <w:tcPr>
+            <w:tcW w:w="28.00pt" w:type="dxa"/>
+            <w:vAlign w:val="center"/>
+          </w:tcPr>
+          <w:p>
+            <w:pPr>
+              <w:pStyle w:val="tablecopy"/>
+              <w:jc w:val="center"/>
+            </w:pPr>
+            <w:r>
+              <w:rPr>
+                <w:sz w:val="13"/>
+                <w:szCs w:val="13"/>
+              </w:rPr>
+              <w:t xml:space="preserve">3.0</w:t>
+            </w:r>
+          </w:p>
+        </w:tc>
+        <w:tc>
+          <w:tcPr>
+            <w:tcW w:w="31.00pt" w:type="dxa"/>
+            <w:vAlign w:val="center"/>
+          </w:tcPr>
+          <w:p>
+            <w:pPr>
+              <w:pStyle w:val="tablecopy"/>
+              <w:jc w:val="center"/>
+            </w:pPr>
+            <w:r>
+              <w:rPr>
+                <w:sz w:val="13"/>
+                <w:szCs w:val="13"/>
+              </w:rPr>
+              <w:t xml:space="preserve">none</w:t>
+            </w:r>
+          </w:p>
+        </w:tc>
+        <w:tc>
+          <w:tcPr>
+            <w:tcW w:w="30.00pt" w:type="dxa"/>
+            <w:vAlign w:val="center"/>
+          </w:tcPr>
+          <w:p>
+            <w:pPr>
+              <w:pStyle w:val="tablecopy"/>
+              <w:jc w:val="end"/>
+            </w:pPr>
+            <w:r>
+              <w:rPr>
+                <w:sz w:val="13"/>
+                <w:szCs w:val="13"/>
+              </w:rPr>
+              <w:t xml:space="preserve">8.22</w:t>
+            </w:r>
+          </w:p>
+        </w:tc>
+        <w:tc>
+          <w:tcPr>
+            <w:tcW w:w="30.00pt" w:type="dxa"/>
+            <w:vAlign w:val="center"/>
+          </w:tcPr>
+          <w:p>
+            <w:pPr>
+              <w:pStyle w:val="tablecopy"/>
+              <w:jc w:val="end"/>
+            </w:pPr>
+            <w:r>
+              <w:rPr>
+                <w:sz w:val="13"/>
+                <w:szCs w:val="13"/>
+              </w:rPr>
+              <w:t xml:space="preserve">−2.73</w:t>
+            </w:r>
+          </w:p>
+        </w:tc>
+        <w:tc>
+          <w:tcPr>
+            <w:tcW w:w="55.00pt" w:type="dxa"/>
+            <w:vAlign w:val="center"/>
+          </w:tcPr>
+          <w:p>
+            <w:pPr>
+              <w:pStyle w:val="tablecopy"/>
+              <w:jc w:val="center"/>
+            </w:pPr>
+            <w:r>
+              <w:rPr>
+                <w:sz w:val="13"/>
+                <w:szCs w:val="13"/>
+              </w:rPr>
+              <w:t xml:space="preserve">0 / 0 / 0</w:t>
+            </w:r>
+          </w:p>
+        </w:tc>
+        <w:tc>
+          <w:tcPr>
+            <w:tcW w:w="41.30pt" w:type="dxa"/>
+            <w:vAlign w:val="center"/>
+          </w:tcPr>
+          <w:p>
+            <w:pPr>
+              <w:pStyle w:val="tablecopy"/>
+              <w:jc w:val="center"/>
+            </w:pPr>
+            <w:r>
+              <w:rPr>
+                <w:sz w:val="13"/>
+                <w:szCs w:val="13"/>
+              </w:rPr>
+              <w:t xml:space="preserve">yes</w:t>
+            </w:r>
+          </w:p>
+        </w:tc>
+      </w:tr>
+      <w:tr>
+        <w:trPr>
+          <w:cantSplit/>
+          <w:jc w:val="center"/>
+        </w:trPr>
+        <w:tc>
+          <w:tcPr>
+            <w:tcW w:w="28.00pt" w:type="dxa"/>
+            <w:vAlign w:val="center"/>
+          </w:tcPr>
+          <w:p>
+            <w:pPr>
+              <w:pStyle w:val="tablecopy"/>
+              <w:jc w:val="start"/>
+            </w:pPr>
+            <w:r>
+              <w:rPr>
+                <w:sz w:val="13"/>
+                <w:szCs w:val="13"/>
+              </w:rPr>
+              <w:t xml:space="preserve">90</w:t>
+            </w:r>
+          </w:p>
+        </w:tc>
+        <w:tc>
+          <w:tcPr>
+            <w:tcW w:w="28.00pt" w:type="dxa"/>
+            <w:vAlign w:val="center"/>
+          </w:tcPr>
+          <w:p>
+            <w:pPr>
+              <w:pStyle w:val="tablecopy"/>
+              <w:jc w:val="center"/>
+            </w:pPr>
+            <w:r>
+              <w:rPr>
+                <w:sz w:val="13"/>
+                <w:szCs w:val="13"/>
+              </w:rPr>
+              <w:t xml:space="preserve">1.0</w:t>
+            </w:r>
+          </w:p>
+        </w:tc>
+        <w:tc>
+          <w:tcPr>
+            <w:tcW w:w="31.00pt" w:type="dxa"/>
+            <w:vAlign w:val="center"/>
+          </w:tcPr>
+          <w:p>
+            <w:pPr>
+              <w:pStyle w:val="tablecopy"/>
+              <w:jc w:val="center"/>
+            </w:pPr>
+            <w:r>
+              <w:rPr>
+                <w:sz w:val="13"/>
+                <w:szCs w:val="13"/>
+              </w:rPr>
+              <w:t xml:space="preserve">none</w:t>
+            </w:r>
+          </w:p>
+        </w:tc>
+        <w:tc>
+          <w:tcPr>
+            <w:tcW w:w="30.00pt" w:type="dxa"/>
+            <w:vAlign w:val="center"/>
+          </w:tcPr>
+          <w:p>
+            <w:pPr>
+              <w:pStyle w:val="tablecopy"/>
+              <w:jc w:val="end"/>
+            </w:pPr>
+            <w:r>
+              <w:rPr>
+                <w:sz w:val="13"/>
+                <w:szCs w:val="13"/>
+              </w:rPr>
+              <w:t xml:space="preserve">6.79</w:t>
+            </w:r>
+          </w:p>
+        </w:tc>
+        <w:tc>
+          <w:tcPr>
+            <w:tcW w:w="30.00pt" w:type="dxa"/>
+            <w:vAlign w:val="center"/>
+          </w:tcPr>
+          <w:p>
+            <w:pPr>
+              <w:pStyle w:val="tablecopy"/>
+              <w:jc w:val="end"/>
+            </w:pPr>
+            <w:r>
+              <w:rPr>
+                <w:sz w:val="13"/>
+                <w:szCs w:val="13"/>
+              </w:rPr>
+              <w:t xml:space="preserve">−4.16</w:t>
+            </w:r>
+          </w:p>
+        </w:tc>
+        <w:tc>
+          <w:tcPr>
+            <w:tcW w:w="55.00pt" w:type="dxa"/>
+            <w:vAlign w:val="center"/>
+          </w:tcPr>
+          <w:p>
+            <w:pPr>
+              <w:pStyle w:val="tablecopy"/>
+              <w:jc w:val="center"/>
+            </w:pPr>
+            <w:r>
+              <w:rPr>
+                <w:sz w:val="13"/>
+                <w:szCs w:val="13"/>
+              </w:rPr>
+              <w:t xml:space="preserve">263 / 270 / 258</w:t>
+            </w:r>
+          </w:p>
+        </w:tc>
+        <w:tc>
+          <w:tcPr>
+            <w:tcW w:w="41.30pt" w:type="dxa"/>
+            <w:vAlign w:val="center"/>
+          </w:tcPr>
+          <w:p>
+            <w:pPr>
+              <w:pStyle w:val="tablecopy"/>
+              <w:jc w:val="center"/>
+            </w:pPr>
+            <w:r>
+              <w:rPr>
+                <w:sz w:val="13"/>
+                <w:szCs w:val="13"/>
+              </w:rPr>
+              <w:t xml:space="preserve">no</w:t>
+            </w:r>
+          </w:p>
+        </w:tc>
+      </w:tr>
+      <w:tr>
+        <w:trPr>
+          <w:cantSplit/>
+          <w:jc w:val="center"/>
+        </w:trPr>
+        <w:tc>
+          <w:tcPr>
+            <w:tcW w:w="28.00pt" w:type="dxa"/>
+            <w:vAlign w:val="center"/>
+          </w:tcPr>
+          <w:p>
+            <w:pPr>
+              <w:pStyle w:val="tablecopy"/>
+              <w:jc w:val="start"/>
+            </w:pPr>
+            <w:r>
+              <w:rPr>
+                <w:sz w:val="13"/>
+                <w:szCs w:val="13"/>
+              </w:rPr>
+              <w:t xml:space="preserve">90</w:t>
+            </w:r>
+          </w:p>
+        </w:tc>
+        <w:tc>
+          <w:tcPr>
+            <w:tcW w:w="28.00pt" w:type="dxa"/>
+            <w:vAlign w:val="center"/>
+          </w:tcPr>
+          <w:p>
+            <w:pPr>
+              <w:pStyle w:val="tablecopy"/>
+              <w:jc w:val="center"/>
+            </w:pPr>
+            <w:r>
+              <w:rPr>
+                <w:sz w:val="13"/>
+                <w:szCs w:val="13"/>
+              </w:rPr>
+              <w:t xml:space="preserve">1.0</w:t>
+            </w:r>
+          </w:p>
+        </w:tc>
+        <w:tc>
+          <w:tcPr>
+            <w:tcW w:w="31.00pt" w:type="dxa"/>
+            <w:vAlign w:val="center"/>
+          </w:tcPr>
+          <w:p>
+            <w:pPr>
+              <w:pStyle w:val="tablecopy"/>
+              <w:jc w:val="center"/>
+            </w:pPr>
+            <w:r>
+              <w:rPr>
+                <w:sz w:val="13"/>
+                <w:szCs w:val="13"/>
+              </w:rPr>
+              <w:t xml:space="preserve">25 mph</w:t>
+            </w:r>
+          </w:p>
+        </w:tc>
+        <w:tc>
+          <w:tcPr>
+            <w:tcW w:w="30.00pt" w:type="dxa"/>
+            <w:vAlign w:val="center"/>
+          </w:tcPr>
+          <w:p>
+            <w:pPr>
+              <w:pStyle w:val="tablecopy"/>
+              <w:jc w:val="end"/>
+            </w:pPr>
+            <w:r>
+              <w:rPr>
+                <w:sz w:val="13"/>
+                <w:szCs w:val="13"/>
+              </w:rPr>
+              <w:t xml:space="preserve">7.88</w:t>
+            </w:r>
+          </w:p>
+        </w:tc>
+        <w:tc>
+          <w:tcPr>
+            <w:tcW w:w="30.00pt" w:type="dxa"/>
+            <w:vAlign w:val="center"/>
+          </w:tcPr>
+          <w:p>
+            <w:pPr>
+              <w:pStyle w:val="tablecopy"/>
+              <w:jc w:val="end"/>
+            </w:pPr>
+            <w:r>
+              <w:rPr>
+                <w:sz w:val="13"/>
+                <w:szCs w:val="13"/>
+              </w:rPr>
+              <w:t xml:space="preserve">−3.07</w:t>
+            </w:r>
+          </w:p>
+        </w:tc>
+        <w:tc>
+          <w:tcPr>
+            <w:tcW w:w="55.00pt" w:type="dxa"/>
+            <w:vAlign w:val="center"/>
+          </w:tcPr>
+          <w:p>
+            <w:pPr>
+              <w:pStyle w:val="tablecopy"/>
+              <w:jc w:val="center"/>
+            </w:pPr>
+            <w:r>
+              <w:rPr>
+                <w:sz w:val="13"/>
+                <w:szCs w:val="13"/>
+              </w:rPr>
+              <w:t xml:space="preserve">87 / 70 / 87</w:t>
+            </w:r>
+          </w:p>
+        </w:tc>
+        <w:tc>
+          <w:tcPr>
+            <w:tcW w:w="41.30pt" w:type="dxa"/>
+            <w:vAlign w:val="center"/>
+          </w:tcPr>
+          <w:p>
+            <w:pPr>
+              <w:pStyle w:val="tablecopy"/>
+              <w:jc w:val="center"/>
+            </w:pPr>
+            <w:r>
+              <w:rPr>
+                <w:sz w:val="13"/>
+                <w:szCs w:val="13"/>
+              </w:rPr>
+              <w:t xml:space="preserve">no</w:t>
+            </w:r>
+          </w:p>
+        </w:tc>
+      </w:tr>
+      <w:tr>
+        <w:trPr>
+          <w:cantSplit/>
+          <w:jc w:val="center"/>
+        </w:trPr>
+        <w:tc>
+          <w:tcPr>
+            <w:tcW w:w="28.00pt" w:type="dxa"/>
+            <w:vAlign w:val="center"/>
+          </w:tcPr>
+          <w:p>
+            <w:pPr>
+              <w:pStyle w:val="tablecopy"/>
+              <w:jc w:val="start"/>
+            </w:pPr>
+            <w:r>
+              <w:rPr>
+                <w:sz w:val="13"/>
+                <w:szCs w:val="13"/>
+              </w:rPr>
+              <w:t xml:space="preserve">90</w:t>
+            </w:r>
+          </w:p>
+        </w:tc>
+        <w:tc>
+          <w:tcPr>
+            <w:tcW w:w="28.00pt" w:type="dxa"/>
+            <w:vAlign w:val="center"/>
+          </w:tcPr>
+          <w:p>
+            <w:pPr>
+              <w:pStyle w:val="tablecopy"/>
+              <w:jc w:val="center"/>
+            </w:pPr>
+            <w:r>
+              <w:rPr>
+                <w:sz w:val="13"/>
+                <w:szCs w:val="13"/>
+              </w:rPr>
+              <w:t xml:space="preserve">1.5</w:t>
+            </w:r>
+          </w:p>
+        </w:tc>
+        <w:tc>
+          <w:tcPr>
+            <w:tcW w:w="31.00pt" w:type="dxa"/>
+            <w:vAlign w:val="center"/>
+          </w:tcPr>
+          <w:p>
+            <w:pPr>
+              <w:pStyle w:val="tablecopy"/>
+              <w:jc w:val="center"/>
+            </w:pPr>
+            <w:r>
+              <w:rPr>
+                <w:sz w:val="13"/>
+                <w:szCs w:val="13"/>
+              </w:rPr>
+              <w:t xml:space="preserve">none</w:t>
+            </w:r>
+          </w:p>
+        </w:tc>
+        <w:tc>
+          <w:tcPr>
+            <w:tcW w:w="30.00pt" w:type="dxa"/>
+            <w:vAlign w:val="center"/>
+          </w:tcPr>
+          <w:p>
+            <w:pPr>
+              <w:pStyle w:val="tablecopy"/>
+              <w:jc w:val="end"/>
+            </w:pPr>
+            <w:r>
+              <w:rPr>
+                <w:sz w:val="13"/>
+                <w:szCs w:val="13"/>
+              </w:rPr>
+              <w:t xml:space="preserve">8.88</w:t>
+            </w:r>
+          </w:p>
+        </w:tc>
+        <w:tc>
+          <w:tcPr>
+            <w:tcW w:w="30.00pt" w:type="dxa"/>
+            <w:vAlign w:val="center"/>
+          </w:tcPr>
+          <w:p>
+            <w:pPr>
+              <w:pStyle w:val="tablecopy"/>
+              <w:jc w:val="end"/>
+            </w:pPr>
+            <w:r>
+              <w:rPr>
+                <w:sz w:val="13"/>
+                <w:szCs w:val="13"/>
+              </w:rPr>
+              <w:t xml:space="preserve">−2.07</w:t>
+            </w:r>
+          </w:p>
+        </w:tc>
+        <w:tc>
+          <w:tcPr>
+            <w:tcW w:w="55.00pt" w:type="dxa"/>
+            <w:vAlign w:val="center"/>
+          </w:tcPr>
+          <w:p>
+            <w:pPr>
+              <w:pStyle w:val="tablecopy"/>
+              <w:jc w:val="center"/>
+            </w:pPr>
+            <w:r>
+              <w:rPr>
+                <w:sz w:val="13"/>
+                <w:szCs w:val="13"/>
+              </w:rPr>
+              <w:t xml:space="preserve">0 / 0 / 0</w:t>
+            </w:r>
+          </w:p>
+        </w:tc>
+        <w:tc>
+          <w:tcPr>
+            <w:tcW w:w="41.30pt" w:type="dxa"/>
+            <w:vAlign w:val="center"/>
+          </w:tcPr>
+          <w:p>
+            <w:pPr>
+              <w:pStyle w:val="tablecopy"/>
+              <w:jc w:val="center"/>
+            </w:pPr>
+            <w:r>
+              <w:rPr>
+                <w:sz w:val="13"/>
+                <w:szCs w:val="13"/>
+              </w:rPr>
+              <w:t xml:space="preserve">yes</w:t>
+            </w:r>
+          </w:p>
+        </w:tc>
+      </w:tr>
+      <w:tr>
+        <w:trPr>
+          <w:cantSplit/>
+          <w:jc w:val="center"/>
+        </w:trPr>
+        <w:tc>
+          <w:tcPr>
+            <w:tcW w:w="28.00pt" w:type="dxa"/>
+            <w:vAlign w:val="center"/>
+          </w:tcPr>
+          <w:p>
+            <w:pPr>
+              <w:pStyle w:val="tablecopy"/>
+              <w:jc w:val="start"/>
+            </w:pPr>
+            <w:r>
+              <w:rPr>
+                <w:sz w:val="13"/>
+                <w:szCs w:val="13"/>
+              </w:rPr>
+              <w:t xml:space="preserve">90</w:t>
+            </w:r>
+          </w:p>
+        </w:tc>
+        <w:tc>
+          <w:tcPr>
+            <w:tcW w:w="28.00pt" w:type="dxa"/>
+            <w:vAlign w:val="center"/>
+          </w:tcPr>
+          <w:p>
+            <w:pPr>
+              <w:pStyle w:val="tablecopy"/>
+              <w:jc w:val="center"/>
+            </w:pPr>
+            <w:r>
+              <w:rPr>
+                <w:sz w:val="13"/>
+                <w:szCs w:val="13"/>
+              </w:rPr>
+              <w:t xml:space="preserve">1.5</w:t>
+            </w:r>
+          </w:p>
+        </w:tc>
+        <w:tc>
+          <w:tcPr>
+            <w:tcW w:w="31.00pt" w:type="dxa"/>
+            <w:vAlign w:val="center"/>
+          </w:tcPr>
+          <w:p>
+            <w:pPr>
+              <w:pStyle w:val="tablecopy"/>
+              <w:jc w:val="center"/>
+            </w:pPr>
+            <w:r>
+              <w:rPr>
+                <w:sz w:val="13"/>
+                <w:szCs w:val="13"/>
+              </w:rPr>
+              <w:t xml:space="preserve">25 mph</w:t>
+            </w:r>
+          </w:p>
+        </w:tc>
+        <w:tc>
+          <w:tcPr>
+            <w:tcW w:w="30.00pt" w:type="dxa"/>
+            <w:vAlign w:val="center"/>
+          </w:tcPr>
+          <w:p>
+            <w:pPr>
+              <w:pStyle w:val="tablecopy"/>
+              <w:jc w:val="end"/>
+            </w:pPr>
+            <w:r>
+              <w:rPr>
+                <w:sz w:val="13"/>
+                <w:szCs w:val="13"/>
+              </w:rPr>
+              <w:t xml:space="preserve">10.08</w:t>
+            </w:r>
+          </w:p>
+        </w:tc>
+        <w:tc>
+          <w:tcPr>
+            <w:tcW w:w="30.00pt" w:type="dxa"/>
+            <w:vAlign w:val="center"/>
+          </w:tcPr>
+          <w:p>
+            <w:pPr>
+              <w:pStyle w:val="tablecopy"/>
+              <w:jc w:val="end"/>
+            </w:pPr>
+            <w:r>
+              <w:rPr>
+                <w:sz w:val="13"/>
+                <w:szCs w:val="13"/>
+              </w:rPr>
+              <w:t xml:space="preserve">−0.87</w:t>
+            </w:r>
+          </w:p>
+        </w:tc>
+        <w:tc>
+          <w:tcPr>
+            <w:tcW w:w="55.00pt" w:type="dxa"/>
+            <w:vAlign w:val="center"/>
+          </w:tcPr>
+          <w:p>
+            <w:pPr>
+              <w:pStyle w:val="tablecopy"/>
+              <w:jc w:val="center"/>
+            </w:pPr>
+            <w:r>
+              <w:rPr>
+                <w:sz w:val="13"/>
+                <w:szCs w:val="13"/>
+              </w:rPr>
+              <w:t xml:space="preserve">0 / 0 / 0</w:t>
+            </w:r>
+          </w:p>
+        </w:tc>
+        <w:tc>
+          <w:tcPr>
+            <w:tcW w:w="41.30pt" w:type="dxa"/>
+            <w:vAlign w:val="center"/>
+          </w:tcPr>
+          <w:p>
+            <w:pPr>
+              <w:pStyle w:val="tablecopy"/>
+              <w:jc w:val="center"/>
+            </w:pPr>
+            <w:r>
+              <w:rPr>
+                <w:sz w:val="13"/>
+                <w:szCs w:val="13"/>
+              </w:rPr>
+              <w:t xml:space="preserve">yes</w:t>
+            </w:r>
+          </w:p>
+        </w:tc>
+      </w:tr>
+      <w:tr>
+        <w:trPr>
+          <w:cantSplit/>
+          <w:jc w:val="center"/>
+        </w:trPr>
+        <w:tc>
+          <w:tcPr>
+            <w:tcW w:w="28.00pt" w:type="dxa"/>
+            <w:vAlign w:val="center"/>
+          </w:tcPr>
+          <w:p>
+            <w:pPr>
+              <w:pStyle w:val="tablecopy"/>
+              <w:jc w:val="start"/>
+            </w:pPr>
+            <w:r>
+              <w:rPr>
+                <w:sz w:val="13"/>
+                <w:szCs w:val="13"/>
+              </w:rPr>
+              <w:t xml:space="preserve">90</w:t>
+            </w:r>
+          </w:p>
+        </w:tc>
+        <w:tc>
+          <w:tcPr>
+            <w:tcW w:w="28.00pt" w:type="dxa"/>
+            <w:vAlign w:val="center"/>
+          </w:tcPr>
+          <w:p>
+            <w:pPr>
+              <w:pStyle w:val="tablecopy"/>
+              <w:jc w:val="center"/>
+            </w:pPr>
+            <w:r>
+              <w:rPr>
+                <w:sz w:val="13"/>
+                <w:szCs w:val="13"/>
+              </w:rPr>
+              <w:t xml:space="preserve">2.0</w:t>
+            </w:r>
+          </w:p>
+        </w:tc>
+        <w:tc>
+          <w:tcPr>
+            <w:tcW w:w="31.00pt" w:type="dxa"/>
+            <w:vAlign w:val="center"/>
+          </w:tcPr>
+          <w:p>
+            <w:pPr>
+              <w:pStyle w:val="tablecopy"/>
+              <w:jc w:val="center"/>
+            </w:pPr>
+            <w:r>
+              <w:rPr>
+                <w:sz w:val="13"/>
+                <w:szCs w:val="13"/>
+              </w:rPr>
+              <w:t xml:space="preserve">none</w:t>
+            </w:r>
+          </w:p>
+        </w:tc>
+        <w:tc>
+          <w:tcPr>
+            <w:tcW w:w="30.00pt" w:type="dxa"/>
+            <w:vAlign w:val="center"/>
+          </w:tcPr>
+          <w:p>
+            <w:pPr>
+              <w:pStyle w:val="tablecopy"/>
+              <w:jc w:val="end"/>
+            </w:pPr>
+            <w:r>
+              <w:rPr>
+                <w:sz w:val="13"/>
+                <w:szCs w:val="13"/>
+              </w:rPr>
+              <w:t xml:space="preserve">8.88</w:t>
+            </w:r>
+          </w:p>
+        </w:tc>
+        <w:tc>
+          <w:tcPr>
+            <w:tcW w:w="30.00pt" w:type="dxa"/>
+            <w:vAlign w:val="center"/>
+          </w:tcPr>
+          <w:p>
+            <w:pPr>
+              <w:pStyle w:val="tablecopy"/>
+              <w:jc w:val="end"/>
+            </w:pPr>
+            <w:r>
+              <w:rPr>
+                <w:sz w:val="13"/>
+                <w:szCs w:val="13"/>
+              </w:rPr>
+              <w:t xml:space="preserve">−2.07</w:t>
+            </w:r>
+          </w:p>
+        </w:tc>
+        <w:tc>
+          <w:tcPr>
+            <w:tcW w:w="55.00pt" w:type="dxa"/>
+            <w:vAlign w:val="center"/>
+          </w:tcPr>
+          <w:p>
+            <w:pPr>
+              <w:pStyle w:val="tablecopy"/>
+              <w:jc w:val="center"/>
+            </w:pPr>
+            <w:r>
+              <w:rPr>
+                <w:sz w:val="13"/>
+                <w:szCs w:val="13"/>
+              </w:rPr>
+              <w:t xml:space="preserve">0 / 0 / 0</w:t>
+            </w:r>
+          </w:p>
+        </w:tc>
+        <w:tc>
+          <w:tcPr>
+            <w:tcW w:w="41.30pt" w:type="dxa"/>
+            <w:vAlign w:val="center"/>
+          </w:tcPr>
+          <w:p>
+            <w:pPr>
+              <w:pStyle w:val="tablecopy"/>
+              <w:jc w:val="center"/>
+            </w:pPr>
+            <w:r>
+              <w:rPr>
+                <w:sz w:val="13"/>
+                <w:szCs w:val="13"/>
+              </w:rPr>
+              <w:t xml:space="preserve">yes</w:t>
+            </w:r>
+          </w:p>
+        </w:tc>
+      </w:tr>
+      <w:tr>
+        <w:trPr>
+          <w:cantSplit/>
+          <w:jc w:val="center"/>
+        </w:trPr>
+        <w:tc>
+          <w:tcPr>
+            <w:tcW w:w="28.00pt" w:type="dxa"/>
+            <w:vAlign w:val="center"/>
+          </w:tcPr>
+          <w:p>
+            <w:pPr>
+              <w:pStyle w:val="tablecopy"/>
+              <w:jc w:val="start"/>
+            </w:pPr>
+            <w:r>
+              <w:rPr>
+                <w:sz w:val="13"/>
+                <w:szCs w:val="13"/>
+              </w:rPr>
+              <w:t xml:space="preserve">90</w:t>
+            </w:r>
+          </w:p>
+        </w:tc>
+        <w:tc>
+          <w:tcPr>
+            <w:tcW w:w="28.00pt" w:type="dxa"/>
+            <w:vAlign w:val="center"/>
+          </w:tcPr>
+          <w:p>
+            <w:pPr>
+              <w:pStyle w:val="tablecopy"/>
+              <w:jc w:val="center"/>
+            </w:pPr>
+            <w:r>
+              <w:rPr>
+                <w:sz w:val="13"/>
+                <w:szCs w:val="13"/>
+              </w:rPr>
+              <w:t xml:space="preserve">2.0</w:t>
+            </w:r>
+          </w:p>
+        </w:tc>
+        <w:tc>
+          <w:tcPr>
+            <w:tcW w:w="31.00pt" w:type="dxa"/>
+            <w:vAlign w:val="center"/>
+          </w:tcPr>
+          <w:p>
+            <w:pPr>
+              <w:pStyle w:val="tablecopy"/>
+              <w:jc w:val="center"/>
+            </w:pPr>
+            <w:r>
+              <w:rPr>
+                <w:sz w:val="13"/>
+                <w:szCs w:val="13"/>
+              </w:rPr>
+              <w:t xml:space="preserve">25 mph</w:t>
+            </w:r>
+          </w:p>
+        </w:tc>
+        <w:tc>
+          <w:tcPr>
+            <w:tcW w:w="30.00pt" w:type="dxa"/>
+            <w:vAlign w:val="center"/>
+          </w:tcPr>
+          <w:p>
+            <w:pPr>
+              <w:pStyle w:val="tablecopy"/>
+              <w:jc w:val="end"/>
+            </w:pPr>
+            <w:r>
+              <w:rPr>
+                <w:sz w:val="13"/>
+                <w:szCs w:val="13"/>
+              </w:rPr>
+              <w:t xml:space="preserve">10.08</w:t>
+            </w:r>
+          </w:p>
+        </w:tc>
+        <w:tc>
+          <w:tcPr>
+            <w:tcW w:w="30.00pt" w:type="dxa"/>
+            <w:vAlign w:val="center"/>
+          </w:tcPr>
+          <w:p>
+            <w:pPr>
+              <w:pStyle w:val="tablecopy"/>
+              <w:jc w:val="end"/>
+            </w:pPr>
+            <w:r>
+              <w:rPr>
+                <w:sz w:val="13"/>
+                <w:szCs w:val="13"/>
+              </w:rPr>
+              <w:t xml:space="preserve">−0.87</w:t>
+            </w:r>
+          </w:p>
+        </w:tc>
+        <w:tc>
+          <w:tcPr>
+            <w:tcW w:w="55.00pt" w:type="dxa"/>
+            <w:vAlign w:val="center"/>
+          </w:tcPr>
+          <w:p>
+            <w:pPr>
+              <w:pStyle w:val="tablecopy"/>
+              <w:jc w:val="center"/>
+            </w:pPr>
+            <w:r>
+              <w:rPr>
+                <w:sz w:val="13"/>
+                <w:szCs w:val="13"/>
+              </w:rPr>
+              <w:t xml:space="preserve">0 / 0 / 0</w:t>
+            </w:r>
+          </w:p>
+        </w:tc>
+        <w:tc>
+          <w:tcPr>
+            <w:tcW w:w="41.30pt" w:type="dxa"/>
+            <w:vAlign w:val="center"/>
+          </w:tcPr>
+          <w:p>
+            <w:pPr>
+              <w:pStyle w:val="tablecopy"/>
+              <w:jc w:val="center"/>
+            </w:pPr>
+            <w:r>
+              <w:rPr>
+                <w:sz w:val="13"/>
+                <w:szCs w:val="13"/>
+              </w:rPr>
+              <w:t xml:space="preserve">yes</w:t>
+            </w:r>
+          </w:p>
+        </w:tc>
+      </w:tr>
+      <w:tr>
+        <w:trPr>
+          <w:cantSplit/>
+          <w:jc w:val="center"/>
+        </w:trPr>
+        <w:tc>
+          <w:tcPr>
+            <w:tcW w:w="28.00pt" w:type="dxa"/>
+            <w:vAlign w:val="center"/>
+          </w:tcPr>
+          <w:p>
+            <w:pPr>
+              <w:pStyle w:val="tablecopy"/>
+              <w:jc w:val="start"/>
+            </w:pPr>
+            <w:r>
+              <w:rPr>
+                <w:sz w:val="13"/>
+                <w:szCs w:val="13"/>
+              </w:rPr>
+              <w:t xml:space="preserve">90</w:t>
+            </w:r>
+          </w:p>
+        </w:tc>
+        <w:tc>
+          <w:tcPr>
+            <w:tcW w:w="28.00pt" w:type="dxa"/>
+            <w:vAlign w:val="center"/>
+          </w:tcPr>
+          <w:p>
+            <w:pPr>
+              <w:pStyle w:val="tablecopy"/>
+              <w:jc w:val="center"/>
+            </w:pPr>
+            <w:r>
+              <w:rPr>
+                <w:sz w:val="13"/>
+                <w:szCs w:val="13"/>
+              </w:rPr>
+              <w:t xml:space="preserve">2.5</w:t>
+            </w:r>
+          </w:p>
+        </w:tc>
+        <w:tc>
+          <w:tcPr>
+            <w:tcW w:w="31.00pt" w:type="dxa"/>
+            <w:vAlign w:val="center"/>
+          </w:tcPr>
+          <w:p>
+            <w:pPr>
+              <w:pStyle w:val="tablecopy"/>
+              <w:jc w:val="center"/>
+            </w:pPr>
+            <w:r>
+              <w:rPr>
+                <w:sz w:val="13"/>
+                <w:szCs w:val="13"/>
+              </w:rPr>
+              <w:t xml:space="preserve">none</w:t>
+            </w:r>
+          </w:p>
+        </w:tc>
+        <w:tc>
+          <w:tcPr>
+            <w:tcW w:w="30.00pt" w:type="dxa"/>
+            <w:vAlign w:val="center"/>
+          </w:tcPr>
+          <w:p>
+            <w:pPr>
+              <w:pStyle w:val="tablecopy"/>
+              <w:jc w:val="end"/>
+            </w:pPr>
+            <w:r>
+              <w:rPr>
+                <w:sz w:val="13"/>
+                <w:szCs w:val="13"/>
+              </w:rPr>
+              <w:t xml:space="preserve">8.88</w:t>
+            </w:r>
+          </w:p>
+        </w:tc>
+        <w:tc>
+          <w:tcPr>
+            <w:tcW w:w="30.00pt" w:type="dxa"/>
+            <w:vAlign w:val="center"/>
+          </w:tcPr>
+          <w:p>
+            <w:pPr>
+              <w:pStyle w:val="tablecopy"/>
+              <w:jc w:val="end"/>
+            </w:pPr>
+            <w:r>
+              <w:rPr>
+                <w:sz w:val="13"/>
+                <w:szCs w:val="13"/>
+              </w:rPr>
+              <w:t xml:space="preserve">−2.07</w:t>
+            </w:r>
+          </w:p>
+        </w:tc>
+        <w:tc>
+          <w:tcPr>
+            <w:tcW w:w="55.00pt" w:type="dxa"/>
+            <w:vAlign w:val="center"/>
+          </w:tcPr>
+          <w:p>
+            <w:pPr>
+              <w:pStyle w:val="tablecopy"/>
+              <w:jc w:val="center"/>
+            </w:pPr>
+            <w:r>
+              <w:rPr>
+                <w:sz w:val="13"/>
+                <w:szCs w:val="13"/>
+              </w:rPr>
+              <w:t xml:space="preserve">0 / 0 / 0</w:t>
+            </w:r>
+          </w:p>
+        </w:tc>
+        <w:tc>
+          <w:tcPr>
+            <w:tcW w:w="41.30pt" w:type="dxa"/>
+            <w:vAlign w:val="center"/>
+          </w:tcPr>
+          <w:p>
+            <w:pPr>
+              <w:pStyle w:val="tablecopy"/>
+              <w:jc w:val="center"/>
+            </w:pPr>
+            <w:r>
+              <w:rPr>
+                <w:sz w:val="13"/>
+                <w:szCs w:val="13"/>
+              </w:rPr>
+              <w:t xml:space="preserve">yes</w:t>
+            </w:r>
+          </w:p>
+        </w:tc>
+      </w:tr>
+      <w:tr>
+        <w:trPr>
+          <w:cantSplit/>
+          <w:jc w:val="center"/>
+        </w:trPr>
+        <w:tc>
+          <w:tcPr>
+            <w:tcW w:w="28.00pt" w:type="dxa"/>
+            <w:vAlign w:val="center"/>
+          </w:tcPr>
+          <w:p>
+            <w:pPr>
+              <w:pStyle w:val="tablecopy"/>
+              <w:jc w:val="start"/>
+            </w:pPr>
+            <w:r>
+              <w:rPr>
+                <w:sz w:val="13"/>
+                <w:szCs w:val="13"/>
+              </w:rPr>
+              <w:t xml:space="preserve">90</w:t>
+            </w:r>
+          </w:p>
+        </w:tc>
+        <w:tc>
+          <w:tcPr>
+            <w:tcW w:w="28.00pt" w:type="dxa"/>
+            <w:vAlign w:val="center"/>
+          </w:tcPr>
+          <w:p>
+            <w:pPr>
+              <w:pStyle w:val="tablecopy"/>
+              <w:jc w:val="center"/>
+            </w:pPr>
+            <w:r>
+              <w:rPr>
+                <w:sz w:val="13"/>
+                <w:szCs w:val="13"/>
+              </w:rPr>
+              <w:t xml:space="preserve">2.5</w:t>
+            </w:r>
+          </w:p>
+        </w:tc>
+        <w:tc>
+          <w:tcPr>
+            <w:tcW w:w="31.00pt" w:type="dxa"/>
+            <w:vAlign w:val="center"/>
+          </w:tcPr>
+          <w:p>
+            <w:pPr>
+              <w:pStyle w:val="tablecopy"/>
+              <w:jc w:val="center"/>
+            </w:pPr>
+            <w:r>
+              <w:rPr>
+                <w:sz w:val="13"/>
+                <w:szCs w:val="13"/>
+              </w:rPr>
+              <w:t xml:space="preserve">25 mph</w:t>
+            </w:r>
+          </w:p>
+        </w:tc>
+        <w:tc>
+          <w:tcPr>
+            <w:tcW w:w="30.00pt" w:type="dxa"/>
+            <w:vAlign w:val="center"/>
+          </w:tcPr>
+          <w:p>
+            <w:pPr>
+              <w:pStyle w:val="tablecopy"/>
+              <w:jc w:val="end"/>
+            </w:pPr>
+            <w:r>
+              <w:rPr>
+                <w:sz w:val="13"/>
+                <w:szCs w:val="13"/>
+              </w:rPr>
+              <w:t xml:space="preserve">10.08</w:t>
+            </w:r>
+          </w:p>
+        </w:tc>
+        <w:tc>
+          <w:tcPr>
+            <w:tcW w:w="30.00pt" w:type="dxa"/>
+            <w:vAlign w:val="center"/>
+          </w:tcPr>
+          <w:p>
+            <w:pPr>
+              <w:pStyle w:val="tablecopy"/>
+              <w:jc w:val="end"/>
+            </w:pPr>
+            <w:r>
+              <w:rPr>
+                <w:sz w:val="13"/>
+                <w:szCs w:val="13"/>
+              </w:rPr>
+              <w:t xml:space="preserve">−0.87</w:t>
+            </w:r>
+          </w:p>
+        </w:tc>
+        <w:tc>
+          <w:tcPr>
+            <w:tcW w:w="55.00pt" w:type="dxa"/>
+            <w:vAlign w:val="center"/>
+          </w:tcPr>
+          <w:p>
+            <w:pPr>
+              <w:pStyle w:val="tablecopy"/>
+              <w:jc w:val="center"/>
+            </w:pPr>
+            <w:r>
+              <w:rPr>
+                <w:sz w:val="13"/>
+                <w:szCs w:val="13"/>
+              </w:rPr>
+              <w:t xml:space="preserve">0 / 0 / 0</w:t>
+            </w:r>
+          </w:p>
+        </w:tc>
+        <w:tc>
+          <w:tcPr>
+            <w:tcW w:w="41.30pt" w:type="dxa"/>
+            <w:vAlign w:val="center"/>
+          </w:tcPr>
+          <w:p>
+            <w:pPr>
+              <w:pStyle w:val="tablecopy"/>
+              <w:jc w:val="center"/>
+            </w:pPr>
+            <w:r>
+              <w:rPr>
+                <w:sz w:val="13"/>
+                <w:szCs w:val="13"/>
+              </w:rPr>
+              <w:t xml:space="preserve">yes</w:t>
+            </w:r>
+          </w:p>
+        </w:tc>
+      </w:tr>
+      <w:tr>
+        <w:trPr>
+          <w:cantSplit/>
+          <w:jc w:val="center"/>
+        </w:trPr>
+        <w:tc>
+          <w:tcPr>
+            <w:tcW w:w="28.00pt" w:type="dxa"/>
+            <w:vAlign w:val="center"/>
+          </w:tcPr>
+          <w:p>
+            <w:pPr>
+              <w:pStyle w:val="tablecopy"/>
+              <w:jc w:val="start"/>
+            </w:pPr>
+            <w:r>
+              <w:rPr>
+                <w:sz w:val="13"/>
+                <w:szCs w:val="13"/>
+              </w:rPr>
+              <w:t xml:space="preserve">90</w:t>
+            </w:r>
+          </w:p>
+        </w:tc>
+        <w:tc>
+          <w:tcPr>
+            <w:tcW w:w="28.00pt" w:type="dxa"/>
+            <w:vAlign w:val="center"/>
+          </w:tcPr>
+          <w:p>
+            <w:pPr>
+              <w:pStyle w:val="tablecopy"/>
+              <w:jc w:val="center"/>
+            </w:pPr>
+            <w:r>
+              <w:rPr>
+                <w:sz w:val="13"/>
+                <w:szCs w:val="13"/>
+              </w:rPr>
+              <w:t xml:space="preserve">3.0</w:t>
+            </w:r>
+          </w:p>
+        </w:tc>
+        <w:tc>
+          <w:tcPr>
+            <w:tcW w:w="31.00pt" w:type="dxa"/>
+            <w:vAlign w:val="center"/>
+          </w:tcPr>
+          <w:p>
+            <w:pPr>
+              <w:pStyle w:val="tablecopy"/>
+              <w:jc w:val="center"/>
+            </w:pPr>
+            <w:r>
+              <w:rPr>
+                <w:sz w:val="13"/>
+                <w:szCs w:val="13"/>
+              </w:rPr>
+              <w:t xml:space="preserve">none</w:t>
+            </w:r>
+          </w:p>
+        </w:tc>
+        <w:tc>
+          <w:tcPr>
+            <w:tcW w:w="30.00pt" w:type="dxa"/>
+            <w:vAlign w:val="center"/>
+          </w:tcPr>
+          <w:p>
+            <w:pPr>
+              <w:pStyle w:val="tablecopy"/>
+              <w:jc w:val="end"/>
+            </w:pPr>
+            <w:r>
+              <w:rPr>
+                <w:sz w:val="13"/>
+                <w:szCs w:val="13"/>
+              </w:rPr>
+              <w:t xml:space="preserve">8.88</w:t>
+            </w:r>
+          </w:p>
+        </w:tc>
+        <w:tc>
+          <w:tcPr>
+            <w:tcW w:w="30.00pt" w:type="dxa"/>
+            <w:vAlign w:val="center"/>
+          </w:tcPr>
+          <w:p>
+            <w:pPr>
+              <w:pStyle w:val="tablecopy"/>
+              <w:jc w:val="end"/>
+            </w:pPr>
+            <w:r>
+              <w:rPr>
+                <w:sz w:val="13"/>
+                <w:szCs w:val="13"/>
+              </w:rPr>
+              <w:t xml:space="preserve">−2.07</w:t>
+            </w:r>
+          </w:p>
+        </w:tc>
+        <w:tc>
+          <w:tcPr>
+            <w:tcW w:w="55.00pt" w:type="dxa"/>
+            <w:vAlign w:val="center"/>
+          </w:tcPr>
+          <w:p>
+            <w:pPr>
+              <w:pStyle w:val="tablecopy"/>
+              <w:jc w:val="center"/>
+            </w:pPr>
+            <w:r>
+              <w:rPr>
+                <w:sz w:val="13"/>
+                <w:szCs w:val="13"/>
+              </w:rPr>
+              <w:t xml:space="preserve">0 / 0 / 0</w:t>
+            </w:r>
+          </w:p>
+        </w:tc>
+        <w:tc>
+          <w:tcPr>
+            <w:tcW w:w="41.30pt" w:type="dxa"/>
+            <w:vAlign w:val="center"/>
+          </w:tcPr>
+          <w:p>
+            <w:pPr>
+              <w:pStyle w:val="tablecopy"/>
+              <w:jc w:val="center"/>
+            </w:pPr>
+            <w:r>
+              <w:rPr>
+                <w:sz w:val="13"/>
+                <w:szCs w:val="13"/>
+              </w:rPr>
+              <w:t xml:space="preserve">yes</w:t>
+            </w:r>
+          </w:p>
+        </w:tc>
+      </w:tr>
+      <w:tr>
+        <w:trPr>
+          <w:cantSplit/>
+          <w:jc w:val="center"/>
+        </w:trPr>
+        <w:tc>
+          <w:tcPr>
+            <w:tcW w:w="28.00pt" w:type="dxa"/>
+            <w:vAlign w:val="center"/>
+          </w:tcPr>
+          <w:p>
+            <w:pPr>
+              <w:pStyle w:val="tablecopy"/>
+              <w:jc w:val="start"/>
+            </w:pPr>
+            <w:r>
+              <w:rPr>
+                <w:sz w:val="13"/>
+                <w:szCs w:val="13"/>
+              </w:rPr>
+              <w:t xml:space="preserve">90</w:t>
+            </w:r>
+          </w:p>
+        </w:tc>
+        <w:tc>
+          <w:tcPr>
+            <w:tcW w:w="28.00pt" w:type="dxa"/>
+            <w:vAlign w:val="center"/>
+          </w:tcPr>
+          <w:p>
+            <w:pPr>
+              <w:pStyle w:val="tablecopy"/>
+              <w:jc w:val="center"/>
+            </w:pPr>
+            <w:r>
+              <w:rPr>
+                <w:sz w:val="13"/>
+                <w:szCs w:val="13"/>
+              </w:rPr>
+              <w:t xml:space="preserve">3.0</w:t>
+            </w:r>
+          </w:p>
+        </w:tc>
+        <w:tc>
+          <w:tcPr>
+            <w:tcW w:w="31.00pt" w:type="dxa"/>
+            <w:vAlign w:val="center"/>
+          </w:tcPr>
+          <w:p>
+            <w:pPr>
+              <w:pStyle w:val="tablecopy"/>
+              <w:jc w:val="center"/>
+            </w:pPr>
+            <w:r>
+              <w:rPr>
+                <w:sz w:val="13"/>
+                <w:szCs w:val="13"/>
+              </w:rPr>
+              <w:t xml:space="preserve">25 mph</w:t>
+            </w:r>
+          </w:p>
+        </w:tc>
+        <w:tc>
+          <w:tcPr>
+            <w:tcW w:w="30.00pt" w:type="dxa"/>
+            <w:vAlign w:val="center"/>
+          </w:tcPr>
+          <w:p>
+            <w:pPr>
+              <w:pStyle w:val="tablecopy"/>
+              <w:jc w:val="end"/>
+            </w:pPr>
+            <w:r>
+              <w:rPr>
+                <w:sz w:val="13"/>
+                <w:szCs w:val="13"/>
+              </w:rPr>
+              <w:t xml:space="preserve">10.08</w:t>
+            </w:r>
+          </w:p>
+        </w:tc>
+        <w:tc>
+          <w:tcPr>
+            <w:tcW w:w="30.00pt" w:type="dxa"/>
+            <w:vAlign w:val="center"/>
+          </w:tcPr>
+          <w:p>
+            <w:pPr>
+              <w:pStyle w:val="tablecopy"/>
+              <w:jc w:val="end"/>
+            </w:pPr>
+            <w:r>
+              <w:rPr>
+                <w:sz w:val="13"/>
+                <w:szCs w:val="13"/>
+              </w:rPr>
+              <w:t xml:space="preserve">−0.87</w:t>
+            </w:r>
+          </w:p>
+        </w:tc>
+        <w:tc>
+          <w:tcPr>
+            <w:tcW w:w="55.00pt" w:type="dxa"/>
+            <w:vAlign w:val="center"/>
+          </w:tcPr>
+          <w:p>
+            <w:pPr>
+              <w:pStyle w:val="tablecopy"/>
+              <w:jc w:val="center"/>
+            </w:pPr>
+            <w:r>
+              <w:rPr>
+                <w:sz w:val="13"/>
+                <w:szCs w:val="13"/>
+              </w:rPr>
+              <w:t xml:space="preserve">0 / 0 / 0</w:t>
+            </w:r>
+          </w:p>
+        </w:tc>
+        <w:tc>
+          <w:tcPr>
+            <w:tcW w:w="41.30pt" w:type="dxa"/>
+            <w:vAlign w:val="center"/>
+          </w:tcPr>
+          <w:p>
+            <w:pPr>
+              <w:pStyle w:val="tablecopy"/>
+              <w:jc w:val="center"/>
+            </w:pPr>
+            <w:r>
+              <w:rPr>
+                <w:sz w:val="13"/>
+                <w:szCs w:val="13"/>
+              </w:rPr>
+              <w:t xml:space="preserve">yes</w:t>
+            </w:r>
+          </w:p>
+        </w:tc>
+      </w:tr>
+      <w:tr>
+        <w:trPr>
+          <w:cantSplit/>
+          <w:jc w:val="center"/>
+        </w:trPr>
+        <w:tc>
+          <w:tcPr>
+            <w:tcW w:w="28.00pt" w:type="dxa"/>
+            <w:vAlign w:val="center"/>
+          </w:tcPr>
+          <w:p>
+            <w:pPr>
+              <w:pStyle w:val="tablecopy"/>
+              <w:jc w:val="start"/>
+            </w:pPr>
+            <w:r>
+              <w:rPr>
+                <w:sz w:val="13"/>
+                <w:szCs w:val="13"/>
+              </w:rPr>
+              <w:t xml:space="preserve">120</w:t>
+            </w:r>
+          </w:p>
+        </w:tc>
+        <w:tc>
+          <w:tcPr>
+            <w:tcW w:w="28.00pt" w:type="dxa"/>
+            <w:vAlign w:val="center"/>
+          </w:tcPr>
+          <w:p>
+            <w:pPr>
+              <w:pStyle w:val="tablecopy"/>
+              <w:jc w:val="center"/>
+            </w:pPr>
+            <w:r>
+              <w:rPr>
+                <w:sz w:val="13"/>
+                <w:szCs w:val="13"/>
+              </w:rPr>
+              <w:t xml:space="preserve">1.0</w:t>
+            </w:r>
+          </w:p>
+        </w:tc>
+        <w:tc>
+          <w:tcPr>
+            <w:tcW w:w="31.00pt" w:type="dxa"/>
+            <w:vAlign w:val="center"/>
+          </w:tcPr>
+          <w:p>
+            <w:pPr>
+              <w:pStyle w:val="tablecopy"/>
+              <w:jc w:val="center"/>
+            </w:pPr>
+            <w:r>
+              <w:rPr>
+                <w:sz w:val="13"/>
+                <w:szCs w:val="13"/>
+              </w:rPr>
+              <w:t xml:space="preserve">none</w:t>
+            </w:r>
+          </w:p>
+        </w:tc>
+        <w:tc>
+          <w:tcPr>
+            <w:tcW w:w="30.00pt" w:type="dxa"/>
+            <w:vAlign w:val="center"/>
+          </w:tcPr>
+          <w:p>
+            <w:pPr>
+              <w:pStyle w:val="tablecopy"/>
+              <w:jc w:val="end"/>
+            </w:pPr>
+            <w:r>
+              <w:rPr>
+                <w:sz w:val="13"/>
+                <w:szCs w:val="13"/>
+              </w:rPr>
+              <w:t xml:space="preserve">7.16</w:t>
+            </w:r>
+          </w:p>
+        </w:tc>
+        <w:tc>
+          <w:tcPr>
+            <w:tcW w:w="30.00pt" w:type="dxa"/>
+            <w:vAlign w:val="center"/>
+          </w:tcPr>
+          <w:p>
+            <w:pPr>
+              <w:pStyle w:val="tablecopy"/>
+              <w:jc w:val="end"/>
+            </w:pPr>
+            <w:r>
+              <w:rPr>
+                <w:sz w:val="13"/>
+                <w:szCs w:val="13"/>
+              </w:rPr>
+              <w:t xml:space="preserve">−3.79</w:t>
+            </w:r>
+          </w:p>
+        </w:tc>
+        <w:tc>
+          <w:tcPr>
+            <w:tcW w:w="55.00pt" w:type="dxa"/>
+            <w:vAlign w:val="center"/>
+          </w:tcPr>
+          <w:p>
+            <w:pPr>
+              <w:pStyle w:val="tablecopy"/>
+              <w:jc w:val="center"/>
+            </w:pPr>
+            <w:r>
+              <w:rPr>
+                <w:sz w:val="13"/>
+                <w:szCs w:val="13"/>
+              </w:rPr>
+              <w:t xml:space="preserve">186 / 170 / 191</w:t>
+            </w:r>
+          </w:p>
+        </w:tc>
+        <w:tc>
+          <w:tcPr>
+            <w:tcW w:w="41.30pt" w:type="dxa"/>
+            <w:vAlign w:val="center"/>
+          </w:tcPr>
+          <w:p>
+            <w:pPr>
+              <w:pStyle w:val="tablecopy"/>
+              <w:jc w:val="center"/>
+            </w:pPr>
+            <w:r>
+              <w:rPr>
+                <w:sz w:val="13"/>
+                <w:szCs w:val="13"/>
+              </w:rPr>
+              <w:t xml:space="preserve">no</w:t>
+            </w:r>
+          </w:p>
+        </w:tc>
+      </w:tr>
+      <w:tr>
+        <w:trPr>
+          <w:cantSplit/>
+          <w:jc w:val="center"/>
+        </w:trPr>
+        <w:tc>
+          <w:tcPr>
+            <w:tcW w:w="28.00pt" w:type="dxa"/>
+            <w:vAlign w:val="center"/>
+          </w:tcPr>
+          <w:p>
+            <w:pPr>
+              <w:pStyle w:val="tablecopy"/>
+              <w:jc w:val="start"/>
+            </w:pPr>
+            <w:r>
+              <w:rPr>
+                <w:sz w:val="13"/>
+                <w:szCs w:val="13"/>
+              </w:rPr>
+              <w:t xml:space="preserve">120</w:t>
+            </w:r>
+          </w:p>
+        </w:tc>
+        <w:tc>
+          <w:tcPr>
+            <w:tcW w:w="28.00pt" w:type="dxa"/>
+            <w:vAlign w:val="center"/>
+          </w:tcPr>
+          <w:p>
+            <w:pPr>
+              <w:pStyle w:val="tablecopy"/>
+              <w:jc w:val="center"/>
+            </w:pPr>
+            <w:r>
+              <w:rPr>
+                <w:sz w:val="13"/>
+                <w:szCs w:val="13"/>
+              </w:rPr>
+              <w:t xml:space="preserve">1.0</w:t>
+            </w:r>
+          </w:p>
+        </w:tc>
+        <w:tc>
+          <w:tcPr>
+            <w:tcW w:w="31.00pt" w:type="dxa"/>
+            <w:vAlign w:val="center"/>
+          </w:tcPr>
+          <w:p>
+            <w:pPr>
+              <w:pStyle w:val="tablecopy"/>
+              <w:jc w:val="center"/>
+            </w:pPr>
+            <w:r>
+              <w:rPr>
+                <w:sz w:val="13"/>
+                <w:szCs w:val="13"/>
+              </w:rPr>
+              <w:t xml:space="preserve">25 mph</w:t>
+            </w:r>
+          </w:p>
+        </w:tc>
+        <w:tc>
+          <w:tcPr>
+            <w:tcW w:w="30.00pt" w:type="dxa"/>
+            <w:vAlign w:val="center"/>
+          </w:tcPr>
+          <w:p>
+            <w:pPr>
+              <w:pStyle w:val="tablecopy"/>
+              <w:jc w:val="end"/>
+            </w:pPr>
+            <w:r>
+              <w:rPr>
+                <w:sz w:val="13"/>
+                <w:szCs w:val="13"/>
+              </w:rPr>
+              <w:t xml:space="preserve">8.22</w:t>
+            </w:r>
+          </w:p>
+        </w:tc>
+        <w:tc>
+          <w:tcPr>
+            <w:tcW w:w="30.00pt" w:type="dxa"/>
+            <w:vAlign w:val="center"/>
+          </w:tcPr>
+          <w:p>
+            <w:pPr>
+              <w:pStyle w:val="tablecopy"/>
+              <w:jc w:val="end"/>
+            </w:pPr>
+            <w:r>
+              <w:rPr>
+                <w:sz w:val="13"/>
+                <w:szCs w:val="13"/>
+              </w:rPr>
+              <w:t xml:space="preserve">−2.73</w:t>
+            </w:r>
+          </w:p>
+        </w:tc>
+        <w:tc>
+          <w:tcPr>
+            <w:tcW w:w="55.00pt" w:type="dxa"/>
+            <w:vAlign w:val="center"/>
+          </w:tcPr>
+          <w:p>
+            <w:pPr>
+              <w:pStyle w:val="tablecopy"/>
+              <w:jc w:val="center"/>
+            </w:pPr>
+            <w:r>
+              <w:rPr>
+                <w:sz w:val="13"/>
+                <w:szCs w:val="13"/>
+              </w:rPr>
+              <w:t xml:space="preserve">0 / 0 / 9</w:t>
+            </w:r>
+          </w:p>
+        </w:tc>
+        <w:tc>
+          <w:tcPr>
+            <w:tcW w:w="41.30pt" w:type="dxa"/>
+            <w:vAlign w:val="center"/>
+          </w:tcPr>
+          <w:p>
+            <w:pPr>
+              <w:pStyle w:val="tablecopy"/>
+              <w:jc w:val="center"/>
+            </w:pPr>
+            <w:r>
+              <w:rPr>
+                <w:sz w:val="13"/>
+                <w:szCs w:val="13"/>
+              </w:rPr>
+              <w:t xml:space="preserve">yes</w:t>
+            </w:r>
+          </w:p>
+        </w:tc>
+      </w:tr>
+      <w:tr>
+        <w:trPr>
+          <w:cantSplit/>
+          <w:jc w:val="center"/>
+        </w:trPr>
+        <w:tc>
+          <w:tcPr>
+            <w:tcW w:w="28.00pt" w:type="dxa"/>
+            <w:vAlign w:val="center"/>
+          </w:tcPr>
+          <w:p>
+            <w:pPr>
+              <w:pStyle w:val="tablecopy"/>
+              <w:jc w:val="start"/>
+            </w:pPr>
+            <w:r>
+              <w:rPr>
+                <w:sz w:val="13"/>
+                <w:szCs w:val="13"/>
+              </w:rPr>
+              <w:t xml:space="preserve">120</w:t>
+            </w:r>
+          </w:p>
+        </w:tc>
+        <w:tc>
+          <w:tcPr>
+            <w:tcW w:w="28.00pt" w:type="dxa"/>
+            <w:vAlign w:val="center"/>
+          </w:tcPr>
+          <w:p>
+            <w:pPr>
+              <w:pStyle w:val="tablecopy"/>
+              <w:jc w:val="center"/>
+            </w:pPr>
+            <w:r>
+              <w:rPr>
+                <w:sz w:val="13"/>
+                <w:szCs w:val="13"/>
+              </w:rPr>
+              <w:t xml:space="preserve">1.5</w:t>
+            </w:r>
+          </w:p>
+        </w:tc>
+        <w:tc>
+          <w:tcPr>
+            <w:tcW w:w="31.00pt" w:type="dxa"/>
+            <w:vAlign w:val="center"/>
+          </w:tcPr>
+          <w:p>
+            <w:pPr>
+              <w:pStyle w:val="tablecopy"/>
+              <w:jc w:val="center"/>
+            </w:pPr>
+            <w:r>
+              <w:rPr>
+                <w:sz w:val="13"/>
+                <w:szCs w:val="13"/>
+              </w:rPr>
+              <w:t xml:space="preserve">none</w:t>
+            </w:r>
+          </w:p>
+        </w:tc>
+        <w:tc>
+          <w:tcPr>
+            <w:tcW w:w="30.00pt" w:type="dxa"/>
+            <w:vAlign w:val="center"/>
+          </w:tcPr>
+          <w:p>
+            <w:pPr>
+              <w:pStyle w:val="tablecopy"/>
+              <w:jc w:val="end"/>
+            </w:pPr>
+            <w:r>
+              <w:rPr>
+                <w:sz w:val="13"/>
+                <w:szCs w:val="13"/>
+              </w:rPr>
+              <w:t xml:space="preserve">13.11</w:t>
+            </w:r>
+          </w:p>
+        </w:tc>
+        <w:tc>
+          <w:tcPr>
+            <w:tcW w:w="30.00pt" w:type="dxa"/>
+            <w:vAlign w:val="center"/>
+          </w:tcPr>
+          <w:p>
+            <w:pPr>
+              <w:pStyle w:val="tablecopy"/>
+              <w:jc w:val="end"/>
+            </w:pPr>
+            <w:r>
+              <w:rPr>
+                <w:sz w:val="13"/>
+                <w:szCs w:val="13"/>
+              </w:rPr>
+              <w:t xml:space="preserve">+2.16</w:t>
+            </w:r>
+          </w:p>
+        </w:tc>
+        <w:tc>
+          <w:tcPr>
+            <w:tcW w:w="55.00pt" w:type="dxa"/>
+            <w:vAlign w:val="center"/>
+          </w:tcPr>
+          <w:p>
+            <w:pPr>
+              <w:pStyle w:val="tablecopy"/>
+              <w:jc w:val="center"/>
+            </w:pPr>
+            <w:r>
+              <w:rPr>
+                <w:sz w:val="13"/>
+                <w:szCs w:val="13"/>
+              </w:rPr>
+              <w:t xml:space="preserve">0 / 0 / 0</w:t>
+            </w:r>
+          </w:p>
+        </w:tc>
+        <w:tc>
+          <w:tcPr>
+            <w:tcW w:w="41.30pt" w:type="dxa"/>
+            <w:vAlign w:val="center"/>
+          </w:tcPr>
+          <w:p>
+            <w:pPr>
+              <w:pStyle w:val="tablecopy"/>
+              <w:jc w:val="center"/>
+            </w:pPr>
+            <w:r>
+              <w:rPr>
+                <w:sz w:val="13"/>
+                <w:szCs w:val="13"/>
+              </w:rPr>
+              <w:t xml:space="preserve">yes</w:t>
+            </w:r>
+          </w:p>
+        </w:tc>
+      </w:tr>
+      <w:tr>
+        <w:trPr>
+          <w:cantSplit/>
+          <w:jc w:val="center"/>
+        </w:trPr>
+        <w:tc>
+          <w:tcPr>
+            <w:tcW w:w="28.00pt" w:type="dxa"/>
+            <w:vAlign w:val="center"/>
+          </w:tcPr>
+          <w:p>
+            <w:pPr>
+              <w:pStyle w:val="tablecopy"/>
+              <w:jc w:val="start"/>
+            </w:pPr>
+            <w:r>
+              <w:rPr>
+                <w:sz w:val="13"/>
+                <w:szCs w:val="13"/>
+              </w:rPr>
+              <w:t xml:space="preserve">120</w:t>
+            </w:r>
+          </w:p>
+        </w:tc>
+        <w:tc>
+          <w:tcPr>
+            <w:tcW w:w="28.00pt" w:type="dxa"/>
+            <w:vAlign w:val="center"/>
+          </w:tcPr>
+          <w:p>
+            <w:pPr>
+              <w:pStyle w:val="tablecopy"/>
+              <w:jc w:val="center"/>
+            </w:pPr>
+            <w:r>
+              <w:rPr>
+                <w:sz w:val="13"/>
+                <w:szCs w:val="13"/>
+              </w:rPr>
+              <w:t xml:space="preserve">1.5</w:t>
+            </w:r>
+          </w:p>
+        </w:tc>
+        <w:tc>
+          <w:tcPr>
+            <w:tcW w:w="31.00pt" w:type="dxa"/>
+            <w:vAlign w:val="center"/>
+          </w:tcPr>
+          <w:p>
+            <w:pPr>
+              <w:pStyle w:val="tablecopy"/>
+              <w:jc w:val="center"/>
+            </w:pPr>
+            <w:r>
+              <w:rPr>
+                <w:sz w:val="13"/>
+                <w:szCs w:val="13"/>
+              </w:rPr>
+              <w:t xml:space="preserve">25 mph</w:t>
+            </w:r>
+          </w:p>
+        </w:tc>
+        <w:tc>
+          <w:tcPr>
+            <w:tcW w:w="30.00pt" w:type="dxa"/>
+            <w:vAlign w:val="center"/>
+          </w:tcPr>
+          <w:p>
+            <w:pPr>
+              <w:pStyle w:val="tablecopy"/>
+              <w:jc w:val="end"/>
+            </w:pPr>
+            <w:r>
+              <w:rPr>
+                <w:sz w:val="13"/>
+                <w:szCs w:val="13"/>
+              </w:rPr>
+              <w:t xml:space="preserve">21.67</w:t>
+            </w:r>
+          </w:p>
+        </w:tc>
+        <w:tc>
+          <w:tcPr>
+            <w:tcW w:w="30.00pt" w:type="dxa"/>
+            <w:vAlign w:val="center"/>
+          </w:tcPr>
+          <w:p>
+            <w:pPr>
+              <w:pStyle w:val="tablecopy"/>
+              <w:jc w:val="end"/>
+            </w:pPr>
+            <w:r>
+              <w:rPr>
+                <w:sz w:val="13"/>
+                <w:szCs w:val="13"/>
+              </w:rPr>
+              <w:t xml:space="preserve">+10.72</w:t>
+            </w:r>
+          </w:p>
+        </w:tc>
+        <w:tc>
+          <w:tcPr>
+            <w:tcW w:w="55.00pt" w:type="dxa"/>
+            <w:vAlign w:val="center"/>
+          </w:tcPr>
+          <w:p>
+            <w:pPr>
+              <w:pStyle w:val="tablecopy"/>
+              <w:jc w:val="center"/>
+            </w:pPr>
+            <w:r>
+              <w:rPr>
+                <w:sz w:val="13"/>
+                <w:szCs w:val="13"/>
+              </w:rPr>
+              <w:t xml:space="preserve">0 / 0 / 0</w:t>
+            </w:r>
+          </w:p>
+        </w:tc>
+        <w:tc>
+          <w:tcPr>
+            <w:tcW w:w="41.30pt" w:type="dxa"/>
+            <w:vAlign w:val="center"/>
+          </w:tcPr>
+          <w:p>
+            <w:pPr>
+              <w:pStyle w:val="tablecopy"/>
+              <w:jc w:val="center"/>
+            </w:pPr>
+            <w:r>
+              <w:rPr>
+                <w:sz w:val="13"/>
+                <w:szCs w:val="13"/>
+              </w:rPr>
+              <w:t xml:space="preserve">yes</w:t>
+            </w:r>
+          </w:p>
+        </w:tc>
+      </w:tr>
+      <w:tr>
+        <w:trPr>
+          <w:cantSplit/>
+          <w:jc w:val="center"/>
+        </w:trPr>
+        <w:tc>
+          <w:tcPr>
+            <w:tcW w:w="28.00pt" w:type="dxa"/>
+            <w:vAlign w:val="center"/>
+          </w:tcPr>
+          <w:p>
+            <w:pPr>
+              <w:pStyle w:val="tablecopy"/>
+              <w:jc w:val="start"/>
+            </w:pPr>
+            <w:r>
+              <w:rPr>
+                <w:sz w:val="13"/>
+                <w:szCs w:val="13"/>
+              </w:rPr>
+              <w:t xml:space="preserve">120</w:t>
+            </w:r>
+          </w:p>
+        </w:tc>
+        <w:tc>
+          <w:tcPr>
+            <w:tcW w:w="28.00pt" w:type="dxa"/>
+            <w:vAlign w:val="center"/>
+          </w:tcPr>
+          <w:p>
+            <w:pPr>
+              <w:pStyle w:val="tablecopy"/>
+              <w:jc w:val="center"/>
+            </w:pPr>
+            <w:r>
+              <w:rPr>
+                <w:sz w:val="13"/>
+                <w:szCs w:val="13"/>
+              </w:rPr>
+              <w:t xml:space="preserve">2.0</w:t>
+            </w:r>
+          </w:p>
+        </w:tc>
+        <w:tc>
+          <w:tcPr>
+            <w:tcW w:w="31.00pt" w:type="dxa"/>
+            <w:vAlign w:val="center"/>
+          </w:tcPr>
+          <w:p>
+            <w:pPr>
+              <w:pStyle w:val="tablecopy"/>
+              <w:jc w:val="center"/>
+            </w:pPr>
+            <w:r>
+              <w:rPr>
+                <w:sz w:val="13"/>
+                <w:szCs w:val="13"/>
+              </w:rPr>
+              <w:t xml:space="preserve">none</w:t>
+            </w:r>
+          </w:p>
+        </w:tc>
+        <w:tc>
+          <w:tcPr>
+            <w:tcW w:w="30.00pt" w:type="dxa"/>
+            <w:vAlign w:val="center"/>
+          </w:tcPr>
+          <w:p>
+            <w:pPr>
+              <w:pStyle w:val="tablecopy"/>
+              <w:jc w:val="end"/>
+            </w:pPr>
+            <w:r>
+              <w:rPr>
+                <w:sz w:val="13"/>
+                <w:szCs w:val="13"/>
+              </w:rPr>
+              <w:t xml:space="preserve">13.11</w:t>
+            </w:r>
+          </w:p>
+        </w:tc>
+        <w:tc>
+          <w:tcPr>
+            <w:tcW w:w="30.00pt" w:type="dxa"/>
+            <w:vAlign w:val="center"/>
+          </w:tcPr>
+          <w:p>
+            <w:pPr>
+              <w:pStyle w:val="tablecopy"/>
+              <w:jc w:val="end"/>
+            </w:pPr>
+            <w:r>
+              <w:rPr>
+                <w:sz w:val="13"/>
+                <w:szCs w:val="13"/>
+              </w:rPr>
+              <w:t xml:space="preserve">+2.16</w:t>
+            </w:r>
+          </w:p>
+        </w:tc>
+        <w:tc>
+          <w:tcPr>
+            <w:tcW w:w="55.00pt" w:type="dxa"/>
+            <w:vAlign w:val="center"/>
+          </w:tcPr>
+          <w:p>
+            <w:pPr>
+              <w:pStyle w:val="tablecopy"/>
+              <w:jc w:val="center"/>
+            </w:pPr>
+            <w:r>
+              <w:rPr>
+                <w:sz w:val="13"/>
+                <w:szCs w:val="13"/>
+              </w:rPr>
+              <w:t xml:space="preserve">0 / 0 / 0</w:t>
+            </w:r>
+          </w:p>
+        </w:tc>
+        <w:tc>
+          <w:tcPr>
+            <w:tcW w:w="41.30pt" w:type="dxa"/>
+            <w:vAlign w:val="center"/>
+          </w:tcPr>
+          <w:p>
+            <w:pPr>
+              <w:pStyle w:val="tablecopy"/>
+              <w:jc w:val="center"/>
+            </w:pPr>
+            <w:r>
+              <w:rPr>
+                <w:sz w:val="13"/>
+                <w:szCs w:val="13"/>
+              </w:rPr>
+              <w:t xml:space="preserve">yes</w:t>
+            </w:r>
+          </w:p>
+        </w:tc>
+      </w:tr>
+      <w:tr>
+        <w:trPr>
+          <w:cantSplit/>
+          <w:jc w:val="center"/>
+        </w:trPr>
+        <w:tc>
+          <w:tcPr>
+            <w:tcW w:w="28.00pt" w:type="dxa"/>
+            <w:vAlign w:val="center"/>
+          </w:tcPr>
+          <w:p>
+            <w:pPr>
+              <w:pStyle w:val="tablecopy"/>
+              <w:jc w:val="start"/>
+            </w:pPr>
+            <w:r>
+              <w:rPr>
+                <w:sz w:val="13"/>
+                <w:szCs w:val="13"/>
+              </w:rPr>
+              <w:t xml:space="preserve">120</w:t>
+            </w:r>
+          </w:p>
+        </w:tc>
+        <w:tc>
+          <w:tcPr>
+            <w:tcW w:w="28.00pt" w:type="dxa"/>
+            <w:vAlign w:val="center"/>
+          </w:tcPr>
+          <w:p>
+            <w:pPr>
+              <w:pStyle w:val="tablecopy"/>
+              <w:jc w:val="center"/>
+            </w:pPr>
+            <w:r>
+              <w:rPr>
+                <w:sz w:val="13"/>
+                <w:szCs w:val="13"/>
+              </w:rPr>
+              <w:t xml:space="preserve">2.0</w:t>
+            </w:r>
+          </w:p>
+        </w:tc>
+        <w:tc>
+          <w:tcPr>
+            <w:tcW w:w="31.00pt" w:type="dxa"/>
+            <w:vAlign w:val="center"/>
+          </w:tcPr>
+          <w:p>
+            <w:pPr>
+              <w:pStyle w:val="tablecopy"/>
+              <w:jc w:val="center"/>
+            </w:pPr>
+            <w:r>
+              <w:rPr>
+                <w:sz w:val="13"/>
+                <w:szCs w:val="13"/>
+              </w:rPr>
+              <w:t xml:space="preserve">25 mph</w:t>
+            </w:r>
+          </w:p>
+        </w:tc>
+        <w:tc>
+          <w:tcPr>
+            <w:tcW w:w="30.00pt" w:type="dxa"/>
+            <w:vAlign w:val="center"/>
+          </w:tcPr>
+          <w:p>
+            <w:pPr>
+              <w:pStyle w:val="tablecopy"/>
+              <w:jc w:val="end"/>
+            </w:pPr>
+            <w:r>
+              <w:rPr>
+                <w:sz w:val="13"/>
+                <w:szCs w:val="13"/>
+              </w:rPr>
+              <w:t xml:space="preserve">21.67</w:t>
+            </w:r>
+          </w:p>
+        </w:tc>
+        <w:tc>
+          <w:tcPr>
+            <w:tcW w:w="30.00pt" w:type="dxa"/>
+            <w:vAlign w:val="center"/>
+          </w:tcPr>
+          <w:p>
+            <w:pPr>
+              <w:pStyle w:val="tablecopy"/>
+              <w:jc w:val="end"/>
+            </w:pPr>
+            <w:r>
+              <w:rPr>
+                <w:sz w:val="13"/>
+                <w:szCs w:val="13"/>
+              </w:rPr>
+              <w:t xml:space="preserve">+10.72</w:t>
+            </w:r>
+          </w:p>
+        </w:tc>
+        <w:tc>
+          <w:tcPr>
+            <w:tcW w:w="55.00pt" w:type="dxa"/>
+            <w:vAlign w:val="center"/>
+          </w:tcPr>
+          <w:p>
+            <w:pPr>
+              <w:pStyle w:val="tablecopy"/>
+              <w:jc w:val="center"/>
+            </w:pPr>
+            <w:r>
+              <w:rPr>
+                <w:sz w:val="13"/>
+                <w:szCs w:val="13"/>
+              </w:rPr>
+              <w:t xml:space="preserve">0 / 0 / 0</w:t>
+            </w:r>
+          </w:p>
+        </w:tc>
+        <w:tc>
+          <w:tcPr>
+            <w:tcW w:w="41.30pt" w:type="dxa"/>
+            <w:vAlign w:val="center"/>
+          </w:tcPr>
+          <w:p>
+            <w:pPr>
+              <w:pStyle w:val="tablecopy"/>
+              <w:jc w:val="center"/>
+            </w:pPr>
+            <w:r>
+              <w:rPr>
+                <w:sz w:val="13"/>
+                <w:szCs w:val="13"/>
+              </w:rPr>
+              <w:t xml:space="preserve">yes</w:t>
+            </w:r>
+          </w:p>
+        </w:tc>
+      </w:tr>
+      <w:tr>
+        <w:trPr>
+          <w:cantSplit/>
+          <w:jc w:val="center"/>
+        </w:trPr>
+        <w:tc>
+          <w:tcPr>
+            <w:tcW w:w="28.00pt" w:type="dxa"/>
+            <w:vAlign w:val="center"/>
+          </w:tcPr>
+          <w:p>
+            <w:pPr>
+              <w:pStyle w:val="tablecopy"/>
+              <w:jc w:val="start"/>
+            </w:pPr>
+            <w:r>
+              <w:rPr>
+                <w:sz w:val="13"/>
+                <w:szCs w:val="13"/>
+              </w:rPr>
+              <w:t xml:space="preserve">120</w:t>
+            </w:r>
+          </w:p>
+        </w:tc>
+        <w:tc>
+          <w:tcPr>
+            <w:tcW w:w="28.00pt" w:type="dxa"/>
+            <w:vAlign w:val="center"/>
+          </w:tcPr>
+          <w:p>
+            <w:pPr>
+              <w:pStyle w:val="tablecopy"/>
+              <w:jc w:val="center"/>
+            </w:pPr>
+            <w:r>
+              <w:rPr>
+                <w:sz w:val="13"/>
+                <w:szCs w:val="13"/>
+              </w:rPr>
+              <w:t xml:space="preserve">2.5</w:t>
+            </w:r>
+          </w:p>
+        </w:tc>
+        <w:tc>
+          <w:tcPr>
+            <w:tcW w:w="31.00pt" w:type="dxa"/>
+            <w:vAlign w:val="center"/>
+          </w:tcPr>
+          <w:p>
+            <w:pPr>
+              <w:pStyle w:val="tablecopy"/>
+              <w:jc w:val="center"/>
+            </w:pPr>
+            <w:r>
+              <w:rPr>
+                <w:sz w:val="13"/>
+                <w:szCs w:val="13"/>
+              </w:rPr>
+              <w:t xml:space="preserve">none</w:t>
+            </w:r>
+          </w:p>
+        </w:tc>
+        <w:tc>
+          <w:tcPr>
+            <w:tcW w:w="30.00pt" w:type="dxa"/>
+            <w:vAlign w:val="center"/>
+          </w:tcPr>
+          <w:p>
+            <w:pPr>
+              <w:pStyle w:val="tablecopy"/>
+              <w:jc w:val="end"/>
+            </w:pPr>
+            <w:r>
+              <w:rPr>
+                <w:sz w:val="13"/>
+                <w:szCs w:val="13"/>
+              </w:rPr>
+              <w:t xml:space="preserve">13.11</w:t>
+            </w:r>
+          </w:p>
+        </w:tc>
+        <w:tc>
+          <w:tcPr>
+            <w:tcW w:w="30.00pt" w:type="dxa"/>
+            <w:vAlign w:val="center"/>
+          </w:tcPr>
+          <w:p>
+            <w:pPr>
+              <w:pStyle w:val="tablecopy"/>
+              <w:jc w:val="end"/>
+            </w:pPr>
+            <w:r>
+              <w:rPr>
+                <w:sz w:val="13"/>
+                <w:szCs w:val="13"/>
+              </w:rPr>
+              <w:t xml:space="preserve">+2.16</w:t>
+            </w:r>
+          </w:p>
+        </w:tc>
+        <w:tc>
+          <w:tcPr>
+            <w:tcW w:w="55.00pt" w:type="dxa"/>
+            <w:vAlign w:val="center"/>
+          </w:tcPr>
+          <w:p>
+            <w:pPr>
+              <w:pStyle w:val="tablecopy"/>
+              <w:jc w:val="center"/>
+            </w:pPr>
+            <w:r>
+              <w:rPr>
+                <w:sz w:val="13"/>
+                <w:szCs w:val="13"/>
+              </w:rPr>
+              <w:t xml:space="preserve">0 / 0 / 0</w:t>
+            </w:r>
+          </w:p>
+        </w:tc>
+        <w:tc>
+          <w:tcPr>
+            <w:tcW w:w="41.30pt" w:type="dxa"/>
+            <w:vAlign w:val="center"/>
+          </w:tcPr>
+          <w:p>
+            <w:pPr>
+              <w:pStyle w:val="tablecopy"/>
+              <w:jc w:val="center"/>
+            </w:pPr>
+            <w:r>
+              <w:rPr>
+                <w:sz w:val="13"/>
+                <w:szCs w:val="13"/>
+              </w:rPr>
+              <w:t xml:space="preserve">yes</w:t>
+            </w:r>
+          </w:p>
+        </w:tc>
+      </w:tr>
+      <w:tr>
+        <w:trPr>
+          <w:cantSplit/>
+          <w:jc w:val="center"/>
+        </w:trPr>
+        <w:tc>
+          <w:tcPr>
+            <w:tcW w:w="28.00pt" w:type="dxa"/>
+            <w:vAlign w:val="center"/>
+          </w:tcPr>
+          <w:p>
+            <w:pPr>
+              <w:pStyle w:val="tablecopy"/>
+              <w:jc w:val="start"/>
+            </w:pPr>
+            <w:r>
+              <w:rPr>
+                <w:sz w:val="13"/>
+                <w:szCs w:val="13"/>
+              </w:rPr>
+              <w:t xml:space="preserve">120</w:t>
+            </w:r>
+          </w:p>
+        </w:tc>
+        <w:tc>
+          <w:tcPr>
+            <w:tcW w:w="28.00pt" w:type="dxa"/>
+            <w:vAlign w:val="center"/>
+          </w:tcPr>
+          <w:p>
+            <w:pPr>
+              <w:pStyle w:val="tablecopy"/>
+              <w:jc w:val="center"/>
+            </w:pPr>
+            <w:r>
+              <w:rPr>
+                <w:sz w:val="13"/>
+                <w:szCs w:val="13"/>
+              </w:rPr>
+              <w:t xml:space="preserve">2.5</w:t>
+            </w:r>
+          </w:p>
+        </w:tc>
+        <w:tc>
+          <w:tcPr>
+            <w:tcW w:w="31.00pt" w:type="dxa"/>
+            <w:vAlign w:val="center"/>
+          </w:tcPr>
+          <w:p>
+            <w:pPr>
+              <w:pStyle w:val="tablecopy"/>
+              <w:jc w:val="center"/>
+            </w:pPr>
+            <w:r>
+              <w:rPr>
+                <w:sz w:val="13"/>
+                <w:szCs w:val="13"/>
+              </w:rPr>
+              <w:t xml:space="preserve">25 mph</w:t>
+            </w:r>
+          </w:p>
+        </w:tc>
+        <w:tc>
+          <w:tcPr>
+            <w:tcW w:w="30.00pt" w:type="dxa"/>
+            <w:vAlign w:val="center"/>
+          </w:tcPr>
+          <w:p>
+            <w:pPr>
+              <w:pStyle w:val="tablecopy"/>
+              <w:jc w:val="end"/>
+            </w:pPr>
+            <w:r>
+              <w:rPr>
+                <w:sz w:val="13"/>
+                <w:szCs w:val="13"/>
+              </w:rPr>
+              <w:t xml:space="preserve">21.67</w:t>
+            </w:r>
+          </w:p>
+        </w:tc>
+        <w:tc>
+          <w:tcPr>
+            <w:tcW w:w="30.00pt" w:type="dxa"/>
+            <w:vAlign w:val="center"/>
+          </w:tcPr>
+          <w:p>
+            <w:pPr>
+              <w:pStyle w:val="tablecopy"/>
+              <w:jc w:val="end"/>
+            </w:pPr>
+            <w:r>
+              <w:rPr>
+                <w:sz w:val="13"/>
+                <w:szCs w:val="13"/>
+              </w:rPr>
+              <w:t xml:space="preserve">+10.72</w:t>
+            </w:r>
+          </w:p>
+        </w:tc>
+        <w:tc>
+          <w:tcPr>
+            <w:tcW w:w="55.00pt" w:type="dxa"/>
+            <w:vAlign w:val="center"/>
+          </w:tcPr>
+          <w:p>
+            <w:pPr>
+              <w:pStyle w:val="tablecopy"/>
+              <w:jc w:val="center"/>
+            </w:pPr>
+            <w:r>
+              <w:rPr>
+                <w:sz w:val="13"/>
+                <w:szCs w:val="13"/>
+              </w:rPr>
+              <w:t xml:space="preserve">0 / 0 / 0</w:t>
+            </w:r>
+          </w:p>
+        </w:tc>
+        <w:tc>
+          <w:tcPr>
+            <w:tcW w:w="41.30pt" w:type="dxa"/>
+            <w:vAlign w:val="center"/>
+          </w:tcPr>
+          <w:p>
+            <w:pPr>
+              <w:pStyle w:val="tablecopy"/>
+              <w:jc w:val="center"/>
+            </w:pPr>
+            <w:r>
+              <w:rPr>
+                <w:sz w:val="13"/>
+                <w:szCs w:val="13"/>
+              </w:rPr>
+              <w:t xml:space="preserve">yes</w:t>
+            </w:r>
+          </w:p>
+        </w:tc>
+      </w:tr>
+      <w:tr>
+        <w:trPr>
+          <w:cantSplit/>
+          <w:jc w:val="center"/>
+        </w:trPr>
+        <w:tc>
+          <w:tcPr>
+            <w:tcW w:w="28.00pt" w:type="dxa"/>
+            <w:vAlign w:val="center"/>
+          </w:tcPr>
+          <w:p>
+            <w:pPr>
+              <w:pStyle w:val="tablecopy"/>
+              <w:jc w:val="start"/>
+            </w:pPr>
+            <w:r>
+              <w:rPr>
+                <w:sz w:val="13"/>
+                <w:szCs w:val="13"/>
+              </w:rPr>
+              <w:t xml:space="preserve">120</w:t>
+            </w:r>
+          </w:p>
+        </w:tc>
+        <w:tc>
+          <w:tcPr>
+            <w:tcW w:w="28.00pt" w:type="dxa"/>
+            <w:vAlign w:val="center"/>
+          </w:tcPr>
+          <w:p>
+            <w:pPr>
+              <w:pStyle w:val="tablecopy"/>
+              <w:jc w:val="center"/>
+            </w:pPr>
+            <w:r>
+              <w:rPr>
+                <w:sz w:val="13"/>
+                <w:szCs w:val="13"/>
+              </w:rPr>
+              <w:t xml:space="preserve">3.0</w:t>
+            </w:r>
+          </w:p>
+        </w:tc>
+        <w:tc>
+          <w:tcPr>
+            <w:tcW w:w="31.00pt" w:type="dxa"/>
+            <w:vAlign w:val="center"/>
+          </w:tcPr>
+          <w:p>
+            <w:pPr>
+              <w:pStyle w:val="tablecopy"/>
+              <w:jc w:val="center"/>
+            </w:pPr>
+            <w:r>
+              <w:rPr>
+                <w:sz w:val="13"/>
+                <w:szCs w:val="13"/>
+              </w:rPr>
+              <w:t xml:space="preserve">none</w:t>
+            </w:r>
+          </w:p>
+        </w:tc>
+        <w:tc>
+          <w:tcPr>
+            <w:tcW w:w="30.00pt" w:type="dxa"/>
+            <w:vAlign w:val="center"/>
+          </w:tcPr>
+          <w:p>
+            <w:pPr>
+              <w:pStyle w:val="tablecopy"/>
+              <w:jc w:val="end"/>
+            </w:pPr>
+            <w:r>
+              <w:rPr>
+                <w:sz w:val="13"/>
+                <w:szCs w:val="13"/>
+              </w:rPr>
+              <w:t xml:space="preserve">13.11</w:t>
+            </w:r>
+          </w:p>
+        </w:tc>
+        <w:tc>
+          <w:tcPr>
+            <w:tcW w:w="30.00pt" w:type="dxa"/>
+            <w:vAlign w:val="center"/>
+          </w:tcPr>
+          <w:p>
+            <w:pPr>
+              <w:pStyle w:val="tablecopy"/>
+              <w:jc w:val="end"/>
+            </w:pPr>
+            <w:r>
+              <w:rPr>
+                <w:sz w:val="13"/>
+                <w:szCs w:val="13"/>
+              </w:rPr>
+              <w:t xml:space="preserve">+2.16</w:t>
+            </w:r>
+          </w:p>
+        </w:tc>
+        <w:tc>
+          <w:tcPr>
+            <w:tcW w:w="55.00pt" w:type="dxa"/>
+            <w:vAlign w:val="center"/>
+          </w:tcPr>
+          <w:p>
+            <w:pPr>
+              <w:pStyle w:val="tablecopy"/>
+              <w:jc w:val="center"/>
+            </w:pPr>
+            <w:r>
+              <w:rPr>
+                <w:sz w:val="13"/>
+                <w:szCs w:val="13"/>
+              </w:rPr>
+              <w:t xml:space="preserve">0 / 0 / 0</w:t>
+            </w:r>
+          </w:p>
+        </w:tc>
+        <w:tc>
+          <w:tcPr>
+            <w:tcW w:w="41.30pt" w:type="dxa"/>
+            <w:vAlign w:val="center"/>
+          </w:tcPr>
+          <w:p>
+            <w:pPr>
+              <w:pStyle w:val="tablecopy"/>
+              <w:jc w:val="center"/>
+            </w:pPr>
+            <w:r>
+              <w:rPr>
+                <w:sz w:val="13"/>
+                <w:szCs w:val="13"/>
+              </w:rPr>
+              <w:t xml:space="preserve">yes</w:t>
+            </w:r>
+          </w:p>
+        </w:tc>
+      </w:tr>
+      <w:tr>
+        <w:trPr>
+          <w:cantSplit/>
+          <w:jc w:val="center"/>
+        </w:trPr>
+        <w:tc>
+          <w:tcPr>
+            <w:tcW w:w="28.00pt" w:type="dxa"/>
+            <w:vAlign w:val="center"/>
+          </w:tcPr>
+          <w:p>
+            <w:pPr>
+              <w:pStyle w:val="tablecopy"/>
+              <w:jc w:val="start"/>
+            </w:pPr>
+            <w:r>
+              <w:rPr>
+                <w:sz w:val="13"/>
+                <w:szCs w:val="13"/>
+              </w:rPr>
+              <w:t xml:space="preserve">120</w:t>
+            </w:r>
+          </w:p>
+        </w:tc>
+        <w:tc>
+          <w:tcPr>
+            <w:tcW w:w="28.00pt" w:type="dxa"/>
+            <w:vAlign w:val="center"/>
+          </w:tcPr>
+          <w:p>
+            <w:pPr>
+              <w:pStyle w:val="tablecopy"/>
+              <w:jc w:val="center"/>
+            </w:pPr>
+            <w:r>
+              <w:rPr>
+                <w:sz w:val="13"/>
+                <w:szCs w:val="13"/>
+              </w:rPr>
+              <w:t xml:space="preserve">3.0</w:t>
+            </w:r>
+          </w:p>
+        </w:tc>
+        <w:tc>
+          <w:tcPr>
+            <w:tcW w:w="31.00pt" w:type="dxa"/>
+            <w:vAlign w:val="center"/>
+          </w:tcPr>
+          <w:p>
+            <w:pPr>
+              <w:pStyle w:val="tablecopy"/>
+              <w:jc w:val="center"/>
+            </w:pPr>
+            <w:r>
+              <w:rPr>
+                <w:sz w:val="13"/>
+                <w:szCs w:val="13"/>
+              </w:rPr>
+              <w:t xml:space="preserve">25 mph</w:t>
+            </w:r>
+          </w:p>
+        </w:tc>
+        <w:tc>
+          <w:tcPr>
+            <w:tcW w:w="30.00pt" w:type="dxa"/>
+            <w:vAlign w:val="center"/>
+          </w:tcPr>
+          <w:p>
+            <w:pPr>
+              <w:pStyle w:val="tablecopy"/>
+              <w:jc w:val="end"/>
+            </w:pPr>
+            <w:r>
+              <w:rPr>
+                <w:sz w:val="13"/>
+                <w:szCs w:val="13"/>
+              </w:rPr>
+              <w:t xml:space="preserve">21.67</w:t>
+            </w:r>
+          </w:p>
+        </w:tc>
+        <w:tc>
+          <w:tcPr>
+            <w:tcW w:w="30.00pt" w:type="dxa"/>
+            <w:vAlign w:val="center"/>
+          </w:tcPr>
+          <w:p>
+            <w:pPr>
+              <w:pStyle w:val="tablecopy"/>
+              <w:jc w:val="end"/>
+            </w:pPr>
+            <w:r>
+              <w:rPr>
+                <w:sz w:val="13"/>
+                <w:szCs w:val="13"/>
+              </w:rPr>
+              <w:t xml:space="preserve">+10.72</w:t>
+            </w:r>
+          </w:p>
+        </w:tc>
+        <w:tc>
+          <w:tcPr>
+            <w:tcW w:w="55.00pt" w:type="dxa"/>
+            <w:vAlign w:val="center"/>
+          </w:tcPr>
+          <w:p>
+            <w:pPr>
+              <w:pStyle w:val="tablecopy"/>
+              <w:jc w:val="center"/>
+            </w:pPr>
+            <w:r>
+              <w:rPr>
+                <w:sz w:val="13"/>
+                <w:szCs w:val="13"/>
+              </w:rPr>
+              <w:t xml:space="preserve">0 / 0 / 0</w:t>
+            </w:r>
+          </w:p>
+        </w:tc>
+        <w:tc>
+          <w:tcPr>
+            <w:tcW w:w="41.30pt" w:type="dxa"/>
+            <w:vAlign w:val="center"/>
+          </w:tcPr>
+          <w:p>
+            <w:pPr>
+              <w:pStyle w:val="tablecopy"/>
+              <w:jc w:val="center"/>
+            </w:pPr>
+            <w:r>
+              <w:rPr>
+                <w:sz w:val="13"/>
+                <w:szCs w:val="13"/>
+              </w:rPr>
+              <w:t xml:space="preserve">yes</w:t>
+            </w:r>
+          </w:p>
+        </w:tc>
+      </w:tr>
+    </w:tbl>
+    <w:p>
+      <w:pPr>
+        <w:pStyle w:val="tablecopy"/>
+        <w:spacing w:before="3pt" w:after="8pt"/>
+      </w:pPr>
+      <w:r>
+        <w:rPr>
+          <w:i/>
+          <w:iCs/>
+          <w:sz w:val="14"/>
+          <w:szCs w:val="14"/>
+        </w:rPr>
+        <w:t xml:space="preserve">Note:</w:t>
+      </w:r>
+      <w:r>
+        <w:rPr>
+          <w:sz w:val="14"/>
+          <w:szCs w:val="14"/>
+        </w:rPr>
+        <w:t xml:space="preserve"> Every corridor signal on the per-signal Webster cycles or on a common cycle; corridor green scaled by a factor within the cycle (phase states unchanged, greens at least 7 s, corridor green at most 90 s) and, with a common cycle, offsets for a 25 mph platoon along the southbound chain; grid fixed before the run. Fixed-time baseline, seeds 101, 102 and 103, no side-street demand, 2025 counts. Speed is the seed-mean space-mean speed on the SUMO edges mapped to DOT link 4456494; target 10.95 mph ±1.5. A cell is admissible with no teleport and at most 1% unfinished trips in every seed. Selected: factor 1.5, 90 s common cycle, 25 mph offsets.</w:t>
+      </w:r>
+    </w:p>
+    <w:p>
+      <w:pPr>
+        <w:pStyle w:val="BodyText"/>
+      </w:pPr>
+      <w:r>
+        <w:rPr>
+          <w:i/>
+          <w:iCs/>
+        </w:rPr>
+        <w:t xml:space="preserve">Controller comparison on the calibrated testbed (2026-10-28).</w:t>
+      </w:r>
+      <w:r>
+        <w:t xml:space="preserve"> With a plan selected, the comparison that the rule had blocked could run: three scenarios (routine PM peak at the 2025 counts; a configured event surge of ×1.25; the surge plus a configured 20-minute capacity reduction) under three controllers on five matched seeds, 45 runs, every one completed with zero teleports (</w:t>
+      </w:r>
+      <w:r>
+        <w:t xml:space="preserve">Table XI</w:t>
+      </w:r>
+      <w:r>
+        <w:t xml:space="preserve">). The matched pair is fixed time against the deterministic forecast-informed rule, which run on the same calibrated plan, network, demand and seeds; the rule only acts when congestion is forecast, so in the routine peak the two are identical (271.6 s mean time loss, all 4,975 trips completed in every seed). Under the surge the rule lowers the mean time loss per completed trip from 450.2 to 426.0 s (−5.4%) while completing more trips (5,910 against 5,720 of 6,712 loaded) and leaving fewer unfinished (350 against 540), with a lower mean corridor queue (180 against 197 vehicles); under the incident the figures are 465.9 to 443.9 s (−4.7%), 5,919 against 5,725 completed, 341 against 536 unfinished, 183 against 203 queued. The direction is the same in every seed (time-loss gain 12.9 to 29.9 s under the surge and 14.3 to 33.7 s under the incident, 148 to 250 more trips completed), so this time the lower delay is not survivorship. The actuated controller runs on netconvert’s actuated programs, not on the calibrated plan, so its rows are an uncalibrated reference and are not ranked against the pair. The result is a simulated improvement in a calibrated scenario testbed with no side-street demand, no pedestrians and 340 to 540 trips still unfinished under stress; it is not a real-world gain.</w:t>
+      </w:r>
+    </w:p>
+    <w:p>
+      <w:pPr>
+        <w:pStyle w:val="tablehead"/>
+        <w:keepNext/>
+      </w:pPr>
+      <w:r>
+        <w:t xml:space="preserve">Controller Comparison on the Calibrated Testbed (SIMULATION)</w:t>
+      </w:r>
+    </w:p>
+    <w:tbl>
+      <w:tblPr>
+        <w:tblW w:w="243.30pt" w:type="dxa"/>
+        <w:jc w:val="center"/>
+        <w:tblBorders>
+          <w:top w:val="single" w:sz="2" w:space="0" w:color="auto"/>
+          <w:start w:val="single" w:sz="2" w:space="0" w:color="auto"/>
+          <w:bottom w:val="single" w:sz="2" w:space="0" w:color="auto"/>
+          <w:end w:val="single" w:sz="2" w:space="0" w:color="auto"/>
+          <w:insideH w:val="single" w:sz="2" w:space="0" w:color="auto"/>
+          <w:insideV w:val="single" w:sz="2" w:space="0" w:color="auto"/>
+        </w:tblBorders>
+        <w:tblLayout w:type="fixed"/>
+        <w:tblCellMar>
+          <w:start w:w="2pt" w:type="dxa"/>
+          <w:end w:w="2pt" w:type="dxa"/>
+        </w:tblCellMar>
+        <w:tblLook w:firstRow="1" w:lastRow="0" w:firstColumn="0" w:lastColumn="0" w:noHBand="1" w:noVBand="1"/>
+      </w:tblPr>
+      <w:tblGrid>
+        <w:gridCol w:w="780"/>
+        <w:gridCol w:w="800"/>
+        <w:gridCol w:w="560"/>
+        <w:gridCol w:w="740"/>
+        <w:gridCol w:w="760"/>
+        <w:gridCol w:w="640"/>
+        <w:gridCol w:w="586"/>
+      </w:tblGrid>
+      <w:tr>
+        <w:trPr>
+          <w:cantSplit/>
+          <w:tblHeader/>
+          <w:jc w:val="center"/>
+        </w:trPr>
+        <w:tc>
+          <w:tcPr>
+            <w:tcW w:w="39.00pt" w:type="dxa"/>
+            <w:vAlign w:val="center"/>
+          </w:tcPr>
+          <w:p>
+            <w:pPr>
+              <w:pStyle w:val="tablecolhead"/>
+              <w:keepNext/>
+              <w:jc w:val="center"/>
+            </w:pPr>
+            <w:r>
+              <w:rPr>
+                <w:b/>
+                <w:bCs/>
+                <w:sz w:val="13"/>
+                <w:szCs w:val="13"/>
+              </w:rPr>
+              <w:t xml:space="preserve">Scenario</w:t>
+            </w:r>
+          </w:p>
+        </w:tc>
+        <w:tc>
+          <w:tcPr>
+            <w:tcW w:w="40.00pt" w:type="dxa"/>
+            <w:vAlign w:val="center"/>
+          </w:tcPr>
+          <w:p>
+            <w:pPr>
+              <w:pStyle w:val="tablecolhead"/>
+              <w:keepNext/>
+              <w:jc w:val="center"/>
+            </w:pPr>
+            <w:r>
+              <w:rPr>
+                <w:b/>
+                <w:bCs/>
+                <w:sz w:val="13"/>
+                <w:szCs w:val="13"/>
+              </w:rPr>
+              <w:t xml:space="preserve">Controller</w:t>
+            </w:r>
+          </w:p>
+        </w:tc>
+        <w:tc>
+          <w:tcPr>
+            <w:tcW w:w="28.00pt" w:type="dxa"/>
+            <w:vAlign w:val="center"/>
+          </w:tcPr>
+          <w:p>
+            <w:pPr>
+              <w:pStyle w:val="tablecolhead"/>
+              <w:keepNext/>
+              <w:jc w:val="center"/>
+            </w:pPr>
+            <w:r>
+              <w:rPr>
+                <w:b/>
+                <w:bCs/>
+                <w:sz w:val="13"/>
+                <w:szCs w:val="13"/>
+              </w:rPr>
+              <w:t xml:space="preserve">Loaded</w:t>
+            </w:r>
+          </w:p>
+        </w:tc>
+        <w:tc>
+          <w:tcPr>
+            <w:tcW w:w="37.00pt" w:type="dxa"/>
+            <w:vAlign w:val="center"/>
+          </w:tcPr>
+          <w:p>
+            <w:pPr>
+              <w:pStyle w:val="tablecolhead"/>
+              <w:keepNext/>
+              <w:jc w:val="center"/>
+            </w:pPr>
+            <w:r>
+              <w:rPr>
+                <w:b/>
+                <w:bCs/>
+                <w:sz w:val="13"/>
+                <w:szCs w:val="13"/>
+              </w:rPr>
+              <w:t xml:space="preserve">Completed</w:t>
+            </w:r>
+          </w:p>
+        </w:tc>
+        <w:tc>
+          <w:tcPr>
+            <w:tcW w:w="38.00pt" w:type="dxa"/>
+            <w:vAlign w:val="center"/>
+          </w:tcPr>
+          <w:p>
+            <w:pPr>
+              <w:pStyle w:val="tablecolhead"/>
+              <w:keepNext/>
+              <w:jc w:val="center"/>
+            </w:pPr>
+            <w:r>
+              <w:rPr>
+                <w:b/>
+                <w:bCs/>
+                <w:sz w:val="13"/>
+                <w:szCs w:val="13"/>
+              </w:rPr>
+              <w:t xml:space="preserve">Unfinished</w:t>
+            </w:r>
+          </w:p>
+        </w:tc>
+        <w:tc>
+          <w:tcPr>
+            <w:tcW w:w="32.00pt" w:type="dxa"/>
+            <w:vAlign w:val="center"/>
+          </w:tcPr>
+          <w:p>
+            <w:pPr>
+              <w:pStyle w:val="tablecolhead"/>
+              <w:keepNext/>
+              <w:jc w:val="center"/>
+            </w:pPr>
+            <w:r>
+              <w:rPr>
+                <w:b/>
+                <w:bCs/>
+                <w:sz w:val="13"/>
+                <w:szCs w:val="13"/>
+              </w:rPr>
+              <w:t xml:space="preserve">Teleports</w:t>
+            </w:r>
+          </w:p>
+        </w:tc>
+        <w:tc>
+          <w:tcPr>
+            <w:tcW w:w="29.30pt" w:type="dxa"/>
+            <w:vAlign w:val="center"/>
+          </w:tcPr>
+          <w:p>
+            <w:pPr>
+              <w:pStyle w:val="tablecolhead"/>
+              <w:keepNext/>
+              <w:jc w:val="center"/>
+            </w:pPr>
+            <w:r>
+              <w:rPr>
+                <w:b/>
+                <w:bCs/>
+                <w:sz w:val="13"/>
+                <w:szCs w:val="13"/>
+              </w:rPr>
+              <w:t xml:space="preserve">Time loss (s)</w:t>
+            </w:r>
+          </w:p>
+        </w:tc>
+      </w:tr>
+      <w:tr>
+        <w:trPr>
+          <w:cantSplit/>
+          <w:jc w:val="center"/>
+        </w:trPr>
+        <w:tc>
+          <w:tcPr>
+            <w:tcW w:w="39.00pt" w:type="dxa"/>
+            <w:vAlign w:val="center"/>
+          </w:tcPr>
+          <w:p>
+            <w:pPr>
+              <w:pStyle w:val="tablecopy"/>
+              <w:keepNext/>
+              <w:jc w:val="start"/>
+            </w:pPr>
+            <w:r>
+              <w:rPr>
+                <w:sz w:val="13"/>
+                <w:szCs w:val="13"/>
+              </w:rPr>
+              <w:t xml:space="preserve">Event surge</w:t>
+            </w:r>
+          </w:p>
+        </w:tc>
+        <w:tc>
+          <w:tcPr>
+            <w:tcW w:w="40.00pt" w:type="dxa"/>
+            <w:vAlign w:val="center"/>
+          </w:tcPr>
+          <w:p>
+            <w:pPr>
+              <w:pStyle w:val="tablecopy"/>
+              <w:keepNext/>
+              <w:jc w:val="start"/>
+            </w:pPr>
+            <w:r>
+              <w:rPr>
+                <w:sz w:val="13"/>
+                <w:szCs w:val="13"/>
+              </w:rPr>
+              <w:t xml:space="preserve">Actuated</w:t>
+            </w:r>
+          </w:p>
+        </w:tc>
+        <w:tc>
+          <w:tcPr>
+            <w:tcW w:w="28.00pt" w:type="dxa"/>
+            <w:vAlign w:val="center"/>
+          </w:tcPr>
+          <w:p>
+            <w:pPr>
+              <w:pStyle w:val="tablecopy"/>
+              <w:keepNext/>
+              <w:jc w:val="end"/>
+            </w:pPr>
+            <w:r>
+              <w:rPr>
+                <w:sz w:val="13"/>
+                <w:szCs w:val="13"/>
+              </w:rPr>
+              <w:t xml:space="preserve">6,712</w:t>
+            </w:r>
+          </w:p>
+        </w:tc>
+        <w:tc>
+          <w:tcPr>
+            <w:tcW w:w="37.00pt" w:type="dxa"/>
+            <w:vAlign w:val="center"/>
+          </w:tcPr>
+          <w:p>
+            <w:pPr>
+              <w:pStyle w:val="tablecopy"/>
+              <w:keepNext/>
+              <w:jc w:val="end"/>
+            </w:pPr>
+            <w:r>
+              <w:rPr>
+                <w:sz w:val="13"/>
+                <w:szCs w:val="13"/>
+              </w:rPr>
+              <w:t xml:space="preserve">5,219</w:t>
+            </w:r>
+          </w:p>
+        </w:tc>
+        <w:tc>
+          <w:tcPr>
+            <w:tcW w:w="38.00pt" w:type="dxa"/>
+            <w:vAlign w:val="center"/>
+          </w:tcPr>
+          <w:p>
+            <w:pPr>
+              <w:pStyle w:val="tablecopy"/>
+              <w:keepNext/>
+              <w:jc w:val="end"/>
+            </w:pPr>
+            <w:r>
+              <w:rPr>
+                <w:sz w:val="13"/>
+                <w:szCs w:val="13"/>
+              </w:rPr>
+              <w:t xml:space="preserve">1,050</w:t>
+            </w:r>
+          </w:p>
+        </w:tc>
+        <w:tc>
+          <w:tcPr>
+            <w:tcW w:w="32.00pt" w:type="dxa"/>
+            <w:vAlign w:val="center"/>
+          </w:tcPr>
+          <w:p>
+            <w:pPr>
+              <w:pStyle w:val="tablecopy"/>
+              <w:keepNext/>
+              <w:jc w:val="end"/>
+            </w:pPr>
+            <w:r>
+              <w:rPr>
+                <w:sz w:val="13"/>
+                <w:szCs w:val="13"/>
+              </w:rPr>
+              <w:t xml:space="preserve">0</w:t>
+            </w:r>
+          </w:p>
+        </w:tc>
+        <w:tc>
+          <w:tcPr>
+            <w:tcW w:w="29.30pt" w:type="dxa"/>
+            <w:vAlign w:val="center"/>
+          </w:tcPr>
+          <w:p>
+            <w:pPr>
+              <w:pStyle w:val="tablecopy"/>
+              <w:keepNext/>
+              <w:jc w:val="end"/>
+            </w:pPr>
+            <w:r>
+              <w:rPr>
+                <w:sz w:val="13"/>
+                <w:szCs w:val="13"/>
+              </w:rPr>
+              <w:t xml:space="preserve">538.2</w:t>
+            </w:r>
+          </w:p>
+        </w:tc>
+      </w:tr>
+      <w:tr>
+        <w:trPr>
+          <w:cantSplit/>
+          <w:jc w:val="center"/>
+        </w:trPr>
+        <w:tc>
+          <w:tcPr>
+            <w:tcW w:w="39.00pt" w:type="dxa"/>
+            <w:vAlign w:val="center"/>
+          </w:tcPr>
+          <w:p>
+            <w:pPr>
+              <w:pStyle w:val="tablecopy"/>
+              <w:keepNext/>
+              <w:jc w:val="start"/>
+            </w:pPr>
+            <w:r>
+              <w:rPr>
+                <w:sz w:val="13"/>
+                <w:szCs w:val="13"/>
+              </w:rPr>
+              <w:t xml:space="preserve">Event surge</w:t>
+            </w:r>
+          </w:p>
+        </w:tc>
+        <w:tc>
+          <w:tcPr>
+            <w:tcW w:w="40.00pt" w:type="dxa"/>
+            <w:vAlign w:val="center"/>
+          </w:tcPr>
+          <w:p>
+            <w:pPr>
+              <w:pStyle w:val="tablecopy"/>
+              <w:keepNext/>
+              <w:jc w:val="start"/>
+            </w:pPr>
+            <w:r>
+              <w:rPr>
+                <w:sz w:val="13"/>
+                <w:szCs w:val="13"/>
+              </w:rPr>
+              <w:t xml:space="preserve">Fixed-time</w:t>
+            </w:r>
+          </w:p>
+        </w:tc>
+        <w:tc>
+          <w:tcPr>
+            <w:tcW w:w="28.00pt" w:type="dxa"/>
+            <w:vAlign w:val="center"/>
+          </w:tcPr>
+          <w:p>
+            <w:pPr>
+              <w:pStyle w:val="tablecopy"/>
+              <w:keepNext/>
+              <w:jc w:val="end"/>
+            </w:pPr>
+            <w:r>
+              <w:rPr>
+                <w:sz w:val="13"/>
+                <w:szCs w:val="13"/>
+              </w:rPr>
+              <w:t xml:space="preserve">6,712</w:t>
+            </w:r>
+          </w:p>
+        </w:tc>
+        <w:tc>
+          <w:tcPr>
+            <w:tcW w:w="37.00pt" w:type="dxa"/>
+            <w:vAlign w:val="center"/>
+          </w:tcPr>
+          <w:p>
+            <w:pPr>
+              <w:pStyle w:val="tablecopy"/>
+              <w:keepNext/>
+              <w:jc w:val="end"/>
+            </w:pPr>
+            <w:r>
+              <w:rPr>
+                <w:sz w:val="13"/>
+                <w:szCs w:val="13"/>
+              </w:rPr>
+              <w:t xml:space="preserve">5,720</w:t>
+            </w:r>
+          </w:p>
+        </w:tc>
+        <w:tc>
+          <w:tcPr>
+            <w:tcW w:w="38.00pt" w:type="dxa"/>
+            <w:vAlign w:val="center"/>
+          </w:tcPr>
+          <w:p>
+            <w:pPr>
+              <w:pStyle w:val="tablecopy"/>
+              <w:keepNext/>
+              <w:jc w:val="end"/>
+            </w:pPr>
+            <w:r>
+              <w:rPr>
+                <w:sz w:val="13"/>
+                <w:szCs w:val="13"/>
+              </w:rPr>
+              <w:t xml:space="preserve">540</w:t>
+            </w:r>
+          </w:p>
+        </w:tc>
+        <w:tc>
+          <w:tcPr>
+            <w:tcW w:w="32.00pt" w:type="dxa"/>
+            <w:vAlign w:val="center"/>
+          </w:tcPr>
+          <w:p>
+            <w:pPr>
+              <w:pStyle w:val="tablecopy"/>
+              <w:keepNext/>
+              <w:jc w:val="end"/>
+            </w:pPr>
+            <w:r>
+              <w:rPr>
+                <w:sz w:val="13"/>
+                <w:szCs w:val="13"/>
+              </w:rPr>
+              <w:t xml:space="preserve">0</w:t>
+            </w:r>
+          </w:p>
+        </w:tc>
+        <w:tc>
+          <w:tcPr>
+            <w:tcW w:w="29.30pt" w:type="dxa"/>
+            <w:vAlign w:val="center"/>
+          </w:tcPr>
+          <w:p>
+            <w:pPr>
+              <w:pStyle w:val="tablecopy"/>
+              <w:keepNext/>
+              <w:jc w:val="end"/>
+            </w:pPr>
+            <w:r>
+              <w:rPr>
+                <w:sz w:val="13"/>
+                <w:szCs w:val="13"/>
+              </w:rPr>
+              <w:t xml:space="preserve">450.2</w:t>
+            </w:r>
+          </w:p>
+        </w:tc>
+      </w:tr>
+      <w:tr>
+        <w:trPr>
+          <w:cantSplit/>
+          <w:jc w:val="center"/>
+        </w:trPr>
+        <w:tc>
+          <w:tcPr>
+            <w:tcW w:w="39.00pt" w:type="dxa"/>
+            <w:vAlign w:val="center"/>
+          </w:tcPr>
+          <w:p>
+            <w:pPr>
+              <w:pStyle w:val="tablecopy"/>
+              <w:keepNext/>
+              <w:jc w:val="start"/>
+            </w:pPr>
+            <w:r>
+              <w:rPr>
+                <w:sz w:val="13"/>
+                <w:szCs w:val="13"/>
+              </w:rPr>
+              <w:t xml:space="preserve">Event surge</w:t>
+            </w:r>
+          </w:p>
+        </w:tc>
+        <w:tc>
+          <w:tcPr>
+            <w:tcW w:w="40.00pt" w:type="dxa"/>
+            <w:vAlign w:val="center"/>
+          </w:tcPr>
+          <w:p>
+            <w:pPr>
+              <w:pStyle w:val="tablecopy"/>
+              <w:keepNext/>
+              <w:jc w:val="start"/>
+            </w:pPr>
+            <w:r>
+              <w:rPr>
+                <w:sz w:val="13"/>
+                <w:szCs w:val="13"/>
+              </w:rPr>
+              <w:t xml:space="preserve">Forecast rule</w:t>
+            </w:r>
+          </w:p>
+        </w:tc>
+        <w:tc>
+          <w:tcPr>
+            <w:tcW w:w="28.00pt" w:type="dxa"/>
+            <w:vAlign w:val="center"/>
+          </w:tcPr>
+          <w:p>
+            <w:pPr>
+              <w:pStyle w:val="tablecopy"/>
+              <w:keepNext/>
+              <w:jc w:val="end"/>
+            </w:pPr>
+            <w:r>
+              <w:rPr>
+                <w:sz w:val="13"/>
+                <w:szCs w:val="13"/>
+              </w:rPr>
+              <w:t xml:space="preserve">6,712</w:t>
+            </w:r>
+          </w:p>
+        </w:tc>
+        <w:tc>
+          <w:tcPr>
+            <w:tcW w:w="37.00pt" w:type="dxa"/>
+            <w:vAlign w:val="center"/>
+          </w:tcPr>
+          <w:p>
+            <w:pPr>
+              <w:pStyle w:val="tablecopy"/>
+              <w:keepNext/>
+              <w:jc w:val="end"/>
+            </w:pPr>
+            <w:r>
+              <w:rPr>
+                <w:sz w:val="13"/>
+                <w:szCs w:val="13"/>
+              </w:rPr>
+              <w:t xml:space="preserve">5,910</w:t>
+            </w:r>
+          </w:p>
+        </w:tc>
+        <w:tc>
+          <w:tcPr>
+            <w:tcW w:w="38.00pt" w:type="dxa"/>
+            <w:vAlign w:val="center"/>
+          </w:tcPr>
+          <w:p>
+            <w:pPr>
+              <w:pStyle w:val="tablecopy"/>
+              <w:keepNext/>
+              <w:jc w:val="end"/>
+            </w:pPr>
+            <w:r>
+              <w:rPr>
+                <w:sz w:val="13"/>
+                <w:szCs w:val="13"/>
+              </w:rPr>
+              <w:t xml:space="preserve">350</w:t>
+            </w:r>
+          </w:p>
+        </w:tc>
+        <w:tc>
+          <w:tcPr>
+            <w:tcW w:w="32.00pt" w:type="dxa"/>
+            <w:vAlign w:val="center"/>
+          </w:tcPr>
+          <w:p>
+            <w:pPr>
+              <w:pStyle w:val="tablecopy"/>
+              <w:keepNext/>
+              <w:jc w:val="end"/>
+            </w:pPr>
+            <w:r>
+              <w:rPr>
+                <w:sz w:val="13"/>
+                <w:szCs w:val="13"/>
+              </w:rPr>
+              <w:t xml:space="preserve">0</w:t>
+            </w:r>
+          </w:p>
+        </w:tc>
+        <w:tc>
+          <w:tcPr>
+            <w:tcW w:w="29.30pt" w:type="dxa"/>
+            <w:vAlign w:val="center"/>
+          </w:tcPr>
+          <w:p>
+            <w:pPr>
+              <w:pStyle w:val="tablecopy"/>
+              <w:keepNext/>
+              <w:jc w:val="end"/>
+            </w:pPr>
+            <w:r>
+              <w:rPr>
+                <w:sz w:val="13"/>
+                <w:szCs w:val="13"/>
+              </w:rPr>
+              <w:t xml:space="preserve">426.0</w:t>
+            </w:r>
+          </w:p>
+        </w:tc>
+      </w:tr>
+      <w:tr>
+        <w:trPr>
+          <w:cantSplit/>
+          <w:jc w:val="center"/>
+        </w:trPr>
+        <w:tc>
+          <w:tcPr>
+            <w:tcW w:w="39.00pt" w:type="dxa"/>
+            <w:vAlign w:val="center"/>
+          </w:tcPr>
+          <w:p>
+            <w:pPr>
+              <w:pStyle w:val="tablecopy"/>
+              <w:keepNext/>
+              <w:jc w:val="start"/>
+            </w:pPr>
+            <w:r>
+              <w:rPr>
+                <w:sz w:val="13"/>
+                <w:szCs w:val="13"/>
+              </w:rPr>
+              <w:t xml:space="preserve">Incident</w:t>
+            </w:r>
+          </w:p>
+        </w:tc>
+        <w:tc>
+          <w:tcPr>
+            <w:tcW w:w="40.00pt" w:type="dxa"/>
+            <w:vAlign w:val="center"/>
+          </w:tcPr>
+          <w:p>
+            <w:pPr>
+              <w:pStyle w:val="tablecopy"/>
+              <w:keepNext/>
+              <w:jc w:val="start"/>
+            </w:pPr>
+            <w:r>
+              <w:rPr>
+                <w:sz w:val="13"/>
+                <w:szCs w:val="13"/>
+              </w:rPr>
+              <w:t xml:space="preserve">Actuated</w:t>
+            </w:r>
+          </w:p>
+        </w:tc>
+        <w:tc>
+          <w:tcPr>
+            <w:tcW w:w="28.00pt" w:type="dxa"/>
+            <w:vAlign w:val="center"/>
+          </w:tcPr>
+          <w:p>
+            <w:pPr>
+              <w:pStyle w:val="tablecopy"/>
+              <w:keepNext/>
+              <w:jc w:val="end"/>
+            </w:pPr>
+            <w:r>
+              <w:rPr>
+                <w:sz w:val="13"/>
+                <w:szCs w:val="13"/>
+              </w:rPr>
+              <w:t xml:space="preserve">6,712</w:t>
+            </w:r>
+          </w:p>
+        </w:tc>
+        <w:tc>
+          <w:tcPr>
+            <w:tcW w:w="37.00pt" w:type="dxa"/>
+            <w:vAlign w:val="center"/>
+          </w:tcPr>
+          <w:p>
+            <w:pPr>
+              <w:pStyle w:val="tablecopy"/>
+              <w:keepNext/>
+              <w:jc w:val="end"/>
+            </w:pPr>
+            <w:r>
+              <w:rPr>
+                <w:sz w:val="13"/>
+                <w:szCs w:val="13"/>
+              </w:rPr>
+              <w:t xml:space="preserve">5,209</w:t>
+            </w:r>
+          </w:p>
+        </w:tc>
+        <w:tc>
+          <w:tcPr>
+            <w:tcW w:w="38.00pt" w:type="dxa"/>
+            <w:vAlign w:val="center"/>
+          </w:tcPr>
+          <w:p>
+            <w:pPr>
+              <w:pStyle w:val="tablecopy"/>
+              <w:keepNext/>
+              <w:jc w:val="end"/>
+            </w:pPr>
+            <w:r>
+              <w:rPr>
+                <w:sz w:val="13"/>
+                <w:szCs w:val="13"/>
+              </w:rPr>
+              <w:t xml:space="preserve">1,060</w:t>
+            </w:r>
+          </w:p>
+        </w:tc>
+        <w:tc>
+          <w:tcPr>
+            <w:tcW w:w="32.00pt" w:type="dxa"/>
+            <w:vAlign w:val="center"/>
+          </w:tcPr>
+          <w:p>
+            <w:pPr>
+              <w:pStyle w:val="tablecopy"/>
+              <w:keepNext/>
+              <w:jc w:val="end"/>
+            </w:pPr>
+            <w:r>
+              <w:rPr>
+                <w:sz w:val="13"/>
+                <w:szCs w:val="13"/>
+              </w:rPr>
+              <w:t xml:space="preserve">0</w:t>
+            </w:r>
+          </w:p>
+        </w:tc>
+        <w:tc>
+          <w:tcPr>
+            <w:tcW w:w="29.30pt" w:type="dxa"/>
+            <w:vAlign w:val="center"/>
+          </w:tcPr>
+          <w:p>
+            <w:pPr>
+              <w:pStyle w:val="tablecopy"/>
+              <w:keepNext/>
+              <w:jc w:val="end"/>
+            </w:pPr>
+            <w:r>
+              <w:rPr>
+                <w:sz w:val="13"/>
+                <w:szCs w:val="13"/>
+              </w:rPr>
+              <w:t xml:space="preserve">554.4</w:t>
+            </w:r>
+          </w:p>
+        </w:tc>
+      </w:tr>
+      <w:tr>
+        <w:trPr>
+          <w:cantSplit/>
+          <w:jc w:val="center"/>
+        </w:trPr>
+        <w:tc>
+          <w:tcPr>
+            <w:tcW w:w="39.00pt" w:type="dxa"/>
+            <w:vAlign w:val="center"/>
+          </w:tcPr>
+          <w:p>
+            <w:pPr>
+              <w:pStyle w:val="tablecopy"/>
+              <w:keepNext/>
+              <w:jc w:val="start"/>
+            </w:pPr>
+            <w:r>
+              <w:rPr>
+                <w:sz w:val="13"/>
+                <w:szCs w:val="13"/>
+              </w:rPr>
+              <w:t xml:space="preserve">Incident</w:t>
+            </w:r>
+          </w:p>
+        </w:tc>
+        <w:tc>
+          <w:tcPr>
+            <w:tcW w:w="40.00pt" w:type="dxa"/>
+            <w:vAlign w:val="center"/>
+          </w:tcPr>
+          <w:p>
+            <w:pPr>
+              <w:pStyle w:val="tablecopy"/>
+              <w:keepNext/>
+              <w:jc w:val="start"/>
+            </w:pPr>
+            <w:r>
+              <w:rPr>
+                <w:sz w:val="13"/>
+                <w:szCs w:val="13"/>
+              </w:rPr>
+              <w:t xml:space="preserve">Fixed-time</w:t>
+            </w:r>
+          </w:p>
+        </w:tc>
+        <w:tc>
+          <w:tcPr>
+            <w:tcW w:w="28.00pt" w:type="dxa"/>
+            <w:vAlign w:val="center"/>
+          </w:tcPr>
+          <w:p>
+            <w:pPr>
+              <w:pStyle w:val="tablecopy"/>
+              <w:keepNext/>
+              <w:jc w:val="end"/>
+            </w:pPr>
+            <w:r>
+              <w:rPr>
+                <w:sz w:val="13"/>
+                <w:szCs w:val="13"/>
+              </w:rPr>
+              <w:t xml:space="preserve">6,712</w:t>
+            </w:r>
+          </w:p>
+        </w:tc>
+        <w:tc>
+          <w:tcPr>
+            <w:tcW w:w="37.00pt" w:type="dxa"/>
+            <w:vAlign w:val="center"/>
+          </w:tcPr>
+          <w:p>
+            <w:pPr>
+              <w:pStyle w:val="tablecopy"/>
+              <w:keepNext/>
+              <w:jc w:val="end"/>
+            </w:pPr>
+            <w:r>
+              <w:rPr>
+                <w:sz w:val="13"/>
+                <w:szCs w:val="13"/>
+              </w:rPr>
+              <w:t xml:space="preserve">5,725</w:t>
+            </w:r>
+          </w:p>
+        </w:tc>
+        <w:tc>
+          <w:tcPr>
+            <w:tcW w:w="38.00pt" w:type="dxa"/>
+            <w:vAlign w:val="center"/>
+          </w:tcPr>
+          <w:p>
+            <w:pPr>
+              <w:pStyle w:val="tablecopy"/>
+              <w:keepNext/>
+              <w:jc w:val="end"/>
+            </w:pPr>
+            <w:r>
+              <w:rPr>
+                <w:sz w:val="13"/>
+                <w:szCs w:val="13"/>
+              </w:rPr>
+              <w:t xml:space="preserve">536</w:t>
+            </w:r>
+          </w:p>
+        </w:tc>
+        <w:tc>
+          <w:tcPr>
+            <w:tcW w:w="32.00pt" w:type="dxa"/>
+            <w:vAlign w:val="center"/>
+          </w:tcPr>
+          <w:p>
+            <w:pPr>
+              <w:pStyle w:val="tablecopy"/>
+              <w:keepNext/>
+              <w:jc w:val="end"/>
+            </w:pPr>
+            <w:r>
+              <w:rPr>
+                <w:sz w:val="13"/>
+                <w:szCs w:val="13"/>
+              </w:rPr>
+              <w:t xml:space="preserve">0</w:t>
+            </w:r>
+          </w:p>
+        </w:tc>
+        <w:tc>
+          <w:tcPr>
+            <w:tcW w:w="29.30pt" w:type="dxa"/>
+            <w:vAlign w:val="center"/>
+          </w:tcPr>
+          <w:p>
+            <w:pPr>
+              <w:pStyle w:val="tablecopy"/>
+              <w:keepNext/>
+              <w:jc w:val="end"/>
+            </w:pPr>
+            <w:r>
+              <w:rPr>
+                <w:sz w:val="13"/>
+                <w:szCs w:val="13"/>
+              </w:rPr>
+              <w:t xml:space="preserve">465.9</w:t>
+            </w:r>
+          </w:p>
+        </w:tc>
+      </w:tr>
+      <w:tr>
+        <w:trPr>
+          <w:cantSplit/>
+          <w:jc w:val="center"/>
+        </w:trPr>
+        <w:tc>
+          <w:tcPr>
+            <w:tcW w:w="39.00pt" w:type="dxa"/>
+            <w:vAlign w:val="center"/>
+          </w:tcPr>
+          <w:p>
+            <w:pPr>
+              <w:pStyle w:val="tablecopy"/>
+              <w:keepNext/>
+              <w:jc w:val="start"/>
+            </w:pPr>
+            <w:r>
+              <w:rPr>
+                <w:sz w:val="13"/>
+                <w:szCs w:val="13"/>
+              </w:rPr>
+              <w:t xml:space="preserve">Incident</w:t>
+            </w:r>
+          </w:p>
+        </w:tc>
+        <w:tc>
+          <w:tcPr>
+            <w:tcW w:w="40.00pt" w:type="dxa"/>
+            <w:vAlign w:val="center"/>
+          </w:tcPr>
+          <w:p>
+            <w:pPr>
+              <w:pStyle w:val="tablecopy"/>
+              <w:keepNext/>
+              <w:jc w:val="start"/>
+            </w:pPr>
+            <w:r>
+              <w:rPr>
+                <w:sz w:val="13"/>
+                <w:szCs w:val="13"/>
+              </w:rPr>
+              <w:t xml:space="preserve">Forecast rule</w:t>
+            </w:r>
+          </w:p>
+        </w:tc>
+        <w:tc>
+          <w:tcPr>
+            <w:tcW w:w="28.00pt" w:type="dxa"/>
+            <w:vAlign w:val="center"/>
+          </w:tcPr>
+          <w:p>
+            <w:pPr>
+              <w:pStyle w:val="tablecopy"/>
+              <w:keepNext/>
+              <w:jc w:val="end"/>
+            </w:pPr>
+            <w:r>
+              <w:rPr>
+                <w:sz w:val="13"/>
+                <w:szCs w:val="13"/>
+              </w:rPr>
+              <w:t xml:space="preserve">6,712</w:t>
+            </w:r>
+          </w:p>
+        </w:tc>
+        <w:tc>
+          <w:tcPr>
+            <w:tcW w:w="37.00pt" w:type="dxa"/>
+            <w:vAlign w:val="center"/>
+          </w:tcPr>
+          <w:p>
+            <w:pPr>
+              <w:pStyle w:val="tablecopy"/>
+              <w:keepNext/>
+              <w:jc w:val="end"/>
+            </w:pPr>
+            <w:r>
+              <w:rPr>
+                <w:sz w:val="13"/>
+                <w:szCs w:val="13"/>
+              </w:rPr>
+              <w:t xml:space="preserve">5,919</w:t>
+            </w:r>
+          </w:p>
+        </w:tc>
+        <w:tc>
+          <w:tcPr>
+            <w:tcW w:w="38.00pt" w:type="dxa"/>
+            <w:vAlign w:val="center"/>
+          </w:tcPr>
+          <w:p>
+            <w:pPr>
+              <w:pStyle w:val="tablecopy"/>
+              <w:keepNext/>
+              <w:jc w:val="end"/>
+            </w:pPr>
+            <w:r>
+              <w:rPr>
+                <w:sz w:val="13"/>
+                <w:szCs w:val="13"/>
+              </w:rPr>
+              <w:t xml:space="preserve">341</w:t>
+            </w:r>
+          </w:p>
+        </w:tc>
+        <w:tc>
+          <w:tcPr>
+            <w:tcW w:w="32.00pt" w:type="dxa"/>
+            <w:vAlign w:val="center"/>
+          </w:tcPr>
+          <w:p>
+            <w:pPr>
+              <w:pStyle w:val="tablecopy"/>
+              <w:keepNext/>
+              <w:jc w:val="end"/>
+            </w:pPr>
+            <w:r>
+              <w:rPr>
+                <w:sz w:val="13"/>
+                <w:szCs w:val="13"/>
+              </w:rPr>
+              <w:t xml:space="preserve">0</w:t>
+            </w:r>
+          </w:p>
+        </w:tc>
+        <w:tc>
+          <w:tcPr>
+            <w:tcW w:w="29.30pt" w:type="dxa"/>
+            <w:vAlign w:val="center"/>
+          </w:tcPr>
+          <w:p>
+            <w:pPr>
+              <w:pStyle w:val="tablecopy"/>
+              <w:keepNext/>
+              <w:jc w:val="end"/>
+            </w:pPr>
+            <w:r>
+              <w:rPr>
+                <w:sz w:val="13"/>
+                <w:szCs w:val="13"/>
+              </w:rPr>
+              <w:t xml:space="preserve">443.9</w:t>
+            </w:r>
+          </w:p>
+        </w:tc>
+      </w:tr>
+      <w:tr>
+        <w:trPr>
+          <w:cantSplit/>
+          <w:jc w:val="center"/>
+        </w:trPr>
+        <w:tc>
+          <w:tcPr>
+            <w:tcW w:w="39.00pt" w:type="dxa"/>
+            <w:vAlign w:val="center"/>
+          </w:tcPr>
+          <w:p>
+            <w:pPr>
+              <w:pStyle w:val="tablecopy"/>
+              <w:keepNext/>
+              <w:jc w:val="start"/>
+            </w:pPr>
+            <w:r>
+              <w:rPr>
+                <w:sz w:val="13"/>
+                <w:szCs w:val="13"/>
+              </w:rPr>
+              <w:t xml:space="preserve">Routine peak</w:t>
+            </w:r>
+          </w:p>
+        </w:tc>
+        <w:tc>
+          <w:tcPr>
+            <w:tcW w:w="40.00pt" w:type="dxa"/>
+            <w:vAlign w:val="center"/>
+          </w:tcPr>
+          <w:p>
+            <w:pPr>
+              <w:pStyle w:val="tablecopy"/>
+              <w:keepNext/>
+              <w:jc w:val="start"/>
+            </w:pPr>
+            <w:r>
+              <w:rPr>
+                <w:sz w:val="13"/>
+                <w:szCs w:val="13"/>
+              </w:rPr>
+              <w:t xml:space="preserve">Actuated</w:t>
+            </w:r>
+          </w:p>
+        </w:tc>
+        <w:tc>
+          <w:tcPr>
+            <w:tcW w:w="28.00pt" w:type="dxa"/>
+            <w:vAlign w:val="center"/>
+          </w:tcPr>
+          <w:p>
+            <w:pPr>
+              <w:pStyle w:val="tablecopy"/>
+              <w:keepNext/>
+              <w:jc w:val="end"/>
+            </w:pPr>
+            <w:r>
+              <w:rPr>
+                <w:sz w:val="13"/>
+                <w:szCs w:val="13"/>
+              </w:rPr>
+              <w:t xml:space="preserve">5,368</w:t>
+            </w:r>
+          </w:p>
+        </w:tc>
+        <w:tc>
+          <w:tcPr>
+            <w:tcW w:w="37.00pt" w:type="dxa"/>
+            <w:vAlign w:val="center"/>
+          </w:tcPr>
+          <w:p>
+            <w:pPr>
+              <w:pStyle w:val="tablecopy"/>
+              <w:keepNext/>
+              <w:jc w:val="end"/>
+            </w:pPr>
+            <w:r>
+              <w:rPr>
+                <w:sz w:val="13"/>
+                <w:szCs w:val="13"/>
+              </w:rPr>
+              <w:t xml:space="preserve">4,975</w:t>
+            </w:r>
+          </w:p>
+        </w:tc>
+        <w:tc>
+          <w:tcPr>
+            <w:tcW w:w="38.00pt" w:type="dxa"/>
+            <w:vAlign w:val="center"/>
+          </w:tcPr>
+          <w:p>
+            <w:pPr>
+              <w:pStyle w:val="tablecopy"/>
+              <w:keepNext/>
+              <w:jc w:val="end"/>
+            </w:pPr>
+            <w:r>
+              <w:rPr>
+                <w:sz w:val="13"/>
+                <w:szCs w:val="13"/>
+              </w:rPr>
+              <w:t xml:space="preserve">0</w:t>
+            </w:r>
+          </w:p>
+        </w:tc>
+        <w:tc>
+          <w:tcPr>
+            <w:tcW w:w="32.00pt" w:type="dxa"/>
+            <w:vAlign w:val="center"/>
+          </w:tcPr>
+          <w:p>
+            <w:pPr>
+              <w:pStyle w:val="tablecopy"/>
+              <w:keepNext/>
+              <w:jc w:val="end"/>
+            </w:pPr>
+            <w:r>
+              <w:rPr>
+                <w:sz w:val="13"/>
+                <w:szCs w:val="13"/>
+              </w:rPr>
+              <w:t xml:space="preserve">0</w:t>
+            </w:r>
+          </w:p>
+        </w:tc>
+        <w:tc>
+          <w:tcPr>
+            <w:tcW w:w="29.30pt" w:type="dxa"/>
+            <w:vAlign w:val="center"/>
+          </w:tcPr>
+          <w:p>
+            <w:pPr>
+              <w:pStyle w:val="tablecopy"/>
+              <w:keepNext/>
+              <w:jc w:val="end"/>
+            </w:pPr>
+            <w:r>
+              <w:rPr>
+                <w:sz w:val="13"/>
+                <w:szCs w:val="13"/>
+              </w:rPr>
+              <w:t xml:space="preserve">384.8</w:t>
+            </w:r>
+          </w:p>
+        </w:tc>
+      </w:tr>
+      <w:tr>
+        <w:trPr>
+          <w:cantSplit/>
+          <w:jc w:val="center"/>
+        </w:trPr>
+        <w:tc>
+          <w:tcPr>
+            <w:tcW w:w="39.00pt" w:type="dxa"/>
+            <w:vAlign w:val="center"/>
+          </w:tcPr>
+          <w:p>
+            <w:pPr>
+              <w:pStyle w:val="tablecopy"/>
+              <w:keepNext/>
+              <w:jc w:val="start"/>
+            </w:pPr>
+            <w:r>
+              <w:rPr>
+                <w:sz w:val="13"/>
+                <w:szCs w:val="13"/>
+              </w:rPr>
+              <w:t xml:space="preserve">Routine peak</w:t>
+            </w:r>
+          </w:p>
+        </w:tc>
+        <w:tc>
+          <w:tcPr>
+            <w:tcW w:w="40.00pt" w:type="dxa"/>
+            <w:vAlign w:val="center"/>
+          </w:tcPr>
+          <w:p>
+            <w:pPr>
+              <w:pStyle w:val="tablecopy"/>
+              <w:keepNext/>
+              <w:jc w:val="start"/>
+            </w:pPr>
+            <w:r>
+              <w:rPr>
+                <w:sz w:val="13"/>
+                <w:szCs w:val="13"/>
+              </w:rPr>
+              <w:t xml:space="preserve">Fixed-time</w:t>
+            </w:r>
+          </w:p>
+        </w:tc>
+        <w:tc>
+          <w:tcPr>
+            <w:tcW w:w="28.00pt" w:type="dxa"/>
+            <w:vAlign w:val="center"/>
+          </w:tcPr>
+          <w:p>
+            <w:pPr>
+              <w:pStyle w:val="tablecopy"/>
+              <w:keepNext/>
+              <w:jc w:val="end"/>
+            </w:pPr>
+            <w:r>
+              <w:rPr>
+                <w:sz w:val="13"/>
+                <w:szCs w:val="13"/>
+              </w:rPr>
+              <w:t xml:space="preserve">5,368</w:t>
+            </w:r>
+          </w:p>
+        </w:tc>
+        <w:tc>
+          <w:tcPr>
+            <w:tcW w:w="37.00pt" w:type="dxa"/>
+            <w:vAlign w:val="center"/>
+          </w:tcPr>
+          <w:p>
+            <w:pPr>
+              <w:pStyle w:val="tablecopy"/>
+              <w:keepNext/>
+              <w:jc w:val="end"/>
+            </w:pPr>
+            <w:r>
+              <w:rPr>
+                <w:sz w:val="13"/>
+                <w:szCs w:val="13"/>
+              </w:rPr>
+              <w:t xml:space="preserve">4,975</w:t>
+            </w:r>
+          </w:p>
+        </w:tc>
+        <w:tc>
+          <w:tcPr>
+            <w:tcW w:w="38.00pt" w:type="dxa"/>
+            <w:vAlign w:val="center"/>
+          </w:tcPr>
+          <w:p>
+            <w:pPr>
+              <w:pStyle w:val="tablecopy"/>
+              <w:keepNext/>
+              <w:jc w:val="end"/>
+            </w:pPr>
+            <w:r>
+              <w:rPr>
+                <w:sz w:val="13"/>
+                <w:szCs w:val="13"/>
+              </w:rPr>
+              <w:t xml:space="preserve">0</w:t>
+            </w:r>
+          </w:p>
+        </w:tc>
+        <w:tc>
+          <w:tcPr>
+            <w:tcW w:w="32.00pt" w:type="dxa"/>
+            <w:vAlign w:val="center"/>
+          </w:tcPr>
+          <w:p>
+            <w:pPr>
+              <w:pStyle w:val="tablecopy"/>
+              <w:keepNext/>
+              <w:jc w:val="end"/>
+            </w:pPr>
+            <w:r>
+              <w:rPr>
+                <w:sz w:val="13"/>
+                <w:szCs w:val="13"/>
+              </w:rPr>
+              <w:t xml:space="preserve">0</w:t>
+            </w:r>
+          </w:p>
+        </w:tc>
+        <w:tc>
+          <w:tcPr>
+            <w:tcW w:w="29.30pt" w:type="dxa"/>
+            <w:vAlign w:val="center"/>
+          </w:tcPr>
+          <w:p>
+            <w:pPr>
+              <w:pStyle w:val="tablecopy"/>
+              <w:keepNext/>
+              <w:jc w:val="end"/>
+            </w:pPr>
+            <w:r>
+              <w:rPr>
+                <w:sz w:val="13"/>
+                <w:szCs w:val="13"/>
+              </w:rPr>
+              <w:t xml:space="preserve">271.6</w:t>
+            </w:r>
+          </w:p>
+        </w:tc>
+      </w:tr>
+      <w:tr>
+        <w:trPr>
+          <w:cantSplit/>
+          <w:jc w:val="center"/>
+        </w:trPr>
+        <w:tc>
+          <w:tcPr>
+            <w:tcW w:w="39.00pt" w:type="dxa"/>
+            <w:vAlign w:val="center"/>
+          </w:tcPr>
+          <w:p>
+            <w:pPr>
+              <w:pStyle w:val="tablecopy"/>
+              <w:jc w:val="start"/>
+            </w:pPr>
+            <w:r>
+              <w:rPr>
+                <w:sz w:val="13"/>
+                <w:szCs w:val="13"/>
+              </w:rPr>
+              <w:t xml:space="preserve">Routine peak</w:t>
+            </w:r>
+          </w:p>
+        </w:tc>
+        <w:tc>
+          <w:tcPr>
+            <w:tcW w:w="40.00pt" w:type="dxa"/>
+            <w:vAlign w:val="center"/>
+          </w:tcPr>
+          <w:p>
+            <w:pPr>
+              <w:pStyle w:val="tablecopy"/>
+              <w:jc w:val="start"/>
+            </w:pPr>
+            <w:r>
+              <w:rPr>
+                <w:sz w:val="13"/>
+                <w:szCs w:val="13"/>
+              </w:rPr>
+              <w:t xml:space="preserve">Forecast rule</w:t>
+            </w:r>
+          </w:p>
+        </w:tc>
+        <w:tc>
+          <w:tcPr>
+            <w:tcW w:w="28.00pt" w:type="dxa"/>
+            <w:vAlign w:val="center"/>
+          </w:tcPr>
+          <w:p>
+            <w:pPr>
+              <w:pStyle w:val="tablecopy"/>
+              <w:jc w:val="end"/>
+            </w:pPr>
+            <w:r>
+              <w:rPr>
+                <w:sz w:val="13"/>
+                <w:szCs w:val="13"/>
+              </w:rPr>
+              <w:t xml:space="preserve">5,368</w:t>
+            </w:r>
+          </w:p>
+        </w:tc>
+        <w:tc>
+          <w:tcPr>
+            <w:tcW w:w="37.00pt" w:type="dxa"/>
+            <w:vAlign w:val="center"/>
+          </w:tcPr>
+          <w:p>
+            <w:pPr>
+              <w:pStyle w:val="tablecopy"/>
+              <w:jc w:val="end"/>
+            </w:pPr>
+            <w:r>
+              <w:rPr>
+                <w:sz w:val="13"/>
+                <w:szCs w:val="13"/>
+              </w:rPr>
+              <w:t xml:space="preserve">4,975</w:t>
+            </w:r>
+          </w:p>
+        </w:tc>
+        <w:tc>
+          <w:tcPr>
+            <w:tcW w:w="38.00pt" w:type="dxa"/>
+            <w:vAlign w:val="center"/>
+          </w:tcPr>
+          <w:p>
+            <w:pPr>
+              <w:pStyle w:val="tablecopy"/>
+              <w:jc w:val="end"/>
+            </w:pPr>
+            <w:r>
+              <w:rPr>
+                <w:sz w:val="13"/>
+                <w:szCs w:val="13"/>
+              </w:rPr>
+              <w:t xml:space="preserve">0</w:t>
+            </w:r>
+          </w:p>
+        </w:tc>
+        <w:tc>
+          <w:tcPr>
+            <w:tcW w:w="32.00pt" w:type="dxa"/>
+            <w:vAlign w:val="center"/>
+          </w:tcPr>
+          <w:p>
+            <w:pPr>
+              <w:pStyle w:val="tablecopy"/>
+              <w:jc w:val="end"/>
+            </w:pPr>
+            <w:r>
+              <w:rPr>
+                <w:sz w:val="13"/>
+                <w:szCs w:val="13"/>
+              </w:rPr>
+              <w:t xml:space="preserve">0</w:t>
+            </w:r>
+          </w:p>
+        </w:tc>
+        <w:tc>
+          <w:tcPr>
+            <w:tcW w:w="29.30pt" w:type="dxa"/>
+            <w:vAlign w:val="center"/>
+          </w:tcPr>
+          <w:p>
+            <w:pPr>
+              <w:pStyle w:val="tablecopy"/>
+              <w:jc w:val="end"/>
+            </w:pPr>
+            <w:r>
+              <w:rPr>
+                <w:sz w:val="13"/>
+                <w:szCs w:val="13"/>
+              </w:rPr>
+              <w:t xml:space="preserve">271.6</w:t>
+            </w:r>
+          </w:p>
+        </w:tc>
+      </w:tr>
+    </w:tbl>
+    <w:p>
+      <w:pPr>
+        <w:pStyle w:val="tablecopy"/>
+        <w:spacing w:before="3pt" w:after="8pt"/>
+      </w:pPr>
+      <w:r>
+        <w:rPr>
+          <w:i/>
+          <w:iCs/>
+          <w:sz w:val="14"/>
+          <w:szCs w:val="14"/>
+        </w:rPr>
+        <w:t xml:space="preserve">Note:</w:t>
+      </w:r>
+      <w:r>
+        <w:rPr>
+          <w:sz w:val="14"/>
+          <w:szCs w:val="14"/>
+        </w:rPr>
+        <w:t xml:space="preserve"> Mean over five matched seeds, per run. Calibrated scenario testbed (</w:t>
+      </w:r>
+      <w:r>
+        <w:rPr>
+          <w:sz w:val="14"/>
+          <w:szCs w:val="14"/>
+        </w:rPr>
+        <w:t xml:space="preserve">Table X</w:t>
+      </w:r>
+      <w:r>
+        <w:rPr>
+          <w:sz w:val="14"/>
+          <w:szCs w:val="14"/>
+        </w:rPr>
+        <w:t xml:space="preserve">: 90 s common cycle, corridor green factor 1.5, 25 mph southbound offsets, tuned to one observed speed on one link; not NYC DOT timing), OSM geometry, 2025 two-direction counts, no side-street demand. Fixed time and the forecast rule share this plan, network and seeds and are the matched pair; the actuated controller runs on netconvert’s own actuated programs and is an uncalibrated reference, not ranked. Time loss is per </w:t>
+      </w:r>
+      <w:r>
+        <w:rPr>
+          <w:i/>
+          <w:iCs/>
+          <w:sz w:val="14"/>
+          <w:szCs w:val="14"/>
+        </w:rPr>
+        <w:t xml:space="preserve">completed</w:t>
+      </w:r>
+      <w:r>
+        <w:rPr>
+          <w:sz w:val="14"/>
+          <w:szCs w:val="14"/>
+        </w:rPr>
+        <w:t xml:space="preserve"> trip (all of it on the corridor), so a lower value with fewer completed trips would be survivorship, not improvement. The superseded comparison of 2026-10-20 is described in the text; full columns in </w:t>
+      </w:r>
+      <w:r>
+        <w:rPr>
+          <w:rFonts w:ascii="Courier New" w:hAnsi="Courier New" w:cs="Courier New"/>
+          <w:sz w:val="14"/>
+          <w:szCs w:val="14"/>
+        </w:rPr>
+        <w:t xml:space="preserve">reports/​experiments/​simulation_​metrics.csv</w:t>
+      </w:r>
+      <w:r>
+        <w:rPr>
+          <w:sz w:val="14"/>
+          <w:szCs w:val="14"/>
+        </w:rPr>
+        <w:t xml:space="preserve">.</w:t>
+      </w:r>
+    </w:p>
+    <w:p>
+      <w:pPr>
+        <w:pStyle w:val="BodyText"/>
+      </w:pPr>
+      <w:r>
+        <w:rPr>
+          <w:i/>
+          <w:iCs/>
+        </w:rPr>
+        <w:t xml:space="preserve">Agent re-run on the calibrated testbed.</w:t>
+      </w:r>
+      <w:r>
+        <w:t xml:space="preserve"> The advisory stage was run a third time on 28 October 2026 so that the simulation gate, now admissible, could be reached (</w:t>
+      </w:r>
+      <w:r>
+        <w:rPr>
+          <w:rFonts w:ascii="Courier New" w:hAnsi="Courier New" w:cs="Courier New"/>
+          <w:sz w:val="18"/>
+          <w:szCs w:val="18"/>
+        </w:rPr>
+        <w:t xml:space="preserve">llm_​calls.csv</w:t>
+      </w:r>
+      <w:r>
+        <w:t xml:space="preserve">, 12 calls, 18 to 54 s, all schema-valid). It reproduced the 19 decisions of the two earlier passes: the model again recommended monitoring only on the mapped corridor under every policy, so no real advisory reached the gate and the SIMULATION_​PASSED path is still exercised only by the software tests; without retrieval it again cited a non-existent evidence id in all three cases, each rejected.</w:t>
+      </w:r>
+    </w:p>
+    <w:p>
+      <w:pPr>
+        <w:pStyle w:val="Heading2"/>
+      </w:pPr>
+      <w:r>
+        <w:t xml:space="preserve">Live observational run</w:t>
+      </w:r>
+    </w:p>
+    <w:p>
+      <w:pPr>
+        <w:pStyle w:val="BodyText"/>
+      </w:pPr>
+      <w:r>
+        <w:t xml:space="preserve">Every forecast number above is REPLAY: the frozen model scored on the held-out partition of the archived feed. A live mode (</w:t>
+      </w:r>
+      <w:r>
+        <w:rPr>
+          <w:rFonts w:ascii="Courier New" w:hAnsi="Courier New" w:cs="Courier New"/>
+          <w:sz w:val="18"/>
+          <w:szCs w:val="18"/>
+        </w:rPr>
+        <w:t xml:space="preserve">smartcity.cli live</w:t>
+      </w:r>
+      <w:r>
+        <w:t xml:space="preserve">) was added on 28 October 2026: it pulls the newest records of the modelled links from the public feed together with the current Open-Meteo forecast and the last two days of road-related 311 requests, stores them verbatim with their retrieval time, rebuilds the 24-step window with the training-fitted transforms, runs the frozen model once per five-minute bin, writes the forecast before its earliest target time, and scores it only after the target bin is observed; links with fewer than 12 observed bins in the window are withheld and repeated or revised feed records are counted. </w:t>
+      </w:r>
+      <w:r>
+        <w:t xml:space="preserve">Table XII</w:t>
+      </w:r>
+      <w:r>
+        <w:t xml:space="preserve"> reports the outcome of the collection window. At the time of writing it has NOT been run; whatever it yields is a short window on one day, a check that the pipeline works on data that did not exist at training time, not a second test set.</w:t>
+      </w:r>
+    </w:p>
+    <w:p>
+      <w:pPr>
+        <w:pStyle w:val="tablehead"/>
+        <w:keepNext/>
+      </w:pPr>
+      <w:r>
+        <w:t xml:space="preserve">Live Observational Run (LIVE)</w:t>
       </w:r>
     </w:p>
     <w:tbl>
@@ -14207,7 +18195,7 @@
         <w:pStyle w:val="Heading2"/>
       </w:pPr>
       <w:r>
-        <w:t xml:space="preserve">Live observational run</w:t>
+        <w:t xml:space="preserve">Runtime</w:t>
       </w:r>
     </w:p>
     <w:p>
@@ -14215,7 +18203,7 @@
         <w:pStyle w:val="BodyText"/>
       </w:pPr>
       <w:r>
-        <w:t xml:space="preserve">Every forecast number above is REPLAY: the frozen model scored on the held-out partition of the archived feed. A live mode (</w:t>
+        <w:t xml:space="preserve">Training times above are on the GPU; inference of one forecast origin for all links on the CPU costs 5.7 ms for the proposed model, 2.2 for the temporal Transformer, 0.7 for the GRU and about 0.1 for XGBoost; a FAISS query takes tens of milliseconds after the first (model-loading) call; the full per-link runtime table is </w:t>
       </w:r>
       <w:r>
         <w:rPr>
@@ -14223,110 +18211,18 @@
           <w:sz w:val="18"/>
           <w:szCs w:val="18"/>
         </w:rPr>
-        <w:t xml:space="preserve">smartcity.cli live</w:t>
-      </w:r>
-      <w:r>
-        <w:t xml:space="preserve">) was added on 28 October 2026: it pulls the newest records of the modelled links from the public feed together with the current Open-Meteo forecast and the last two days of road-related 311 requests, stores them verbatim with their retrieval time, rebuilds the 24-step window with the training-fitted transforms, runs the frozen model once per five-minute bin, writes the forecast before its earliest target time, and scores it only after the target bin is observed; links with fewer than 12 observed bins in the window are withheld and repeated or revised feed records are counted. </w:t>
-      </w:r>
-      <w:r>
-        <w:t xml:space="preserve">Table XII</w:t>
-      </w:r>
-      <w:r>
-        <w:t xml:space="preserve"> reports the outcome of the collection window. At the time of writing it has NOT been run; whatever it yields is a short window on one day, a check that the pipeline works on data that did not exist at training time, not a second test set.</w:t>
+        <w:t xml:space="preserve">reports/​experiments/​runtime_​metrics.csv</w:t>
+      </w:r>
+      <w:r>
+        <w:t xml:space="preserve">.</w:t>
       </w:r>
     </w:p>
     <w:p>
       <w:pPr>
-        <w:pStyle w:val="tablehead"/>
-        <w:keepNext/>
-      </w:pPr>
-      <w:r>
-        <w:t xml:space="preserve">Live Observational Run (LIVE)</w:t>
-      </w:r>
-    </w:p>
-    <w:tbl>
-      <w:tblPr>
-        <w:tblW w:w="180.00pt" w:type="dxa"/>
-        <w:jc w:val="center"/>
-        <w:tblBorders>
-          <w:top w:val="single" w:sz="2" w:space="0" w:color="auto"/>
-          <w:start w:val="single" w:sz="2" w:space="0" w:color="auto"/>
-          <w:bottom w:val="single" w:sz="2" w:space="0" w:color="auto"/>
-          <w:end w:val="single" w:sz="2" w:space="0" w:color="auto"/>
-          <w:insideH w:val="single" w:sz="2" w:space="0" w:color="auto"/>
-          <w:insideV w:val="single" w:sz="2" w:space="0" w:color="auto"/>
-        </w:tblBorders>
-        <w:tblLayout w:type="fixed"/>
-        <w:tblCellMar>
-          <w:start w:w="2pt" w:type="dxa"/>
-          <w:end w:w="2pt" w:type="dxa"/>
-        </w:tblCellMar>
-        <w:tblLook w:firstRow="1" w:lastRow="0" w:firstColumn="0" w:lastColumn="0" w:noHBand="1" w:noVBand="1"/>
-      </w:tblPr>
-      <w:tblGrid>
-        <w:gridCol w:w="3600"/>
-      </w:tblGrid>
-      <w:tr>
-        <w:trPr>
-          <w:cantSplit/>
-          <w:tblHeader/>
-          <w:jc w:val="center"/>
-        </w:trPr>
-        <w:tc>
-          <w:tcPr>
-            <w:tcW w:w="180.00pt" w:type="dxa"/>
-            <w:vAlign w:val="center"/>
-          </w:tcPr>
-          <w:p>
-            <w:pPr>
-              <w:pStyle w:val="tablecolhead"/>
-              <w:keepNext/>
-              <w:jc w:val="center"/>
-            </w:pPr>
-            <w:r>
-              <w:rPr>
-                <w:b/>
-                <w:bCs/>
-                <w:sz w:val="16"/>
-                <w:szCs w:val="16"/>
-              </w:rPr>
-              <w:t xml:space="preserve">Status</w:t>
-            </w:r>
-          </w:p>
-        </w:tc>
-      </w:tr>
-      <w:tr>
-        <w:trPr>
-          <w:cantSplit/>
-          <w:jc w:val="center"/>
-        </w:trPr>
-        <w:tc>
-          <w:tcPr>
-            <w:tcW w:w="180.00pt" w:type="dxa"/>
-            <w:vAlign w:val="center"/>
-          </w:tcPr>
-          <w:p>
-            <w:pPr>
-              <w:pStyle w:val="tablecopy"/>
-              <w:jc w:val="center"/>
-            </w:pPr>
-            <w:r>
-              <w:rPr>
-                <w:sz w:val="16"/>
-                <w:szCs w:val="16"/>
-              </w:rPr>
-              <w:t xml:space="preserve">NOT RUN</w:t>
-            </w:r>
-          </w:p>
-        </w:tc>
-      </w:tr>
-    </w:tbl>
-    <w:p>
-      <w:pPr>
-        <w:pStyle w:val="Heading2"/>
-      </w:pPr>
-      <w:r>
-        <w:t xml:space="preserve">Runtime</w:t>
+        <w:pStyle w:val="Heading1"/>
+      </w:pPr>
+      <w:r>
+        <w:t xml:space="preserve">Discussion</w:t>
       </w:r>
     </w:p>
     <w:p>
@@ -14334,7 +18230,162 @@
         <w:pStyle w:val="BodyText"/>
       </w:pPr>
       <w:r>
-        <w:t xml:space="preserve">Training times above are on the GPU; inference of one forecast origin for all links on the CPU costs 5.7 ms for the proposed model, 2.2 for the temporal Transformer, 0.7 for the GRU and about 0.1 for XGBoost; a FAISS query takes tens of milliseconds after the first (model-loading) call; the full per-link runtime table is </w:t>
+        <w:t xml:space="preserve">The system is designed so that each component’s contribution can be isolated: baselines and the proposed model share one test mask, ablations remove one context group or the gate at a time, and the advisory evaluation runs the same cases under four policies that switch off retrieval, the constraint layer or the simulation gate. Read together, the results support some of the proposals in Section </w:t>
+      </w:r>
+      <w:r>
+        <w:t xml:space="preserve">I</w:t>
+      </w:r>
+      <w:r>
+        <w:t xml:space="preserve"> and not others.</w:t>
+      </w:r>
+    </w:p>
+    <w:p>
+      <w:pPr>
+        <w:pStyle w:val="BodyText"/>
+      </w:pPr>
+      <w:r>
+        <w:rPr>
+          <w:i/>
+          <w:iCs/>
+        </w:rPr>
+        <w:t xml:space="preserve">Forecasting:</w:t>
+      </w:r>
+      <w:r>
+        <w:t xml:space="preserve"> The accuracy gain of the proposed model over persistence (7–16% MAE) is real and consistent across horizons, and its margin over the tree baselines is consistent in sign (0.05–0.25 mph) though at 15 min no larger than the GRU margin. Over three seeds its margin over the temporal-only Transformer (0.04–0.08 mph) and over the GRU at 30 and 60 minutes (0.03 mph) is consistent across test days, while the GRU is better at 15 minutes; these are small effects from three seeds, not a decisive architectural advantage. Two measured facts explain why the spatial layer adds little here: the graph is sparse (16 nodes with usable data, most of them limited-access highway segments whose monitored neighbours are kilometres away) and the explanations attribute 0.52 mph of mean absolute effect to neighbour traffic against 8.22 mph to the link’s own last half hour. The neighbour-removal analysis shows the layer is not inert (prediction changes of 0.7–1.3 mph on four of the five connected links, none on the fifth) but also that removing edges sometimes lowers the error, so on this network message passing is a modest and mixed contribution. The availability gate is the component the ablations do support: removing it costs 0.067 mph with an interval that excludes zero.</w:t>
+      </w:r>
+    </w:p>
+    <w:p>
+      <w:pPr>
+        <w:pStyle w:val="BodyText"/>
+      </w:pPr>
+      <w:r>
+        <w:rPr>
+          <w:i/>
+          <w:iCs/>
+        </w:rPr>
+        <w:t xml:space="preserve">Context:</w:t>
+      </w:r>
+      <w:r>
+        <w:t xml:space="preserve"> The weather ablation is the clearest negative result: the operational re-forecast weather features raise MAE by 0.046 mph, and the retrospective track, which uses reanalysis weather, is only marginally better than the operational one. On a highway-heavy link set over nearly ten months the weather signal reaching a 5-minute speed is weak relative to the traffic history, and a re-forecast proxy adds noise. The 311 infrastructure group helps by a small but non-zero amount. Whether the events and incidents groups help cannot be answered on the operational track, where the data to compute them were not available at prediction time.</w:t>
+      </w:r>
+    </w:p>
+    <w:p>
+      <w:pPr>
+        <w:pStyle w:val="BodyText"/>
+      </w:pPr>
+      <w:r>
+        <w:rPr>
+          <w:i/>
+          <w:iCs/>
+        </w:rPr>
+        <w:t xml:space="preserve">Uncertainty:</w:t>
+      </w:r>
+      <w:r>
+        <w:t xml:space="preserve"> The conformal intervals hold their marginal 90% guarantee but are wide and under-cover congested targets (0.76–0.80), which is exactly the regime an advisory cares about. The deterministic gate turns this into deferrals: at the configured missing-input threshold about a quarter of forecasts (25.5–26.1%) are withheld and the MAE of the remainder is 15–22% lower than that of the full set (3.72 against 4.77 mph at 15 min, 5.25 against 6.15 at 60 min). For an operator this is the honest trade-off; a calibration conditional on congestion state is the obvious next step.</w:t>
+      </w:r>
+    </w:p>
+    <w:p>
+      <w:pPr>
+        <w:pStyle w:val="BodyText"/>
+      </w:pPr>
+      <w:r>
+        <w:rPr>
+          <w:i/>
+          <w:iCs/>
+        </w:rPr>
+        <w:t xml:space="preserve">Grounding and constraints:</w:t>
+      </w:r>
+      <w:r>
+        <w:t xml:space="preserve"> The policy ablation isolates two mechanisms. Retrieval removes fabricated citations (three of three without it, none of nine with it), and the citation check catches them when they occur. The constraint layer, not the language model, decides admissibility: on an unmapped link the model produced the same candidate (monitor-only, citing the same two manual chunks) under both policies, and it is rejected with constraints and forwarded to human review without them. What the run does not show is a signal-timing recommendation surviving the whole chain into simulation: on the mapped corridor the model chose monitoring only, so the simulation gate’s acceptance rule has been exercised by tests, not by a real advisory. We report this as a gap rather than fill it with a hand-written candidate.</w:t>
+      </w:r>
+    </w:p>
+    <w:p>
+      <w:pPr>
+        <w:pStyle w:val="BodyText"/>
+      </w:pPr>
+      <w:r>
+        <w:rPr>
+          <w:i/>
+          <w:iCs/>
+        </w:rPr>
+        <w:t xml:space="preserve">Simulation:</w:t>
+      </w:r>
+      <w:r>
+        <w:t xml:space="preserve"> The controller comparison is the clearest example of a result that a less careful reading would have turned into a gain: in the first 45 runs the forecast-informed rule shows 5 to 10% lower time loss per completed trip in the two stress scenarios, but it completes fewer trips under an oversaturated corridor. Auditing the testbed instead of the controllers changed the diagnosis twice. The first suspect, the declared demand, was not the cause: the observed weekday West Street count (1,389 veh/h) is higher than the declared 1,200. What the audit found was a testbed that was not measuring the corridor at all, because SUMO’s insertion routing sent half of the mainline through the Lower Manhattan grid, and, once routes were fixed, a corridor whose generated signal timing gives the northbound mainline about 1,000 veh/h where 1,389 are observed. Re-timing the programs with Webster’s method serves the northbound flow but leaves a southbound delay the audit cannot explain, so the testbed still fails its own baseline. A controller comparison on such a testbed would rank signal plans by how they cope with modelling artefacts, so the preregistered selection rule stops it, and the advisory gate refuses to judge candidates on it. A comparison with observed speed confirmed the diagnosis: with recent counts the modelled corridor runs at about half the observed PM-peak speed. The lesson for simulation-gated advisory is that the gate’s testbed needs its own acceptance test, run on the baseline alone and checked against observed traffic, before any candidate is scored against it. What finally passed that test was not more green but coordination: a common cycle with 25 mph offsets along the mapped direction took the modelled link from 8.9 to 10.1 mph where every split-only cell had stalled, which is also what West Street is timed for in reality. On that plan the matched comparison does show the forecast-informed rule ahead of fixed time under stress, by about 5% of time loss with more trips completed in every seed, and we read it narrowly: a deterministic rule that extends corridor green when congestion is forecast helps a corridor that is oversaturated by a configured surge, in a testbed tuned to one observed speed, with no side-street traffic to lose. It says nothing about the language model, which never proposed the action, and nothing about a real street.</w:t>
+      </w:r>
+    </w:p>
+    <w:p>
+      <w:pPr>
+        <w:pStyle w:val="BodyText"/>
+      </w:pPr>
+      <w:r>
+        <w:rPr>
+          <w:i/>
+          <w:iCs/>
+        </w:rPr>
+        <w:t xml:space="preserve">What is not claimed:</w:t>
+      </w:r>
+      <w:r>
+        <w:t xml:space="preserve"> Nothing here is a deployment result, a causal explanation, or a congestion reduction on a real street. The language model never holds safety authority (constraints and the simulation gate are code), retrieved text is untrusted evidence that must be cited by chunk id, and the most permissive status the workflow can reach is approval for simulation, never deployment.</w:t>
+      </w:r>
+    </w:p>
+    <w:p>
+      <w:pPr>
+        <w:pStyle w:val="Heading1"/>
+      </w:pPr>
+      <w:r>
+        <w:t xml:space="preserve">Limitations</w:t>
+      </w:r>
+    </w:p>
+    <w:p>
+      <w:pPr>
+        <w:pStyle w:val="BodyText"/>
+      </w:pPr>
+      <w:r>
+        <w:rPr>
+          <w:i/>
+          <w:iCs/>
+        </w:rPr>
+        <w:t xml:space="preserve">Data:</w:t>
+      </w:r>
+      <w:r>
+        <w:t xml:space="preserve"> The DOT link set is sparse and highway-heavy; the full-year link enumeration timed out server-side, so the study uses the 26 Manhattan links active since 2026-09-20, of which seven are dead feeds, three more have under 3% coverage, three lose their feed before or during the test partition (NOT_​EVALUATED) and 16 are modelled; about half of all raw records are zero-speed no-measurement rows, treated as missing. Monitored segments do not tile the highways and the published polylines stop short of the named link ends, so the graph needs name-based continuity rules and remains sparse (16 directed edges, 6 isolated nodes before eligibility). The eligibility threshold was lowered from the planned 0.6 to 0.5 training coverage after the coverage audit and before any result on the 0.6 set existed; both are recorded. Operational weather is Open-Meteo’s historical-forecast product, a re-forecast proxy rather than an archived agency forecast. Collisions lag publication by months and are retrospective only.</w:t>
+      </w:r>
+    </w:p>
+    <w:p>
+      <w:pPr>
+        <w:pStyle w:val="BodyText"/>
+      </w:pPr>
+      <w:r>
+        <w:rPr>
+          <w:i/>
+          <w:iCs/>
+        </w:rPr>
+        <w:t xml:space="preserve">Modelling and evaluation:</w:t>
+      </w:r>
+      <w:r>
+        <w:t xml:space="preserve"> All deep models were trained under a recorded budget of 4,096 windows per epoch with early stopping and one chronological split. The three deep models were compared over only three seeds (</w:t>
+      </w:r>
+      <w:r>
+        <w:t xml:space="preserve">Table III</w:t>
+      </w:r>
+      <w:r>
+        <w:t xml:space="preserve">); the day-block bootstrap describes test-day variation of the seed-averaged errors and does not estimate between-seed variance, and the per-seed ranges overlap. On the GPU the proposed model is not bit-reproducible at a fixed seed (GATv2 scatter operations), whereas the GRU and temporal Transformer are; a reported proposed-model run can therefore be re-trained but not re-created exactly. Split conformal intervals carry a marginal guarantee under exchangeability, which traffic series violate; the measured coverage under congestion is 0.76–0.80. Explanations describe the trained model, with a background drawn from the training partition; neighbour sensitivity perturbs the graph in ways the model never saw during training, and only incoming edges can change a link’s own prediction.</w:t>
+      </w:r>
+    </w:p>
+    <w:p>
+      <w:pPr>
+        <w:pStyle w:val="BodyText"/>
+      </w:pPr>
+      <w:r>
+        <w:rPr>
+          <w:i/>
+          <w:iCs/>
+        </w:rPr>
+        <w:t xml:space="preserve">Knowledge, language model and agents:</w:t>
+      </w:r>
+      <w:r>
+        <w:t xml:space="preserve"> The approved corpus is small and is not NYC DOT’s signal-timing policy; the project-defined policy is labelled as such. 171 of 1,633 chunks exceed the encoder’s 256-token window. The retrieval labels were drafted by the project without external review, so recall and MRR are an internal consistency check. The language model is a 7B quantised model served locally; its advisories are only as good as the evidence and the constraints that follow it. The advisory evaluation is functional (seven cases, four policies, 19 runs), not statistical, and on the mapped corridor the model proposed no signal change, so the simulation acceptance path was not exercised by a real advisory. Two defects were found during the run and fixed before the reported numbers were produced (the bootstrap day index, and a missing field that had silently prevented every LLM call in a first agent pass); both superseded runs are kept as local evidence and described in </w:t>
       </w:r>
       <w:r>
         <w:rPr>
@@ -14342,7 +18393,7 @@
           <w:sz w:val="18"/>
           <w:szCs w:val="18"/>
         </w:rPr>
-        <w:t xml:space="preserve">reports/​experiments/​runtime_​metrics.csv</w:t>
+        <w:t xml:space="preserve">progress.md</w:t>
       </w:r>
       <w:r>
         <w:t xml:space="preserve">.</w:t>
@@ -14350,10 +18401,17 @@
     </w:p>
     <w:p>
       <w:pPr>
-        <w:pStyle w:val="Heading1"/>
-      </w:pPr>
-      <w:r>
-        <w:t xml:space="preserve">Discussion</w:t>
+        <w:pStyle w:val="BodyText"/>
+      </w:pPr>
+      <w:r>
+        <w:rPr>
+          <w:i/>
+          <w:iCs/>
+        </w:rPr>
+        <w:t xml:space="preserve">Simulation:</w:t>
+      </w:r>
+      <w:r>
+        <w:t xml:space="preserve"> The SUMO testbed is a scenario built from OSM geometry with declared demand and default signal programs, not a calibrated digital twin, and contains no pedestrian demand; only one of the two mapped DOT links is a forecastable one and the scenarios’ demand and congestion flags are declared rather than derived from its observations, so the testbed is a transfer demonstration. The first 45-run comparison used SUMO’s insertion routing and a stub entry edge and is superseded. Its corrected protocols use the only weekday automated count on the corridor (2014, one direction) and then two-direction classification counts from two weekdays in April 2025; side-street demand has no count. Signal programs are generated by netconvert or re-timed by Webster’s method, not NYC timing plans, and are uncoordinated although West Street is timed for 25 mph progression; lane restrictions from OpenStreetMap are dropped, which can overstate capacity. Under every protocol the testbed fails its baseline test, and with the 2025 counts it runs at 5.8 mph where the mapped link is observed at 10.95 mph. The preregistered split calibration (protocol v5) raised the simulated speed to at most 8.1 mph within its green-factor grid; the second protocol (v6) reached 10.08 mph with a 90 s common cycle and 25 mph southbound offsets, so the comparison ran on that plan. That plan is a calibrated scenario testbed, not NYC timing: it is tuned to one observed speed on one link, progresses one direction only, and the only admissible side-street level is zero, so side-road effects are not evaluated. The actuated controller runs on netconvert’s actuated programs rather than the calibrated plan and is an uncalibrated reference. Under the stress scenarios 340 to 540 of 6,712 trips remain unfinished with either matched controller. The reported improvement of the forecast-informed rule is a simulated result under these conditions and is not a real-world gain.</w:t>
       </w:r>
     </w:p>
     <w:p>
@@ -14361,162 +18419,14 @@
         <w:pStyle w:val="BodyText"/>
       </w:pPr>
       <w:r>
-        <w:t xml:space="preserve">The system is designed so that each component’s contribution can be isolated: baselines and the proposed model share one test mask, ablations remove one context group or the gate at a time, and the advisory evaluation runs the same cases under four policies that switch off retrieval, the constraint layer or the simulation gate. Read together, the results support some of the proposals in Section </w:t>
-      </w:r>
-      <w:r>
-        <w:t xml:space="preserve">I</w:t>
-      </w:r>
-      <w:r>
-        <w:t xml:space="preserve"> and not others.</w:t>
-      </w:r>
-    </w:p>
-    <w:p>
-      <w:pPr>
-        <w:pStyle w:val="BodyText"/>
-      </w:pPr>
-      <w:r>
         <w:rPr>
           <w:i/>
           <w:iCs/>
         </w:rPr>
-        <w:t xml:space="preserve">Forecasting:</w:t>
-      </w:r>
-      <w:r>
-        <w:t xml:space="preserve"> The accuracy gain of the proposed model over persistence (7–16% MAE) is real and consistent across horizons, and its margin over the tree baselines is consistent in sign (0.05–0.25 mph) though at 15 min no larger than the GRU margin. Over three seeds its margin over the temporal-only Transformer (0.04–0.08 mph) and over the GRU at 30 and 60 minutes (0.03 mph) is consistent across test days, while the GRU is better at 15 minutes; these are small effects from three seeds, not a decisive architectural advantage. Two measured facts explain why the spatial layer adds little here: the graph is sparse (16 nodes with usable data, most of them limited-access highway segments whose monitored neighbours are kilometres away) and the explanations attribute 0.52 mph of mean absolute effect to neighbour traffic against 8.22 mph to the link’s own last half hour. The neighbour-removal analysis shows the layer is not inert (prediction changes of 0.7–1.3 mph on four of the five connected links, none on the fifth) but also that removing edges sometimes lowers the error, so on this network message passing is a modest and mixed contribution. The availability gate is the component the ablations do support: removing it costs 0.067 mph with an interval that excludes zero.</w:t>
-      </w:r>
-    </w:p>
-    <w:p>
-      <w:pPr>
-        <w:pStyle w:val="BodyText"/>
-      </w:pPr>
-      <w:r>
-        <w:rPr>
-          <w:i/>
-          <w:iCs/>
-        </w:rPr>
-        <w:t xml:space="preserve">Context:</w:t>
-      </w:r>
-      <w:r>
-        <w:t xml:space="preserve"> The weather ablation is the clearest negative result: the operational re-forecast weather features raise MAE by 0.046 mph, and the retrospective track, which uses reanalysis weather, is only marginally better than the operational one. On a highway-heavy link set over nearly ten months the weather signal reaching a 5-minute speed is weak relative to the traffic history, and a re-forecast proxy adds noise. The 311 infrastructure group helps by a small but non-zero amount. Whether the events and incidents groups help cannot be answered on the operational track, where the data to compute them were not available at prediction time.</w:t>
-      </w:r>
-    </w:p>
-    <w:p>
-      <w:pPr>
-        <w:pStyle w:val="BodyText"/>
-      </w:pPr>
-      <w:r>
-        <w:rPr>
-          <w:i/>
-          <w:iCs/>
-        </w:rPr>
-        <w:t xml:space="preserve">Uncertainty:</w:t>
-      </w:r>
-      <w:r>
-        <w:t xml:space="preserve"> The conformal intervals hold their marginal 90% guarantee but are wide and under-cover congested targets (0.76–0.80), which is exactly the regime an advisory cares about. The deterministic gate turns this into deferrals: at the configured missing-input threshold about a quarter of forecasts (25.5–26.1%) are withheld and the MAE of the remainder is 15–22% lower than that of the full set (3.72 against 4.77 mph at 15 min, 5.25 against 6.15 at 60 min). For an operator this is the honest trade-off; a calibration conditional on congestion state is the obvious next step.</w:t>
-      </w:r>
-    </w:p>
-    <w:p>
-      <w:pPr>
-        <w:pStyle w:val="BodyText"/>
-      </w:pPr>
-      <w:r>
-        <w:rPr>
-          <w:i/>
-          <w:iCs/>
-        </w:rPr>
-        <w:t xml:space="preserve">Grounding and constraints:</w:t>
-      </w:r>
-      <w:r>
-        <w:t xml:space="preserve"> The policy ablation isolates two mechanisms. Retrieval removes fabricated citations (three of three without it, none of nine with it), and the citation check catches them when they occur. The constraint layer, not the language model, decides admissibility: on an unmapped link the model produced the same candidate (monitor-only, citing the same two manual chunks) under both policies, and it is rejected with constraints and forwarded to human review without them. What the run does not show is a signal-timing recommendation surviving the whole chain into simulation: on the mapped corridor the model chose monitoring only, so the simulation gate’s acceptance rule has been exercised by tests, not by a real advisory. We report this as a gap rather than fill it with a hand-written candidate.</w:t>
-      </w:r>
-    </w:p>
-    <w:p>
-      <w:pPr>
-        <w:pStyle w:val="BodyText"/>
-      </w:pPr>
-      <w:r>
-        <w:rPr>
-          <w:i/>
-          <w:iCs/>
-        </w:rPr>
-        <w:t xml:space="preserve">Simulation:</w:t>
-      </w:r>
-      <w:r>
-        <w:t xml:space="preserve"> The controller comparison is the clearest example of a result that a less careful reading would have turned into a gain: in the first 45 runs the forecast-informed rule shows 5 to 10% lower time loss per completed trip in the two stress scenarios, but it completes fewer trips under an oversaturated corridor. Auditing the testbed instead of the controllers changed the diagnosis twice. The first suspect, the declared demand, was not the cause: the observed weekday West Street count (1,389 veh/h) is higher than the declared 1,200. What the audit found was a testbed that was not measuring the corridor at all, because SUMO’s insertion routing sent half of the mainline through the Lower Manhattan grid, and, once routes were fixed, a corridor whose generated signal timing gives the northbound mainline about 1,000 veh/h where 1,389 are observed. Re-timing the programs with Webster’s method serves the northbound flow but leaves a southbound delay the audit cannot explain, so the testbed still fails its own baseline. A controller comparison on such a testbed would rank signal plans by how they cope with modelling artefacts, so the preregistered selection rule stops it, and the advisory gate refuses to judge candidates on it. A comparison with observed speed confirmed the diagnosis: with recent counts the modelled corridor runs at about half the observed PM-peak speed. The lesson for simulation-gated advisory is that the gate’s testbed needs its own acceptance test, run on the baseline alone and checked against observed traffic, before any candidate is scored against it.</w:t>
-      </w:r>
-    </w:p>
-    <w:p>
-      <w:pPr>
-        <w:pStyle w:val="BodyText"/>
-      </w:pPr>
-      <w:r>
-        <w:rPr>
-          <w:i/>
-          <w:iCs/>
-        </w:rPr>
-        <w:t xml:space="preserve">What is not claimed:</w:t>
-      </w:r>
-      <w:r>
-        <w:t xml:space="preserve"> Nothing here is a deployment result, a causal explanation, or a congestion reduction on a real street. The language model never holds safety authority (constraints and the simulation gate are code), retrieved text is untrusted evidence that must be cited by chunk id, and the most permissive status the workflow can reach is approval for simulation, never deployment.</w:t>
-      </w:r>
-    </w:p>
-    <w:p>
-      <w:pPr>
-        <w:pStyle w:val="Heading1"/>
-      </w:pPr>
-      <w:r>
-        <w:t xml:space="preserve">Limitations</w:t>
-      </w:r>
-    </w:p>
-    <w:p>
-      <w:pPr>
-        <w:pStyle w:val="BodyText"/>
-      </w:pPr>
-      <w:r>
-        <w:rPr>
-          <w:i/>
-          <w:iCs/>
-        </w:rPr>
-        <w:t xml:space="preserve">Data:</w:t>
-      </w:r>
-      <w:r>
-        <w:t xml:space="preserve"> The DOT link set is sparse and highway-heavy; the full-year link enumeration timed out server-side, so the study uses the 26 Manhattan links active since 2026-09-20, of which seven are dead feeds, three more have under 3% coverage, three lose their feed before or during the test partition (NOT_​EVALUATED) and 16 are modelled; about half of all raw records are zero-speed no-measurement rows, treated as missing. Monitored segments do not tile the highways and the published polylines stop short of the named link ends, so the graph needs name-based continuity rules and remains sparse (16 directed edges, 6 isolated nodes before eligibility). The eligibility threshold was lowered from the planned 0.6 to 0.5 training coverage after the coverage audit and before any result on the 0.6 set existed; both are recorded. Operational weather is Open-Meteo’s historical-forecast product, a re-forecast proxy rather than an archived agency forecast. Collisions lag publication by months and are retrospective only.</w:t>
-      </w:r>
-    </w:p>
-    <w:p>
-      <w:pPr>
-        <w:pStyle w:val="BodyText"/>
-      </w:pPr>
-      <w:r>
-        <w:rPr>
-          <w:i/>
-          <w:iCs/>
-        </w:rPr>
-        <w:t xml:space="preserve">Modelling and evaluation:</w:t>
-      </w:r>
-      <w:r>
-        <w:t xml:space="preserve"> All deep models were trained under a recorded budget of 4,096 windows per epoch with early stopping and one chronological split. The three deep models were compared over only three seeds (</w:t>
-      </w:r>
-      <w:r>
-        <w:t xml:space="preserve">Table III</w:t>
-      </w:r>
-      <w:r>
-        <w:t xml:space="preserve">); the day-block bootstrap describes test-day variation of the seed-averaged errors and does not estimate between-seed variance, and the per-seed ranges overlap. On the GPU the proposed model is not bit-reproducible at a fixed seed (GATv2 scatter operations), whereas the GRU and temporal Transformer are; a reported proposed-model run can therefore be re-trained but not re-created exactly. Split conformal intervals carry a marginal guarantee under exchangeability, which traffic series violate; the measured coverage under congestion is 0.76–0.80. Explanations describe the trained model, with a background drawn from the training partition; neighbour sensitivity perturbs the graph in ways the model never saw during training, and only incoming edges can change a link’s own prediction.</w:t>
-      </w:r>
-    </w:p>
-    <w:p>
-      <w:pPr>
-        <w:pStyle w:val="BodyText"/>
-      </w:pPr>
-      <w:r>
-        <w:rPr>
-          <w:i/>
-          <w:iCs/>
-        </w:rPr>
-        <w:t xml:space="preserve">Knowledge, language model and agents:</w:t>
-      </w:r>
-      <w:r>
-        <w:t xml:space="preserve"> The approved corpus is small and is not NYC DOT’s signal-timing policy; the project-defined policy is labelled as such. 171 of 1,633 chunks exceed the encoder’s 256-token window. The retrieval labels were drafted by the project without external review, so recall and MRR are an internal consistency check. The language model is a 7B quantised model served locally; its advisories are only as good as the evidence and the constraints that follow it. The advisory evaluation is functional (seven cases, four policies, 19 runs), not statistical, and on the mapped corridor the model proposed no signal change, so the simulation acceptance path was not exercised by a real advisory. Two defects were found during the run and fixed before the reported numbers were produced (the bootstrap day index, and a missing field that had silently prevented every LLM call in a first agent pass); both superseded runs are kept as local evidence and described in </w:t>
+        <w:t xml:space="preserve">Engineering:</w:t>
+      </w:r>
+      <w:r>
+        <w:t xml:space="preserve"> Data download, training, LLM inference and the simulation runs were executed on the authors’ workstation (torch 2.11.0+cu128, a recorded deviation from the lock file; from 28 October 2026 Windows Application Control blocked the unsigned </w:t>
       </w:r>
       <w:r>
         <w:rPr>
@@ -14524,40 +18434,10 @@
           <w:sz w:val="18"/>
           <w:szCs w:val="18"/>
         </w:rPr>
-        <w:t xml:space="preserve">progress.md</w:t>
-      </w:r>
-      <w:r>
-        <w:t xml:space="preserve">.</w:t>
-      </w:r>
-    </w:p>
-    <w:p>
-      <w:pPr>
-        <w:pStyle w:val="BodyText"/>
-      </w:pPr>
-      <w:r>
-        <w:rPr>
-          <w:i/>
-          <w:iCs/>
-        </w:rPr>
-        <w:t xml:space="preserve">Simulation:</w:t>
-      </w:r>
-      <w:r>
-        <w:t xml:space="preserve"> The SUMO testbed is a scenario built from OSM geometry with declared demand and default signal programs, not a calibrated digital twin, and contains no pedestrian demand; only one of the two mapped DOT links is a forecastable one and the scenarios’ demand and congestion flags are declared rather than derived from its observations, so the testbed is a transfer demonstration. The first 45-run comparison used SUMO’s insertion routing and a stub entry edge and is superseded. Its corrected protocols use the only weekday automated count on the corridor (2014, one direction) and then two-direction classification counts from two weekdays in April 2025; side-street demand has no count. Signal programs are generated by netconvert or re-timed by Webster’s method, not NYC timing plans, and are uncoordinated although West Street is timed for 25 mph progression; lane restrictions from OpenStreetMap are dropped, which can overstate capacity. Under every protocol the testbed fails its baseline test, and with the 2025 counts it runs at 5.8 mph where the mapped link is observed at 10.95 mph. The preregistered split calibration (protocol v5) raised the simulated speed to at most 8.1 mph within its green-factor grid, 2.85 mph short of the target, so no program was selected and the controller comparison is not run; the rule was not relaxed. No simulated gain is claimed.</w:t>
-      </w:r>
-    </w:p>
-    <w:p>
-      <w:pPr>
-        <w:pStyle w:val="BodyText"/>
-      </w:pPr>
-      <w:r>
-        <w:rPr>
-          <w:i/>
-          <w:iCs/>
-        </w:rPr>
-        <w:t xml:space="preserve">Engineering:</w:t>
-      </w:r>
-      <w:r>
-        <w:t xml:space="preserve"> Data download, training, LLM inference and the first simulation runs were executed on the authors’ workstation (torch 2.11.0+cu128, a recorded deviation from the lock file). On 2026-10-20 the development container could not reach the data portals or the model server; on 2026-10-21 it could reach NYC Open Data, Crossref and the OSM editing API (not Overpass), and the testbed audit ran there with the same SUMO version. The container images were built and smoke-tested on the workstation only. Model weights, prediction arrays, raw data and the FAISS index are not in the repository; their hashes and run ids are. The complete, maintained list is in </w:t>
+        <w:t xml:space="preserve">torch_​scatter</w:t>
+      </w:r>
+      <w:r>
+        <w:t xml:space="preserve"> and </w:t>
       </w:r>
       <w:r>
         <w:rPr>
@@ -14565,6 +18445,17 @@
           <w:sz w:val="18"/>
           <w:szCs w:val="18"/>
         </w:rPr>
+        <w:t xml:space="preserve">torch_​sparse</w:t>
+      </w:r>
+      <w:r>
+        <w:t xml:space="preserve"> extensions, which the models do not use, so they were removed from that environment and PyTorch Geometric Temporal loads through the documented direct-module route). On 2026-10-20 the development container could not reach the data portals or the model server; on 2026-10-21 it could reach NYC Open Data, Crossref and the OSM editing API (not Overpass), and the testbed audit ran there with the same SUMO version. The container images were built and smoke-tested on the workstation only. Model weights, prediction arrays, raw data and the FAISS index are not in the repository; their hashes and run ids are. The complete, maintained list is in </w:t>
+      </w:r>
+      <w:r>
+        <w:rPr>
+          <w:rFonts w:ascii="Courier New" w:hAnsi="Courier New" w:cs="Courier New"/>
+          <w:sz w:val="18"/>
+          <w:szCs w:val="18"/>
+        </w:rPr>
         <w:t xml:space="preserve">reports/​limitations.md</w:t>
       </w:r>
       <w:r>
@@ -14584,7 +18475,7 @@
         <w:pStyle w:val="BodyText"/>
       </w:pPr>
       <w:r>
-        <w:t xml:space="preserve">We presented a complete, reproducible prototype that joins multi-horizon graph-Transformer forecasting, conformal calibration, model-faithful explanations, allow-listed retrieval, a locally hosted language model constrained by deterministic checks, and matched-seed simulation into one auditable advisory workflow on public New York City data, and we ran it end to end on nearly ten months of real DOT speeds. The measured outcome is mixed and reported as such: the proposed forecaster beats persistence by 7–16% MAE and the tree baselines at every horizon, and over three seeds it is 0.03–0.08 mph below the temporal Transformer at every horizon and the GRU at 30 and 60 minutes, with the GRU better at 15 minutes, a small advantage rather than a decisive one; the availability gate helps and the operational weather features hurt; conformal intervals hold their marginal coverage but under-cover congestion; retrieval removes fabricated citations and the constraint layer, not the model, decides admissibility; no advisory reached the simulation gate because the model chose monitoring on the mapped corridor; and no controller comparison is established, because an audit of the simulation testbed found that the first comparison let SUMO divert half of the corridor traffic and that, once corrected, the modelled corridor cannot serve the observed West Street volume within its baseline test, with generated or Webster re-timed signal programs.</w:t>
+        <w:t xml:space="preserve">We presented a complete, reproducible prototype that joins multi-horizon graph-Transformer forecasting, conformal calibration, model-faithful explanations, allow-listed retrieval, a locally hosted language model constrained by deterministic checks, and matched-seed simulation into one auditable advisory workflow on public New York City data, and we ran it end to end on nearly ten months of real DOT speeds. The measured outcome is mixed and reported as such: the proposed forecaster beats persistence by 7–16% MAE and the tree baselines at every horizon, and over three seeds it is 0.03–0.08 mph below the temporal Transformer at every horizon and the GRU at 30 and 60 minutes, with the GRU better at 15 minutes, a small advantage rather than a decisive one; the availability gate helps and the operational weather features hurt; conformal intervals hold their marginal coverage but under-cover congestion; retrieval removes fabricated citations and the constraint layer, not the model, decides admissibility; no advisory reached the simulation gate because the model chose monitoring on the mapped corridor; the first controller comparison is superseded, because an audit found that SUMO had diverted half of the corridor traffic, and the corrected comparison could only run after two preregistered calibrations, the second of which (a common cycle with 25 mph progression offsets) brought the modelled link within 0.9 mph of its observed speed; on that calibrated scenario testbed the deterministic forecast-informed rule lowers time loss by about 5% under configured stress while completing more trips in every seed, a simulated result that is not a real-world gain.</w:t>
       </w:r>
     </w:p>
     <w:p>
@@ -14592,7 +18483,7 @@
         <w:pStyle w:val="BodyText"/>
       </w:pPr>
       <w:r>
-        <w:t xml:space="preserve">Future work, in the order the evidence suggests, is training with more seeds and without the compute budget, congestion-conditional calibration, a denser sensor network on which the spatial layer can matter, running the second preregistered testbed calibration (protocol v6: common cycle, wider green grid and 25 mph progression offsets, prepared but not run), since widening splits alone reached 8.1 of the observed 10.95 mph (or obtaining NYC DOT timing plans), pedestrian modelling, and an externally reviewed retrieval benchmark.</w:t>
+        <w:t xml:space="preserve">Future work, in the order the evidence suggests, is training with more seeds and without the compute budget, congestion-conditional calibration, a denser sensor network on which the spatial layer can matter, a testbed with side-street demand, NYC DOT timing plans and pedestrians, the live observational run, and an externally reviewed retrieval benchmark.</w:t>
       </w:r>
     </w:p>
     <w:p>

--- a/paper/ieee_conference_paper.docx
+++ b/paper/ieee_conference_paper.docx
@@ -18101,7 +18101,7 @@
         <w:t xml:space="preserve">Table XII</w:t>
       </w:r>
       <w:r>
-        <w:t xml:space="preserve"> reports the outcome of the collection window. At the time of writing it has NOT been run; whatever it yields is a short window on one day, a check that the pipeline works on data that did not exist at training time, not a second test set.</w:t>
+        <w:t xml:space="preserve"> reports the outcome of the collection window. It was attempted on Wednesday 28 October 2026 between 15:49 and 18:05 New York time: the pipeline ran (15 speed, 15 weather and 14 311 pulls, nine forecast batches written), but the public speed feed was never less than about 1 h 40 min behind, its newest Manhattan record moving from 11:31 to 14:11, 13:36 and 15:36 local time across the pulls, with one batch published, withdrawn and republished, so every batch withheld all 16 links (at most 5 of the 24 lookback bins observed against the 12 required) and the one-hour collection was not started. The run is therefore NOT RUN, the withholding rule was not relaxed, and the feed’s publication latency is itself an operational finding: on such a day the deployed system would have issued no forecast. Whatever a later run yields is a short window on one day, a check that the pipeline works on data that did not exist at training time, not a second test set.</w:t>
       </w:r>
     </w:p>
     <w:p>

--- a/paper/ieee_conference_paper.docx
+++ b/paper/ieee_conference_paper.docx
@@ -18101,7 +18101,7 @@
         <w:t xml:space="preserve">Table XII</w:t>
       </w:r>
       <w:r>
-        <w:t xml:space="preserve"> reports the outcome of the collection window. It was attempted on Wednesday 28 October 2026 between 15:49 and 18:05 New York time: the pipeline ran (15 speed, 15 weather and 14 311 pulls, nine forecast batches written), but the public speed feed was never less than about 1 h 40 min behind, its newest Manhattan record moving from 11:31 to 14:11, 13:36 and 15:36 local time across the pulls, with one batch published, withdrawn and republished, so every batch withheld all 16 links (at most 5 of the 24 lookback bins observed against the 12 required) and the one-hour collection was not started. The run is therefore NOT RUN, the withholding rule was not relaxed, and the feed’s publication latency is itself an operational finding: on such a day the deployed system would have issued no forecast. Whatever a later run yields is a short window on one day, a check that the pipeline works on data that did not exist at training time, not a second test set.</w:t>
+        <w:t xml:space="preserve"> reports the outcome of the collection window. It was attempted on Wednesday 28 October 2026 between 15:49 and 18:05 New York time: the pipeline ran (15 speed, 15 weather and 14 311 pulls, nine forecast batches written), but the public speed feed was never less than about 1 h 40 min behind, its newest Manhattan record moving from 11:31 to 14:11, 13:36 and 15:36 local time across the pulls, with one batch published, withdrawn and republished, so every batch withheld all 16 links (at most 5 of the 24 lookback bins observed against the 12 required) and the one-hour collection was not started. The run is therefore NOT RUN, the withholding rule was not relaxed, and the feed’s publication latency is itself an operational finding: on such a day the deployed system would have issued no forecast. A second attempt on Thursday 29 October (12:29 to 17:38 New York time, 25 pulls, 24 batches) found the same: the newest record moved from 10:11 to 15:36 local time and the lag never fell below about 1 h 50 min, so again no link reached the required history and the hour never started. Across the two afternoons the feed ran 1.7 to 4.3 h behind real time; under the preregistered rule a live forecast is therefore not reachable with the feed as it currently publishes, and any alternative (an origin at the newest available bin with its data age displayed, or a shorter lookback) would be a new preregistered protocol rather than a relaxation applied after the fact. Whatever a later run yields is a short window on one day, a check that the pipeline works on data that did not exist at training time, not a second test set.</w:t>
       </w:r>
     </w:p>
     <w:p>

--- a/paper/ieee_conference_paper.docx
+++ b/paper/ieee_conference_paper.docx
@@ -18101,7 +18101,18 @@
         <w:t xml:space="preserve">Table XII</w:t>
       </w:r>
       <w:r>
-        <w:t xml:space="preserve"> reports the outcome of the collection window. It was attempted on Wednesday 28 October 2026 between 15:49 and 18:05 New York time: the pipeline ran (15 speed, 15 weather and 14 311 pulls, nine forecast batches written), but the public speed feed was never less than about 1 h 40 min behind, its newest Manhattan record moving from 11:31 to 14:11, 13:36 and 15:36 local time across the pulls, with one batch published, withdrawn and republished, so every batch withheld all 16 links (at most 5 of the 24 lookback bins observed against the 12 required) and the one-hour collection was not started. The run is therefore NOT RUN, the withholding rule was not relaxed, and the feed’s publication latency is itself an operational finding: on such a day the deployed system would have issued no forecast. A second attempt on Thursday 29 October (12:29 to 17:38 New York time, 25 pulls, 24 batches) found the same: the newest record moved from 10:11 to 15:36 local time and the lag never fell below about 1 h 50 min, so again no link reached the required history and the hour never started. Across the two afternoons the feed ran 1.7 to 4.3 h behind real time; under the preregistered rule a live forecast is therefore not reachable with the feed as it currently publishes, and any alternative (an origin at the newest available bin with its data age displayed, or a shorter lookback) would be a new preregistered protocol rather than a relaxation applied after the fact. Whatever a later run yields is a short window on one day, a check that the pipeline works on data that did not exist at training time, not a second test set.</w:t>
+        <w:t xml:space="preserve"> reports the outcome of the collection window. It was attempted on Wednesday 28 October 2026 between 15:49 and 18:05 New York time: the pipeline ran (15 speed, 15 weather and 14 311 pulls, nine forecast batches written), but the public speed feed was never less than about 1 h 40 min behind, its newest Manhattan record moving from 11:31 to 14:11, 13:36 and 15:36 local time across the pulls, with one batch published, withdrawn and republished, so every batch withheld all 16 links (at most 5 of the 24 lookback bins observed against the 12 required) and the one-hour collection was not started. The run is therefore NOT RUN, the withholding rule was not relaxed, and the feed’s publication latency is itself an operational finding: on such a day the deployed system would have issued no forecast. A second attempt on Thursday 29 October (12:29 to 17:38 New York time, 25 pulls, 24 batches) found the same: the newest record moved from 10:11 to 15:36 local time and the lag never fell below about 1 h 50 min, so again no link reached the required history and the hour never started. Across the two afternoons the feed ran 1.7 to 4.3 h behind real time; under the preregistered rule a live forecast is therefore not reachable with the feed as it currently publishes, and any alternative (an origin at the newest available bin with its data age displayed, or a shorter lookback) would be a new preregistered protocol rather than a relaxation applied after the fact. Following those two attempts, the latest-available variant was preregistered on 29 October 2026 (</w:t>
+      </w:r>
+      <w:r>
+        <w:rPr>
+          <w:rFonts w:ascii="Courier New" w:hAnsi="Courier New" w:cs="Courier New"/>
+          <w:sz w:val="18"/>
+          <w:szCs w:val="18"/>
+        </w:rPr>
+        <w:t xml:space="preserve">docs/​live_​latest_​available_​protocol.md</w:t>
+      </w:r>
+      <w:r>
+        <w:t xml:space="preserve">): the origin becomes the newest bin the feed has published, the lookback rule, model, intervals and scoring are unchanged, the data age at issue is stored on every forecast, and a target is scored only when the retrieval log shows its bin was first pulled after the forecast was written. Its outcome, if it runs, is a forecast of bins the feed had not yet published, with a stated data age of one to several hours, and is reported as such; it is NOT RUN at the time of writing. Whatever a later run yields is a short window on one day, a check that the pipeline works on data that did not exist at training time, not a second test set.</w:t>
       </w:r>
     </w:p>
     <w:p>

--- a/paper/ieee_conference_paper.docx
+++ b/paper/ieee_conference_paper.docx
@@ -18112,7 +18112,34 @@
         <w:t xml:space="preserve">docs/​live_​latest_​available_​protocol.md</w:t>
       </w:r>
       <w:r>
-        <w:t xml:space="preserve">): the origin becomes the newest bin the feed has published, the lookback rule, model, intervals and scoring are unchanged, the data age at issue is stored on every forecast, and a target is scored only when the retrieval log shows its bin was first pulled after the forecast was written. Its outcome, if it runs, is a forecast of bins the feed had not yet published, with a stated data age of one to several hours, and is reported as such; it is NOT RUN at the time of writing. Whatever a later run yields is a short window on one day, a check that the pipeline works on data that did not exist at training time, not a second test set.</w:t>
+        <w:t xml:space="preserve">): the origin becomes the newest bin the feed has published, the lookback rule, model, intervals and scoring are unchanged, the data age at issue is stored on every forecast, and a target is scored only when the retrieval log shows its bin was first pulled after the forecast was written. It was run on Friday 30 October 2026 between 12:06 and 15:15 New York time (branch </w:t>
+      </w:r>
+      <w:r>
+        <w:rPr>
+          <w:rFonts w:ascii="Courier New" w:hAnsi="Courier New" w:cs="Courier New"/>
+          <w:sz w:val="18"/>
+          <w:szCs w:val="18"/>
+        </w:rPr>
+        <w:t xml:space="preserve">claude/​laptop-live</w:t>
+      </w:r>
+      <w:r>
+        <w:t xml:space="preserve">, 24 polls at five-minute intervals, then a settle phase until the bin after the last 60-minute target was published). The feed published new bins only twice during the two hours, so three batches were written, with origins 13:40, 14:55 and 16:05 UTC that were 148, 89 and 104 min old when the forecast was issued (mean 114 min); each batch forecast 13 of the 16 links and withheld three that had no recent record. All 117 forecasts were scored (0 pending, 0 late) and none was excluded by the publication-time guard: every forecast was written before its target bin was published, although, because of the feed’s latency, every target had already occurred on the wall clock. On these newly published records (</w:t>
+      </w:r>
+      <w:r>
+        <w:t xml:space="preserve">Table XII</w:t>
+      </w:r>
+      <w:r>
+        <w:t xml:space="preserve">, </w:t>
+      </w:r>
+      <w:r>
+        <w:rPr>
+          <w:i/>
+          <w:iCs/>
+        </w:rPr>
+        <w:t xml:space="preserve">n</w:t>
+      </w:r>
+      <w:r>
+        <w:t xml:space="preserve"> = 39 per horizon) the frozen model’s MAE was 3.62, 5.50 and 5.25 mph at 15, 30 and 60 min against persistence at 4.25, 6.17 and 5.59 mph, with 90% interval coverage of 0.897, 0.872 and 0.923 (widths 22 to 27 mph); on the 30 advisory-eligible rows per horizon the MAE was 3.96, 5.14 and 4.65 mph. This is a forecast at the feed’s own latency, of bins the feed had not yet released, reported with its data age and not as a real-time prediction; three origins on one afternoon are a check that the pipeline works on data that did not exist at training time, not a second test set, and the wall-clock protocol remains NOT RUN.</w:t>
       </w:r>
     </w:p>
     <w:p>
@@ -18126,7 +18153,7 @@
     </w:p>
     <w:tbl>
       <w:tblPr>
-        <w:tblW w:w="180.00pt" w:type="dxa"/>
+        <w:tblW w:w="243.30pt" w:type="dxa"/>
         <w:jc w:val="center"/>
         <w:tblBorders>
           <w:top w:val="single" w:sz="2" w:space="0" w:color="auto"/>
@@ -18144,7 +18171,12 @@
         <w:tblLook w:firstRow="1" w:lastRow="0" w:firstColumn="0" w:lastColumn="0" w:noHBand="1" w:noVBand="1"/>
       </w:tblPr>
       <w:tblGrid>
-        <w:gridCol w:w="3600"/>
+        <w:gridCol w:w="811"/>
+        <w:gridCol w:w="811"/>
+        <w:gridCol w:w="811"/>
+        <w:gridCol w:w="811"/>
+        <w:gridCol w:w="811"/>
+        <w:gridCol w:w="811"/>
       </w:tblGrid>
       <w:tr>
         <w:trPr>
@@ -18154,7 +18186,7 @@
         </w:trPr>
         <w:tc>
           <w:tcPr>
-            <w:tcW w:w="180.00pt" w:type="dxa"/>
+            <w:tcW w:w="40.55pt" w:type="dxa"/>
             <w:vAlign w:val="center"/>
           </w:tcPr>
           <w:p>
@@ -18167,10 +18199,120 @@
               <w:rPr>
                 <w:b/>
                 <w:bCs/>
-                <w:sz w:val="16"/>
-                <w:szCs w:val="16"/>
-              </w:rPr>
-              <w:t xml:space="preserve">Status</w:t>
+                <w:sz w:val="13"/>
+                <w:szCs w:val="13"/>
+              </w:rPr>
+              <w:t xml:space="preserve">Horizon (min)</w:t>
+            </w:r>
+          </w:p>
+        </w:tc>
+        <w:tc>
+          <w:tcPr>
+            <w:tcW w:w="40.55pt" w:type="dxa"/>
+            <w:vAlign w:val="center"/>
+          </w:tcPr>
+          <w:p>
+            <w:pPr>
+              <w:pStyle w:val="tablecolhead"/>
+              <w:keepNext/>
+              <w:jc w:val="center"/>
+            </w:pPr>
+            <w:r>
+              <w:rPr>
+                <w:b/>
+                <w:bCs/>
+                <w:sz w:val="13"/>
+                <w:szCs w:val="13"/>
+              </w:rPr>
+              <w:t xml:space="preserve">Scored</w:t>
+            </w:r>
+          </w:p>
+        </w:tc>
+        <w:tc>
+          <w:tcPr>
+            <w:tcW w:w="40.55pt" w:type="dxa"/>
+            <w:vAlign w:val="center"/>
+          </w:tcPr>
+          <w:p>
+            <w:pPr>
+              <w:pStyle w:val="tablecolhead"/>
+              <w:keepNext/>
+              <w:jc w:val="center"/>
+            </w:pPr>
+            <w:r>
+              <w:rPr>
+                <w:b/>
+                <w:bCs/>
+                <w:sz w:val="13"/>
+                <w:szCs w:val="13"/>
+              </w:rPr>
+              <w:t xml:space="preserve">MAE (mph)</w:t>
+            </w:r>
+          </w:p>
+        </w:tc>
+        <w:tc>
+          <w:tcPr>
+            <w:tcW w:w="40.55pt" w:type="dxa"/>
+            <w:vAlign w:val="center"/>
+          </w:tcPr>
+          <w:p>
+            <w:pPr>
+              <w:pStyle w:val="tablecolhead"/>
+              <w:keepNext/>
+              <w:jc w:val="center"/>
+            </w:pPr>
+            <w:r>
+              <w:rPr>
+                <w:b/>
+                <w:bCs/>
+                <w:sz w:val="13"/>
+                <w:szCs w:val="13"/>
+              </w:rPr>
+              <w:t xml:space="preserve">Persistence MAE</w:t>
+            </w:r>
+          </w:p>
+        </w:tc>
+        <w:tc>
+          <w:tcPr>
+            <w:tcW w:w="40.55pt" w:type="dxa"/>
+            <w:vAlign w:val="center"/>
+          </w:tcPr>
+          <w:p>
+            <w:pPr>
+              <w:pStyle w:val="tablecolhead"/>
+              <w:keepNext/>
+              <w:jc w:val="center"/>
+            </w:pPr>
+            <w:r>
+              <w:rPr>
+                <w:b/>
+                <w:bCs/>
+                <w:sz w:val="13"/>
+                <w:szCs w:val="13"/>
+              </w:rPr>
+              <w:t xml:space="preserve">Coverage</w:t>
+            </w:r>
+          </w:p>
+        </w:tc>
+        <w:tc>
+          <w:tcPr>
+            <w:tcW w:w="40.55pt" w:type="dxa"/>
+            <w:vAlign w:val="center"/>
+          </w:tcPr>
+          <w:p>
+            <w:pPr>
+              <w:pStyle w:val="tablecolhead"/>
+              <w:keepNext/>
+              <w:jc w:val="center"/>
+            </w:pPr>
+            <w:r>
+              <w:rPr>
+                <w:b/>
+                <w:bCs/>
+                <w:sz w:val="13"/>
+                <w:szCs w:val="13"/>
+              </w:rPr>
+              <w:t xml:space="preserve">Width (mph)</w:t>
             </w:r>
           </w:p>
         </w:tc>
@@ -18182,20 +18324,367 @@
         </w:trPr>
         <w:tc>
           <w:tcPr>
-            <w:tcW w:w="180.00pt" w:type="dxa"/>
-            <w:vAlign w:val="center"/>
-          </w:tcPr>
-          <w:p>
-            <w:pPr>
-              <w:pStyle w:val="tablecopy"/>
-              <w:jc w:val="center"/>
-            </w:pPr>
-            <w:r>
-              <w:rPr>
-                <w:sz w:val="16"/>
-                <w:szCs w:val="16"/>
-              </w:rPr>
-              <w:t xml:space="preserve">NOT RUN</w:t>
+            <w:tcW w:w="40.55pt" w:type="dxa"/>
+            <w:vAlign w:val="center"/>
+          </w:tcPr>
+          <w:p>
+            <w:pPr>
+              <w:pStyle w:val="tablecopy"/>
+              <w:keepNext/>
+              <w:jc w:val="start"/>
+            </w:pPr>
+            <w:r>
+              <w:rPr>
+                <w:sz w:val="13"/>
+                <w:szCs w:val="13"/>
+              </w:rPr>
+              <w:t xml:space="preserve">15</w:t>
+            </w:r>
+          </w:p>
+        </w:tc>
+        <w:tc>
+          <w:tcPr>
+            <w:tcW w:w="40.55pt" w:type="dxa"/>
+            <w:vAlign w:val="center"/>
+          </w:tcPr>
+          <w:p>
+            <w:pPr>
+              <w:pStyle w:val="tablecopy"/>
+              <w:keepNext/>
+              <w:jc w:val="center"/>
+            </w:pPr>
+            <w:r>
+              <w:rPr>
+                <w:sz w:val="13"/>
+                <w:szCs w:val="13"/>
+              </w:rPr>
+              <w:t xml:space="preserve">39</w:t>
+            </w:r>
+          </w:p>
+        </w:tc>
+        <w:tc>
+          <w:tcPr>
+            <w:tcW w:w="40.55pt" w:type="dxa"/>
+            <w:vAlign w:val="center"/>
+          </w:tcPr>
+          <w:p>
+            <w:pPr>
+              <w:pStyle w:val="tablecopy"/>
+              <w:keepNext/>
+              <w:jc w:val="center"/>
+            </w:pPr>
+            <w:r>
+              <w:rPr>
+                <w:sz w:val="13"/>
+                <w:szCs w:val="13"/>
+              </w:rPr>
+              <w:t xml:space="preserve">3.62</w:t>
+            </w:r>
+          </w:p>
+        </w:tc>
+        <w:tc>
+          <w:tcPr>
+            <w:tcW w:w="40.55pt" w:type="dxa"/>
+            <w:vAlign w:val="center"/>
+          </w:tcPr>
+          <w:p>
+            <w:pPr>
+              <w:pStyle w:val="tablecopy"/>
+              <w:keepNext/>
+              <w:jc w:val="center"/>
+            </w:pPr>
+            <w:r>
+              <w:rPr>
+                <w:sz w:val="13"/>
+                <w:szCs w:val="13"/>
+              </w:rPr>
+              <w:t xml:space="preserve">4.25</w:t>
+            </w:r>
+          </w:p>
+        </w:tc>
+        <w:tc>
+          <w:tcPr>
+            <w:tcW w:w="40.55pt" w:type="dxa"/>
+            <w:vAlign w:val="center"/>
+          </w:tcPr>
+          <w:p>
+            <w:pPr>
+              <w:pStyle w:val="tablecopy"/>
+              <w:keepNext/>
+              <w:jc w:val="center"/>
+            </w:pPr>
+            <w:r>
+              <w:rPr>
+                <w:sz w:val="13"/>
+                <w:szCs w:val="13"/>
+              </w:rPr>
+              <w:t xml:space="preserve">0.897</w:t>
+            </w:r>
+          </w:p>
+        </w:tc>
+        <w:tc>
+          <w:tcPr>
+            <w:tcW w:w="40.55pt" w:type="dxa"/>
+            <w:vAlign w:val="center"/>
+          </w:tcPr>
+          <w:p>
+            <w:pPr>
+              <w:pStyle w:val="tablecopy"/>
+              <w:keepNext/>
+              <w:jc w:val="center"/>
+            </w:pPr>
+            <w:r>
+              <w:rPr>
+                <w:sz w:val="13"/>
+                <w:szCs w:val="13"/>
+              </w:rPr>
+              <w:t xml:space="preserve">21.9</w:t>
+            </w:r>
+          </w:p>
+        </w:tc>
+      </w:tr>
+      <w:tr>
+        <w:trPr>
+          <w:cantSplit/>
+          <w:jc w:val="center"/>
+        </w:trPr>
+        <w:tc>
+          <w:tcPr>
+            <w:tcW w:w="40.55pt" w:type="dxa"/>
+            <w:vAlign w:val="center"/>
+          </w:tcPr>
+          <w:p>
+            <w:pPr>
+              <w:pStyle w:val="tablecopy"/>
+              <w:keepNext/>
+              <w:jc w:val="start"/>
+            </w:pPr>
+            <w:r>
+              <w:rPr>
+                <w:sz w:val="13"/>
+                <w:szCs w:val="13"/>
+              </w:rPr>
+              <w:t xml:space="preserve">30</w:t>
+            </w:r>
+          </w:p>
+        </w:tc>
+        <w:tc>
+          <w:tcPr>
+            <w:tcW w:w="40.55pt" w:type="dxa"/>
+            <w:vAlign w:val="center"/>
+          </w:tcPr>
+          <w:p>
+            <w:pPr>
+              <w:pStyle w:val="tablecopy"/>
+              <w:keepNext/>
+              <w:jc w:val="center"/>
+            </w:pPr>
+            <w:r>
+              <w:rPr>
+                <w:sz w:val="13"/>
+                <w:szCs w:val="13"/>
+              </w:rPr>
+              <w:t xml:space="preserve">39</w:t>
+            </w:r>
+          </w:p>
+        </w:tc>
+        <w:tc>
+          <w:tcPr>
+            <w:tcW w:w="40.55pt" w:type="dxa"/>
+            <w:vAlign w:val="center"/>
+          </w:tcPr>
+          <w:p>
+            <w:pPr>
+              <w:pStyle w:val="tablecopy"/>
+              <w:keepNext/>
+              <w:jc w:val="center"/>
+            </w:pPr>
+            <w:r>
+              <w:rPr>
+                <w:sz w:val="13"/>
+                <w:szCs w:val="13"/>
+              </w:rPr>
+              <w:t xml:space="preserve">5.50</w:t>
+            </w:r>
+          </w:p>
+        </w:tc>
+        <w:tc>
+          <w:tcPr>
+            <w:tcW w:w="40.55pt" w:type="dxa"/>
+            <w:vAlign w:val="center"/>
+          </w:tcPr>
+          <w:p>
+            <w:pPr>
+              <w:pStyle w:val="tablecopy"/>
+              <w:keepNext/>
+              <w:jc w:val="center"/>
+            </w:pPr>
+            <w:r>
+              <w:rPr>
+                <w:sz w:val="13"/>
+                <w:szCs w:val="13"/>
+              </w:rPr>
+              <w:t xml:space="preserve">6.17</w:t>
+            </w:r>
+          </w:p>
+        </w:tc>
+        <w:tc>
+          <w:tcPr>
+            <w:tcW w:w="40.55pt" w:type="dxa"/>
+            <w:vAlign w:val="center"/>
+          </w:tcPr>
+          <w:p>
+            <w:pPr>
+              <w:pStyle w:val="tablecopy"/>
+              <w:keepNext/>
+              <w:jc w:val="center"/>
+            </w:pPr>
+            <w:r>
+              <w:rPr>
+                <w:sz w:val="13"/>
+                <w:szCs w:val="13"/>
+              </w:rPr>
+              <w:t xml:space="preserve">0.872</w:t>
+            </w:r>
+          </w:p>
+        </w:tc>
+        <w:tc>
+          <w:tcPr>
+            <w:tcW w:w="40.55pt" w:type="dxa"/>
+            <w:vAlign w:val="center"/>
+          </w:tcPr>
+          <w:p>
+            <w:pPr>
+              <w:pStyle w:val="tablecopy"/>
+              <w:keepNext/>
+              <w:jc w:val="center"/>
+            </w:pPr>
+            <w:r>
+              <w:rPr>
+                <w:sz w:val="13"/>
+                <w:szCs w:val="13"/>
+              </w:rPr>
+              <w:t xml:space="preserve">24.9</w:t>
+            </w:r>
+          </w:p>
+        </w:tc>
+      </w:tr>
+      <w:tr>
+        <w:trPr>
+          <w:cantSplit/>
+          <w:jc w:val="center"/>
+        </w:trPr>
+        <w:tc>
+          <w:tcPr>
+            <w:tcW w:w="40.55pt" w:type="dxa"/>
+            <w:vAlign w:val="center"/>
+          </w:tcPr>
+          <w:p>
+            <w:pPr>
+              <w:pStyle w:val="tablecopy"/>
+              <w:jc w:val="start"/>
+            </w:pPr>
+            <w:r>
+              <w:rPr>
+                <w:sz w:val="13"/>
+                <w:szCs w:val="13"/>
+              </w:rPr>
+              <w:t xml:space="preserve">60</w:t>
+            </w:r>
+          </w:p>
+        </w:tc>
+        <w:tc>
+          <w:tcPr>
+            <w:tcW w:w="40.55pt" w:type="dxa"/>
+            <w:vAlign w:val="center"/>
+          </w:tcPr>
+          <w:p>
+            <w:pPr>
+              <w:pStyle w:val="tablecopy"/>
+              <w:jc w:val="center"/>
+            </w:pPr>
+            <w:r>
+              <w:rPr>
+                <w:sz w:val="13"/>
+                <w:szCs w:val="13"/>
+              </w:rPr>
+              <w:t xml:space="preserve">39</w:t>
+            </w:r>
+          </w:p>
+        </w:tc>
+        <w:tc>
+          <w:tcPr>
+            <w:tcW w:w="40.55pt" w:type="dxa"/>
+            <w:vAlign w:val="center"/>
+          </w:tcPr>
+          <w:p>
+            <w:pPr>
+              <w:pStyle w:val="tablecopy"/>
+              <w:jc w:val="center"/>
+            </w:pPr>
+            <w:r>
+              <w:rPr>
+                <w:sz w:val="13"/>
+                <w:szCs w:val="13"/>
+              </w:rPr>
+              <w:t xml:space="preserve">5.25</w:t>
+            </w:r>
+          </w:p>
+        </w:tc>
+        <w:tc>
+          <w:tcPr>
+            <w:tcW w:w="40.55pt" w:type="dxa"/>
+            <w:vAlign w:val="center"/>
+          </w:tcPr>
+          <w:p>
+            <w:pPr>
+              <w:pStyle w:val="tablecopy"/>
+              <w:jc w:val="center"/>
+            </w:pPr>
+            <w:r>
+              <w:rPr>
+                <w:sz w:val="13"/>
+                <w:szCs w:val="13"/>
+              </w:rPr>
+              <w:t xml:space="preserve">5.59</w:t>
+            </w:r>
+          </w:p>
+        </w:tc>
+        <w:tc>
+          <w:tcPr>
+            <w:tcW w:w="40.55pt" w:type="dxa"/>
+            <w:vAlign w:val="center"/>
+          </w:tcPr>
+          <w:p>
+            <w:pPr>
+              <w:pStyle w:val="tablecopy"/>
+              <w:jc w:val="center"/>
+            </w:pPr>
+            <w:r>
+              <w:rPr>
+                <w:sz w:val="13"/>
+                <w:szCs w:val="13"/>
+              </w:rPr>
+              <w:t xml:space="preserve">0.923</w:t>
+            </w:r>
+          </w:p>
+        </w:tc>
+        <w:tc>
+          <w:tcPr>
+            <w:tcW w:w="40.55pt" w:type="dxa"/>
+            <w:vAlign w:val="center"/>
+          </w:tcPr>
+          <w:p>
+            <w:pPr>
+              <w:pStyle w:val="tablecopy"/>
+              <w:jc w:val="center"/>
+            </w:pPr>
+            <w:r>
+              <w:rPr>
+                <w:sz w:val="13"/>
+                <w:szCs w:val="13"/>
+              </w:rPr>
+              <w:t xml:space="preserve">27.3</w:t>
             </w:r>
           </w:p>
         </w:tc>
@@ -18203,6 +18692,28 @@
     </w:tbl>
     <w:p>
       <w:pPr>
+        <w:pStyle w:val="tablecopy"/>
+        <w:spacing w:before="3pt" w:after="8pt"/>
+      </w:pPr>
+      <w:r>
+        <w:rPr>
+          <w:i/>
+          <w:iCs/>
+          <w:sz w:val="14"/>
+          <w:szCs w:val="14"/>
+        </w:rPr>
+        <w:t xml:space="preserve">Note:</w:t>
+      </w:r>
+      <w:r>
+        <w:rPr>
+          <w:sz w:val="14"/>
+          <w:szCs w:val="14"/>
+        </w:rPr>
+        <w:t xml:space="preserve"> The frozen model was run on records pulled from the public speed feed between 2026-10-28T19:50 and 2026-10-30T16:05 UTC (16 links; 36 five-minute batches: 33 wall-clock batches on 2026-10-28, 2026-10-29 in which every link was withheld for insufficient history; 3 latest-available batches on 2026-10-30 that produced forecasts); the origin of each latest-available batch was the newest bin the feed had published, on average 114 min (at most 148 min) old when the forecast was written (latest-available protocol preregistered on 29 October 2026); every forecast was written before its target bin was published and scored only when that bin was first retrieved afterwards (0 rows excluded as published before issue; 117 scored targets already lay in the past on the wall clock). Persistence is the last observed speed at the origin. Pending targets (0) and late forecasts (0) are not scored. A short window on one weekday, not a second test set.</w:t>
+      </w:r>
+    </w:p>
+    <w:p>
+      <w:pPr>
         <w:pStyle w:val="Heading2"/>
       </w:pPr>
       <w:r>
@@ -18494,7 +19005,7 @@
         <w:pStyle w:val="BodyText"/>
       </w:pPr>
       <w:r>
-        <w:t xml:space="preserve">Future work, in the order the evidence suggests, is training with more seeds and without the compute budget, congestion-conditional calibration, a denser sensor network on which the spatial layer can matter, a testbed with side-street demand, NYC DOT timing plans and pedestrians, the live observational run, and an externally reviewed retrieval benchmark.</w:t>
+        <w:t xml:space="preserve">Future work, in the order the evidence suggests, is training with more seeds and without the compute budget, congestion-conditional calibration, a denser sensor network on which the spatial layer can matter, a testbed with side-street demand, NYC DOT timing plans and pedestrians, a longer live observational window (the one afternoon run beat persistence at every horizon at a data age of about two hours), and an externally reviewed retrieval benchmark.</w:t>
       </w:r>
     </w:p>
     <w:p>
